--- a/docs/dokumentacija.docx
+++ b/docs/dokumentacija.docx
@@ -280,6 +280,15 @@
     </w:p>
     <w:sdt>
       <w:sdtPr>
+        <w:rPr>
+          <w:rFonts w:asciiTheme="minorHAnsi" w:eastAsiaTheme="minorHAnsi" w:hAnsiTheme="minorHAnsi" w:cstheme="minorBidi"/>
+          <w:color w:val="auto"/>
+          <w:kern w:val="2"/>
+          <w:sz w:val="22"/>
+          <w:szCs w:val="22"/>
+          <w:lang w:eastAsia="en-US"/>
+          <w14:ligatures w14:val="standardContextual"/>
+        </w:rPr>
         <w:id w:val="80036269"/>
         <w:docPartObj>
           <w:docPartGallery w:val="Table of Contents"/>
@@ -288,15 +297,8 @@
       </w:sdtPr>
       <w:sdtEndPr>
         <w:rPr>
-          <w:rFonts w:asciiTheme="minorHAnsi" w:eastAsiaTheme="minorHAnsi" w:hAnsiTheme="minorHAnsi" w:cstheme="minorBidi"/>
-          <w:b/>
-          <w:bCs/>
-          <w:color w:val="auto"/>
-          <w:kern w:val="2"/>
-          <w:sz w:val="22"/>
-          <w:szCs w:val="22"/>
-          <w:lang w:eastAsia="en-US"/>
-          <w14:ligatures w14:val="standardContextual"/>
+          <w:b/>
+          <w:bCs/>
         </w:rPr>
       </w:sdtEndPr>
       <w:sdtContent>
@@ -341,7 +343,7 @@
           <w:r>
             <w:fldChar w:fldCharType="separate"/>
           </w:r>
-          <w:hyperlink w:anchor="_Toc199943304" w:history="1">
+          <w:hyperlink w:anchor="_Toc199948507" w:history="1">
             <w:r>
               <w:rPr>
                 <w:rStyle w:val="Hiperpovezava"/>
@@ -368,7 +370,7 @@
                 <w:noProof/>
                 <w:webHidden/>
               </w:rPr>
-              <w:instrText xml:space="preserve"> PAGEREF _Toc199943304 \h </w:instrText>
+              <w:instrText xml:space="preserve"> PAGEREF _Toc199948507 \h </w:instrText>
             </w:r>
             <w:r>
               <w:rPr>
@@ -413,7 +415,7 @@
               <w:lang w:eastAsia="sl-SI"/>
             </w:rPr>
           </w:pPr>
-          <w:hyperlink w:anchor="_Toc199943305" w:history="1">
+          <w:hyperlink w:anchor="_Toc199948508" w:history="1">
             <w:r>
               <w:rPr>
                 <w:rStyle w:val="Hiperpovezava"/>
@@ -440,7 +442,7 @@
                 <w:noProof/>
                 <w:webHidden/>
               </w:rPr>
-              <w:instrText xml:space="preserve"> PAGEREF _Toc199943305 \h </w:instrText>
+              <w:instrText xml:space="preserve"> PAGEREF _Toc199948508 \h </w:instrText>
             </w:r>
             <w:r>
               <w:rPr>
@@ -473,6 +475,142 @@
         </w:p>
         <w:p>
           <w:pPr>
+            <w:pStyle w:val="Kazalovsebine2"/>
+            <w:tabs>
+              <w:tab w:val="right" w:leader="dot" w:pos="9062"/>
+            </w:tabs>
+            <w:rPr>
+              <w:noProof/>
+            </w:rPr>
+          </w:pPr>
+          <w:hyperlink w:anchor="_Toc199948509" w:history="1">
+            <w:r>
+              <w:rPr>
+                <w:rStyle w:val="Hiperpovezava"/>
+                <w:noProof/>
+              </w:rPr>
+              <w:t>Uporabljene tehnologije</w:t>
+            </w:r>
+            <w:r>
+              <w:rPr>
+                <w:noProof/>
+                <w:webHidden/>
+              </w:rPr>
+              <w:tab/>
+            </w:r>
+            <w:r>
+              <w:rPr>
+                <w:noProof/>
+                <w:webHidden/>
+              </w:rPr>
+              <w:fldChar w:fldCharType="begin"/>
+            </w:r>
+            <w:r>
+              <w:rPr>
+                <w:noProof/>
+                <w:webHidden/>
+              </w:rPr>
+              <w:instrText xml:space="preserve"> PAGEREF _Toc199948509 \h </w:instrText>
+            </w:r>
+            <w:r>
+              <w:rPr>
+                <w:noProof/>
+                <w:webHidden/>
+              </w:rPr>
+            </w:r>
+            <w:r>
+              <w:rPr>
+                <w:noProof/>
+                <w:webHidden/>
+              </w:rPr>
+              <w:fldChar w:fldCharType="separate"/>
+            </w:r>
+            <w:r>
+              <w:rPr>
+                <w:noProof/>
+                <w:webHidden/>
+              </w:rPr>
+              <w:t>4</w:t>
+            </w:r>
+            <w:r>
+              <w:rPr>
+                <w:noProof/>
+                <w:webHidden/>
+              </w:rPr>
+              <w:fldChar w:fldCharType="end"/>
+            </w:r>
+          </w:hyperlink>
+        </w:p>
+        <w:p>
+          <w:pPr>
+            <w:pStyle w:val="Kazalovsebine2"/>
+            <w:tabs>
+              <w:tab w:val="right" w:leader="dot" w:pos="9062"/>
+            </w:tabs>
+            <w:rPr>
+              <w:noProof/>
+            </w:rPr>
+          </w:pPr>
+          <w:hyperlink w:anchor="_Toc199948510" w:history="1">
+            <w:r>
+              <w:rPr>
+                <w:rStyle w:val="Hiperpovezava"/>
+                <w:noProof/>
+              </w:rPr>
+              <w:t>Glavne komponente</w:t>
+            </w:r>
+            <w:r>
+              <w:rPr>
+                <w:noProof/>
+                <w:webHidden/>
+              </w:rPr>
+              <w:tab/>
+            </w:r>
+            <w:r>
+              <w:rPr>
+                <w:noProof/>
+                <w:webHidden/>
+              </w:rPr>
+              <w:fldChar w:fldCharType="begin"/>
+            </w:r>
+            <w:r>
+              <w:rPr>
+                <w:noProof/>
+                <w:webHidden/>
+              </w:rPr>
+              <w:instrText xml:space="preserve"> PAGEREF _Toc199948510 \h </w:instrText>
+            </w:r>
+            <w:r>
+              <w:rPr>
+                <w:noProof/>
+                <w:webHidden/>
+              </w:rPr>
+            </w:r>
+            <w:r>
+              <w:rPr>
+                <w:noProof/>
+                <w:webHidden/>
+              </w:rPr>
+              <w:fldChar w:fldCharType="separate"/>
+            </w:r>
+            <w:r>
+              <w:rPr>
+                <w:noProof/>
+                <w:webHidden/>
+              </w:rPr>
+              <w:t>5</w:t>
+            </w:r>
+            <w:r>
+              <w:rPr>
+                <w:noProof/>
+                <w:webHidden/>
+              </w:rPr>
+              <w:fldChar w:fldCharType="end"/>
+            </w:r>
+          </w:hyperlink>
+        </w:p>
+        <w:p>
+          <w:pPr>
             <w:pStyle w:val="Kazalovsebine1"/>
             <w:tabs>
               <w:tab w:val="right" w:leader="dot" w:pos="9062"/>
@@ -485,7 +623,7 @@
               <w:lang w:eastAsia="sl-SI"/>
             </w:rPr>
           </w:pPr>
-          <w:hyperlink w:anchor="_Toc199943306" w:history="1">
+          <w:hyperlink w:anchor="_Toc199948511" w:history="1">
             <w:r>
               <w:rPr>
                 <w:rStyle w:val="Hiperpovezava"/>
@@ -512,151 +650,7 @@
                 <w:noProof/>
                 <w:webHidden/>
               </w:rPr>
-              <w:instrText xml:space="preserve"> PAGEREF _Toc199943306 \h </w:instrText>
-            </w:r>
-            <w:r>
-              <w:rPr>
-                <w:noProof/>
-                <w:webHidden/>
-              </w:rPr>
-            </w:r>
-            <w:r>
-              <w:rPr>
-                <w:noProof/>
-                <w:webHidden/>
-              </w:rPr>
-              <w:fldChar w:fldCharType="separate"/>
-            </w:r>
-            <w:r>
-              <w:rPr>
-                <w:noProof/>
-                <w:webHidden/>
-              </w:rPr>
-              <w:t>6</w:t>
-            </w:r>
-            <w:r>
-              <w:rPr>
-                <w:noProof/>
-                <w:webHidden/>
-              </w:rPr>
-              <w:fldChar w:fldCharType="end"/>
-            </w:r>
-          </w:hyperlink>
-        </w:p>
-        <w:p>
-          <w:pPr>
-            <w:pStyle w:val="Kazalovsebine1"/>
-            <w:tabs>
-              <w:tab w:val="right" w:leader="dot" w:pos="9062"/>
-            </w:tabs>
-            <w:rPr>
-              <w:rFonts w:eastAsiaTheme="minorEastAsia"/>
-              <w:noProof/>
-              <w:sz w:val="24"/>
-              <w:szCs w:val="24"/>
-              <w:lang w:eastAsia="sl-SI"/>
-            </w:rPr>
-          </w:pPr>
-          <w:hyperlink w:anchor="_Toc199943307" w:history="1">
-            <w:r>
-              <w:rPr>
-                <w:rStyle w:val="Hiperpovezava"/>
-                <w:noProof/>
-              </w:rPr>
-              <w:t>REST vmesnik</w:t>
-            </w:r>
-            <w:r>
-              <w:rPr>
-                <w:noProof/>
-                <w:webHidden/>
-              </w:rPr>
-              <w:tab/>
-            </w:r>
-            <w:r>
-              <w:rPr>
-                <w:noProof/>
-                <w:webHidden/>
-              </w:rPr>
-              <w:fldChar w:fldCharType="begin"/>
-            </w:r>
-            <w:r>
-              <w:rPr>
-                <w:noProof/>
-                <w:webHidden/>
-              </w:rPr>
-              <w:instrText xml:space="preserve"> PAGEREF _Toc199943307 \h </w:instrText>
-            </w:r>
-            <w:r>
-              <w:rPr>
-                <w:noProof/>
-                <w:webHidden/>
-              </w:rPr>
-            </w:r>
-            <w:r>
-              <w:rPr>
-                <w:noProof/>
-                <w:webHidden/>
-              </w:rPr>
-              <w:fldChar w:fldCharType="separate"/>
-            </w:r>
-            <w:r>
-              <w:rPr>
-                <w:noProof/>
-                <w:webHidden/>
-              </w:rPr>
-              <w:t>7</w:t>
-            </w:r>
-            <w:r>
-              <w:rPr>
-                <w:noProof/>
-                <w:webHidden/>
-              </w:rPr>
-              <w:fldChar w:fldCharType="end"/>
-            </w:r>
-          </w:hyperlink>
-        </w:p>
-        <w:p>
-          <w:pPr>
-            <w:pStyle w:val="Kazalovsebine1"/>
-            <w:tabs>
-              <w:tab w:val="right" w:leader="dot" w:pos="9062"/>
-            </w:tabs>
-            <w:rPr>
-              <w:rFonts w:eastAsiaTheme="minorEastAsia"/>
-              <w:noProof/>
-              <w:sz w:val="24"/>
-              <w:szCs w:val="24"/>
-              <w:lang w:eastAsia="sl-SI"/>
-            </w:rPr>
-          </w:pPr>
-          <w:hyperlink w:anchor="_Toc199943308" w:history="1">
-            <w:r>
-              <w:rPr>
-                <w:rStyle w:val="Hiperpovezava"/>
-                <w:noProof/>
-              </w:rPr>
-              <w:t>Igrifikacija – pregled rešitve</w:t>
-            </w:r>
-            <w:r>
-              <w:rPr>
-                <w:noProof/>
-                <w:webHidden/>
-              </w:rPr>
-              <w:tab/>
-            </w:r>
-            <w:r>
-              <w:rPr>
-                <w:noProof/>
-                <w:webHidden/>
-              </w:rPr>
-              <w:fldChar w:fldCharType="begin"/>
-            </w:r>
-            <w:r>
-              <w:rPr>
-                <w:noProof/>
-                <w:webHidden/>
-              </w:rPr>
-              <w:instrText xml:space="preserve"> PAGEREF _Toc199943308 \h </w:instrText>
+              <w:instrText xml:space="preserve"> PAGEREF _Toc199948511 \h </w:instrText>
             </w:r>
             <w:r>
               <w:rPr>
@@ -701,13 +695,13 @@
               <w:lang w:eastAsia="sl-SI"/>
             </w:rPr>
           </w:pPr>
-          <w:hyperlink w:anchor="_Toc199943309" w:history="1">
+          <w:hyperlink w:anchor="_Toc199948512" w:history="1">
             <w:r>
               <w:rPr>
                 <w:rStyle w:val="Hiperpovezava"/>
                 <w:noProof/>
               </w:rPr>
-              <w:t>Struktura uporabniških vmesnikov</w:t>
+              <w:t>REST vmesnik</w:t>
             </w:r>
             <w:r>
               <w:rPr>
@@ -728,7 +722,7 @@
                 <w:noProof/>
                 <w:webHidden/>
               </w:rPr>
-              <w:instrText xml:space="preserve"> PAGEREF _Toc199943309 \h </w:instrText>
+              <w:instrText xml:space="preserve"> PAGEREF _Toc199948512 \h </w:instrText>
             </w:r>
             <w:r>
               <w:rPr>
@@ -773,13 +767,13 @@
               <w:lang w:eastAsia="sl-SI"/>
             </w:rPr>
           </w:pPr>
-          <w:hyperlink w:anchor="_Toc199943310" w:history="1">
+          <w:hyperlink w:anchor="_Toc199948513" w:history="1">
             <w:r>
               <w:rPr>
                 <w:rStyle w:val="Hiperpovezava"/>
                 <w:noProof/>
               </w:rPr>
-              <w:t>Struktura rešitve</w:t>
+              <w:t>Igrifikacija – pregled rešitve</w:t>
             </w:r>
             <w:r>
               <w:rPr>
@@ -800,7 +794,7 @@
                 <w:noProof/>
                 <w:webHidden/>
               </w:rPr>
-              <w:instrText xml:space="preserve"> PAGEREF _Toc199943310 \h </w:instrText>
+              <w:instrText xml:space="preserve"> PAGEREF _Toc199948513 \h </w:instrText>
             </w:r>
             <w:r>
               <w:rPr>
@@ -845,13 +839,13 @@
               <w:lang w:eastAsia="sl-SI"/>
             </w:rPr>
           </w:pPr>
-          <w:hyperlink w:anchor="_Toc199943311" w:history="1">
+          <w:hyperlink w:anchor="_Toc199948514" w:history="1">
             <w:r>
               <w:rPr>
                 <w:rStyle w:val="Hiperpovezava"/>
                 <w:noProof/>
               </w:rPr>
-              <w:t>Zunanje odvisnosti aplikacije</w:t>
+              <w:t>Struktura uporabniških vmesnikov</w:t>
             </w:r>
             <w:r>
               <w:rPr>
@@ -872,7 +866,7 @@
                 <w:noProof/>
                 <w:webHidden/>
               </w:rPr>
-              <w:instrText xml:space="preserve"> PAGEREF _Toc199943311 \h </w:instrText>
+              <w:instrText xml:space="preserve"> PAGEREF _Toc199948514 \h </w:instrText>
             </w:r>
             <w:r>
               <w:rPr>
@@ -905,25 +899,21 @@
         </w:p>
         <w:p>
           <w:pPr>
-            <w:pStyle w:val="Kazalovsebine1"/>
+            <w:pStyle w:val="Kazalovsebine2"/>
             <w:tabs>
               <w:tab w:val="right" w:leader="dot" w:pos="9062"/>
             </w:tabs>
             <w:rPr>
-              <w:rFonts w:eastAsiaTheme="minorEastAsia"/>
               <w:noProof/>
-              <w:sz w:val="24"/>
-              <w:szCs w:val="24"/>
-              <w:lang w:eastAsia="sl-SI"/>
             </w:rPr>
           </w:pPr>
-          <w:hyperlink w:anchor="_Toc199943312" w:history="1">
+          <w:hyperlink w:anchor="_Toc199948515" w:history="1">
             <w:r>
               <w:rPr>
                 <w:rStyle w:val="Hiperpovezava"/>
                 <w:noProof/>
               </w:rPr>
-              <w:t>Navodila za zagon</w:t>
+              <w:t>Začetni zaslon</w:t>
             </w:r>
             <w:r>
               <w:rPr>
@@ -944,7 +934,143 @@
                 <w:noProof/>
                 <w:webHidden/>
               </w:rPr>
-              <w:instrText xml:space="preserve"> PAGEREF _Toc199943312 \h </w:instrText>
+              <w:instrText xml:space="preserve"> PAGEREF _Toc199948515 \h </w:instrText>
+            </w:r>
+            <w:r>
+              <w:rPr>
+                <w:noProof/>
+                <w:webHidden/>
+              </w:rPr>
+            </w:r>
+            <w:r>
+              <w:rPr>
+                <w:noProof/>
+                <w:webHidden/>
+              </w:rPr>
+              <w:fldChar w:fldCharType="separate"/>
+            </w:r>
+            <w:r>
+              <w:rPr>
+                <w:noProof/>
+                <w:webHidden/>
+              </w:rPr>
+              <w:t>11</w:t>
+            </w:r>
+            <w:r>
+              <w:rPr>
+                <w:noProof/>
+                <w:webHidden/>
+              </w:rPr>
+              <w:fldChar w:fldCharType="end"/>
+            </w:r>
+          </w:hyperlink>
+        </w:p>
+        <w:p>
+          <w:pPr>
+            <w:pStyle w:val="Kazalovsebine2"/>
+            <w:tabs>
+              <w:tab w:val="right" w:leader="dot" w:pos="9062"/>
+            </w:tabs>
+            <w:rPr>
+              <w:noProof/>
+            </w:rPr>
+          </w:pPr>
+          <w:hyperlink w:anchor="_Toc199948516" w:history="1">
+            <w:r>
+              <w:rPr>
+                <w:rStyle w:val="Hiperpovezava"/>
+                <w:noProof/>
+              </w:rPr>
+              <w:t>Zaslon igre</w:t>
+            </w:r>
+            <w:r>
+              <w:rPr>
+                <w:noProof/>
+                <w:webHidden/>
+              </w:rPr>
+              <w:tab/>
+            </w:r>
+            <w:r>
+              <w:rPr>
+                <w:noProof/>
+                <w:webHidden/>
+              </w:rPr>
+              <w:fldChar w:fldCharType="begin"/>
+            </w:r>
+            <w:r>
+              <w:rPr>
+                <w:noProof/>
+                <w:webHidden/>
+              </w:rPr>
+              <w:instrText xml:space="preserve"> PAGEREF _Toc199948516 \h </w:instrText>
+            </w:r>
+            <w:r>
+              <w:rPr>
+                <w:noProof/>
+                <w:webHidden/>
+              </w:rPr>
+            </w:r>
+            <w:r>
+              <w:rPr>
+                <w:noProof/>
+                <w:webHidden/>
+              </w:rPr>
+              <w:fldChar w:fldCharType="separate"/>
+            </w:r>
+            <w:r>
+              <w:rPr>
+                <w:noProof/>
+                <w:webHidden/>
+              </w:rPr>
+              <w:t>11</w:t>
+            </w:r>
+            <w:r>
+              <w:rPr>
+                <w:noProof/>
+                <w:webHidden/>
+              </w:rPr>
+              <w:fldChar w:fldCharType="end"/>
+            </w:r>
+          </w:hyperlink>
+        </w:p>
+        <w:p>
+          <w:pPr>
+            <w:pStyle w:val="Kazalovsebine2"/>
+            <w:tabs>
+              <w:tab w:val="right" w:leader="dot" w:pos="9062"/>
+            </w:tabs>
+            <w:rPr>
+              <w:noProof/>
+            </w:rPr>
+          </w:pPr>
+          <w:hyperlink w:anchor="_Toc199948517" w:history="1">
+            <w:r>
+              <w:rPr>
+                <w:rStyle w:val="Hiperpovezava"/>
+                <w:noProof/>
+              </w:rPr>
+              <w:t>Zaslon z rezultati</w:t>
+            </w:r>
+            <w:r>
+              <w:rPr>
+                <w:noProof/>
+                <w:webHidden/>
+              </w:rPr>
+              <w:tab/>
+            </w:r>
+            <w:r>
+              <w:rPr>
+                <w:noProof/>
+                <w:webHidden/>
+              </w:rPr>
+              <w:fldChar w:fldCharType="begin"/>
+            </w:r>
+            <w:r>
+              <w:rPr>
+                <w:noProof/>
+                <w:webHidden/>
+              </w:rPr>
+              <w:instrText xml:space="preserve"> PAGEREF _Toc199948517 \h </w:instrText>
             </w:r>
             <w:r>
               <w:rPr>
@@ -989,13 +1115,13 @@
               <w:lang w:eastAsia="sl-SI"/>
             </w:rPr>
           </w:pPr>
-          <w:hyperlink w:anchor="_Toc199943313" w:history="1">
+          <w:hyperlink w:anchor="_Toc199948518" w:history="1">
             <w:r>
               <w:rPr>
                 <w:rStyle w:val="Hiperpovezava"/>
                 <w:noProof/>
               </w:rPr>
-              <w:t>Navodila za nadaljnji razvoj</w:t>
+              <w:t>Struktura rešitve</w:t>
             </w:r>
             <w:r>
               <w:rPr>
@@ -1016,7 +1142,79 @@
                 <w:noProof/>
                 <w:webHidden/>
               </w:rPr>
-              <w:instrText xml:space="preserve"> PAGEREF _Toc199943313 \h </w:instrText>
+              <w:instrText xml:space="preserve"> PAGEREF _Toc199948518 \h </w:instrText>
+            </w:r>
+            <w:r>
+              <w:rPr>
+                <w:noProof/>
+                <w:webHidden/>
+              </w:rPr>
+            </w:r>
+            <w:r>
+              <w:rPr>
+                <w:noProof/>
+                <w:webHidden/>
+              </w:rPr>
+              <w:fldChar w:fldCharType="separate"/>
+            </w:r>
+            <w:r>
+              <w:rPr>
+                <w:noProof/>
+                <w:webHidden/>
+              </w:rPr>
+              <w:t>13</w:t>
+            </w:r>
+            <w:r>
+              <w:rPr>
+                <w:noProof/>
+                <w:webHidden/>
+              </w:rPr>
+              <w:fldChar w:fldCharType="end"/>
+            </w:r>
+          </w:hyperlink>
+        </w:p>
+        <w:p>
+          <w:pPr>
+            <w:pStyle w:val="Kazalovsebine1"/>
+            <w:tabs>
+              <w:tab w:val="right" w:leader="dot" w:pos="9062"/>
+            </w:tabs>
+            <w:rPr>
+              <w:rFonts w:eastAsiaTheme="minorEastAsia"/>
+              <w:noProof/>
+              <w:sz w:val="24"/>
+              <w:szCs w:val="24"/>
+              <w:lang w:eastAsia="sl-SI"/>
+            </w:rPr>
+          </w:pPr>
+          <w:hyperlink w:anchor="_Toc199948519" w:history="1">
+            <w:r>
+              <w:rPr>
+                <w:rStyle w:val="Hiperpovezava"/>
+                <w:noProof/>
+              </w:rPr>
+              <w:t>Zunanje odvisnosti aplikacije</w:t>
+            </w:r>
+            <w:r>
+              <w:rPr>
+                <w:noProof/>
+                <w:webHidden/>
+              </w:rPr>
+              <w:tab/>
+            </w:r>
+            <w:r>
+              <w:rPr>
+                <w:noProof/>
+                <w:webHidden/>
+              </w:rPr>
+              <w:fldChar w:fldCharType="begin"/>
+            </w:r>
+            <w:r>
+              <w:rPr>
+                <w:noProof/>
+                <w:webHidden/>
+              </w:rPr>
+              <w:instrText xml:space="preserve"> PAGEREF _Toc199948519 \h </w:instrText>
             </w:r>
             <w:r>
               <w:rPr>
@@ -1061,13 +1259,13 @@
               <w:lang w:eastAsia="sl-SI"/>
             </w:rPr>
           </w:pPr>
-          <w:hyperlink w:anchor="_Toc199943314" w:history="1">
+          <w:hyperlink w:anchor="_Toc199948520" w:history="1">
             <w:r>
               <w:rPr>
                 <w:rStyle w:val="Hiperpovezava"/>
                 <w:noProof/>
               </w:rPr>
-              <w:t>Odprte pomanjkljivosti in napake</w:t>
+              <w:t>Navodila za zagon</w:t>
             </w:r>
             <w:r>
               <w:rPr>
@@ -1088,7 +1286,7 @@
                 <w:noProof/>
                 <w:webHidden/>
               </w:rPr>
-              <w:instrText xml:space="preserve"> PAGEREF _Toc199943314 \h </w:instrText>
+              <w:instrText xml:space="preserve"> PAGEREF _Toc199948520 \h </w:instrText>
             </w:r>
             <w:r>
               <w:rPr>
@@ -1133,7 +1331,151 @@
               <w:lang w:eastAsia="sl-SI"/>
             </w:rPr>
           </w:pPr>
-          <w:hyperlink w:anchor="_Toc199943315" w:history="1">
+          <w:hyperlink w:anchor="_Toc199948521" w:history="1">
+            <w:r>
+              <w:rPr>
+                <w:rStyle w:val="Hiperpovezava"/>
+                <w:noProof/>
+              </w:rPr>
+              <w:t>Navodila za nadaljnji razvoj</w:t>
+            </w:r>
+            <w:r>
+              <w:rPr>
+                <w:noProof/>
+                <w:webHidden/>
+              </w:rPr>
+              <w:tab/>
+            </w:r>
+            <w:r>
+              <w:rPr>
+                <w:noProof/>
+                <w:webHidden/>
+              </w:rPr>
+              <w:fldChar w:fldCharType="begin"/>
+            </w:r>
+            <w:r>
+              <w:rPr>
+                <w:noProof/>
+                <w:webHidden/>
+              </w:rPr>
+              <w:instrText xml:space="preserve"> PAGEREF _Toc199948521 \h </w:instrText>
+            </w:r>
+            <w:r>
+              <w:rPr>
+                <w:noProof/>
+                <w:webHidden/>
+              </w:rPr>
+            </w:r>
+            <w:r>
+              <w:rPr>
+                <w:noProof/>
+                <w:webHidden/>
+              </w:rPr>
+              <w:fldChar w:fldCharType="separate"/>
+            </w:r>
+            <w:r>
+              <w:rPr>
+                <w:noProof/>
+                <w:webHidden/>
+              </w:rPr>
+              <w:t>17</w:t>
+            </w:r>
+            <w:r>
+              <w:rPr>
+                <w:noProof/>
+                <w:webHidden/>
+              </w:rPr>
+              <w:fldChar w:fldCharType="end"/>
+            </w:r>
+          </w:hyperlink>
+        </w:p>
+        <w:p>
+          <w:pPr>
+            <w:pStyle w:val="Kazalovsebine1"/>
+            <w:tabs>
+              <w:tab w:val="right" w:leader="dot" w:pos="9062"/>
+            </w:tabs>
+            <w:rPr>
+              <w:rFonts w:eastAsiaTheme="minorEastAsia"/>
+              <w:noProof/>
+              <w:sz w:val="24"/>
+              <w:szCs w:val="24"/>
+              <w:lang w:eastAsia="sl-SI"/>
+            </w:rPr>
+          </w:pPr>
+          <w:hyperlink w:anchor="_Toc199948522" w:history="1">
+            <w:r>
+              <w:rPr>
+                <w:rStyle w:val="Hiperpovezava"/>
+                <w:noProof/>
+              </w:rPr>
+              <w:t>Odprte pomanjkljivosti in napake</w:t>
+            </w:r>
+            <w:r>
+              <w:rPr>
+                <w:noProof/>
+                <w:webHidden/>
+              </w:rPr>
+              <w:tab/>
+            </w:r>
+            <w:r>
+              <w:rPr>
+                <w:noProof/>
+                <w:webHidden/>
+              </w:rPr>
+              <w:fldChar w:fldCharType="begin"/>
+            </w:r>
+            <w:r>
+              <w:rPr>
+                <w:noProof/>
+                <w:webHidden/>
+              </w:rPr>
+              <w:instrText xml:space="preserve"> PAGEREF _Toc199948522 \h </w:instrText>
+            </w:r>
+            <w:r>
+              <w:rPr>
+                <w:noProof/>
+                <w:webHidden/>
+              </w:rPr>
+            </w:r>
+            <w:r>
+              <w:rPr>
+                <w:noProof/>
+                <w:webHidden/>
+              </w:rPr>
+              <w:fldChar w:fldCharType="separate"/>
+            </w:r>
+            <w:r>
+              <w:rPr>
+                <w:noProof/>
+                <w:webHidden/>
+              </w:rPr>
+              <w:t>18</w:t>
+            </w:r>
+            <w:r>
+              <w:rPr>
+                <w:noProof/>
+                <w:webHidden/>
+              </w:rPr>
+              <w:fldChar w:fldCharType="end"/>
+            </w:r>
+          </w:hyperlink>
+        </w:p>
+        <w:p>
+          <w:pPr>
+            <w:pStyle w:val="Kazalovsebine1"/>
+            <w:tabs>
+              <w:tab w:val="right" w:leader="dot" w:pos="9062"/>
+            </w:tabs>
+            <w:rPr>
+              <w:rFonts w:eastAsiaTheme="minorEastAsia"/>
+              <w:noProof/>
+              <w:sz w:val="24"/>
+              <w:szCs w:val="24"/>
+              <w:lang w:eastAsia="sl-SI"/>
+            </w:rPr>
+          </w:pPr>
+          <w:hyperlink w:anchor="_Toc199948523" w:history="1">
             <w:r>
               <w:rPr>
                 <w:rStyle w:val="Hiperpovezava"/>
@@ -1160,7 +1502,7 @@
                 <w:noProof/>
                 <w:webHidden/>
               </w:rPr>
-              <w:instrText xml:space="preserve"> PAGEREF _Toc199943315 \h </w:instrText>
+              <w:instrText xml:space="preserve"> PAGEREF _Toc199948523 \h </w:instrText>
             </w:r>
             <w:r>
               <w:rPr>
@@ -1180,7 +1522,7 @@
                 <w:noProof/>
                 <w:webHidden/>
               </w:rPr>
-              <w:t>16</w:t>
+              <w:t>19</w:t>
             </w:r>
             <w:r>
               <w:rPr>
@@ -1300,25 +1642,9 @@
     </w:p>
     <w:p>
       <w:pPr>
-        <w:rPr>
-          <w:sz w:val="28"/>
-          <w:szCs w:val="28"/>
-        </w:rPr>
-      </w:pPr>
-    </w:p>
-    <w:p>
-      <w:pPr>
-        <w:rPr>
-          <w:sz w:val="28"/>
-          <w:szCs w:val="28"/>
-        </w:rPr>
-      </w:pPr>
-    </w:p>
-    <w:p>
-      <w:pPr>
         <w:pStyle w:val="Naslov1"/>
       </w:pPr>
-      <w:bookmarkStart w:id="0" w:name="_Toc199943304"/>
+      <w:bookmarkStart w:id="0" w:name="_Toc199948507"/>
       <w:r>
         <w:lastRenderedPageBreak/>
         <w:t>Opis funkcionalnosti rešitv</w:t>
@@ -1773,25 +2099,7 @@
           <w:sz w:val="24"/>
           <w:szCs w:val="24"/>
         </w:rPr>
-        <w:t>Naključn</w:t>
-      </w:r>
-      <w:r>
-        <w:rPr>
-          <w:b/>
-          <w:bCs/>
-          <w:sz w:val="24"/>
-          <w:szCs w:val="24"/>
-        </w:rPr>
-        <w:t>o generiranje</w:t>
-      </w:r>
-      <w:r>
-        <w:rPr>
-          <w:b/>
-          <w:bCs/>
-          <w:sz w:val="24"/>
-          <w:szCs w:val="24"/>
-        </w:rPr>
-        <w:t xml:space="preserve"> naslovnic</w:t>
+        <w:t>Naključno generiranje naslovnic</w:t>
       </w:r>
     </w:p>
     <w:p>
@@ -2017,7 +2325,7 @@
       <w:pPr>
         <w:pStyle w:val="Naslov1"/>
       </w:pPr>
-      <w:bookmarkStart w:id="1" w:name="_Toc199943305"/>
+      <w:bookmarkStart w:id="1" w:name="_Toc199948508"/>
       <w:r>
         <w:lastRenderedPageBreak/>
         <w:t>Arhitektura in komponente rešitve</w:t>
@@ -2029,6 +2337,7 @@
       <w:pPr>
         <w:pStyle w:val="Naslov2"/>
       </w:pPr>
+      <w:bookmarkStart w:id="2" w:name="_Toc199948509"/>
       <w:r>
         <w:t>Uporabljene t</w:t>
       </w:r>
@@ -2038,6 +2347,7 @@
       <w:r>
         <w:t>gije</w:t>
       </w:r>
+      <w:bookmarkEnd w:id="2"/>
     </w:p>
     <w:p>
       <w:pPr>
@@ -2569,10 +2879,12 @@
       <w:pPr>
         <w:pStyle w:val="Naslov2"/>
       </w:pPr>
+      <w:bookmarkStart w:id="3" w:name="_Toc199948510"/>
       <w:r>
         <w:lastRenderedPageBreak/>
         <w:t>Glavne komponente</w:t>
       </w:r>
+      <w:bookmarkEnd w:id="3"/>
     </w:p>
     <w:p/>
     <w:p>
@@ -4219,12 +4531,12 @@
       <w:pPr>
         <w:pStyle w:val="Naslov1"/>
       </w:pPr>
-      <w:bookmarkStart w:id="2" w:name="_Toc199943306"/>
+      <w:bookmarkStart w:id="4" w:name="_Toc199948511"/>
       <w:r>
         <w:lastRenderedPageBreak/>
         <w:t>Simuliran zaledni sistem in operaterska platforma</w:t>
       </w:r>
-      <w:bookmarkEnd w:id="2"/>
+      <w:bookmarkEnd w:id="4"/>
     </w:p>
     <w:p/>
     <w:p>
@@ -4711,12 +5023,12 @@
       <w:pPr>
         <w:pStyle w:val="Naslov1"/>
       </w:pPr>
-      <w:bookmarkStart w:id="3" w:name="_Toc199943307"/>
+      <w:bookmarkStart w:id="5" w:name="_Toc199948512"/>
       <w:r>
         <w:lastRenderedPageBreak/>
         <w:t>REST vmesnik</w:t>
       </w:r>
-      <w:bookmarkEnd w:id="3"/>
+      <w:bookmarkEnd w:id="5"/>
     </w:p>
     <w:p/>
     <w:p>
@@ -4780,7 +5092,7 @@
       <w:pPr>
         <w:pStyle w:val="Naslov1"/>
       </w:pPr>
-      <w:bookmarkStart w:id="4" w:name="_Toc199943308"/>
+      <w:bookmarkStart w:id="6" w:name="_Toc199948513"/>
       <w:proofErr w:type="spellStart"/>
       <w:r>
         <w:lastRenderedPageBreak/>
@@ -4790,7 +5102,7 @@
       <w:r>
         <w:t xml:space="preserve"> – pregled rešitve</w:t>
       </w:r>
-      <w:bookmarkEnd w:id="4"/>
+      <w:bookmarkEnd w:id="6"/>
     </w:p>
     <w:p/>
     <w:p/>
@@ -4824,21 +5136,23 @@
       <w:pPr>
         <w:pStyle w:val="Naslov1"/>
       </w:pPr>
-      <w:bookmarkStart w:id="5" w:name="_Toc199943309"/>
+      <w:bookmarkStart w:id="7" w:name="_Toc199948514"/>
       <w:r>
         <w:lastRenderedPageBreak/>
         <w:t>Struktura uporabniških vmesnikov</w:t>
       </w:r>
-      <w:bookmarkEnd w:id="5"/>
+      <w:bookmarkEnd w:id="7"/>
     </w:p>
     <w:p/>
     <w:p>
       <w:pPr>
         <w:pStyle w:val="Naslov2"/>
       </w:pPr>
+      <w:bookmarkStart w:id="8" w:name="_Toc199948515"/>
       <w:r>
         <w:t>Začetni zaslon</w:t>
       </w:r>
+      <w:bookmarkEnd w:id="8"/>
     </w:p>
     <w:p/>
     <w:p>
@@ -5105,28 +5419,7 @@
           <w:sz w:val="24"/>
           <w:szCs w:val="24"/>
         </w:rPr>
-        <w:t xml:space="preserve"> </w:t>
-      </w:r>
-      <w:r>
-        <w:rPr>
-          <w:sz w:val="24"/>
-          <w:szCs w:val="24"/>
-        </w:rPr>
-        <w:t>–</w:t>
-      </w:r>
-      <w:r>
-        <w:rPr>
-          <w:sz w:val="24"/>
-          <w:szCs w:val="24"/>
-        </w:rPr>
-        <w:t xml:space="preserve"> </w:t>
-      </w:r>
-      <w:r>
-        <w:rPr>
-          <w:sz w:val="24"/>
-          <w:szCs w:val="24"/>
-        </w:rPr>
-        <w:t>gumb za</w:t>
+        <w:t xml:space="preserve"> – gumb za</w:t>
       </w:r>
       <w:r>
         <w:rPr>
@@ -5224,9 +5517,11 @@
       <w:pPr>
         <w:pStyle w:val="Naslov2"/>
       </w:pPr>
+      <w:bookmarkStart w:id="9" w:name="_Toc199948516"/>
       <w:r>
         <w:t>Zaslon igre</w:t>
       </w:r>
+      <w:bookmarkEnd w:id="9"/>
     </w:p>
     <w:p/>
     <w:p>
@@ -5561,10 +5856,12 @@
       <w:pPr>
         <w:pStyle w:val="Naslov2"/>
       </w:pPr>
+      <w:bookmarkStart w:id="10" w:name="_Toc199948517"/>
       <w:r>
         <w:lastRenderedPageBreak/>
         <w:t>Zaslon z rezultati</w:t>
       </w:r>
+      <w:bookmarkEnd w:id="10"/>
     </w:p>
     <w:p/>
     <w:p>
@@ -5975,12 +6272,12 @@
       <w:pPr>
         <w:pStyle w:val="Naslov1"/>
       </w:pPr>
-      <w:bookmarkStart w:id="6" w:name="_Toc199943310"/>
+      <w:bookmarkStart w:id="11" w:name="_Toc199948518"/>
       <w:r>
         <w:lastRenderedPageBreak/>
         <w:t>Struktura rešitve</w:t>
       </w:r>
-      <w:bookmarkEnd w:id="6"/>
+      <w:bookmarkEnd w:id="11"/>
     </w:p>
     <w:p/>
     <w:p>
@@ -6374,12 +6671,12 @@
       <w:pPr>
         <w:pStyle w:val="Naslov1"/>
       </w:pPr>
-      <w:bookmarkStart w:id="7" w:name="_Toc199943311"/>
+      <w:bookmarkStart w:id="12" w:name="_Toc199948519"/>
       <w:r>
         <w:lastRenderedPageBreak/>
         <w:t>Zunanje odvisnosti aplikacije</w:t>
       </w:r>
-      <w:bookmarkEnd w:id="7"/>
+      <w:bookmarkEnd w:id="12"/>
     </w:p>
     <w:p/>
     <w:p>
@@ -7146,12 +7443,12 @@
       <w:pPr>
         <w:pStyle w:val="Naslov1"/>
       </w:pPr>
-      <w:bookmarkStart w:id="8" w:name="_Toc199943312"/>
+      <w:bookmarkStart w:id="13" w:name="_Toc199948520"/>
       <w:r>
         <w:lastRenderedPageBreak/>
         <w:t>Navodila za zagon</w:t>
       </w:r>
-      <w:bookmarkEnd w:id="8"/>
+      <w:bookmarkEnd w:id="13"/>
     </w:p>
     <w:p/>
     <w:p>
@@ -7340,14 +7637,7 @@
           <w:sz w:val="24"/>
           <w:szCs w:val="24"/>
         </w:rPr>
-        <w:t xml:space="preserve"> z</w:t>
-      </w:r>
-      <w:r>
-        <w:rPr>
-          <w:sz w:val="24"/>
-          <w:szCs w:val="24"/>
-        </w:rPr>
-        <w:t xml:space="preserve"> ukazom</w:t>
+        <w:t xml:space="preserve"> z ukazom</w:t>
       </w:r>
       <w:r>
         <w:rPr>
@@ -7925,22 +8215,6 @@
     <w:p>
       <w:pPr>
         <w:rPr>
-          <w:sz w:val="24"/>
-          <w:szCs w:val="24"/>
-        </w:rPr>
-      </w:pPr>
-    </w:p>
-    <w:p>
-      <w:pPr>
-        <w:rPr>
-          <w:sz w:val="24"/>
-          <w:szCs w:val="24"/>
-        </w:rPr>
-      </w:pPr>
-    </w:p>
-    <w:p>
-      <w:pPr>
-        <w:rPr>
           <w:b/>
           <w:bCs/>
           <w:sz w:val="28"/>
@@ -7954,6 +8228,7 @@
           <w:sz w:val="28"/>
           <w:szCs w:val="28"/>
         </w:rPr>
+        <w:lastRenderedPageBreak/>
         <w:t>6. Zagon razvojnega strežnika</w:t>
       </w:r>
     </w:p>
@@ -8177,16 +8452,17 @@
     <w:p/>
     <w:p/>
     <w:p/>
+    <w:p/>
     <w:p>
       <w:pPr>
         <w:pStyle w:val="Naslov1"/>
       </w:pPr>
-      <w:bookmarkStart w:id="9" w:name="_Toc199943313"/>
+      <w:bookmarkStart w:id="14" w:name="_Toc199948521"/>
       <w:r>
         <w:lastRenderedPageBreak/>
         <w:t>Navodila za nadaljnji razvoj</w:t>
       </w:r>
-      <w:bookmarkEnd w:id="9"/>
+      <w:bookmarkEnd w:id="14"/>
     </w:p>
     <w:p/>
     <w:p>
@@ -8662,12 +8938,12 @@
       <w:pPr>
         <w:pStyle w:val="Naslov1"/>
       </w:pPr>
-      <w:bookmarkStart w:id="10" w:name="_Toc199943314"/>
+      <w:bookmarkStart w:id="15" w:name="_Toc199948522"/>
       <w:r>
         <w:lastRenderedPageBreak/>
         <w:t>Odprte pomanjkljivosti in napake</w:t>
       </w:r>
-      <w:bookmarkEnd w:id="10"/>
+      <w:bookmarkEnd w:id="15"/>
     </w:p>
     <w:p/>
     <w:p>
@@ -8754,21 +9030,7 @@
           <w:sz w:val="24"/>
           <w:szCs w:val="24"/>
         </w:rPr>
-        <w:t xml:space="preserve">Podpora več jezikom – trenutno je aplikacija samo v </w:t>
-      </w:r>
-      <w:r>
-        <w:rPr>
-          <w:sz w:val="24"/>
-          <w:szCs w:val="24"/>
-        </w:rPr>
-        <w:t>slovenskem</w:t>
-      </w:r>
-      <w:r>
-        <w:rPr>
-          <w:sz w:val="24"/>
-          <w:szCs w:val="24"/>
-        </w:rPr>
-        <w:t xml:space="preserve"> jeziku.</w:t>
+        <w:t>Podpora več jezikom – trenutno je aplikacija samo v slovenskem jeziku.</w:t>
       </w:r>
     </w:p>
     <w:p>
@@ -8995,12 +9257,12 @@
       <w:pPr>
         <w:pStyle w:val="Naslov1"/>
       </w:pPr>
-      <w:bookmarkStart w:id="11" w:name="_Toc199943315"/>
+      <w:bookmarkStart w:id="16" w:name="_Toc199948523"/>
       <w:r>
         <w:lastRenderedPageBreak/>
         <w:t>Prevzem rešitve</w:t>
       </w:r>
-      <w:bookmarkEnd w:id="11"/>
+      <w:bookmarkEnd w:id="16"/>
       <w:r>
         <w:t xml:space="preserve"> </w:t>
       </w:r>
@@ -17077,6 +17339,7 @@
   <w:style w:type="character" w:default="1" w:styleId="Privzetapisavaodstavka">
     <w:name w:val="Default Paragraph Font"/>
     <w:uiPriority w:val="1"/>
+    <w:semiHidden/>
     <w:unhideWhenUsed/>
   </w:style>
   <w:style w:type="table" w:default="1" w:styleId="Navadnatabela">
@@ -17443,6 +17706,19 @@
       <w:shd w:val="clear" w:color="auto" w:fill="E1DFDD"/>
     </w:rPr>
   </w:style>
+  <w:style w:type="paragraph" w:styleId="Kazalovsebine2">
+    <w:name w:val="toc 2"/>
+    <w:basedOn w:val="Navaden"/>
+    <w:next w:val="Navaden"/>
+    <w:autoRedefine/>
+    <w:uiPriority w:val="39"/>
+    <w:unhideWhenUsed/>
+    <w:rsid w:val="001C175B"/>
+    <w:pPr>
+      <w:spacing w:after="100"/>
+      <w:ind w:left="220"/>
+    </w:pPr>
+  </w:style>
 </w:styles>
 </file>
 

--- a/docs/dokumentacija.docx
+++ b/docs/dokumentacija.docx
@@ -343,7 +343,7 @@
           <w:r>
             <w:fldChar w:fldCharType="separate"/>
           </w:r>
-          <w:hyperlink w:anchor="_Toc199948507" w:history="1">
+          <w:hyperlink w:anchor="_Toc200298672" w:history="1">
             <w:r>
               <w:rPr>
                 <w:rStyle w:val="Hiperpovezava"/>
@@ -370,7 +370,7 @@
                 <w:noProof/>
                 <w:webHidden/>
               </w:rPr>
-              <w:instrText xml:space="preserve"> PAGEREF _Toc199948507 \h </w:instrText>
+              <w:instrText xml:space="preserve"> PAGEREF _Toc200298672 \h </w:instrText>
             </w:r>
             <w:r>
               <w:rPr>
@@ -415,7 +415,7 @@
               <w:lang w:eastAsia="sl-SI"/>
             </w:rPr>
           </w:pPr>
-          <w:hyperlink w:anchor="_Toc199948508" w:history="1">
+          <w:hyperlink w:anchor="_Toc200298673" w:history="1">
             <w:r>
               <w:rPr>
                 <w:rStyle w:val="Hiperpovezava"/>
@@ -442,7 +442,7 @@
                 <w:noProof/>
                 <w:webHidden/>
               </w:rPr>
-              <w:instrText xml:space="preserve"> PAGEREF _Toc199948508 \h </w:instrText>
+              <w:instrText xml:space="preserve"> PAGEREF _Toc200298673 \h </w:instrText>
             </w:r>
             <w:r>
               <w:rPr>
@@ -480,10 +480,14 @@
               <w:tab w:val="right" w:leader="dot" w:pos="9062"/>
             </w:tabs>
             <w:rPr>
+              <w:rFonts w:eastAsiaTheme="minorEastAsia"/>
               <w:noProof/>
+              <w:sz w:val="24"/>
+              <w:szCs w:val="24"/>
+              <w:lang w:eastAsia="sl-SI"/>
             </w:rPr>
           </w:pPr>
-          <w:hyperlink w:anchor="_Toc199948509" w:history="1">
+          <w:hyperlink w:anchor="_Toc200298674" w:history="1">
             <w:r>
               <w:rPr>
                 <w:rStyle w:val="Hiperpovezava"/>
@@ -510,7 +514,7 @@
                 <w:noProof/>
                 <w:webHidden/>
               </w:rPr>
-              <w:instrText xml:space="preserve"> PAGEREF _Toc199948509 \h </w:instrText>
+              <w:instrText xml:space="preserve"> PAGEREF _Toc200298674 \h </w:instrText>
             </w:r>
             <w:r>
               <w:rPr>
@@ -548,10 +552,14 @@
               <w:tab w:val="right" w:leader="dot" w:pos="9062"/>
             </w:tabs>
             <w:rPr>
+              <w:rFonts w:eastAsiaTheme="minorEastAsia"/>
               <w:noProof/>
+              <w:sz w:val="24"/>
+              <w:szCs w:val="24"/>
+              <w:lang w:eastAsia="sl-SI"/>
             </w:rPr>
           </w:pPr>
-          <w:hyperlink w:anchor="_Toc199948510" w:history="1">
+          <w:hyperlink w:anchor="_Toc200298675" w:history="1">
             <w:r>
               <w:rPr>
                 <w:rStyle w:val="Hiperpovezava"/>
@@ -578,7 +586,7 @@
                 <w:noProof/>
                 <w:webHidden/>
               </w:rPr>
-              <w:instrText xml:space="preserve"> PAGEREF _Toc199948510 \h </w:instrText>
+              <w:instrText xml:space="preserve"> PAGEREF _Toc200298675 \h </w:instrText>
             </w:r>
             <w:r>
               <w:rPr>
@@ -623,7 +631,7 @@
               <w:lang w:eastAsia="sl-SI"/>
             </w:rPr>
           </w:pPr>
-          <w:hyperlink w:anchor="_Toc199948511" w:history="1">
+          <w:hyperlink w:anchor="_Toc200298676" w:history="1">
             <w:r>
               <w:rPr>
                 <w:rStyle w:val="Hiperpovezava"/>
@@ -650,7 +658,7 @@
                 <w:noProof/>
                 <w:webHidden/>
               </w:rPr>
-              <w:instrText xml:space="preserve"> PAGEREF _Toc199948511 \h </w:instrText>
+              <w:instrText xml:space="preserve"> PAGEREF _Toc200298676 \h </w:instrText>
             </w:r>
             <w:r>
               <w:rPr>
@@ -695,7 +703,7 @@
               <w:lang w:eastAsia="sl-SI"/>
             </w:rPr>
           </w:pPr>
-          <w:hyperlink w:anchor="_Toc199948512" w:history="1">
+          <w:hyperlink w:anchor="_Toc200298677" w:history="1">
             <w:r>
               <w:rPr>
                 <w:rStyle w:val="Hiperpovezava"/>
@@ -722,7 +730,7 @@
                 <w:noProof/>
                 <w:webHidden/>
               </w:rPr>
-              <w:instrText xml:space="preserve"> PAGEREF _Toc199948512 \h </w:instrText>
+              <w:instrText xml:space="preserve"> PAGEREF _Toc200298677 \h </w:instrText>
             </w:r>
             <w:r>
               <w:rPr>
@@ -767,7 +775,7 @@
               <w:lang w:eastAsia="sl-SI"/>
             </w:rPr>
           </w:pPr>
-          <w:hyperlink w:anchor="_Toc199948513" w:history="1">
+          <w:hyperlink w:anchor="_Toc200298678" w:history="1">
             <w:r>
               <w:rPr>
                 <w:rStyle w:val="Hiperpovezava"/>
@@ -794,7 +802,7 @@
                 <w:noProof/>
                 <w:webHidden/>
               </w:rPr>
-              <w:instrText xml:space="preserve"> PAGEREF _Toc199948513 \h </w:instrText>
+              <w:instrText xml:space="preserve"> PAGEREF _Toc200298678 \h </w:instrText>
             </w:r>
             <w:r>
               <w:rPr>
@@ -839,7 +847,7 @@
               <w:lang w:eastAsia="sl-SI"/>
             </w:rPr>
           </w:pPr>
-          <w:hyperlink w:anchor="_Toc199948514" w:history="1">
+          <w:hyperlink w:anchor="_Toc200298679" w:history="1">
             <w:r>
               <w:rPr>
                 <w:rStyle w:val="Hiperpovezava"/>
@@ -866,7 +874,7 @@
                 <w:noProof/>
                 <w:webHidden/>
               </w:rPr>
-              <w:instrText xml:space="preserve"> PAGEREF _Toc199948514 \h </w:instrText>
+              <w:instrText xml:space="preserve"> PAGEREF _Toc200298679 \h </w:instrText>
             </w:r>
             <w:r>
               <w:rPr>
@@ -904,10 +912,14 @@
               <w:tab w:val="right" w:leader="dot" w:pos="9062"/>
             </w:tabs>
             <w:rPr>
+              <w:rFonts w:eastAsiaTheme="minorEastAsia"/>
               <w:noProof/>
+              <w:sz w:val="24"/>
+              <w:szCs w:val="24"/>
+              <w:lang w:eastAsia="sl-SI"/>
             </w:rPr>
           </w:pPr>
-          <w:hyperlink w:anchor="_Toc199948515" w:history="1">
+          <w:hyperlink w:anchor="_Toc200298680" w:history="1">
             <w:r>
               <w:rPr>
                 <w:rStyle w:val="Hiperpovezava"/>
@@ -934,7 +946,7 @@
                 <w:noProof/>
                 <w:webHidden/>
               </w:rPr>
-              <w:instrText xml:space="preserve"> PAGEREF _Toc199948515 \h </w:instrText>
+              <w:instrText xml:space="preserve"> PAGEREF _Toc200298680 \h </w:instrText>
             </w:r>
             <w:r>
               <w:rPr>
@@ -972,10 +984,14 @@
               <w:tab w:val="right" w:leader="dot" w:pos="9062"/>
             </w:tabs>
             <w:rPr>
+              <w:rFonts w:eastAsiaTheme="minorEastAsia"/>
               <w:noProof/>
+              <w:sz w:val="24"/>
+              <w:szCs w:val="24"/>
+              <w:lang w:eastAsia="sl-SI"/>
             </w:rPr>
           </w:pPr>
-          <w:hyperlink w:anchor="_Toc199948516" w:history="1">
+          <w:hyperlink w:anchor="_Toc200298681" w:history="1">
             <w:r>
               <w:rPr>
                 <w:rStyle w:val="Hiperpovezava"/>
@@ -1002,7 +1018,7 @@
                 <w:noProof/>
                 <w:webHidden/>
               </w:rPr>
-              <w:instrText xml:space="preserve"> PAGEREF _Toc199948516 \h </w:instrText>
+              <w:instrText xml:space="preserve"> PAGEREF _Toc200298681 \h </w:instrText>
             </w:r>
             <w:r>
               <w:rPr>
@@ -1040,10 +1056,14 @@
               <w:tab w:val="right" w:leader="dot" w:pos="9062"/>
             </w:tabs>
             <w:rPr>
+              <w:rFonts w:eastAsiaTheme="minorEastAsia"/>
               <w:noProof/>
+              <w:sz w:val="24"/>
+              <w:szCs w:val="24"/>
+              <w:lang w:eastAsia="sl-SI"/>
             </w:rPr>
           </w:pPr>
-          <w:hyperlink w:anchor="_Toc199948517" w:history="1">
+          <w:hyperlink w:anchor="_Toc200298682" w:history="1">
             <w:r>
               <w:rPr>
                 <w:rStyle w:val="Hiperpovezava"/>
@@ -1070,7 +1090,7 @@
                 <w:noProof/>
                 <w:webHidden/>
               </w:rPr>
-              <w:instrText xml:space="preserve"> PAGEREF _Toc199948517 \h </w:instrText>
+              <w:instrText xml:space="preserve"> PAGEREF _Toc200298682 \h </w:instrText>
             </w:r>
             <w:r>
               <w:rPr>
@@ -1115,7 +1135,7 @@
               <w:lang w:eastAsia="sl-SI"/>
             </w:rPr>
           </w:pPr>
-          <w:hyperlink w:anchor="_Toc199948518" w:history="1">
+          <w:hyperlink w:anchor="_Toc200298683" w:history="1">
             <w:r>
               <w:rPr>
                 <w:rStyle w:val="Hiperpovezava"/>
@@ -1142,7 +1162,7 @@
                 <w:noProof/>
                 <w:webHidden/>
               </w:rPr>
-              <w:instrText xml:space="preserve"> PAGEREF _Toc199948518 \h </w:instrText>
+              <w:instrText xml:space="preserve"> PAGEREF _Toc200298683 \h </w:instrText>
             </w:r>
             <w:r>
               <w:rPr>
@@ -1187,7 +1207,7 @@
               <w:lang w:eastAsia="sl-SI"/>
             </w:rPr>
           </w:pPr>
-          <w:hyperlink w:anchor="_Toc199948519" w:history="1">
+          <w:hyperlink w:anchor="_Toc200298684" w:history="1">
             <w:r>
               <w:rPr>
                 <w:rStyle w:val="Hiperpovezava"/>
@@ -1214,7 +1234,7 @@
                 <w:noProof/>
                 <w:webHidden/>
               </w:rPr>
-              <w:instrText xml:space="preserve"> PAGEREF _Toc199948519 \h </w:instrText>
+              <w:instrText xml:space="preserve"> PAGEREF _Toc200298684 \h </w:instrText>
             </w:r>
             <w:r>
               <w:rPr>
@@ -1259,7 +1279,7 @@
               <w:lang w:eastAsia="sl-SI"/>
             </w:rPr>
           </w:pPr>
-          <w:hyperlink w:anchor="_Toc199948520" w:history="1">
+          <w:hyperlink w:anchor="_Toc200298685" w:history="1">
             <w:r>
               <w:rPr>
                 <w:rStyle w:val="Hiperpovezava"/>
@@ -1286,7 +1306,7 @@
                 <w:noProof/>
                 <w:webHidden/>
               </w:rPr>
-              <w:instrText xml:space="preserve"> PAGEREF _Toc199948520 \h </w:instrText>
+              <w:instrText xml:space="preserve"> PAGEREF _Toc200298685 \h </w:instrText>
             </w:r>
             <w:r>
               <w:rPr>
@@ -1331,7 +1351,7 @@
               <w:lang w:eastAsia="sl-SI"/>
             </w:rPr>
           </w:pPr>
-          <w:hyperlink w:anchor="_Toc199948521" w:history="1">
+          <w:hyperlink w:anchor="_Toc200298686" w:history="1">
             <w:r>
               <w:rPr>
                 <w:rStyle w:val="Hiperpovezava"/>
@@ -1358,7 +1378,7 @@
                 <w:noProof/>
                 <w:webHidden/>
               </w:rPr>
-              <w:instrText xml:space="preserve"> PAGEREF _Toc199948521 \h </w:instrText>
+              <w:instrText xml:space="preserve"> PAGEREF _Toc200298686 \h </w:instrText>
             </w:r>
             <w:r>
               <w:rPr>
@@ -1403,7 +1423,7 @@
               <w:lang w:eastAsia="sl-SI"/>
             </w:rPr>
           </w:pPr>
-          <w:hyperlink w:anchor="_Toc199948522" w:history="1">
+          <w:hyperlink w:anchor="_Toc200298687" w:history="1">
             <w:r>
               <w:rPr>
                 <w:rStyle w:val="Hiperpovezava"/>
@@ -1430,7 +1450,7 @@
                 <w:noProof/>
                 <w:webHidden/>
               </w:rPr>
-              <w:instrText xml:space="preserve"> PAGEREF _Toc199948522 \h </w:instrText>
+              <w:instrText xml:space="preserve"> PAGEREF _Toc200298687 \h </w:instrText>
             </w:r>
             <w:r>
               <w:rPr>
@@ -1475,7 +1495,7 @@
               <w:lang w:eastAsia="sl-SI"/>
             </w:rPr>
           </w:pPr>
-          <w:hyperlink w:anchor="_Toc199948523" w:history="1">
+          <w:hyperlink w:anchor="_Toc200298688" w:history="1">
             <w:r>
               <w:rPr>
                 <w:rStyle w:val="Hiperpovezava"/>
@@ -1502,7 +1522,7 @@
                 <w:noProof/>
                 <w:webHidden/>
               </w:rPr>
-              <w:instrText xml:space="preserve"> PAGEREF _Toc199948523 \h </w:instrText>
+              <w:instrText xml:space="preserve"> PAGEREF _Toc200298688 \h </w:instrText>
             </w:r>
             <w:r>
               <w:rPr>
@@ -1644,7 +1664,7 @@
       <w:pPr>
         <w:pStyle w:val="Naslov1"/>
       </w:pPr>
-      <w:bookmarkStart w:id="0" w:name="_Toc199948507"/>
+      <w:bookmarkStart w:id="0" w:name="_Toc200298672"/>
       <w:r>
         <w:lastRenderedPageBreak/>
         <w:t>Opis funkcionalnosti rešitv</w:t>
@@ -2325,7 +2345,7 @@
       <w:pPr>
         <w:pStyle w:val="Naslov1"/>
       </w:pPr>
-      <w:bookmarkStart w:id="1" w:name="_Toc199948508"/>
+      <w:bookmarkStart w:id="1" w:name="_Toc200298673"/>
       <w:r>
         <w:lastRenderedPageBreak/>
         <w:t>Arhitektura in komponente rešitve</w:t>
@@ -2337,7 +2357,7 @@
       <w:pPr>
         <w:pStyle w:val="Naslov2"/>
       </w:pPr>
-      <w:bookmarkStart w:id="2" w:name="_Toc199948509"/>
+      <w:bookmarkStart w:id="2" w:name="_Toc200298674"/>
       <w:r>
         <w:t>Uporabljene t</w:t>
       </w:r>
@@ -2879,7 +2899,7 @@
       <w:pPr>
         <w:pStyle w:val="Naslov2"/>
       </w:pPr>
-      <w:bookmarkStart w:id="3" w:name="_Toc199948510"/>
+      <w:bookmarkStart w:id="3" w:name="_Toc200298675"/>
       <w:r>
         <w:lastRenderedPageBreak/>
         <w:t>Glavne komponente</w:t>
@@ -4531,7 +4551,7 @@
       <w:pPr>
         <w:pStyle w:val="Naslov1"/>
       </w:pPr>
-      <w:bookmarkStart w:id="4" w:name="_Toc199948511"/>
+      <w:bookmarkStart w:id="4" w:name="_Toc200298676"/>
       <w:r>
         <w:lastRenderedPageBreak/>
         <w:t>Simuliran zaledni sistem in operaterska platforma</w:t>
@@ -5023,7 +5043,7 @@
       <w:pPr>
         <w:pStyle w:val="Naslov1"/>
       </w:pPr>
-      <w:bookmarkStart w:id="5" w:name="_Toc199948512"/>
+      <w:bookmarkStart w:id="5" w:name="_Toc200298677"/>
       <w:r>
         <w:lastRenderedPageBreak/>
         <w:t>REST vmesnik</w:t>
@@ -5092,7 +5112,7 @@
       <w:pPr>
         <w:pStyle w:val="Naslov1"/>
       </w:pPr>
-      <w:bookmarkStart w:id="6" w:name="_Toc199948513"/>
+      <w:bookmarkStart w:id="6" w:name="_Toc200298678"/>
       <w:proofErr w:type="spellStart"/>
       <w:r>
         <w:lastRenderedPageBreak/>
@@ -5136,7 +5156,7 @@
       <w:pPr>
         <w:pStyle w:val="Naslov1"/>
       </w:pPr>
-      <w:bookmarkStart w:id="7" w:name="_Toc199948514"/>
+      <w:bookmarkStart w:id="7" w:name="_Toc200298679"/>
       <w:r>
         <w:lastRenderedPageBreak/>
         <w:t>Struktura uporabniških vmesnikov</w:t>
@@ -5148,7 +5168,7 @@
       <w:pPr>
         <w:pStyle w:val="Naslov2"/>
       </w:pPr>
-      <w:bookmarkStart w:id="8" w:name="_Toc199948515"/>
+      <w:bookmarkStart w:id="8" w:name="_Toc200298680"/>
       <w:r>
         <w:t>Začetni zaslon</w:t>
       </w:r>
@@ -5226,6 +5246,80 @@
           <w:sz w:val="24"/>
           <w:szCs w:val="24"/>
         </w:rPr>
+        <w:t>Navodila za igro</w:t>
+      </w:r>
+    </w:p>
+    <w:p>
+      <w:pPr>
+        <w:pStyle w:val="Odstavekseznama"/>
+        <w:numPr>
+          <w:ilvl w:val="0"/>
+          <w:numId w:val="41"/>
+        </w:numPr>
+        <w:rPr>
+          <w:sz w:val="24"/>
+          <w:szCs w:val="24"/>
+        </w:rPr>
+      </w:pPr>
+      <w:r>
+        <w:rPr>
+          <w:b/>
+          <w:bCs/>
+          <w:sz w:val="24"/>
+          <w:szCs w:val="24"/>
+        </w:rPr>
+        <w:t>Skupna statistika</w:t>
+      </w:r>
+      <w:r>
+        <w:rPr>
+          <w:sz w:val="24"/>
+          <w:szCs w:val="24"/>
+        </w:rPr>
+        <w:t xml:space="preserve"> </w:t>
+      </w:r>
+      <w:r>
+        <w:rPr>
+          <w:sz w:val="24"/>
+          <w:szCs w:val="24"/>
+        </w:rPr>
+        <w:t>–</w:t>
+      </w:r>
+      <w:r>
+        <w:rPr>
+          <w:b/>
+          <w:bCs/>
+          <w:sz w:val="24"/>
+          <w:szCs w:val="24"/>
+        </w:rPr>
+        <w:t xml:space="preserve"> </w:t>
+      </w:r>
+      <w:r>
+        <w:rPr>
+          <w:sz w:val="24"/>
+          <w:szCs w:val="24"/>
+        </w:rPr>
+        <w:t>skupno število doseženih točk, število odigranih iger, povprečje točk na igro</w:t>
+      </w:r>
+    </w:p>
+    <w:p>
+      <w:pPr>
+        <w:pStyle w:val="Odstavekseznama"/>
+        <w:numPr>
+          <w:ilvl w:val="0"/>
+          <w:numId w:val="41"/>
+        </w:numPr>
+        <w:rPr>
+          <w:sz w:val="24"/>
+          <w:szCs w:val="24"/>
+        </w:rPr>
+      </w:pPr>
+      <w:r>
+        <w:rPr>
+          <w:b/>
+          <w:bCs/>
+          <w:sz w:val="24"/>
+          <w:szCs w:val="24"/>
+        </w:rPr>
         <w:t>Izbor težavnosti</w:t>
       </w:r>
       <w:r>
@@ -5517,7 +5611,7 @@
       <w:pPr>
         <w:pStyle w:val="Naslov2"/>
       </w:pPr>
-      <w:bookmarkStart w:id="9" w:name="_Toc199948516"/>
+      <w:bookmarkStart w:id="9" w:name="_Toc200298681"/>
       <w:r>
         <w:t>Zaslon igre</w:t>
       </w:r>
@@ -5587,14 +5681,7 @@
           <w:sz w:val="24"/>
           <w:szCs w:val="24"/>
         </w:rPr>
-        <w:t>Števec časa</w:t>
-      </w:r>
-      <w:r>
-        <w:rPr>
-          <w:sz w:val="24"/>
-          <w:szCs w:val="24"/>
-        </w:rPr>
-        <w:t xml:space="preserve"> - prikaz pretečenega časa v formatu MM:SS</w:t>
+        <w:t>Naslov aplikacije</w:t>
       </w:r>
     </w:p>
     <w:p>
@@ -5616,59 +5703,8 @@
           <w:sz w:val="24"/>
           <w:szCs w:val="24"/>
         </w:rPr>
-        <w:t>Prikaži rešitev</w:t>
-      </w:r>
-      <w:r>
-        <w:rPr>
-          <w:sz w:val="24"/>
-          <w:szCs w:val="24"/>
-        </w:rPr>
-        <w:t xml:space="preserve"> </w:t>
-      </w:r>
-      <w:r>
-        <w:rPr>
-          <w:sz w:val="24"/>
-          <w:szCs w:val="24"/>
-        </w:rPr>
-        <w:t>–</w:t>
-      </w:r>
-      <w:r>
-        <w:rPr>
-          <w:sz w:val="24"/>
-          <w:szCs w:val="24"/>
-        </w:rPr>
-        <w:t xml:space="preserve"> </w:t>
-      </w:r>
-      <w:r>
-        <w:rPr>
-          <w:sz w:val="24"/>
-          <w:szCs w:val="24"/>
-        </w:rPr>
-        <w:t xml:space="preserve">gumb, ki v ozadju </w:t>
-      </w:r>
-      <w:r>
-        <w:rPr>
-          <w:sz w:val="24"/>
-          <w:szCs w:val="24"/>
-        </w:rPr>
-        <w:t>prikaže</w:t>
-      </w:r>
-      <w:r>
-        <w:rPr>
-          <w:sz w:val="24"/>
-          <w:szCs w:val="24"/>
-        </w:rPr>
-        <w:t xml:space="preserve"> naslovnico</w:t>
-      </w:r>
-    </w:p>
-    <w:p>
-      <w:pPr>
-        <w:pStyle w:val="Odstavekseznama"/>
-        <w:rPr>
-          <w:sz w:val="24"/>
-          <w:szCs w:val="24"/>
-        </w:rPr>
-      </w:pPr>
+        <w:t>Navodila za igro</w:t>
+      </w:r>
     </w:p>
     <w:p>
       <w:pPr>
@@ -5682,6 +5718,160 @@
           <w:szCs w:val="24"/>
         </w:rPr>
       </w:pPr>
+      <w:r>
+        <w:rPr>
+          <w:b/>
+          <w:bCs/>
+          <w:sz w:val="24"/>
+          <w:szCs w:val="24"/>
+        </w:rPr>
+        <w:t>Skupna statistika</w:t>
+      </w:r>
+      <w:r>
+        <w:rPr>
+          <w:sz w:val="24"/>
+          <w:szCs w:val="24"/>
+        </w:rPr>
+        <w:t xml:space="preserve"> </w:t>
+      </w:r>
+      <w:r>
+        <w:rPr>
+          <w:sz w:val="24"/>
+          <w:szCs w:val="24"/>
+        </w:rPr>
+        <w:t>–</w:t>
+      </w:r>
+      <w:r>
+        <w:rPr>
+          <w:b/>
+          <w:bCs/>
+          <w:sz w:val="24"/>
+          <w:szCs w:val="24"/>
+        </w:rPr>
+        <w:t xml:space="preserve"> </w:t>
+      </w:r>
+      <w:r>
+        <w:rPr>
+          <w:sz w:val="24"/>
+          <w:szCs w:val="24"/>
+        </w:rPr>
+        <w:t>skupno število doseženih točk, število odigranih iger, povprečje točk na igro</w:t>
+      </w:r>
+    </w:p>
+    <w:p>
+      <w:pPr>
+        <w:pStyle w:val="Odstavekseznama"/>
+        <w:numPr>
+          <w:ilvl w:val="0"/>
+          <w:numId w:val="44"/>
+        </w:numPr>
+        <w:rPr>
+          <w:sz w:val="24"/>
+          <w:szCs w:val="24"/>
+        </w:rPr>
+      </w:pPr>
+      <w:r>
+        <w:rPr>
+          <w:b/>
+          <w:bCs/>
+          <w:sz w:val="24"/>
+          <w:szCs w:val="24"/>
+        </w:rPr>
+        <w:t>Števec časa</w:t>
+      </w:r>
+      <w:r>
+        <w:rPr>
+          <w:sz w:val="24"/>
+          <w:szCs w:val="24"/>
+        </w:rPr>
+        <w:t xml:space="preserve"> - prikaz pretečenega časa v formatu MM:SS</w:t>
+      </w:r>
+    </w:p>
+    <w:p>
+      <w:pPr>
+        <w:pStyle w:val="Odstavekseznama"/>
+        <w:numPr>
+          <w:ilvl w:val="0"/>
+          <w:numId w:val="44"/>
+        </w:numPr>
+        <w:rPr>
+          <w:sz w:val="24"/>
+          <w:szCs w:val="24"/>
+        </w:rPr>
+      </w:pPr>
+      <w:r>
+        <w:rPr>
+          <w:b/>
+          <w:bCs/>
+          <w:sz w:val="24"/>
+          <w:szCs w:val="24"/>
+        </w:rPr>
+        <w:t>Prikaži rešitev</w:t>
+      </w:r>
+      <w:r>
+        <w:rPr>
+          <w:sz w:val="24"/>
+          <w:szCs w:val="24"/>
+        </w:rPr>
+        <w:t xml:space="preserve"> </w:t>
+      </w:r>
+      <w:r>
+        <w:rPr>
+          <w:sz w:val="24"/>
+          <w:szCs w:val="24"/>
+        </w:rPr>
+        <w:t>–</w:t>
+      </w:r>
+      <w:r>
+        <w:rPr>
+          <w:sz w:val="24"/>
+          <w:szCs w:val="24"/>
+        </w:rPr>
+        <w:t xml:space="preserve"> </w:t>
+      </w:r>
+      <w:r>
+        <w:rPr>
+          <w:sz w:val="24"/>
+          <w:szCs w:val="24"/>
+        </w:rPr>
+        <w:t xml:space="preserve">gumb, ki v ozadju </w:t>
+      </w:r>
+      <w:r>
+        <w:rPr>
+          <w:sz w:val="24"/>
+          <w:szCs w:val="24"/>
+        </w:rPr>
+        <w:t>prikaže</w:t>
+      </w:r>
+      <w:r>
+        <w:rPr>
+          <w:sz w:val="24"/>
+          <w:szCs w:val="24"/>
+        </w:rPr>
+        <w:t xml:space="preserve"> naslovnico</w:t>
+      </w:r>
+    </w:p>
+    <w:p>
+      <w:pPr>
+        <w:pStyle w:val="Odstavekseznama"/>
+        <w:rPr>
+          <w:sz w:val="24"/>
+          <w:szCs w:val="24"/>
+        </w:rPr>
+      </w:pPr>
+    </w:p>
+    <w:p>
+      <w:pPr>
+        <w:pStyle w:val="Odstavekseznama"/>
+        <w:numPr>
+          <w:ilvl w:val="0"/>
+          <w:numId w:val="44"/>
+        </w:numPr>
+        <w:rPr>
+          <w:sz w:val="24"/>
+          <w:szCs w:val="24"/>
+        </w:rPr>
+      </w:pPr>
       <w:proofErr w:type="spellStart"/>
       <w:r>
         <w:rPr>
@@ -5718,6 +5908,7 @@
           <w:sz w:val="24"/>
           <w:szCs w:val="24"/>
         </w:rPr>
+        <w:lastRenderedPageBreak/>
         <w:t>Posamezni kosi sestavljanke</w:t>
       </w:r>
     </w:p>
@@ -5856,9 +6047,8 @@
       <w:pPr>
         <w:pStyle w:val="Naslov2"/>
       </w:pPr>
-      <w:bookmarkStart w:id="10" w:name="_Toc199948517"/>
-      <w:r>
-        <w:lastRenderedPageBreak/>
+      <w:bookmarkStart w:id="10" w:name="_Toc200298682"/>
+      <w:r>
         <w:t>Zaslon z rezultati</w:t>
       </w:r>
       <w:bookmarkEnd w:id="10"/>
@@ -5913,33 +6103,8 @@
           <w:sz w:val="24"/>
           <w:szCs w:val="24"/>
         </w:rPr>
-        <w:t>Čestitke</w:t>
-      </w:r>
-      <w:r>
-        <w:rPr>
-          <w:b/>
-          <w:bCs/>
-          <w:sz w:val="24"/>
-          <w:szCs w:val="24"/>
-        </w:rPr>
-        <w:t>!</w:t>
-      </w:r>
-      <w:r>
-        <w:rPr>
-          <w:sz w:val="24"/>
-          <w:szCs w:val="24"/>
-        </w:rPr>
-        <w:t xml:space="preserve"> - obvestilo o uspešno sestavljeni sestavljanki</w:t>
-      </w:r>
-    </w:p>
-    <w:p>
-      <w:pPr>
-        <w:pStyle w:val="Odstavekseznama"/>
-        <w:rPr>
-          <w:sz w:val="24"/>
-          <w:szCs w:val="24"/>
-        </w:rPr>
-      </w:pPr>
+        <w:t>Naslov aplikacije</w:t>
+      </w:r>
     </w:p>
     <w:p>
       <w:pPr>
@@ -5960,6 +6125,127 @@
           <w:sz w:val="24"/>
           <w:szCs w:val="24"/>
         </w:rPr>
+        <w:t>Navodila za igro</w:t>
+      </w:r>
+    </w:p>
+    <w:p>
+      <w:pPr>
+        <w:pStyle w:val="Odstavekseznama"/>
+        <w:numPr>
+          <w:ilvl w:val="0"/>
+          <w:numId w:val="46"/>
+        </w:numPr>
+        <w:rPr>
+          <w:sz w:val="24"/>
+          <w:szCs w:val="24"/>
+        </w:rPr>
+      </w:pPr>
+      <w:r>
+        <w:rPr>
+          <w:b/>
+          <w:bCs/>
+          <w:sz w:val="24"/>
+          <w:szCs w:val="24"/>
+        </w:rPr>
+        <w:t>Skupna statistika</w:t>
+      </w:r>
+      <w:r>
+        <w:rPr>
+          <w:sz w:val="24"/>
+          <w:szCs w:val="24"/>
+        </w:rPr>
+        <w:t xml:space="preserve"> </w:t>
+      </w:r>
+      <w:r>
+        <w:rPr>
+          <w:sz w:val="24"/>
+          <w:szCs w:val="24"/>
+        </w:rPr>
+        <w:t>–</w:t>
+      </w:r>
+      <w:r>
+        <w:rPr>
+          <w:b/>
+          <w:bCs/>
+          <w:sz w:val="24"/>
+          <w:szCs w:val="24"/>
+        </w:rPr>
+        <w:t xml:space="preserve"> </w:t>
+      </w:r>
+      <w:r>
+        <w:rPr>
+          <w:sz w:val="24"/>
+          <w:szCs w:val="24"/>
+        </w:rPr>
+        <w:t>skupno število doseženih točk, število odigranih iger, povprečje točk na igro</w:t>
+      </w:r>
+    </w:p>
+    <w:p>
+      <w:pPr>
+        <w:pStyle w:val="Odstavekseznama"/>
+        <w:numPr>
+          <w:ilvl w:val="0"/>
+          <w:numId w:val="46"/>
+        </w:numPr>
+        <w:rPr>
+          <w:sz w:val="24"/>
+          <w:szCs w:val="24"/>
+        </w:rPr>
+      </w:pPr>
+      <w:r>
+        <w:rPr>
+          <w:b/>
+          <w:bCs/>
+          <w:sz w:val="24"/>
+          <w:szCs w:val="24"/>
+        </w:rPr>
+        <w:t>Čestitke</w:t>
+      </w:r>
+      <w:r>
+        <w:rPr>
+          <w:b/>
+          <w:bCs/>
+          <w:sz w:val="24"/>
+          <w:szCs w:val="24"/>
+        </w:rPr>
+        <w:t>!</w:t>
+      </w:r>
+      <w:r>
+        <w:rPr>
+          <w:sz w:val="24"/>
+          <w:szCs w:val="24"/>
+        </w:rPr>
+        <w:t xml:space="preserve"> - obvestilo o uspešno sestavljeni sestavljanki</w:t>
+      </w:r>
+    </w:p>
+    <w:p>
+      <w:pPr>
+        <w:pStyle w:val="Odstavekseznama"/>
+        <w:rPr>
+          <w:sz w:val="24"/>
+          <w:szCs w:val="24"/>
+        </w:rPr>
+      </w:pPr>
+    </w:p>
+    <w:p>
+      <w:pPr>
+        <w:pStyle w:val="Odstavekseznama"/>
+        <w:numPr>
+          <w:ilvl w:val="0"/>
+          <w:numId w:val="46"/>
+        </w:numPr>
+        <w:rPr>
+          <w:sz w:val="24"/>
+          <w:szCs w:val="24"/>
+        </w:rPr>
+      </w:pPr>
+      <w:r>
+        <w:rPr>
+          <w:b/>
+          <w:bCs/>
+          <w:sz w:val="24"/>
+          <w:szCs w:val="24"/>
+        </w:rPr>
         <w:t>Podrobnosti</w:t>
       </w:r>
       <w:r>
@@ -6200,6 +6486,36 @@
         </w:rPr>
         <w:t>Podatki o knjigi</w:t>
       </w:r>
+      <w:r>
+        <w:rPr>
+          <w:b/>
+          <w:bCs/>
+          <w:sz w:val="24"/>
+          <w:szCs w:val="24"/>
+        </w:rPr>
+        <w:t xml:space="preserve"> </w:t>
+      </w:r>
+      <w:r>
+        <w:rPr>
+          <w:sz w:val="24"/>
+          <w:szCs w:val="24"/>
+        </w:rPr>
+        <w:t>– naslov,</w:t>
+      </w:r>
+      <w:r>
+        <w:rPr>
+          <w:sz w:val="24"/>
+          <w:szCs w:val="24"/>
+        </w:rPr>
+        <w:t xml:space="preserve"> </w:t>
+      </w:r>
+      <w:r>
+        <w:rPr>
+          <w:sz w:val="24"/>
+          <w:szCs w:val="24"/>
+        </w:rPr>
+        <w:t>avtor</w:t>
+      </w:r>
     </w:p>
     <w:p>
       <w:pPr>
@@ -6249,6 +6565,402 @@
           <w:szCs w:val="24"/>
         </w:rPr>
         <w:t>vrne na začetni zaslon</w:t>
+      </w:r>
+    </w:p>
+    <w:p/>
+    <w:p/>
+    <w:p/>
+    <w:p/>
+    <w:p/>
+    <w:p/>
+    <w:p/>
+    <w:p/>
+    <w:p/>
+    <w:p>
+      <w:pPr>
+        <w:pStyle w:val="Naslov1"/>
+      </w:pPr>
+      <w:bookmarkStart w:id="11" w:name="_Toc200298683"/>
+      <w:r>
+        <w:lastRenderedPageBreak/>
+        <w:t>Struktura rešitve</w:t>
+      </w:r>
+      <w:bookmarkEnd w:id="11"/>
+    </w:p>
+    <w:p/>
+    <w:p>
+      <w:proofErr w:type="spellStart"/>
+      <w:r>
+        <w:t>puzzle</w:t>
+      </w:r>
+      <w:proofErr w:type="spellEnd"/>
+      <w:r>
+        <w:t>-game/</w:t>
+      </w:r>
+    </w:p>
+    <w:p>
+      <w:r>
+        <w:rPr>
+          <w:rFonts w:ascii="MS Gothic" w:eastAsia="MS Gothic" w:hAnsi="MS Gothic" w:cs="MS Gothic" w:hint="eastAsia"/>
+        </w:rPr>
+        <w:t>├</w:t>
+      </w:r>
+      <w:r>
+        <w:rPr>
+          <w:rFonts w:ascii="Aptos" w:hAnsi="Aptos" w:cs="Aptos"/>
+        </w:rPr>
+        <w:t>──</w:t>
+      </w:r>
+      <w:r>
+        <w:t xml:space="preserve"> src/</w:t>
+      </w:r>
+    </w:p>
+    <w:p>
+      <w:r>
+        <w:t xml:space="preserve">│   </w:t>
+      </w:r>
+      <w:r>
+        <w:rPr>
+          <w:rFonts w:ascii="MS Gothic" w:eastAsia="MS Gothic" w:hAnsi="MS Gothic" w:cs="MS Gothic" w:hint="eastAsia"/>
+        </w:rPr>
+        <w:t>├</w:t>
+      </w:r>
+      <w:r>
+        <w:rPr>
+          <w:rFonts w:ascii="Aptos" w:hAnsi="Aptos" w:cs="Aptos"/>
+        </w:rPr>
+        <w:t>──</w:t>
+      </w:r>
+      <w:r>
+        <w:t xml:space="preserve"> </w:t>
+      </w:r>
+      <w:proofErr w:type="spellStart"/>
+      <w:r>
+        <w:t>app</w:t>
+      </w:r>
+      <w:proofErr w:type="spellEnd"/>
+      <w:r>
+        <w:t>/                 # Next.js aplikacija</w:t>
+      </w:r>
+    </w:p>
+    <w:p>
+      <w:r>
+        <w:t xml:space="preserve">│   │   </w:t>
+      </w:r>
+      <w:r>
+        <w:rPr>
+          <w:rFonts w:ascii="MS Gothic" w:eastAsia="MS Gothic" w:hAnsi="MS Gothic" w:cs="MS Gothic" w:hint="eastAsia"/>
+        </w:rPr>
+        <w:t>├</w:t>
+      </w:r>
+      <w:r>
+        <w:rPr>
+          <w:rFonts w:ascii="Aptos" w:hAnsi="Aptos" w:cs="Aptos"/>
+        </w:rPr>
+        <w:t>──</w:t>
+      </w:r>
+      <w:r>
+        <w:t xml:space="preserve"> </w:t>
+      </w:r>
+      <w:proofErr w:type="spellStart"/>
+      <w:r>
+        <w:t>api</w:t>
+      </w:r>
+      <w:proofErr w:type="spellEnd"/>
+      <w:r>
+        <w:t>/             # API kon</w:t>
+      </w:r>
+      <w:r>
+        <w:rPr>
+          <w:rFonts w:ascii="Aptos" w:hAnsi="Aptos" w:cs="Aptos"/>
+        </w:rPr>
+        <w:t>č</w:t>
+      </w:r>
+      <w:r>
+        <w:t>ne to</w:t>
+      </w:r>
+      <w:r>
+        <w:rPr>
+          <w:rFonts w:ascii="Aptos" w:hAnsi="Aptos" w:cs="Aptos"/>
+        </w:rPr>
+        <w:t>č</w:t>
+      </w:r>
+      <w:r>
+        <w:t>ke</w:t>
+      </w:r>
+    </w:p>
+    <w:p>
+      <w:r>
+        <w:t xml:space="preserve">│   │   └── </w:t>
+      </w:r>
+      <w:proofErr w:type="spellStart"/>
+      <w:r>
+        <w:t>page.tsx</w:t>
+      </w:r>
+      <w:proofErr w:type="spellEnd"/>
+      <w:r>
+        <w:t xml:space="preserve">         # Glavna stran</w:t>
+      </w:r>
+    </w:p>
+    <w:p>
+      <w:r>
+        <w:t xml:space="preserve">│   </w:t>
+      </w:r>
+      <w:r>
+        <w:rPr>
+          <w:rFonts w:ascii="MS Gothic" w:eastAsia="MS Gothic" w:hAnsi="MS Gothic" w:cs="MS Gothic" w:hint="eastAsia"/>
+        </w:rPr>
+        <w:t>├</w:t>
+      </w:r>
+      <w:r>
+        <w:rPr>
+          <w:rFonts w:ascii="Aptos" w:hAnsi="Aptos" w:cs="Aptos"/>
+        </w:rPr>
+        <w:t>──</w:t>
+      </w:r>
+      <w:r>
+        <w:t xml:space="preserve"> </w:t>
+      </w:r>
+      <w:proofErr w:type="spellStart"/>
+      <w:r>
+        <w:t>components</w:t>
+      </w:r>
+      <w:proofErr w:type="spellEnd"/>
+      <w:r>
+        <w:t xml:space="preserve">/          # </w:t>
+      </w:r>
+      <w:proofErr w:type="spellStart"/>
+      <w:r>
+        <w:t>React</w:t>
+      </w:r>
+      <w:proofErr w:type="spellEnd"/>
+      <w:r>
+        <w:t xml:space="preserve"> komponente</w:t>
+      </w:r>
+    </w:p>
+    <w:p>
+      <w:r>
+        <w:t xml:space="preserve">│   │   </w:t>
+      </w:r>
+      <w:r>
+        <w:rPr>
+          <w:rFonts w:ascii="MS Gothic" w:eastAsia="MS Gothic" w:hAnsi="MS Gothic" w:cs="MS Gothic" w:hint="eastAsia"/>
+        </w:rPr>
+        <w:t>├</w:t>
+      </w:r>
+      <w:r>
+        <w:rPr>
+          <w:rFonts w:ascii="Aptos" w:hAnsi="Aptos" w:cs="Aptos"/>
+        </w:rPr>
+        <w:t>──</w:t>
+      </w:r>
+      <w:r>
+        <w:t xml:space="preserve"> </w:t>
+      </w:r>
+      <w:proofErr w:type="spellStart"/>
+      <w:r>
+        <w:t>PuzzleGame.tsx</w:t>
+      </w:r>
+      <w:proofErr w:type="spellEnd"/>
+      <w:r>
+        <w:t xml:space="preserve">   # Glavna logika igre</w:t>
+      </w:r>
+    </w:p>
+    <w:p>
+      <w:r>
+        <w:t xml:space="preserve">│   │   </w:t>
+      </w:r>
+      <w:r>
+        <w:rPr>
+          <w:rFonts w:ascii="MS Gothic" w:eastAsia="MS Gothic" w:hAnsi="MS Gothic" w:cs="MS Gothic" w:hint="eastAsia"/>
+        </w:rPr>
+        <w:t>├</w:t>
+      </w:r>
+      <w:r>
+        <w:rPr>
+          <w:rFonts w:ascii="Aptos" w:hAnsi="Aptos" w:cs="Aptos"/>
+        </w:rPr>
+        <w:t>──</w:t>
+      </w:r>
+      <w:r>
+        <w:t xml:space="preserve"> </w:t>
+      </w:r>
+      <w:proofErr w:type="spellStart"/>
+      <w:r>
+        <w:t>Timer.tsx</w:t>
+      </w:r>
+      <w:proofErr w:type="spellEnd"/>
+      <w:r>
+        <w:t xml:space="preserve">        # Komponenta za merjenje </w:t>
+      </w:r>
+      <w:r>
+        <w:rPr>
+          <w:rFonts w:ascii="Aptos" w:hAnsi="Aptos" w:cs="Aptos"/>
+        </w:rPr>
+        <w:t>č</w:t>
+      </w:r>
+      <w:r>
+        <w:t>asa</w:t>
+      </w:r>
+    </w:p>
+    <w:p>
+      <w:r>
+        <w:t>│   │   └── ...</w:t>
+      </w:r>
+    </w:p>
+    <w:p>
+      <w:r>
+        <w:t xml:space="preserve">│   </w:t>
+      </w:r>
+      <w:r>
+        <w:rPr>
+          <w:rFonts w:ascii="MS Gothic" w:eastAsia="MS Gothic" w:hAnsi="MS Gothic" w:cs="MS Gothic" w:hint="eastAsia"/>
+        </w:rPr>
+        <w:t>├</w:t>
+      </w:r>
+      <w:r>
+        <w:rPr>
+          <w:rFonts w:ascii="Aptos" w:hAnsi="Aptos" w:cs="Aptos"/>
+        </w:rPr>
+        <w:t>──</w:t>
+      </w:r>
+      <w:r>
+        <w:t xml:space="preserve"> lib/                 # Pomo</w:t>
+      </w:r>
+      <w:r>
+        <w:rPr>
+          <w:rFonts w:ascii="Aptos" w:hAnsi="Aptos" w:cs="Aptos"/>
+        </w:rPr>
+        <w:t>ž</w:t>
+      </w:r>
+      <w:r>
+        <w:t>ne funkcije</w:t>
+      </w:r>
+    </w:p>
+    <w:p>
+      <w:r>
+        <w:t xml:space="preserve">│   </w:t>
+      </w:r>
+      <w:r>
+        <w:rPr>
+          <w:rFonts w:ascii="MS Gothic" w:eastAsia="MS Gothic" w:hAnsi="MS Gothic" w:cs="MS Gothic" w:hint="eastAsia"/>
+        </w:rPr>
+        <w:t>├</w:t>
+      </w:r>
+      <w:r>
+        <w:rPr>
+          <w:rFonts w:ascii="Aptos" w:hAnsi="Aptos" w:cs="Aptos"/>
+        </w:rPr>
+        <w:t>──</w:t>
+      </w:r>
+      <w:r>
+        <w:t xml:space="preserve"> </w:t>
+      </w:r>
+      <w:proofErr w:type="spellStart"/>
+      <w:r>
+        <w:t>types</w:t>
+      </w:r>
+      <w:proofErr w:type="spellEnd"/>
+      <w:r>
+        <w:t xml:space="preserve">/               # </w:t>
+      </w:r>
+      <w:proofErr w:type="spellStart"/>
+      <w:r>
+        <w:t>TypeScript</w:t>
+      </w:r>
+      <w:proofErr w:type="spellEnd"/>
+      <w:r>
+        <w:t xml:space="preserve"> tipi</w:t>
+      </w:r>
+    </w:p>
+    <w:p>
+      <w:r>
+        <w:t xml:space="preserve">│   └── </w:t>
+      </w:r>
+      <w:proofErr w:type="spellStart"/>
+      <w:r>
+        <w:t>utils</w:t>
+      </w:r>
+      <w:proofErr w:type="spellEnd"/>
+      <w:r>
+        <w:t>/               # Pomožne funkcije</w:t>
+      </w:r>
+    </w:p>
+    <w:p>
+      <w:r>
+        <w:rPr>
+          <w:rFonts w:ascii="MS Gothic" w:eastAsia="MS Gothic" w:hAnsi="MS Gothic" w:cs="MS Gothic" w:hint="eastAsia"/>
+        </w:rPr>
+        <w:t>├</w:t>
+      </w:r>
+      <w:r>
+        <w:rPr>
+          <w:rFonts w:ascii="Aptos" w:hAnsi="Aptos" w:cs="Aptos"/>
+        </w:rPr>
+        <w:t>──</w:t>
+      </w:r>
+      <w:r>
+        <w:t xml:space="preserve"> </w:t>
+      </w:r>
+      <w:proofErr w:type="spellStart"/>
+      <w:r>
+        <w:t>public</w:t>
+      </w:r>
+      <w:proofErr w:type="spellEnd"/>
+      <w:r>
+        <w:t>/                 # Stati</w:t>
+      </w:r>
+      <w:r>
+        <w:rPr>
+          <w:rFonts w:ascii="Aptos" w:hAnsi="Aptos" w:cs="Aptos"/>
+        </w:rPr>
+        <w:t>č</w:t>
+      </w:r>
+      <w:r>
+        <w:t>ne datoteke</w:t>
+      </w:r>
+    </w:p>
+    <w:p>
+      <w:r>
+        <w:rPr>
+          <w:rFonts w:ascii="MS Gothic" w:eastAsia="MS Gothic" w:hAnsi="MS Gothic" w:cs="MS Gothic" w:hint="eastAsia"/>
+        </w:rPr>
+        <w:t>├</w:t>
+      </w:r>
+      <w:r>
+        <w:rPr>
+          <w:rFonts w:ascii="Aptos" w:hAnsi="Aptos" w:cs="Aptos"/>
+        </w:rPr>
+        <w:t>──</w:t>
+      </w:r>
+      <w:r>
+        <w:t xml:space="preserve"> </w:t>
+      </w:r>
+      <w:proofErr w:type="spellStart"/>
+      <w:r>
+        <w:t>db</w:t>
+      </w:r>
+      <w:proofErr w:type="spellEnd"/>
+      <w:r>
+        <w:t>/</w:t>
+      </w:r>
+    </w:p>
+    <w:p>
+      <w:r>
+        <w:t xml:space="preserve">│   └── firebase_client.js  # </w:t>
+      </w:r>
+      <w:proofErr w:type="spellStart"/>
+      <w:r>
+        <w:t>Firebase</w:t>
+      </w:r>
+      <w:proofErr w:type="spellEnd"/>
+      <w:r>
+        <w:t xml:space="preserve"> konfiguracija</w:t>
+      </w:r>
+    </w:p>
+    <w:p>
+      <w:r>
+        <w:t>└── ...</w:t>
       </w:r>
     </w:p>
     <w:p/>
@@ -6263,415 +6975,11 @@
     <w:p/>
     <w:p/>
     <w:p/>
-    <w:p/>
-    <w:p/>
-    <w:p/>
-    <w:p/>
-    <w:p/>
     <w:p>
       <w:pPr>
         <w:pStyle w:val="Naslov1"/>
       </w:pPr>
-      <w:bookmarkStart w:id="11" w:name="_Toc199948518"/>
-      <w:r>
-        <w:lastRenderedPageBreak/>
-        <w:t>Struktura rešitve</w:t>
-      </w:r>
-      <w:bookmarkEnd w:id="11"/>
-    </w:p>
-    <w:p/>
-    <w:p>
-      <w:proofErr w:type="spellStart"/>
-      <w:r>
-        <w:t>puzzle</w:t>
-      </w:r>
-      <w:proofErr w:type="spellEnd"/>
-      <w:r>
-        <w:t>-game/</w:t>
-      </w:r>
-    </w:p>
-    <w:p>
-      <w:r>
-        <w:rPr>
-          <w:rFonts w:ascii="MS Gothic" w:eastAsia="MS Gothic" w:hAnsi="MS Gothic" w:cs="MS Gothic" w:hint="eastAsia"/>
-        </w:rPr>
-        <w:t>├</w:t>
-      </w:r>
-      <w:r>
-        <w:rPr>
-          <w:rFonts w:ascii="Aptos" w:hAnsi="Aptos" w:cs="Aptos"/>
-        </w:rPr>
-        <w:t>──</w:t>
-      </w:r>
-      <w:r>
-        <w:t xml:space="preserve"> src/</w:t>
-      </w:r>
-    </w:p>
-    <w:p>
-      <w:r>
-        <w:t xml:space="preserve">│   </w:t>
-      </w:r>
-      <w:r>
-        <w:rPr>
-          <w:rFonts w:ascii="MS Gothic" w:eastAsia="MS Gothic" w:hAnsi="MS Gothic" w:cs="MS Gothic" w:hint="eastAsia"/>
-        </w:rPr>
-        <w:t>├</w:t>
-      </w:r>
-      <w:r>
-        <w:rPr>
-          <w:rFonts w:ascii="Aptos" w:hAnsi="Aptos" w:cs="Aptos"/>
-        </w:rPr>
-        <w:t>──</w:t>
-      </w:r>
-      <w:r>
-        <w:t xml:space="preserve"> </w:t>
-      </w:r>
-      <w:proofErr w:type="spellStart"/>
-      <w:r>
-        <w:t>app</w:t>
-      </w:r>
-      <w:proofErr w:type="spellEnd"/>
-      <w:r>
-        <w:t>/                 # Next.js aplikacija</w:t>
-      </w:r>
-    </w:p>
-    <w:p>
-      <w:r>
-        <w:t xml:space="preserve">│   │   </w:t>
-      </w:r>
-      <w:r>
-        <w:rPr>
-          <w:rFonts w:ascii="MS Gothic" w:eastAsia="MS Gothic" w:hAnsi="MS Gothic" w:cs="MS Gothic" w:hint="eastAsia"/>
-        </w:rPr>
-        <w:t>├</w:t>
-      </w:r>
-      <w:r>
-        <w:rPr>
-          <w:rFonts w:ascii="Aptos" w:hAnsi="Aptos" w:cs="Aptos"/>
-        </w:rPr>
-        <w:t>──</w:t>
-      </w:r>
-      <w:r>
-        <w:t xml:space="preserve"> </w:t>
-      </w:r>
-      <w:proofErr w:type="spellStart"/>
-      <w:r>
-        <w:t>api</w:t>
-      </w:r>
-      <w:proofErr w:type="spellEnd"/>
-      <w:r>
-        <w:t>/             # API kon</w:t>
-      </w:r>
-      <w:r>
-        <w:rPr>
-          <w:rFonts w:ascii="Aptos" w:hAnsi="Aptos" w:cs="Aptos"/>
-        </w:rPr>
-        <w:t>č</w:t>
-      </w:r>
-      <w:r>
-        <w:t>ne to</w:t>
-      </w:r>
-      <w:r>
-        <w:rPr>
-          <w:rFonts w:ascii="Aptos" w:hAnsi="Aptos" w:cs="Aptos"/>
-        </w:rPr>
-        <w:t>č</w:t>
-      </w:r>
-      <w:r>
-        <w:t>ke</w:t>
-      </w:r>
-    </w:p>
-    <w:p>
-      <w:r>
-        <w:t xml:space="preserve">│   │   └── </w:t>
-      </w:r>
-      <w:proofErr w:type="spellStart"/>
-      <w:r>
-        <w:t>page.tsx</w:t>
-      </w:r>
-      <w:proofErr w:type="spellEnd"/>
-      <w:r>
-        <w:t xml:space="preserve">         # Glavna stran</w:t>
-      </w:r>
-    </w:p>
-    <w:p>
-      <w:r>
-        <w:t xml:space="preserve">│   </w:t>
-      </w:r>
-      <w:r>
-        <w:rPr>
-          <w:rFonts w:ascii="MS Gothic" w:eastAsia="MS Gothic" w:hAnsi="MS Gothic" w:cs="MS Gothic" w:hint="eastAsia"/>
-        </w:rPr>
-        <w:t>├</w:t>
-      </w:r>
-      <w:r>
-        <w:rPr>
-          <w:rFonts w:ascii="Aptos" w:hAnsi="Aptos" w:cs="Aptos"/>
-        </w:rPr>
-        <w:t>──</w:t>
-      </w:r>
-      <w:r>
-        <w:t xml:space="preserve"> </w:t>
-      </w:r>
-      <w:proofErr w:type="spellStart"/>
-      <w:r>
-        <w:t>components</w:t>
-      </w:r>
-      <w:proofErr w:type="spellEnd"/>
-      <w:r>
-        <w:t xml:space="preserve">/          # </w:t>
-      </w:r>
-      <w:proofErr w:type="spellStart"/>
-      <w:r>
-        <w:t>React</w:t>
-      </w:r>
-      <w:proofErr w:type="spellEnd"/>
-      <w:r>
-        <w:t xml:space="preserve"> komponente</w:t>
-      </w:r>
-    </w:p>
-    <w:p>
-      <w:r>
-        <w:t xml:space="preserve">│   │   </w:t>
-      </w:r>
-      <w:r>
-        <w:rPr>
-          <w:rFonts w:ascii="MS Gothic" w:eastAsia="MS Gothic" w:hAnsi="MS Gothic" w:cs="MS Gothic" w:hint="eastAsia"/>
-        </w:rPr>
-        <w:t>├</w:t>
-      </w:r>
-      <w:r>
-        <w:rPr>
-          <w:rFonts w:ascii="Aptos" w:hAnsi="Aptos" w:cs="Aptos"/>
-        </w:rPr>
-        <w:t>──</w:t>
-      </w:r>
-      <w:r>
-        <w:t xml:space="preserve"> </w:t>
-      </w:r>
-      <w:proofErr w:type="spellStart"/>
-      <w:r>
-        <w:t>PuzzleGame.tsx</w:t>
-      </w:r>
-      <w:proofErr w:type="spellEnd"/>
-      <w:r>
-        <w:t xml:space="preserve">   # Glavna logika igre</w:t>
-      </w:r>
-    </w:p>
-    <w:p>
-      <w:r>
-        <w:t xml:space="preserve">│   │   </w:t>
-      </w:r>
-      <w:r>
-        <w:rPr>
-          <w:rFonts w:ascii="MS Gothic" w:eastAsia="MS Gothic" w:hAnsi="MS Gothic" w:cs="MS Gothic" w:hint="eastAsia"/>
-        </w:rPr>
-        <w:t>├</w:t>
-      </w:r>
-      <w:r>
-        <w:rPr>
-          <w:rFonts w:ascii="Aptos" w:hAnsi="Aptos" w:cs="Aptos"/>
-        </w:rPr>
-        <w:t>──</w:t>
-      </w:r>
-      <w:r>
-        <w:t xml:space="preserve"> </w:t>
-      </w:r>
-      <w:proofErr w:type="spellStart"/>
-      <w:r>
-        <w:t>Timer.tsx</w:t>
-      </w:r>
-      <w:proofErr w:type="spellEnd"/>
-      <w:r>
-        <w:t xml:space="preserve">        # Komponenta za merjenje </w:t>
-      </w:r>
-      <w:r>
-        <w:rPr>
-          <w:rFonts w:ascii="Aptos" w:hAnsi="Aptos" w:cs="Aptos"/>
-        </w:rPr>
-        <w:t>č</w:t>
-      </w:r>
-      <w:r>
-        <w:t>asa</w:t>
-      </w:r>
-    </w:p>
-    <w:p>
-      <w:r>
-        <w:t>│   │   └── ...</w:t>
-      </w:r>
-    </w:p>
-    <w:p>
-      <w:r>
-        <w:t xml:space="preserve">│   </w:t>
-      </w:r>
-      <w:r>
-        <w:rPr>
-          <w:rFonts w:ascii="MS Gothic" w:eastAsia="MS Gothic" w:hAnsi="MS Gothic" w:cs="MS Gothic" w:hint="eastAsia"/>
-        </w:rPr>
-        <w:t>├</w:t>
-      </w:r>
-      <w:r>
-        <w:rPr>
-          <w:rFonts w:ascii="Aptos" w:hAnsi="Aptos" w:cs="Aptos"/>
-        </w:rPr>
-        <w:t>──</w:t>
-      </w:r>
-      <w:r>
-        <w:t xml:space="preserve"> lib/                 # Pomo</w:t>
-      </w:r>
-      <w:r>
-        <w:rPr>
-          <w:rFonts w:ascii="Aptos" w:hAnsi="Aptos" w:cs="Aptos"/>
-        </w:rPr>
-        <w:t>ž</w:t>
-      </w:r>
-      <w:r>
-        <w:t>ne funkcije</w:t>
-      </w:r>
-    </w:p>
-    <w:p>
-      <w:r>
-        <w:t xml:space="preserve">│   </w:t>
-      </w:r>
-      <w:r>
-        <w:rPr>
-          <w:rFonts w:ascii="MS Gothic" w:eastAsia="MS Gothic" w:hAnsi="MS Gothic" w:cs="MS Gothic" w:hint="eastAsia"/>
-        </w:rPr>
-        <w:t>├</w:t>
-      </w:r>
-      <w:r>
-        <w:rPr>
-          <w:rFonts w:ascii="Aptos" w:hAnsi="Aptos" w:cs="Aptos"/>
-        </w:rPr>
-        <w:t>──</w:t>
-      </w:r>
-      <w:r>
-        <w:t xml:space="preserve"> </w:t>
-      </w:r>
-      <w:proofErr w:type="spellStart"/>
-      <w:r>
-        <w:t>types</w:t>
-      </w:r>
-      <w:proofErr w:type="spellEnd"/>
-      <w:r>
-        <w:t xml:space="preserve">/               # </w:t>
-      </w:r>
-      <w:proofErr w:type="spellStart"/>
-      <w:r>
-        <w:t>TypeScript</w:t>
-      </w:r>
-      <w:proofErr w:type="spellEnd"/>
-      <w:r>
-        <w:t xml:space="preserve"> tipi</w:t>
-      </w:r>
-    </w:p>
-    <w:p>
-      <w:r>
-        <w:t xml:space="preserve">│   └── </w:t>
-      </w:r>
-      <w:proofErr w:type="spellStart"/>
-      <w:r>
-        <w:t>utils</w:t>
-      </w:r>
-      <w:proofErr w:type="spellEnd"/>
-      <w:r>
-        <w:t>/               # Pomožne funkcije</w:t>
-      </w:r>
-    </w:p>
-    <w:p>
-      <w:r>
-        <w:rPr>
-          <w:rFonts w:ascii="MS Gothic" w:eastAsia="MS Gothic" w:hAnsi="MS Gothic" w:cs="MS Gothic" w:hint="eastAsia"/>
-        </w:rPr>
-        <w:t>├</w:t>
-      </w:r>
-      <w:r>
-        <w:rPr>
-          <w:rFonts w:ascii="Aptos" w:hAnsi="Aptos" w:cs="Aptos"/>
-        </w:rPr>
-        <w:t>──</w:t>
-      </w:r>
-      <w:r>
-        <w:t xml:space="preserve"> </w:t>
-      </w:r>
-      <w:proofErr w:type="spellStart"/>
-      <w:r>
-        <w:t>public</w:t>
-      </w:r>
-      <w:proofErr w:type="spellEnd"/>
-      <w:r>
-        <w:t>/                 # Stati</w:t>
-      </w:r>
-      <w:r>
-        <w:rPr>
-          <w:rFonts w:ascii="Aptos" w:hAnsi="Aptos" w:cs="Aptos"/>
-        </w:rPr>
-        <w:t>č</w:t>
-      </w:r>
-      <w:r>
-        <w:t>ne datoteke</w:t>
-      </w:r>
-    </w:p>
-    <w:p>
-      <w:r>
-        <w:rPr>
-          <w:rFonts w:ascii="MS Gothic" w:eastAsia="MS Gothic" w:hAnsi="MS Gothic" w:cs="MS Gothic" w:hint="eastAsia"/>
-        </w:rPr>
-        <w:t>├</w:t>
-      </w:r>
-      <w:r>
-        <w:rPr>
-          <w:rFonts w:ascii="Aptos" w:hAnsi="Aptos" w:cs="Aptos"/>
-        </w:rPr>
-        <w:t>──</w:t>
-      </w:r>
-      <w:r>
-        <w:t xml:space="preserve"> </w:t>
-      </w:r>
-      <w:proofErr w:type="spellStart"/>
-      <w:r>
-        <w:t>db</w:t>
-      </w:r>
-      <w:proofErr w:type="spellEnd"/>
-      <w:r>
-        <w:t>/</w:t>
-      </w:r>
-    </w:p>
-    <w:p>
-      <w:r>
-        <w:t xml:space="preserve">│   └── firebase_client.js  # </w:t>
-      </w:r>
-      <w:proofErr w:type="spellStart"/>
-      <w:r>
-        <w:t>Firebase</w:t>
-      </w:r>
-      <w:proofErr w:type="spellEnd"/>
-      <w:r>
-        <w:t xml:space="preserve"> konfiguracija</w:t>
-      </w:r>
-    </w:p>
-    <w:p>
-      <w:r>
-        <w:t>└── ...</w:t>
-      </w:r>
-    </w:p>
-    <w:p/>
-    <w:p/>
-    <w:p/>
-    <w:p/>
-    <w:p/>
-    <w:p/>
-    <w:p/>
-    <w:p/>
-    <w:p/>
-    <w:p/>
-    <w:p/>
-    <w:p/>
-    <w:p>
-      <w:pPr>
-        <w:pStyle w:val="Naslov1"/>
-      </w:pPr>
-      <w:bookmarkStart w:id="12" w:name="_Toc199948519"/>
+      <w:bookmarkStart w:id="12" w:name="_Toc200298684"/>
       <w:r>
         <w:lastRenderedPageBreak/>
         <w:t>Zunanje odvisnosti aplikacije</w:t>
@@ -7443,7 +7751,7 @@
       <w:pPr>
         <w:pStyle w:val="Naslov1"/>
       </w:pPr>
-      <w:bookmarkStart w:id="13" w:name="_Toc199948520"/>
+      <w:bookmarkStart w:id="13" w:name="_Toc200298685"/>
       <w:r>
         <w:lastRenderedPageBreak/>
         <w:t>Navodila za zagon</w:t>
@@ -8457,7 +8765,7 @@
       <w:pPr>
         <w:pStyle w:val="Naslov1"/>
       </w:pPr>
-      <w:bookmarkStart w:id="14" w:name="_Toc199948521"/>
+      <w:bookmarkStart w:id="14" w:name="_Toc200298686"/>
       <w:r>
         <w:lastRenderedPageBreak/>
         <w:t>Navodila za nadaljnji razvoj</w:t>
@@ -8938,7 +9246,7 @@
       <w:pPr>
         <w:pStyle w:val="Naslov1"/>
       </w:pPr>
-      <w:bookmarkStart w:id="15" w:name="_Toc199948522"/>
+      <w:bookmarkStart w:id="15" w:name="_Toc200298687"/>
       <w:r>
         <w:lastRenderedPageBreak/>
         <w:t>Odprte pomanjkljivosti in napake</w:t>
@@ -9257,7 +9565,7 @@
       <w:pPr>
         <w:pStyle w:val="Naslov1"/>
       </w:pPr>
-      <w:bookmarkStart w:id="16" w:name="_Toc199948523"/>
+      <w:bookmarkStart w:id="16" w:name="_Toc200298688"/>
       <w:r>
         <w:lastRenderedPageBreak/>
         <w:t>Prevzem rešitve</w:t>

--- a/docs/dokumentacija.docx
+++ b/docs/dokumentacija.docx
@@ -242,7 +242,7 @@
           <w:sz w:val="28"/>
           <w:szCs w:val="28"/>
         </w:rPr>
-        <w:t xml:space="preserve">Avtorji: Matija Čoh, Aleš Fon Cafnik, Miha </w:t>
+        <w:t xml:space="preserve">Avtorji: Matija Čoh, Aleš Fon </w:t>
       </w:r>
       <w:proofErr w:type="spellStart"/>
       <w:r>
@@ -250,16 +250,30 @@
           <w:sz w:val="28"/>
           <w:szCs w:val="28"/>
         </w:rPr>
-        <w:t>G</w:t>
-      </w:r>
+        <w:t>Cafnik</w:t>
+      </w:r>
+      <w:proofErr w:type="spellEnd"/>
       <w:r>
         <w:rPr>
           <w:sz w:val="28"/>
           <w:szCs w:val="28"/>
         </w:rPr>
+        <w:t xml:space="preserve">, Miha </w:t>
+      </w:r>
+      <w:r>
+        <w:rPr>
+          <w:sz w:val="28"/>
+          <w:szCs w:val="28"/>
+        </w:rPr>
+        <w:t>G</w:t>
+      </w:r>
+      <w:r>
+        <w:rPr>
+          <w:sz w:val="28"/>
+          <w:szCs w:val="28"/>
+        </w:rPr>
         <w:t>ovedič</w:t>
       </w:r>
-      <w:proofErr w:type="spellEnd"/>
     </w:p>
     <w:p>
       <w:pPr>
@@ -304,7 +318,7 @@
       <w:sdtContent>
         <w:p>
           <w:pPr>
-            <w:pStyle w:val="NaslovTOC"/>
+            <w:pStyle w:val="TOCHeading"/>
           </w:pPr>
           <w:r>
             <w:t>Vsebina</w:t>
@@ -322,7 +336,7 @@
         </w:p>
         <w:p>
           <w:pPr>
-            <w:pStyle w:val="Kazalovsebine1"/>
+            <w:pStyle w:val="TOC1"/>
             <w:tabs>
               <w:tab w:val="right" w:leader="dot" w:pos="9062"/>
             </w:tabs>
@@ -346,7 +360,7 @@
           <w:hyperlink w:anchor="_Toc200298672" w:history="1">
             <w:r>
               <w:rPr>
-                <w:rStyle w:val="Hiperpovezava"/>
+                <w:rStyle w:val="Hyperlink"/>
                 <w:noProof/>
               </w:rPr>
               <w:t>Opis funkcionalnosti rešitve Igrifikacija</w:t>
@@ -403,7 +417,7 @@
         </w:p>
         <w:p>
           <w:pPr>
-            <w:pStyle w:val="Kazalovsebine1"/>
+            <w:pStyle w:val="TOC1"/>
             <w:tabs>
               <w:tab w:val="right" w:leader="dot" w:pos="9062"/>
             </w:tabs>
@@ -418,7 +432,7 @@
           <w:hyperlink w:anchor="_Toc200298673" w:history="1">
             <w:r>
               <w:rPr>
-                <w:rStyle w:val="Hiperpovezava"/>
+                <w:rStyle w:val="Hyperlink"/>
                 <w:noProof/>
               </w:rPr>
               <w:t>Arhitektura in komponente rešitve</w:t>
@@ -475,7 +489,7 @@
         </w:p>
         <w:p>
           <w:pPr>
-            <w:pStyle w:val="Kazalovsebine2"/>
+            <w:pStyle w:val="TOC2"/>
             <w:tabs>
               <w:tab w:val="right" w:leader="dot" w:pos="9062"/>
             </w:tabs>
@@ -490,7 +504,7 @@
           <w:hyperlink w:anchor="_Toc200298674" w:history="1">
             <w:r>
               <w:rPr>
-                <w:rStyle w:val="Hiperpovezava"/>
+                <w:rStyle w:val="Hyperlink"/>
                 <w:noProof/>
               </w:rPr>
               <w:t>Uporabljene tehnologije</w:t>
@@ -547,7 +561,7 @@
         </w:p>
         <w:p>
           <w:pPr>
-            <w:pStyle w:val="Kazalovsebine2"/>
+            <w:pStyle w:val="TOC2"/>
             <w:tabs>
               <w:tab w:val="right" w:leader="dot" w:pos="9062"/>
             </w:tabs>
@@ -562,7 +576,7 @@
           <w:hyperlink w:anchor="_Toc200298675" w:history="1">
             <w:r>
               <w:rPr>
-                <w:rStyle w:val="Hiperpovezava"/>
+                <w:rStyle w:val="Hyperlink"/>
                 <w:noProof/>
               </w:rPr>
               <w:t>Glavne komponente</w:t>
@@ -619,7 +633,7 @@
         </w:p>
         <w:p>
           <w:pPr>
-            <w:pStyle w:val="Kazalovsebine1"/>
+            <w:pStyle w:val="TOC1"/>
             <w:tabs>
               <w:tab w:val="right" w:leader="dot" w:pos="9062"/>
             </w:tabs>
@@ -634,7 +648,7 @@
           <w:hyperlink w:anchor="_Toc200298676" w:history="1">
             <w:r>
               <w:rPr>
-                <w:rStyle w:val="Hiperpovezava"/>
+                <w:rStyle w:val="Hyperlink"/>
                 <w:noProof/>
               </w:rPr>
               <w:t>Simuliran zaledni sistem in operaterska platforma</w:t>
@@ -691,7 +705,7 @@
         </w:p>
         <w:p>
           <w:pPr>
-            <w:pStyle w:val="Kazalovsebine1"/>
+            <w:pStyle w:val="TOC1"/>
             <w:tabs>
               <w:tab w:val="right" w:leader="dot" w:pos="9062"/>
             </w:tabs>
@@ -706,7 +720,7 @@
           <w:hyperlink w:anchor="_Toc200298677" w:history="1">
             <w:r>
               <w:rPr>
-                <w:rStyle w:val="Hiperpovezava"/>
+                <w:rStyle w:val="Hyperlink"/>
                 <w:noProof/>
               </w:rPr>
               <w:t>REST vmesnik</w:t>
@@ -763,7 +777,7 @@
         </w:p>
         <w:p>
           <w:pPr>
-            <w:pStyle w:val="Kazalovsebine1"/>
+            <w:pStyle w:val="TOC1"/>
             <w:tabs>
               <w:tab w:val="right" w:leader="dot" w:pos="9062"/>
             </w:tabs>
@@ -778,7 +792,7 @@
           <w:hyperlink w:anchor="_Toc200298678" w:history="1">
             <w:r>
               <w:rPr>
-                <w:rStyle w:val="Hiperpovezava"/>
+                <w:rStyle w:val="Hyperlink"/>
                 <w:noProof/>
               </w:rPr>
               <w:t>Igrifikacija – pregled rešitve</w:t>
@@ -835,7 +849,7 @@
         </w:p>
         <w:p>
           <w:pPr>
-            <w:pStyle w:val="Kazalovsebine1"/>
+            <w:pStyle w:val="TOC1"/>
             <w:tabs>
               <w:tab w:val="right" w:leader="dot" w:pos="9062"/>
             </w:tabs>
@@ -850,7 +864,7 @@
           <w:hyperlink w:anchor="_Toc200298679" w:history="1">
             <w:r>
               <w:rPr>
-                <w:rStyle w:val="Hiperpovezava"/>
+                <w:rStyle w:val="Hyperlink"/>
                 <w:noProof/>
               </w:rPr>
               <w:t>Struktura uporabniških vmesnikov</w:t>
@@ -907,7 +921,7 @@
         </w:p>
         <w:p>
           <w:pPr>
-            <w:pStyle w:val="Kazalovsebine2"/>
+            <w:pStyle w:val="TOC2"/>
             <w:tabs>
               <w:tab w:val="right" w:leader="dot" w:pos="9062"/>
             </w:tabs>
@@ -922,7 +936,7 @@
           <w:hyperlink w:anchor="_Toc200298680" w:history="1">
             <w:r>
               <w:rPr>
-                <w:rStyle w:val="Hiperpovezava"/>
+                <w:rStyle w:val="Hyperlink"/>
                 <w:noProof/>
               </w:rPr>
               <w:t>Začetni zaslon</w:t>
@@ -979,7 +993,7 @@
         </w:p>
         <w:p>
           <w:pPr>
-            <w:pStyle w:val="Kazalovsebine2"/>
+            <w:pStyle w:val="TOC2"/>
             <w:tabs>
               <w:tab w:val="right" w:leader="dot" w:pos="9062"/>
             </w:tabs>
@@ -994,7 +1008,7 @@
           <w:hyperlink w:anchor="_Toc200298681" w:history="1">
             <w:r>
               <w:rPr>
-                <w:rStyle w:val="Hiperpovezava"/>
+                <w:rStyle w:val="Hyperlink"/>
                 <w:noProof/>
               </w:rPr>
               <w:t>Zaslon igre</w:t>
@@ -1051,7 +1065,7 @@
         </w:p>
         <w:p>
           <w:pPr>
-            <w:pStyle w:val="Kazalovsebine2"/>
+            <w:pStyle w:val="TOC2"/>
             <w:tabs>
               <w:tab w:val="right" w:leader="dot" w:pos="9062"/>
             </w:tabs>
@@ -1066,7 +1080,7 @@
           <w:hyperlink w:anchor="_Toc200298682" w:history="1">
             <w:r>
               <w:rPr>
-                <w:rStyle w:val="Hiperpovezava"/>
+                <w:rStyle w:val="Hyperlink"/>
                 <w:noProof/>
               </w:rPr>
               <w:t>Zaslon z rezultati</w:t>
@@ -1123,7 +1137,7 @@
         </w:p>
         <w:p>
           <w:pPr>
-            <w:pStyle w:val="Kazalovsebine1"/>
+            <w:pStyle w:val="TOC1"/>
             <w:tabs>
               <w:tab w:val="right" w:leader="dot" w:pos="9062"/>
             </w:tabs>
@@ -1138,7 +1152,7 @@
           <w:hyperlink w:anchor="_Toc200298683" w:history="1">
             <w:r>
               <w:rPr>
-                <w:rStyle w:val="Hiperpovezava"/>
+                <w:rStyle w:val="Hyperlink"/>
                 <w:noProof/>
               </w:rPr>
               <w:t>Struktura rešitve</w:t>
@@ -1195,7 +1209,7 @@
         </w:p>
         <w:p>
           <w:pPr>
-            <w:pStyle w:val="Kazalovsebine1"/>
+            <w:pStyle w:val="TOC1"/>
             <w:tabs>
               <w:tab w:val="right" w:leader="dot" w:pos="9062"/>
             </w:tabs>
@@ -1210,7 +1224,7 @@
           <w:hyperlink w:anchor="_Toc200298684" w:history="1">
             <w:r>
               <w:rPr>
-                <w:rStyle w:val="Hiperpovezava"/>
+                <w:rStyle w:val="Hyperlink"/>
                 <w:noProof/>
               </w:rPr>
               <w:t>Zunanje odvisnosti aplikacije</w:t>
@@ -1267,7 +1281,7 @@
         </w:p>
         <w:p>
           <w:pPr>
-            <w:pStyle w:val="Kazalovsebine1"/>
+            <w:pStyle w:val="TOC1"/>
             <w:tabs>
               <w:tab w:val="right" w:leader="dot" w:pos="9062"/>
             </w:tabs>
@@ -1282,7 +1296,7 @@
           <w:hyperlink w:anchor="_Toc200298685" w:history="1">
             <w:r>
               <w:rPr>
-                <w:rStyle w:val="Hiperpovezava"/>
+                <w:rStyle w:val="Hyperlink"/>
                 <w:noProof/>
               </w:rPr>
               <w:t>Navodila za zagon</w:t>
@@ -1339,7 +1353,7 @@
         </w:p>
         <w:p>
           <w:pPr>
-            <w:pStyle w:val="Kazalovsebine1"/>
+            <w:pStyle w:val="TOC1"/>
             <w:tabs>
               <w:tab w:val="right" w:leader="dot" w:pos="9062"/>
             </w:tabs>
@@ -1354,7 +1368,7 @@
           <w:hyperlink w:anchor="_Toc200298686" w:history="1">
             <w:r>
               <w:rPr>
-                <w:rStyle w:val="Hiperpovezava"/>
+                <w:rStyle w:val="Hyperlink"/>
                 <w:noProof/>
               </w:rPr>
               <w:t>Navodila za nadaljnji razvoj</w:t>
@@ -1411,7 +1425,7 @@
         </w:p>
         <w:p>
           <w:pPr>
-            <w:pStyle w:val="Kazalovsebine1"/>
+            <w:pStyle w:val="TOC1"/>
             <w:tabs>
               <w:tab w:val="right" w:leader="dot" w:pos="9062"/>
             </w:tabs>
@@ -1426,7 +1440,7 @@
           <w:hyperlink w:anchor="_Toc200298687" w:history="1">
             <w:r>
               <w:rPr>
-                <w:rStyle w:val="Hiperpovezava"/>
+                <w:rStyle w:val="Hyperlink"/>
                 <w:noProof/>
               </w:rPr>
               <w:t>Odprte pomanjkljivosti in napake</w:t>
@@ -1483,7 +1497,7 @@
         </w:p>
         <w:p>
           <w:pPr>
-            <w:pStyle w:val="Kazalovsebine1"/>
+            <w:pStyle w:val="TOC1"/>
             <w:tabs>
               <w:tab w:val="right" w:leader="dot" w:pos="9062"/>
             </w:tabs>
@@ -1498,7 +1512,7 @@
           <w:hyperlink w:anchor="_Toc200298688" w:history="1">
             <w:r>
               <w:rPr>
-                <w:rStyle w:val="Hiperpovezava"/>
+                <w:rStyle w:val="Hyperlink"/>
                 <w:noProof/>
               </w:rPr>
               <w:t>Prevzem rešitve</w:t>
@@ -1662,7 +1676,7 @@
     </w:p>
     <w:p>
       <w:pPr>
-        <w:pStyle w:val="Naslov1"/>
+        <w:pStyle w:val="Heading1"/>
       </w:pPr>
       <w:bookmarkStart w:id="0" w:name="_Toc200298672"/>
       <w:r>
@@ -1917,7 +1931,7 @@
     </w:p>
     <w:p>
       <w:pPr>
-        <w:pStyle w:val="Odstavekseznama"/>
+        <w:pStyle w:val="ListParagraph"/>
         <w:numPr>
           <w:ilvl w:val="0"/>
           <w:numId w:val="25"/>
@@ -1947,7 +1961,7 @@
     </w:p>
     <w:p>
       <w:pPr>
-        <w:pStyle w:val="Odstavekseznama"/>
+        <w:pStyle w:val="ListParagraph"/>
         <w:spacing w:line="276" w:lineRule="auto"/>
         <w:rPr>
           <w:sz w:val="24"/>
@@ -1957,7 +1971,7 @@
     </w:p>
     <w:p>
       <w:pPr>
-        <w:pStyle w:val="Odstavekseznama"/>
+        <w:pStyle w:val="ListParagraph"/>
         <w:numPr>
           <w:ilvl w:val="0"/>
           <w:numId w:val="24"/>
@@ -1978,7 +1992,7 @@
     </w:p>
     <w:p>
       <w:pPr>
-        <w:pStyle w:val="Odstavekseznama"/>
+        <w:pStyle w:val="ListParagraph"/>
         <w:numPr>
           <w:ilvl w:val="0"/>
           <w:numId w:val="24"/>
@@ -1999,7 +2013,7 @@
     </w:p>
     <w:p>
       <w:pPr>
-        <w:pStyle w:val="Odstavekseznama"/>
+        <w:pStyle w:val="ListParagraph"/>
         <w:numPr>
           <w:ilvl w:val="0"/>
           <w:numId w:val="24"/>
@@ -2020,7 +2034,7 @@
     </w:p>
     <w:p>
       <w:pPr>
-        <w:pStyle w:val="Odstavekseznama"/>
+        <w:pStyle w:val="ListParagraph"/>
         <w:numPr>
           <w:ilvl w:val="0"/>
           <w:numId w:val="24"/>
@@ -2048,7 +2062,7 @@
     </w:p>
     <w:p>
       <w:pPr>
-        <w:pStyle w:val="Odstavekseznama"/>
+        <w:pStyle w:val="ListParagraph"/>
         <w:numPr>
           <w:ilvl w:val="0"/>
           <w:numId w:val="24"/>
@@ -2069,7 +2083,7 @@
     </w:p>
     <w:p>
       <w:pPr>
-        <w:pStyle w:val="Odstavekseznama"/>
+        <w:pStyle w:val="ListParagraph"/>
         <w:numPr>
           <w:ilvl w:val="0"/>
           <w:numId w:val="24"/>
@@ -2099,7 +2113,7 @@
     </w:p>
     <w:p>
       <w:pPr>
-        <w:pStyle w:val="Odstavekseznama"/>
+        <w:pStyle w:val="ListParagraph"/>
         <w:numPr>
           <w:ilvl w:val="0"/>
           <w:numId w:val="27"/>
@@ -2124,7 +2138,7 @@
     </w:p>
     <w:p>
       <w:pPr>
-        <w:pStyle w:val="Odstavekseznama"/>
+        <w:pStyle w:val="ListParagraph"/>
         <w:numPr>
           <w:ilvl w:val="0"/>
           <w:numId w:val="27"/>
@@ -2156,7 +2170,7 @@
     </w:p>
     <w:p>
       <w:pPr>
-        <w:pStyle w:val="Odstavekseznama"/>
+        <w:pStyle w:val="ListParagraph"/>
         <w:numPr>
           <w:ilvl w:val="0"/>
           <w:numId w:val="27"/>
@@ -2343,7 +2357,7 @@
     <w:p/>
     <w:p>
       <w:pPr>
-        <w:pStyle w:val="Naslov1"/>
+        <w:pStyle w:val="Heading1"/>
       </w:pPr>
       <w:bookmarkStart w:id="1" w:name="_Toc200298673"/>
       <w:r>
@@ -2355,7 +2369,7 @@
     <w:p/>
     <w:p>
       <w:pPr>
-        <w:pStyle w:val="Naslov2"/>
+        <w:pStyle w:val="Heading2"/>
       </w:pPr>
       <w:bookmarkStart w:id="2" w:name="_Toc200298674"/>
       <w:r>
@@ -2897,7 +2911,7 @@
     </w:p>
     <w:p>
       <w:pPr>
-        <w:pStyle w:val="Naslov2"/>
+        <w:pStyle w:val="Heading2"/>
       </w:pPr>
       <w:bookmarkStart w:id="3" w:name="_Toc200298675"/>
       <w:r>
@@ -2991,7 +3005,7 @@
     </w:p>
     <w:p>
       <w:pPr>
-        <w:pStyle w:val="Odstavekseznama"/>
+        <w:pStyle w:val="ListParagraph"/>
         <w:numPr>
           <w:ilvl w:val="0"/>
           <w:numId w:val="28"/>
@@ -3011,7 +3025,7 @@
     </w:p>
     <w:p>
       <w:pPr>
-        <w:pStyle w:val="Odstavekseznama"/>
+        <w:pStyle w:val="ListParagraph"/>
         <w:numPr>
           <w:ilvl w:val="0"/>
           <w:numId w:val="28"/>
@@ -3031,7 +3045,7 @@
     </w:p>
     <w:p>
       <w:pPr>
-        <w:pStyle w:val="Odstavekseznama"/>
+        <w:pStyle w:val="ListParagraph"/>
         <w:numPr>
           <w:ilvl w:val="0"/>
           <w:numId w:val="28"/>
@@ -3051,7 +3065,7 @@
     </w:p>
     <w:p>
       <w:pPr>
-        <w:pStyle w:val="Odstavekseznama"/>
+        <w:pStyle w:val="ListParagraph"/>
         <w:numPr>
           <w:ilvl w:val="0"/>
           <w:numId w:val="28"/>
@@ -3071,7 +3085,7 @@
     </w:p>
     <w:p>
       <w:pPr>
-        <w:pStyle w:val="Odstavekseznama"/>
+        <w:pStyle w:val="ListParagraph"/>
         <w:numPr>
           <w:ilvl w:val="0"/>
           <w:numId w:val="28"/>
@@ -3091,7 +3105,7 @@
     </w:p>
     <w:p>
       <w:pPr>
-        <w:pStyle w:val="Odstavekseznama"/>
+        <w:pStyle w:val="ListParagraph"/>
         <w:numPr>
           <w:ilvl w:val="0"/>
           <w:numId w:val="28"/>
@@ -3134,7 +3148,7 @@
     </w:p>
     <w:p>
       <w:pPr>
-        <w:pStyle w:val="Odstavekseznama"/>
+        <w:pStyle w:val="ListParagraph"/>
         <w:numPr>
           <w:ilvl w:val="0"/>
           <w:numId w:val="29"/>
@@ -3186,7 +3200,7 @@
     </w:p>
     <w:p>
       <w:pPr>
-        <w:pStyle w:val="Odstavekseznama"/>
+        <w:pStyle w:val="ListParagraph"/>
         <w:numPr>
           <w:ilvl w:val="0"/>
           <w:numId w:val="29"/>
@@ -3222,7 +3236,7 @@
     </w:p>
     <w:p>
       <w:pPr>
-        <w:pStyle w:val="Odstavekseznama"/>
+        <w:pStyle w:val="ListParagraph"/>
         <w:numPr>
           <w:ilvl w:val="0"/>
           <w:numId w:val="29"/>
@@ -3242,7 +3256,7 @@
     </w:p>
     <w:p>
       <w:pPr>
-        <w:pStyle w:val="Odstavekseznama"/>
+        <w:pStyle w:val="ListParagraph"/>
         <w:numPr>
           <w:ilvl w:val="0"/>
           <w:numId w:val="29"/>
@@ -3338,7 +3352,7 @@
     </w:p>
     <w:p>
       <w:pPr>
-        <w:pStyle w:val="Odstavekseznama"/>
+        <w:pStyle w:val="ListParagraph"/>
         <w:numPr>
           <w:ilvl w:val="0"/>
           <w:numId w:val="30"/>
@@ -3358,7 +3372,7 @@
     </w:p>
     <w:p>
       <w:pPr>
-        <w:pStyle w:val="Odstavekseznama"/>
+        <w:pStyle w:val="ListParagraph"/>
         <w:numPr>
           <w:ilvl w:val="0"/>
           <w:numId w:val="30"/>
@@ -3378,7 +3392,7 @@
     </w:p>
     <w:p>
       <w:pPr>
-        <w:pStyle w:val="Odstavekseznama"/>
+        <w:pStyle w:val="ListParagraph"/>
         <w:numPr>
           <w:ilvl w:val="0"/>
           <w:numId w:val="30"/>
@@ -3398,7 +3412,7 @@
     </w:p>
     <w:p>
       <w:pPr>
-        <w:pStyle w:val="Odstavekseznama"/>
+        <w:pStyle w:val="ListParagraph"/>
         <w:numPr>
           <w:ilvl w:val="0"/>
           <w:numId w:val="30"/>
@@ -3441,7 +3455,7 @@
     </w:p>
     <w:p>
       <w:pPr>
-        <w:pStyle w:val="Odstavekseznama"/>
+        <w:pStyle w:val="ListParagraph"/>
         <w:numPr>
           <w:ilvl w:val="0"/>
           <w:numId w:val="31"/>
@@ -3477,7 +3491,7 @@
     </w:p>
     <w:p>
       <w:pPr>
-        <w:pStyle w:val="Odstavekseznama"/>
+        <w:pStyle w:val="ListParagraph"/>
         <w:numPr>
           <w:ilvl w:val="0"/>
           <w:numId w:val="31"/>
@@ -3513,7 +3527,7 @@
     </w:p>
     <w:p>
       <w:pPr>
-        <w:pStyle w:val="Odstavekseznama"/>
+        <w:pStyle w:val="ListParagraph"/>
         <w:numPr>
           <w:ilvl w:val="0"/>
           <w:numId w:val="31"/>
@@ -3610,7 +3624,7 @@
     </w:p>
     <w:p>
       <w:pPr>
-        <w:pStyle w:val="Odstavekseznama"/>
+        <w:pStyle w:val="ListParagraph"/>
         <w:numPr>
           <w:ilvl w:val="0"/>
           <w:numId w:val="32"/>
@@ -3630,7 +3644,7 @@
     </w:p>
     <w:p>
       <w:pPr>
-        <w:pStyle w:val="Odstavekseznama"/>
+        <w:pStyle w:val="ListParagraph"/>
         <w:numPr>
           <w:ilvl w:val="0"/>
           <w:numId w:val="32"/>
@@ -3650,7 +3664,7 @@
     </w:p>
     <w:p>
       <w:pPr>
-        <w:pStyle w:val="Odstavekseznama"/>
+        <w:pStyle w:val="ListParagraph"/>
         <w:numPr>
           <w:ilvl w:val="0"/>
           <w:numId w:val="32"/>
@@ -3686,7 +3700,7 @@
     </w:p>
     <w:p>
       <w:pPr>
-        <w:pStyle w:val="Odstavekseznama"/>
+        <w:pStyle w:val="ListParagraph"/>
         <w:numPr>
           <w:ilvl w:val="0"/>
           <w:numId w:val="32"/>
@@ -3729,7 +3743,7 @@
     </w:p>
     <w:p>
       <w:pPr>
-        <w:pStyle w:val="Odstavekseznama"/>
+        <w:pStyle w:val="ListParagraph"/>
         <w:numPr>
           <w:ilvl w:val="0"/>
           <w:numId w:val="33"/>
@@ -3765,7 +3779,7 @@
     </w:p>
     <w:p>
       <w:pPr>
-        <w:pStyle w:val="Odstavekseznama"/>
+        <w:pStyle w:val="ListParagraph"/>
         <w:numPr>
           <w:ilvl w:val="0"/>
           <w:numId w:val="33"/>
@@ -3785,7 +3799,7 @@
     </w:p>
     <w:p>
       <w:pPr>
-        <w:pStyle w:val="Odstavekseznama"/>
+        <w:pStyle w:val="ListParagraph"/>
         <w:numPr>
           <w:ilvl w:val="0"/>
           <w:numId w:val="33"/>
@@ -3881,7 +3895,7 @@
     </w:p>
     <w:p>
       <w:pPr>
-        <w:pStyle w:val="Odstavekseznama"/>
+        <w:pStyle w:val="ListParagraph"/>
         <w:numPr>
           <w:ilvl w:val="0"/>
           <w:numId w:val="34"/>
@@ -3901,7 +3915,7 @@
     </w:p>
     <w:p>
       <w:pPr>
-        <w:pStyle w:val="Odstavekseznama"/>
+        <w:pStyle w:val="ListParagraph"/>
         <w:numPr>
           <w:ilvl w:val="0"/>
           <w:numId w:val="34"/>
@@ -3921,7 +3935,7 @@
     </w:p>
     <w:p>
       <w:pPr>
-        <w:pStyle w:val="Odstavekseznama"/>
+        <w:pStyle w:val="ListParagraph"/>
         <w:numPr>
           <w:ilvl w:val="0"/>
           <w:numId w:val="34"/>
@@ -3941,7 +3955,7 @@
     </w:p>
     <w:p>
       <w:pPr>
-        <w:pStyle w:val="Odstavekseznama"/>
+        <w:pStyle w:val="ListParagraph"/>
         <w:numPr>
           <w:ilvl w:val="0"/>
           <w:numId w:val="34"/>
@@ -3961,7 +3975,7 @@
     </w:p>
     <w:p>
       <w:pPr>
-        <w:pStyle w:val="Odstavekseznama"/>
+        <w:pStyle w:val="ListParagraph"/>
         <w:numPr>
           <w:ilvl w:val="0"/>
           <w:numId w:val="34"/>
@@ -4004,7 +4018,7 @@
     </w:p>
     <w:p>
       <w:pPr>
-        <w:pStyle w:val="Odstavekseznama"/>
+        <w:pStyle w:val="ListParagraph"/>
         <w:numPr>
           <w:ilvl w:val="0"/>
           <w:numId w:val="35"/>
@@ -4024,7 +4038,7 @@
     </w:p>
     <w:p>
       <w:pPr>
-        <w:pStyle w:val="Odstavekseznama"/>
+        <w:pStyle w:val="ListParagraph"/>
         <w:numPr>
           <w:ilvl w:val="0"/>
           <w:numId w:val="35"/>
@@ -4044,7 +4058,7 @@
     </w:p>
     <w:p>
       <w:pPr>
-        <w:pStyle w:val="Odstavekseznama"/>
+        <w:pStyle w:val="ListParagraph"/>
         <w:numPr>
           <w:ilvl w:val="0"/>
           <w:numId w:val="35"/>
@@ -4181,7 +4195,7 @@
     </w:p>
     <w:p>
       <w:pPr>
-        <w:pStyle w:val="Odstavekseznama"/>
+        <w:pStyle w:val="ListParagraph"/>
         <w:numPr>
           <w:ilvl w:val="0"/>
           <w:numId w:val="36"/>
@@ -4201,7 +4215,7 @@
     </w:p>
     <w:p>
       <w:pPr>
-        <w:pStyle w:val="Odstavekseznama"/>
+        <w:pStyle w:val="ListParagraph"/>
         <w:numPr>
           <w:ilvl w:val="0"/>
           <w:numId w:val="36"/>
@@ -4221,7 +4235,7 @@
     </w:p>
     <w:p>
       <w:pPr>
-        <w:pStyle w:val="Odstavekseznama"/>
+        <w:pStyle w:val="ListParagraph"/>
         <w:numPr>
           <w:ilvl w:val="0"/>
           <w:numId w:val="36"/>
@@ -4241,7 +4255,7 @@
     </w:p>
     <w:p>
       <w:pPr>
-        <w:pStyle w:val="Odstavekseznama"/>
+        <w:pStyle w:val="ListParagraph"/>
         <w:numPr>
           <w:ilvl w:val="0"/>
           <w:numId w:val="36"/>
@@ -4284,7 +4298,7 @@
     </w:p>
     <w:p>
       <w:pPr>
-        <w:pStyle w:val="Odstavekseznama"/>
+        <w:pStyle w:val="ListParagraph"/>
         <w:numPr>
           <w:ilvl w:val="0"/>
           <w:numId w:val="37"/>
@@ -4320,7 +4334,7 @@
     </w:p>
     <w:p>
       <w:pPr>
-        <w:pStyle w:val="Odstavekseznama"/>
+        <w:pStyle w:val="ListParagraph"/>
         <w:numPr>
           <w:ilvl w:val="0"/>
           <w:numId w:val="37"/>
@@ -4356,7 +4370,7 @@
     </w:p>
     <w:p>
       <w:pPr>
-        <w:pStyle w:val="Odstavekseznama"/>
+        <w:pStyle w:val="ListParagraph"/>
         <w:numPr>
           <w:ilvl w:val="0"/>
           <w:numId w:val="37"/>
@@ -4459,7 +4473,7 @@
     </w:p>
     <w:p>
       <w:pPr>
-        <w:pStyle w:val="Odstavekseznama"/>
+        <w:pStyle w:val="ListParagraph"/>
         <w:numPr>
           <w:ilvl w:val="0"/>
           <w:numId w:val="38"/>
@@ -4479,7 +4493,7 @@
     </w:p>
     <w:p>
       <w:pPr>
-        <w:pStyle w:val="Odstavekseznama"/>
+        <w:pStyle w:val="ListParagraph"/>
         <w:numPr>
           <w:ilvl w:val="0"/>
           <w:numId w:val="38"/>
@@ -4499,7 +4513,7 @@
     </w:p>
     <w:p>
       <w:pPr>
-        <w:pStyle w:val="Odstavekseznama"/>
+        <w:pStyle w:val="ListParagraph"/>
         <w:numPr>
           <w:ilvl w:val="0"/>
           <w:numId w:val="38"/>
@@ -4519,7 +4533,7 @@
     </w:p>
     <w:p>
       <w:pPr>
-        <w:pStyle w:val="Odstavekseznama"/>
+        <w:pStyle w:val="ListParagraph"/>
         <w:numPr>
           <w:ilvl w:val="0"/>
           <w:numId w:val="38"/>
@@ -4549,7 +4563,7 @@
     <w:p/>
     <w:p>
       <w:pPr>
-        <w:pStyle w:val="Naslov1"/>
+        <w:pStyle w:val="Heading1"/>
       </w:pPr>
       <w:bookmarkStart w:id="4" w:name="_Toc200298676"/>
       <w:r>
@@ -5041,7 +5055,7 @@
     <w:p/>
     <w:p>
       <w:pPr>
-        <w:pStyle w:val="Naslov1"/>
+        <w:pStyle w:val="Heading1"/>
       </w:pPr>
       <w:bookmarkStart w:id="5" w:name="_Toc200298677"/>
       <w:r>
@@ -5110,7 +5124,7 @@
     <w:p/>
     <w:p>
       <w:pPr>
-        <w:pStyle w:val="Naslov1"/>
+        <w:pStyle w:val="Heading1"/>
       </w:pPr>
       <w:bookmarkStart w:id="6" w:name="_Toc200298678"/>
       <w:proofErr w:type="spellStart"/>
@@ -5154,7 +5168,7 @@
     <w:p/>
     <w:p>
       <w:pPr>
-        <w:pStyle w:val="Naslov1"/>
+        <w:pStyle w:val="Heading1"/>
       </w:pPr>
       <w:bookmarkStart w:id="7" w:name="_Toc200298679"/>
       <w:r>
@@ -5166,10 +5180,387 @@
     <w:p/>
     <w:p>
       <w:pPr>
-        <w:pStyle w:val="Naslov2"/>
+        <w:pStyle w:val="Heading2"/>
       </w:pPr>
       <w:bookmarkStart w:id="8" w:name="_Toc200298680"/>
       <w:r>
+        <w:t>Prijava</w:t>
+      </w:r>
+      <w:r>
+        <w:t xml:space="preserve"> in registracija</w:t>
+      </w:r>
+    </w:p>
+    <w:p>
+      <w:pPr>
+        <w:rPr>
+          <w:lang w:val="en-GB"/>
+        </w:rPr>
+      </w:pPr>
+      <w:proofErr w:type="spellStart"/>
+      <w:r>
+        <w:rPr>
+          <w:lang w:val="en-GB"/>
+        </w:rPr>
+        <w:t>Vsak</w:t>
+      </w:r>
+      <w:proofErr w:type="spellEnd"/>
+      <w:r>
+        <w:rPr>
+          <w:lang w:val="en-GB"/>
+        </w:rPr>
+        <w:t xml:space="preserve"> Uporabnik se mora pred </w:t>
+      </w:r>
+      <w:proofErr w:type="spellStart"/>
+      <w:r>
+        <w:rPr>
+          <w:lang w:val="en-GB"/>
+        </w:rPr>
+        <w:t>uporabo</w:t>
+      </w:r>
+      <w:proofErr w:type="spellEnd"/>
+      <w:r>
+        <w:rPr>
+          <w:lang w:val="en-GB"/>
+        </w:rPr>
+        <w:t xml:space="preserve"> </w:t>
+      </w:r>
+      <w:proofErr w:type="spellStart"/>
+      <w:r>
+        <w:rPr>
+          <w:lang w:val="en-GB"/>
+        </w:rPr>
+        <w:t>aplikacije</w:t>
+      </w:r>
+      <w:proofErr w:type="spellEnd"/>
+      <w:r>
+        <w:rPr>
+          <w:lang w:val="en-GB"/>
+        </w:rPr>
+        <w:t xml:space="preserve"> </w:t>
+      </w:r>
+      <w:proofErr w:type="spellStart"/>
+      <w:r>
+        <w:rPr>
+          <w:lang w:val="en-GB"/>
+        </w:rPr>
+        <w:t>registrirati</w:t>
+      </w:r>
+      <w:proofErr w:type="spellEnd"/>
+      <w:r>
+        <w:rPr>
+          <w:lang w:val="en-GB"/>
+        </w:rPr>
+        <w:t xml:space="preserve"> </w:t>
+      </w:r>
+      <w:r>
+        <w:rPr>
+          <w:lang w:val="en-GB"/>
+        </w:rPr>
+        <w:t xml:space="preserve">in </w:t>
+      </w:r>
+      <w:proofErr w:type="spellStart"/>
+      <w:r>
+        <w:rPr>
+          <w:lang w:val="en-GB"/>
+        </w:rPr>
+        <w:t>prijaviti</w:t>
+      </w:r>
+      <w:proofErr w:type="spellEnd"/>
+      <w:r>
+        <w:rPr>
+          <w:lang w:val="en-GB"/>
+        </w:rPr>
+        <w:t xml:space="preserve">. </w:t>
+      </w:r>
+      <w:proofErr w:type="spellStart"/>
+      <w:r>
+        <w:rPr>
+          <w:lang w:val="en-GB"/>
+        </w:rPr>
+        <w:t>Oboje</w:t>
+      </w:r>
+      <w:proofErr w:type="spellEnd"/>
+      <w:r>
+        <w:rPr>
+          <w:lang w:val="en-GB"/>
+        </w:rPr>
+        <w:t xml:space="preserve"> </w:t>
+      </w:r>
+      <w:proofErr w:type="spellStart"/>
+      <w:r>
+        <w:rPr>
+          <w:lang w:val="en-GB"/>
+        </w:rPr>
+        <w:t>lahko</w:t>
+      </w:r>
+      <w:proofErr w:type="spellEnd"/>
+      <w:r>
+        <w:rPr>
+          <w:lang w:val="en-GB"/>
+        </w:rPr>
+        <w:t xml:space="preserve"> </w:t>
+      </w:r>
+      <w:proofErr w:type="spellStart"/>
+      <w:r>
+        <w:rPr>
+          <w:lang w:val="en-GB"/>
+        </w:rPr>
+        <w:t>stori</w:t>
+      </w:r>
+      <w:proofErr w:type="spellEnd"/>
+      <w:r>
+        <w:rPr>
+          <w:lang w:val="en-GB"/>
+        </w:rPr>
+        <w:t xml:space="preserve"> </w:t>
+      </w:r>
+      <w:proofErr w:type="spellStart"/>
+      <w:r>
+        <w:rPr>
+          <w:lang w:val="en-GB"/>
+        </w:rPr>
+        <w:t>ali</w:t>
+      </w:r>
+      <w:proofErr w:type="spellEnd"/>
+      <w:r>
+        <w:rPr>
+          <w:lang w:val="en-GB"/>
+        </w:rPr>
+        <w:t xml:space="preserve"> </w:t>
+      </w:r>
+      <w:r>
+        <w:rPr>
+          <w:lang w:val="en-GB"/>
+        </w:rPr>
+        <w:t xml:space="preserve">z </w:t>
+      </w:r>
+      <w:proofErr w:type="spellStart"/>
+      <w:r>
+        <w:rPr>
+          <w:lang w:val="en-GB"/>
+        </w:rPr>
+        <w:t>vnosom</w:t>
+      </w:r>
+      <w:proofErr w:type="spellEnd"/>
+      <w:r>
+        <w:rPr>
+          <w:lang w:val="en-GB"/>
+        </w:rPr>
+        <w:t xml:space="preserve"> e-</w:t>
+      </w:r>
+      <w:proofErr w:type="spellStart"/>
+      <w:r>
+        <w:rPr>
+          <w:lang w:val="en-GB"/>
+        </w:rPr>
+        <w:t>poštnega</w:t>
+      </w:r>
+      <w:proofErr w:type="spellEnd"/>
+      <w:r>
+        <w:rPr>
+          <w:lang w:val="en-GB"/>
+        </w:rPr>
+        <w:t xml:space="preserve"> </w:t>
+      </w:r>
+      <w:proofErr w:type="spellStart"/>
+      <w:r>
+        <w:rPr>
+          <w:lang w:val="en-GB"/>
+        </w:rPr>
+        <w:t>naslova</w:t>
+      </w:r>
+      <w:proofErr w:type="spellEnd"/>
+      <w:r>
+        <w:rPr>
+          <w:lang w:val="en-GB"/>
+        </w:rPr>
+        <w:t xml:space="preserve"> in </w:t>
+      </w:r>
+      <w:proofErr w:type="spellStart"/>
+      <w:r>
+        <w:rPr>
+          <w:lang w:val="en-GB"/>
+        </w:rPr>
+        <w:t>gesla</w:t>
+      </w:r>
+      <w:proofErr w:type="spellEnd"/>
+      <w:r>
+        <w:rPr>
+          <w:lang w:val="en-GB"/>
+        </w:rPr>
+        <w:t xml:space="preserve"> </w:t>
+      </w:r>
+      <w:proofErr w:type="spellStart"/>
+      <w:r>
+        <w:rPr>
+          <w:lang w:val="en-GB"/>
+        </w:rPr>
+        <w:t>ali</w:t>
+      </w:r>
+      <w:proofErr w:type="spellEnd"/>
+      <w:r>
+        <w:rPr>
+          <w:lang w:val="en-GB"/>
+        </w:rPr>
+        <w:t xml:space="preserve"> z </w:t>
+      </w:r>
+      <w:proofErr w:type="spellStart"/>
+      <w:r>
+        <w:rPr>
+          <w:lang w:val="en-GB"/>
+        </w:rPr>
+        <w:t>uporabo</w:t>
+      </w:r>
+      <w:proofErr w:type="spellEnd"/>
+      <w:r>
+        <w:rPr>
+          <w:lang w:val="en-GB"/>
+        </w:rPr>
+        <w:t xml:space="preserve"> </w:t>
+      </w:r>
+      <w:proofErr w:type="spellStart"/>
+      <w:r>
+        <w:rPr>
+          <w:lang w:val="en-GB"/>
+        </w:rPr>
+        <w:t>funkcionalnosti</w:t>
+      </w:r>
+      <w:proofErr w:type="spellEnd"/>
+      <w:r>
+        <w:rPr>
+          <w:lang w:val="en-GB"/>
+        </w:rPr>
+        <w:t xml:space="preserve"> Google Sign-in</w:t>
+      </w:r>
+      <w:r>
+        <w:rPr>
+          <w:lang w:val="en-GB"/>
+        </w:rPr>
+        <w:t>.</w:t>
+      </w:r>
+      <w:r>
+        <w:rPr>
+          <w:lang w:val="en-GB"/>
+        </w:rPr>
+        <w:t xml:space="preserve"> </w:t>
+      </w:r>
+      <w:proofErr w:type="spellStart"/>
+      <w:r>
+        <w:rPr>
+          <w:lang w:val="en-GB"/>
+        </w:rPr>
+        <w:t>Registracijski</w:t>
+      </w:r>
+      <w:proofErr w:type="spellEnd"/>
+      <w:r>
+        <w:rPr>
+          <w:lang w:val="en-GB"/>
+        </w:rPr>
+        <w:t xml:space="preserve"> </w:t>
+      </w:r>
+      <w:proofErr w:type="spellStart"/>
+      <w:r>
+        <w:rPr>
+          <w:lang w:val="en-GB"/>
+        </w:rPr>
+        <w:t>podatki</w:t>
+      </w:r>
+      <w:proofErr w:type="spellEnd"/>
+      <w:r>
+        <w:rPr>
+          <w:lang w:val="en-GB"/>
+        </w:rPr>
+        <w:t xml:space="preserve"> so </w:t>
+      </w:r>
+      <w:proofErr w:type="spellStart"/>
+      <w:r>
+        <w:rPr>
+          <w:lang w:val="en-GB"/>
+        </w:rPr>
+        <w:t>shranjeni</w:t>
+      </w:r>
+      <w:proofErr w:type="spellEnd"/>
+      <w:r>
+        <w:rPr>
+          <w:lang w:val="en-GB"/>
+        </w:rPr>
+        <w:t xml:space="preserve"> v Firebase</w:t>
+      </w:r>
+      <w:r>
+        <w:rPr>
+          <w:lang w:val="en-GB"/>
+        </w:rPr>
+        <w:t xml:space="preserve">, </w:t>
+      </w:r>
+      <w:proofErr w:type="spellStart"/>
+      <w:r>
+        <w:rPr>
+          <w:lang w:val="en-GB"/>
+        </w:rPr>
+        <w:t>prijavni</w:t>
+      </w:r>
+      <w:proofErr w:type="spellEnd"/>
+      <w:r>
+        <w:rPr>
+          <w:lang w:val="en-GB"/>
+        </w:rPr>
+        <w:t xml:space="preserve"> </w:t>
+      </w:r>
+      <w:proofErr w:type="spellStart"/>
+      <w:r>
+        <w:rPr>
+          <w:lang w:val="en-GB"/>
+        </w:rPr>
+        <w:t>podatki</w:t>
+      </w:r>
+      <w:proofErr w:type="spellEnd"/>
+      <w:r>
+        <w:rPr>
+          <w:lang w:val="en-GB"/>
+        </w:rPr>
+        <w:t xml:space="preserve"> pa v </w:t>
+      </w:r>
+      <w:proofErr w:type="spellStart"/>
+      <w:r>
+        <w:rPr>
+          <w:lang w:val="en-GB"/>
+        </w:rPr>
+        <w:t>seji</w:t>
+      </w:r>
+      <w:proofErr w:type="spellEnd"/>
+      <w:r>
+        <w:rPr>
+          <w:lang w:val="en-GB"/>
+        </w:rPr>
+        <w:t xml:space="preserve"> </w:t>
+      </w:r>
+      <w:proofErr w:type="spellStart"/>
+      <w:r>
+        <w:rPr>
+          <w:lang w:val="en-GB"/>
+        </w:rPr>
+        <w:t>brskalnika</w:t>
+      </w:r>
+      <w:proofErr w:type="spellEnd"/>
+      <w:r>
+        <w:rPr>
+          <w:lang w:val="en-GB"/>
+        </w:rPr>
+        <w:t>.</w:t>
+      </w:r>
+    </w:p>
+    <w:p>
+      <w:pPr>
+        <w:rPr>
+          <w:lang w:val="en-GB"/>
+        </w:rPr>
+      </w:pPr>
+    </w:p>
+    <w:p>
+      <w:pPr>
+        <w:pStyle w:val="Heading2"/>
+      </w:pPr>
+      <w:r>
         <w:t>Začetni zaslon</w:t>
       </w:r>
       <w:bookmarkEnd w:id="8"/>
@@ -5207,7 +5598,7 @@
     </w:p>
     <w:p>
       <w:pPr>
-        <w:pStyle w:val="Odstavekseznama"/>
+        <w:pStyle w:val="ListParagraph"/>
         <w:numPr>
           <w:ilvl w:val="0"/>
           <w:numId w:val="41"/>
@@ -5229,7 +5620,7 @@
     </w:p>
     <w:p>
       <w:pPr>
-        <w:pStyle w:val="Odstavekseznama"/>
+        <w:pStyle w:val="ListParagraph"/>
         <w:numPr>
           <w:ilvl w:val="0"/>
           <w:numId w:val="41"/>
@@ -5251,7 +5642,7 @@
     </w:p>
     <w:p>
       <w:pPr>
-        <w:pStyle w:val="Odstavekseznama"/>
+        <w:pStyle w:val="ListParagraph"/>
         <w:numPr>
           <w:ilvl w:val="0"/>
           <w:numId w:val="41"/>
@@ -5303,7 +5694,7 @@
     </w:p>
     <w:p>
       <w:pPr>
-        <w:pStyle w:val="Odstavekseznama"/>
+        <w:pStyle w:val="ListParagraph"/>
         <w:numPr>
           <w:ilvl w:val="0"/>
           <w:numId w:val="41"/>
@@ -5332,7 +5723,7 @@
     </w:p>
     <w:p>
       <w:pPr>
-        <w:pStyle w:val="Odstavekseznama"/>
+        <w:pStyle w:val="ListParagraph"/>
         <w:numPr>
           <w:ilvl w:val="1"/>
           <w:numId w:val="42"/>
@@ -5352,7 +5743,7 @@
     </w:p>
     <w:p>
       <w:pPr>
-        <w:pStyle w:val="Odstavekseznama"/>
+        <w:pStyle w:val="ListParagraph"/>
         <w:numPr>
           <w:ilvl w:val="1"/>
           <w:numId w:val="42"/>
@@ -5372,7 +5763,7 @@
     </w:p>
     <w:p>
       <w:pPr>
-        <w:pStyle w:val="Odstavekseznama"/>
+        <w:pStyle w:val="ListParagraph"/>
         <w:numPr>
           <w:ilvl w:val="1"/>
           <w:numId w:val="42"/>
@@ -5392,7 +5783,7 @@
     </w:p>
     <w:p>
       <w:pPr>
-        <w:pStyle w:val="Odstavekseznama"/>
+        <w:pStyle w:val="ListParagraph"/>
         <w:numPr>
           <w:ilvl w:val="1"/>
           <w:numId w:val="42"/>
@@ -5412,7 +5803,7 @@
     </w:p>
     <w:p>
       <w:pPr>
-        <w:pStyle w:val="Odstavekseznama"/>
+        <w:pStyle w:val="ListParagraph"/>
         <w:numPr>
           <w:ilvl w:val="1"/>
           <w:numId w:val="42"/>
@@ -5432,7 +5823,7 @@
     </w:p>
     <w:p>
       <w:pPr>
-        <w:pStyle w:val="Odstavekseznama"/>
+        <w:pStyle w:val="ListParagraph"/>
         <w:numPr>
           <w:ilvl w:val="1"/>
           <w:numId w:val="42"/>
@@ -5460,7 +5851,7 @@
     </w:p>
     <w:p>
       <w:pPr>
-        <w:pStyle w:val="Odstavekseznama"/>
+        <w:pStyle w:val="ListParagraph"/>
         <w:numPr>
           <w:ilvl w:val="0"/>
           <w:numId w:val="43"/>
@@ -5489,7 +5880,7 @@
     </w:p>
     <w:p>
       <w:pPr>
-        <w:pStyle w:val="Odstavekseznama"/>
+        <w:pStyle w:val="ListParagraph"/>
         <w:numPr>
           <w:ilvl w:val="0"/>
           <w:numId w:val="43"/>
@@ -5541,7 +5932,7 @@
     </w:p>
     <w:p>
       <w:pPr>
-        <w:pStyle w:val="Odstavekseznama"/>
+        <w:pStyle w:val="ListParagraph"/>
         <w:numPr>
           <w:ilvl w:val="0"/>
           <w:numId w:val="43"/>
@@ -5609,7 +6000,7 @@
     </w:p>
     <w:p>
       <w:pPr>
-        <w:pStyle w:val="Naslov2"/>
+        <w:pStyle w:val="Heading2"/>
       </w:pPr>
       <w:bookmarkStart w:id="9" w:name="_Toc200298681"/>
       <w:r>
@@ -5664,7 +6055,7 @@
     </w:p>
     <w:p>
       <w:pPr>
-        <w:pStyle w:val="Odstavekseznama"/>
+        <w:pStyle w:val="ListParagraph"/>
         <w:numPr>
           <w:ilvl w:val="0"/>
           <w:numId w:val="44"/>
@@ -5686,7 +6077,7 @@
     </w:p>
     <w:p>
       <w:pPr>
-        <w:pStyle w:val="Odstavekseznama"/>
+        <w:pStyle w:val="ListParagraph"/>
         <w:numPr>
           <w:ilvl w:val="0"/>
           <w:numId w:val="44"/>
@@ -5708,7 +6099,7 @@
     </w:p>
     <w:p>
       <w:pPr>
-        <w:pStyle w:val="Odstavekseznama"/>
+        <w:pStyle w:val="ListParagraph"/>
         <w:numPr>
           <w:ilvl w:val="0"/>
           <w:numId w:val="44"/>
@@ -5725,6 +6116,7 @@
           <w:sz w:val="24"/>
           <w:szCs w:val="24"/>
         </w:rPr>
+        <w:lastRenderedPageBreak/>
         <w:t>Skupna statistika</w:t>
       </w:r>
       <w:r>
@@ -5760,7 +6152,7 @@
     </w:p>
     <w:p>
       <w:pPr>
-        <w:pStyle w:val="Odstavekseznama"/>
+        <w:pStyle w:val="ListParagraph"/>
         <w:numPr>
           <w:ilvl w:val="0"/>
           <w:numId w:val="44"/>
@@ -5789,7 +6181,7 @@
     </w:p>
     <w:p>
       <w:pPr>
-        <w:pStyle w:val="Odstavekseznama"/>
+        <w:pStyle w:val="ListParagraph"/>
         <w:numPr>
           <w:ilvl w:val="0"/>
           <w:numId w:val="44"/>
@@ -5853,16 +6245,16 @@
     </w:p>
     <w:p>
       <w:pPr>
-        <w:pStyle w:val="Odstavekseznama"/>
-        <w:rPr>
-          <w:sz w:val="24"/>
-          <w:szCs w:val="24"/>
-        </w:rPr>
-      </w:pPr>
-    </w:p>
-    <w:p>
-      <w:pPr>
-        <w:pStyle w:val="Odstavekseznama"/>
+        <w:pStyle w:val="ListParagraph"/>
+        <w:rPr>
+          <w:sz w:val="24"/>
+          <w:szCs w:val="24"/>
+        </w:rPr>
+      </w:pPr>
+    </w:p>
+    <w:p>
+      <w:pPr>
+        <w:pStyle w:val="ListParagraph"/>
         <w:numPr>
           <w:ilvl w:val="0"/>
           <w:numId w:val="44"/>
@@ -5893,7 +6285,7 @@
     </w:p>
     <w:p>
       <w:pPr>
-        <w:pStyle w:val="Odstavekseznama"/>
+        <w:pStyle w:val="ListParagraph"/>
         <w:numPr>
           <w:ilvl w:val="0"/>
           <w:numId w:val="45"/>
@@ -5908,13 +6300,12 @@
           <w:sz w:val="24"/>
           <w:szCs w:val="24"/>
         </w:rPr>
-        <w:lastRenderedPageBreak/>
         <w:t>Posamezni kosi sestavljanke</w:t>
       </w:r>
     </w:p>
     <w:p>
       <w:pPr>
-        <w:pStyle w:val="Odstavekseznama"/>
+        <w:pStyle w:val="ListParagraph"/>
         <w:numPr>
           <w:ilvl w:val="0"/>
           <w:numId w:val="45"/>
@@ -5962,7 +6353,7 @@
     </w:p>
     <w:p>
       <w:pPr>
-        <w:pStyle w:val="Odstavekseznama"/>
+        <w:pStyle w:val="ListParagraph"/>
         <w:ind w:left="1068"/>
         <w:rPr>
           <w:sz w:val="24"/>
@@ -5972,7 +6363,7 @@
     </w:p>
     <w:p>
       <w:pPr>
-        <w:pStyle w:val="Odstavekseznama"/>
+        <w:pStyle w:val="ListParagraph"/>
         <w:numPr>
           <w:ilvl w:val="0"/>
           <w:numId w:val="46"/>
@@ -6045,7 +6436,7 @@
     </w:p>
     <w:p>
       <w:pPr>
-        <w:pStyle w:val="Naslov2"/>
+        <w:pStyle w:val="Heading2"/>
       </w:pPr>
       <w:bookmarkStart w:id="10" w:name="_Toc200298682"/>
       <w:r>
@@ -6086,7 +6477,7 @@
     </w:p>
     <w:p>
       <w:pPr>
-        <w:pStyle w:val="Odstavekseznama"/>
+        <w:pStyle w:val="ListParagraph"/>
         <w:numPr>
           <w:ilvl w:val="0"/>
           <w:numId w:val="46"/>
@@ -6108,7 +6499,7 @@
     </w:p>
     <w:p>
       <w:pPr>
-        <w:pStyle w:val="Odstavekseznama"/>
+        <w:pStyle w:val="ListParagraph"/>
         <w:numPr>
           <w:ilvl w:val="0"/>
           <w:numId w:val="46"/>
@@ -6130,7 +6521,7 @@
     </w:p>
     <w:p>
       <w:pPr>
-        <w:pStyle w:val="Odstavekseznama"/>
+        <w:pStyle w:val="ListParagraph"/>
         <w:numPr>
           <w:ilvl w:val="0"/>
           <w:numId w:val="46"/>
@@ -6182,7 +6573,7 @@
     </w:p>
     <w:p>
       <w:pPr>
-        <w:pStyle w:val="Odstavekseznama"/>
+        <w:pStyle w:val="ListParagraph"/>
         <w:numPr>
           <w:ilvl w:val="0"/>
           <w:numId w:val="46"/>
@@ -6220,16 +6611,16 @@
     </w:p>
     <w:p>
       <w:pPr>
-        <w:pStyle w:val="Odstavekseznama"/>
-        <w:rPr>
-          <w:sz w:val="24"/>
-          <w:szCs w:val="24"/>
-        </w:rPr>
-      </w:pPr>
-    </w:p>
-    <w:p>
-      <w:pPr>
-        <w:pStyle w:val="Odstavekseznama"/>
+        <w:pStyle w:val="ListParagraph"/>
+        <w:rPr>
+          <w:sz w:val="24"/>
+          <w:szCs w:val="24"/>
+        </w:rPr>
+      </w:pPr>
+    </w:p>
+    <w:p>
+      <w:pPr>
+        <w:pStyle w:val="ListParagraph"/>
         <w:numPr>
           <w:ilvl w:val="0"/>
           <w:numId w:val="46"/>
@@ -6274,7 +6665,7 @@
     </w:p>
     <w:p>
       <w:pPr>
-        <w:pStyle w:val="Odstavekseznama"/>
+        <w:pStyle w:val="ListParagraph"/>
         <w:numPr>
           <w:ilvl w:val="0"/>
           <w:numId w:val="47"/>
@@ -6294,7 +6685,7 @@
     </w:p>
     <w:p>
       <w:pPr>
-        <w:pStyle w:val="Odstavekseznama"/>
+        <w:pStyle w:val="ListParagraph"/>
         <w:numPr>
           <w:ilvl w:val="0"/>
           <w:numId w:val="47"/>
@@ -6314,7 +6705,7 @@
     </w:p>
     <w:p>
       <w:pPr>
-        <w:pStyle w:val="Odstavekseznama"/>
+        <w:pStyle w:val="ListParagraph"/>
         <w:numPr>
           <w:ilvl w:val="0"/>
           <w:numId w:val="47"/>
@@ -6334,7 +6725,7 @@
     </w:p>
     <w:p>
       <w:pPr>
-        <w:pStyle w:val="Odstavekseznama"/>
+        <w:pStyle w:val="ListParagraph"/>
         <w:ind w:left="820"/>
         <w:rPr>
           <w:sz w:val="24"/>
@@ -6344,7 +6735,7 @@
     </w:p>
     <w:p>
       <w:pPr>
-        <w:pStyle w:val="Odstavekseznama"/>
+        <w:pStyle w:val="ListParagraph"/>
         <w:numPr>
           <w:ilvl w:val="0"/>
           <w:numId w:val="49"/>
@@ -6380,7 +6771,7 @@
     </w:p>
     <w:p>
       <w:pPr>
-        <w:pStyle w:val="Odstavekseznama"/>
+        <w:pStyle w:val="ListParagraph"/>
         <w:numPr>
           <w:ilvl w:val="0"/>
           <w:numId w:val="49"/>
@@ -6409,7 +6800,7 @@
     </w:p>
     <w:p>
       <w:pPr>
-        <w:pStyle w:val="Odstavekseznama"/>
+        <w:pStyle w:val="ListParagraph"/>
         <w:numPr>
           <w:ilvl w:val="0"/>
           <w:numId w:val="49"/>
@@ -6438,7 +6829,7 @@
     </w:p>
     <w:p>
       <w:pPr>
-        <w:pStyle w:val="Odstavekseznama"/>
+        <w:pStyle w:val="ListParagraph"/>
         <w:numPr>
           <w:ilvl w:val="0"/>
           <w:numId w:val="49"/>
@@ -6467,7 +6858,7 @@
     </w:p>
     <w:p>
       <w:pPr>
-        <w:pStyle w:val="Odstavekseznama"/>
+        <w:pStyle w:val="ListParagraph"/>
         <w:numPr>
           <w:ilvl w:val="0"/>
           <w:numId w:val="49"/>
@@ -6519,7 +6910,7 @@
     </w:p>
     <w:p>
       <w:pPr>
-        <w:pStyle w:val="Odstavekseznama"/>
+        <w:pStyle w:val="ListParagraph"/>
         <w:numPr>
           <w:ilvl w:val="0"/>
           <w:numId w:val="49"/>
@@ -6578,11 +6969,10 @@
     <w:p/>
     <w:p>
       <w:pPr>
-        <w:pStyle w:val="Naslov1"/>
+        <w:pStyle w:val="Heading1"/>
       </w:pPr>
       <w:bookmarkStart w:id="11" w:name="_Toc200298683"/>
       <w:r>
-        <w:lastRenderedPageBreak/>
         <w:t>Struktura rešitve</w:t>
       </w:r>
       <w:bookmarkEnd w:id="11"/>
@@ -6977,11 +7367,10 @@
     <w:p/>
     <w:p>
       <w:pPr>
-        <w:pStyle w:val="Naslov1"/>
+        <w:pStyle w:val="Heading1"/>
       </w:pPr>
       <w:bookmarkStart w:id="12" w:name="_Toc200298684"/>
       <w:r>
-        <w:lastRenderedPageBreak/>
         <w:t>Zunanje odvisnosti aplikacije</w:t>
       </w:r>
       <w:bookmarkEnd w:id="12"/>
@@ -7641,6 +8030,7 @@
           <w:sz w:val="24"/>
           <w:szCs w:val="24"/>
         </w:rPr>
+        <w:lastRenderedPageBreak/>
         <w:t xml:space="preserve">Popoln seznam vseh odvisnosti (vključno s posrednimi) je dostopen v datoteki </w:t>
       </w:r>
       <w:proofErr w:type="spellStart"/>
@@ -7749,11 +8139,10 @@
     <w:p/>
     <w:p>
       <w:pPr>
-        <w:pStyle w:val="Naslov1"/>
+        <w:pStyle w:val="Heading1"/>
       </w:pPr>
       <w:bookmarkStart w:id="13" w:name="_Toc200298685"/>
       <w:r>
-        <w:lastRenderedPageBreak/>
         <w:t>Navodila za zagon</w:t>
       </w:r>
       <w:bookmarkEnd w:id="13"/>
@@ -8536,7 +8925,6 @@
           <w:sz w:val="28"/>
           <w:szCs w:val="28"/>
         </w:rPr>
-        <w:lastRenderedPageBreak/>
         <w:t>6. Zagon razvojnega strežnika</w:t>
       </w:r>
     </w:p>
@@ -8735,7 +9123,7 @@
       <w:hyperlink r:id="rId6" w:tgtFrame="_new" w:history="1">
         <w:r>
           <w:rPr>
-            <w:rStyle w:val="Hiperpovezava"/>
+            <w:rStyle w:val="Hyperlink"/>
             <w:sz w:val="24"/>
             <w:szCs w:val="24"/>
           </w:rPr>
@@ -8763,11 +9151,10 @@
     <w:p/>
     <w:p>
       <w:pPr>
-        <w:pStyle w:val="Naslov1"/>
+        <w:pStyle w:val="Heading1"/>
       </w:pPr>
       <w:bookmarkStart w:id="14" w:name="_Toc200298686"/>
       <w:r>
-        <w:lastRenderedPageBreak/>
         <w:t>Navodila za nadaljnji razvoj</w:t>
       </w:r>
       <w:bookmarkEnd w:id="14"/>
@@ -9244,11 +9631,10 @@
     <w:p/>
     <w:p>
       <w:pPr>
-        <w:pStyle w:val="Naslov1"/>
+        <w:pStyle w:val="Heading1"/>
       </w:pPr>
       <w:bookmarkStart w:id="15" w:name="_Toc200298687"/>
       <w:r>
-        <w:lastRenderedPageBreak/>
         <w:t>Odprte pomanjkljivosti in napake</w:t>
       </w:r>
       <w:bookmarkEnd w:id="15"/>
@@ -9275,7 +9661,7 @@
     </w:p>
     <w:p>
       <w:pPr>
-        <w:pStyle w:val="Odstavekseznama"/>
+        <w:pStyle w:val="ListParagraph"/>
         <w:numPr>
           <w:ilvl w:val="0"/>
           <w:numId w:val="14"/>
@@ -9323,7 +9709,7 @@
     </w:p>
     <w:p>
       <w:pPr>
-        <w:pStyle w:val="Odstavekseznama"/>
+        <w:pStyle w:val="ListParagraph"/>
         <w:numPr>
           <w:ilvl w:val="0"/>
           <w:numId w:val="14"/>
@@ -9343,7 +9729,7 @@
     </w:p>
     <w:p>
       <w:pPr>
-        <w:pStyle w:val="Odstavekseznama"/>
+        <w:pStyle w:val="ListParagraph"/>
         <w:numPr>
           <w:ilvl w:val="0"/>
           <w:numId w:val="14"/>
@@ -9563,11 +9949,10 @@
     </w:p>
     <w:p>
       <w:pPr>
-        <w:pStyle w:val="Naslov1"/>
+        <w:pStyle w:val="Heading1"/>
       </w:pPr>
       <w:bookmarkStart w:id="16" w:name="_Toc200298688"/>
       <w:r>
-        <w:lastRenderedPageBreak/>
         <w:t>Prevzem rešitve</w:t>
       </w:r>
       <w:bookmarkEnd w:id="16"/>
@@ -10373,6 +10758,7 @@
           <w:sz w:val="24"/>
           <w:szCs w:val="24"/>
         </w:rPr>
+        <w:lastRenderedPageBreak/>
         <w:t xml:space="preserve">Če projekt preide iz osebnega v organizacijski račun, je priporočena migracija </w:t>
       </w:r>
       <w:proofErr w:type="spellStart"/>
@@ -10424,7 +10810,6 @@
           <w:sz w:val="24"/>
           <w:szCs w:val="24"/>
         </w:rPr>
-        <w:lastRenderedPageBreak/>
         <w:t>4. Nadaljnje vzdrževanje in nadgradnje</w:t>
       </w:r>
     </w:p>
@@ -17443,15 +17828,15 @@
     <w:lsdException w:name="Unresolved Mention" w:semiHidden="1" w:unhideWhenUsed="1"/>
     <w:lsdException w:name="Smart Link" w:semiHidden="1" w:unhideWhenUsed="1"/>
   </w:latentStyles>
-  <w:style w:type="paragraph" w:default="1" w:styleId="Navaden">
+  <w:style w:type="paragraph" w:default="1" w:styleId="Normal">
     <w:name w:val="Normal"/>
     <w:qFormat/>
   </w:style>
-  <w:style w:type="paragraph" w:styleId="Naslov1">
+  <w:style w:type="paragraph" w:styleId="Heading1">
     <w:name w:val="heading 1"/>
-    <w:basedOn w:val="Navaden"/>
-    <w:next w:val="Navaden"/>
-    <w:link w:val="Naslov1Znak"/>
+    <w:basedOn w:val="Normal"/>
+    <w:next w:val="Normal"/>
+    <w:link w:val="Heading1Char"/>
     <w:uiPriority w:val="9"/>
     <w:qFormat/>
     <w:rsid w:val="00657E60"/>
@@ -17468,11 +17853,11 @@
       <w:szCs w:val="40"/>
     </w:rPr>
   </w:style>
-  <w:style w:type="paragraph" w:styleId="Naslov2">
+  <w:style w:type="paragraph" w:styleId="Heading2">
     <w:name w:val="heading 2"/>
-    <w:basedOn w:val="Navaden"/>
-    <w:next w:val="Navaden"/>
-    <w:link w:val="Naslov2Znak"/>
+    <w:basedOn w:val="Normal"/>
+    <w:next w:val="Normal"/>
+    <w:link w:val="Heading2Char"/>
     <w:uiPriority w:val="9"/>
     <w:unhideWhenUsed/>
     <w:qFormat/>
@@ -17490,11 +17875,11 @@
       <w:szCs w:val="32"/>
     </w:rPr>
   </w:style>
-  <w:style w:type="paragraph" w:styleId="Naslov3">
+  <w:style w:type="paragraph" w:styleId="Heading3">
     <w:name w:val="heading 3"/>
-    <w:basedOn w:val="Navaden"/>
-    <w:next w:val="Navaden"/>
-    <w:link w:val="Naslov3Znak"/>
+    <w:basedOn w:val="Normal"/>
+    <w:next w:val="Normal"/>
+    <w:link w:val="Heading3Char"/>
     <w:uiPriority w:val="9"/>
     <w:unhideWhenUsed/>
     <w:qFormat/>
@@ -17512,11 +17897,11 @@
       <w:szCs w:val="28"/>
     </w:rPr>
   </w:style>
-  <w:style w:type="paragraph" w:styleId="Naslov4">
+  <w:style w:type="paragraph" w:styleId="Heading4">
     <w:name w:val="heading 4"/>
-    <w:basedOn w:val="Navaden"/>
-    <w:next w:val="Navaden"/>
-    <w:link w:val="Naslov4Znak"/>
+    <w:basedOn w:val="Normal"/>
+    <w:next w:val="Normal"/>
+    <w:link w:val="Heading4Char"/>
     <w:uiPriority w:val="9"/>
     <w:semiHidden/>
     <w:unhideWhenUsed/>
@@ -17535,11 +17920,11 @@
       <w:color w:val="0F4761" w:themeColor="accent1" w:themeShade="BF"/>
     </w:rPr>
   </w:style>
-  <w:style w:type="paragraph" w:styleId="Naslov5">
+  <w:style w:type="paragraph" w:styleId="Heading5">
     <w:name w:val="heading 5"/>
-    <w:basedOn w:val="Navaden"/>
-    <w:next w:val="Navaden"/>
-    <w:link w:val="Naslov5Znak"/>
+    <w:basedOn w:val="Normal"/>
+    <w:next w:val="Normal"/>
+    <w:link w:val="Heading5Char"/>
     <w:uiPriority w:val="9"/>
     <w:semiHidden/>
     <w:unhideWhenUsed/>
@@ -17556,11 +17941,11 @@
       <w:color w:val="0F4761" w:themeColor="accent1" w:themeShade="BF"/>
     </w:rPr>
   </w:style>
-  <w:style w:type="paragraph" w:styleId="Naslov6">
+  <w:style w:type="paragraph" w:styleId="Heading6">
     <w:name w:val="heading 6"/>
-    <w:basedOn w:val="Navaden"/>
-    <w:next w:val="Navaden"/>
-    <w:link w:val="Naslov6Znak"/>
+    <w:basedOn w:val="Normal"/>
+    <w:next w:val="Normal"/>
+    <w:link w:val="Heading6Char"/>
     <w:uiPriority w:val="9"/>
     <w:semiHidden/>
     <w:unhideWhenUsed/>
@@ -17579,11 +17964,11 @@
       <w:color w:val="595959" w:themeColor="text1" w:themeTint="A6"/>
     </w:rPr>
   </w:style>
-  <w:style w:type="paragraph" w:styleId="Naslov7">
+  <w:style w:type="paragraph" w:styleId="Heading7">
     <w:name w:val="heading 7"/>
-    <w:basedOn w:val="Navaden"/>
-    <w:next w:val="Navaden"/>
-    <w:link w:val="Naslov7Znak"/>
+    <w:basedOn w:val="Normal"/>
+    <w:next w:val="Normal"/>
+    <w:link w:val="Heading7Char"/>
     <w:uiPriority w:val="9"/>
     <w:semiHidden/>
     <w:unhideWhenUsed/>
@@ -17600,11 +17985,11 @@
       <w:color w:val="595959" w:themeColor="text1" w:themeTint="A6"/>
     </w:rPr>
   </w:style>
-  <w:style w:type="paragraph" w:styleId="Naslov8">
+  <w:style w:type="paragraph" w:styleId="Heading8">
     <w:name w:val="heading 8"/>
-    <w:basedOn w:val="Navaden"/>
-    <w:next w:val="Navaden"/>
-    <w:link w:val="Naslov8Znak"/>
+    <w:basedOn w:val="Normal"/>
+    <w:next w:val="Normal"/>
+    <w:link w:val="Heading8Char"/>
     <w:uiPriority w:val="9"/>
     <w:semiHidden/>
     <w:unhideWhenUsed/>
@@ -17623,11 +18008,11 @@
       <w:color w:val="272727" w:themeColor="text1" w:themeTint="D8"/>
     </w:rPr>
   </w:style>
-  <w:style w:type="paragraph" w:styleId="Naslov9">
+  <w:style w:type="paragraph" w:styleId="Heading9">
     <w:name w:val="heading 9"/>
-    <w:basedOn w:val="Navaden"/>
-    <w:next w:val="Navaden"/>
-    <w:link w:val="Naslov9Znak"/>
+    <w:basedOn w:val="Normal"/>
+    <w:next w:val="Normal"/>
+    <w:link w:val="Heading9Char"/>
     <w:uiPriority w:val="9"/>
     <w:semiHidden/>
     <w:unhideWhenUsed/>
@@ -17644,13 +18029,13 @@
       <w:color w:val="272727" w:themeColor="text1" w:themeTint="D8"/>
     </w:rPr>
   </w:style>
-  <w:style w:type="character" w:default="1" w:styleId="Privzetapisavaodstavka">
+  <w:style w:type="character" w:default="1" w:styleId="DefaultParagraphFont">
     <w:name w:val="Default Paragraph Font"/>
     <w:uiPriority w:val="1"/>
     <w:semiHidden/>
     <w:unhideWhenUsed/>
   </w:style>
-  <w:style w:type="table" w:default="1" w:styleId="Navadnatabela">
+  <w:style w:type="table" w:default="1" w:styleId="TableNormal">
     <w:name w:val="Normal Table"/>
     <w:uiPriority w:val="99"/>
     <w:semiHidden/>
@@ -17665,16 +18050,16 @@
       </w:tblCellMar>
     </w:tblPr>
   </w:style>
-  <w:style w:type="numbering" w:default="1" w:styleId="Brezseznama">
+  <w:style w:type="numbering" w:default="1" w:styleId="NoList">
     <w:name w:val="No List"/>
     <w:uiPriority w:val="99"/>
     <w:semiHidden/>
     <w:unhideWhenUsed/>
   </w:style>
-  <w:style w:type="character" w:customStyle="1" w:styleId="Naslov1Znak">
-    <w:name w:val="Naslov 1 Znak"/>
-    <w:basedOn w:val="Privzetapisavaodstavka"/>
-    <w:link w:val="Naslov1"/>
+  <w:style w:type="character" w:customStyle="1" w:styleId="Heading1Char">
+    <w:name w:val="Heading 1 Char"/>
+    <w:basedOn w:val="DefaultParagraphFont"/>
+    <w:link w:val="Heading1"/>
     <w:uiPriority w:val="9"/>
     <w:rsid w:val="00657E60"/>
     <w:rPr>
@@ -17684,10 +18069,10 @@
       <w:szCs w:val="40"/>
     </w:rPr>
   </w:style>
-  <w:style w:type="character" w:customStyle="1" w:styleId="Naslov2Znak">
-    <w:name w:val="Naslov 2 Znak"/>
-    <w:basedOn w:val="Privzetapisavaodstavka"/>
-    <w:link w:val="Naslov2"/>
+  <w:style w:type="character" w:customStyle="1" w:styleId="Heading2Char">
+    <w:name w:val="Heading 2 Char"/>
+    <w:basedOn w:val="DefaultParagraphFont"/>
+    <w:link w:val="Heading2"/>
     <w:uiPriority w:val="9"/>
     <w:rsid w:val="00657E60"/>
     <w:rPr>
@@ -17697,10 +18082,10 @@
       <w:szCs w:val="32"/>
     </w:rPr>
   </w:style>
-  <w:style w:type="character" w:customStyle="1" w:styleId="Naslov3Znak">
-    <w:name w:val="Naslov 3 Znak"/>
-    <w:basedOn w:val="Privzetapisavaodstavka"/>
-    <w:link w:val="Naslov3"/>
+  <w:style w:type="character" w:customStyle="1" w:styleId="Heading3Char">
+    <w:name w:val="Heading 3 Char"/>
+    <w:basedOn w:val="DefaultParagraphFont"/>
+    <w:link w:val="Heading3"/>
     <w:uiPriority w:val="9"/>
     <w:rsid w:val="00657E60"/>
     <w:rPr>
@@ -17710,10 +18095,10 @@
       <w:szCs w:val="28"/>
     </w:rPr>
   </w:style>
-  <w:style w:type="character" w:customStyle="1" w:styleId="Naslov4Znak">
-    <w:name w:val="Naslov 4 Znak"/>
-    <w:basedOn w:val="Privzetapisavaodstavka"/>
-    <w:link w:val="Naslov4"/>
+  <w:style w:type="character" w:customStyle="1" w:styleId="Heading4Char">
+    <w:name w:val="Heading 4 Char"/>
+    <w:basedOn w:val="DefaultParagraphFont"/>
+    <w:link w:val="Heading4"/>
     <w:uiPriority w:val="9"/>
     <w:semiHidden/>
     <w:rsid w:val="00657E60"/>
@@ -17724,10 +18109,10 @@
       <w:color w:val="0F4761" w:themeColor="accent1" w:themeShade="BF"/>
     </w:rPr>
   </w:style>
-  <w:style w:type="character" w:customStyle="1" w:styleId="Naslov5Znak">
-    <w:name w:val="Naslov 5 Znak"/>
-    <w:basedOn w:val="Privzetapisavaodstavka"/>
-    <w:link w:val="Naslov5"/>
+  <w:style w:type="character" w:customStyle="1" w:styleId="Heading5Char">
+    <w:name w:val="Heading 5 Char"/>
+    <w:basedOn w:val="DefaultParagraphFont"/>
+    <w:link w:val="Heading5"/>
     <w:uiPriority w:val="9"/>
     <w:semiHidden/>
     <w:rsid w:val="00657E60"/>
@@ -17736,10 +18121,10 @@
       <w:color w:val="0F4761" w:themeColor="accent1" w:themeShade="BF"/>
     </w:rPr>
   </w:style>
-  <w:style w:type="character" w:customStyle="1" w:styleId="Naslov6Znak">
-    <w:name w:val="Naslov 6 Znak"/>
-    <w:basedOn w:val="Privzetapisavaodstavka"/>
-    <w:link w:val="Naslov6"/>
+  <w:style w:type="character" w:customStyle="1" w:styleId="Heading6Char">
+    <w:name w:val="Heading 6 Char"/>
+    <w:basedOn w:val="DefaultParagraphFont"/>
+    <w:link w:val="Heading6"/>
     <w:uiPriority w:val="9"/>
     <w:semiHidden/>
     <w:rsid w:val="00657E60"/>
@@ -17750,10 +18135,10 @@
       <w:color w:val="595959" w:themeColor="text1" w:themeTint="A6"/>
     </w:rPr>
   </w:style>
-  <w:style w:type="character" w:customStyle="1" w:styleId="Naslov7Znak">
-    <w:name w:val="Naslov 7 Znak"/>
-    <w:basedOn w:val="Privzetapisavaodstavka"/>
-    <w:link w:val="Naslov7"/>
+  <w:style w:type="character" w:customStyle="1" w:styleId="Heading7Char">
+    <w:name w:val="Heading 7 Char"/>
+    <w:basedOn w:val="DefaultParagraphFont"/>
+    <w:link w:val="Heading7"/>
     <w:uiPriority w:val="9"/>
     <w:semiHidden/>
     <w:rsid w:val="00657E60"/>
@@ -17762,10 +18147,10 @@
       <w:color w:val="595959" w:themeColor="text1" w:themeTint="A6"/>
     </w:rPr>
   </w:style>
-  <w:style w:type="character" w:customStyle="1" w:styleId="Naslov8Znak">
-    <w:name w:val="Naslov 8 Znak"/>
-    <w:basedOn w:val="Privzetapisavaodstavka"/>
-    <w:link w:val="Naslov8"/>
+  <w:style w:type="character" w:customStyle="1" w:styleId="Heading8Char">
+    <w:name w:val="Heading 8 Char"/>
+    <w:basedOn w:val="DefaultParagraphFont"/>
+    <w:link w:val="Heading8"/>
     <w:uiPriority w:val="9"/>
     <w:semiHidden/>
     <w:rsid w:val="00657E60"/>
@@ -17776,10 +18161,10 @@
       <w:color w:val="272727" w:themeColor="text1" w:themeTint="D8"/>
     </w:rPr>
   </w:style>
-  <w:style w:type="character" w:customStyle="1" w:styleId="Naslov9Znak">
-    <w:name w:val="Naslov 9 Znak"/>
-    <w:basedOn w:val="Privzetapisavaodstavka"/>
-    <w:link w:val="Naslov9"/>
+  <w:style w:type="character" w:customStyle="1" w:styleId="Heading9Char">
+    <w:name w:val="Heading 9 Char"/>
+    <w:basedOn w:val="DefaultParagraphFont"/>
+    <w:link w:val="Heading9"/>
     <w:uiPriority w:val="9"/>
     <w:semiHidden/>
     <w:rsid w:val="00657E60"/>
@@ -17788,11 +18173,11 @@
       <w:color w:val="272727" w:themeColor="text1" w:themeTint="D8"/>
     </w:rPr>
   </w:style>
-  <w:style w:type="paragraph" w:styleId="Naslov">
+  <w:style w:type="paragraph" w:styleId="Title">
     <w:name w:val="Title"/>
-    <w:basedOn w:val="Navaden"/>
-    <w:next w:val="Navaden"/>
-    <w:link w:val="NaslovZnak"/>
+    <w:basedOn w:val="Normal"/>
+    <w:next w:val="Normal"/>
+    <w:link w:val="TitleChar"/>
     <w:uiPriority w:val="10"/>
     <w:qFormat/>
     <w:rsid w:val="00657E60"/>
@@ -17808,10 +18193,10 @@
       <w:szCs w:val="56"/>
     </w:rPr>
   </w:style>
-  <w:style w:type="character" w:customStyle="1" w:styleId="NaslovZnak">
-    <w:name w:val="Naslov Znak"/>
-    <w:basedOn w:val="Privzetapisavaodstavka"/>
-    <w:link w:val="Naslov"/>
+  <w:style w:type="character" w:customStyle="1" w:styleId="TitleChar">
+    <w:name w:val="Title Char"/>
+    <w:basedOn w:val="DefaultParagraphFont"/>
+    <w:link w:val="Title"/>
     <w:uiPriority w:val="10"/>
     <w:rsid w:val="00657E60"/>
     <w:rPr>
@@ -17822,11 +18207,11 @@
       <w:szCs w:val="56"/>
     </w:rPr>
   </w:style>
-  <w:style w:type="paragraph" w:styleId="Podnaslov">
+  <w:style w:type="paragraph" w:styleId="Subtitle">
     <w:name w:val="Subtitle"/>
-    <w:basedOn w:val="Navaden"/>
-    <w:next w:val="Navaden"/>
-    <w:link w:val="PodnaslovZnak"/>
+    <w:basedOn w:val="Normal"/>
+    <w:next w:val="Normal"/>
+    <w:link w:val="SubtitleChar"/>
     <w:uiPriority w:val="11"/>
     <w:qFormat/>
     <w:rsid w:val="00657E60"/>
@@ -17843,10 +18228,10 @@
       <w:szCs w:val="28"/>
     </w:rPr>
   </w:style>
-  <w:style w:type="character" w:customStyle="1" w:styleId="PodnaslovZnak">
-    <w:name w:val="Podnaslov Znak"/>
-    <w:basedOn w:val="Privzetapisavaodstavka"/>
-    <w:link w:val="Podnaslov"/>
+  <w:style w:type="character" w:customStyle="1" w:styleId="SubtitleChar">
+    <w:name w:val="Subtitle Char"/>
+    <w:basedOn w:val="DefaultParagraphFont"/>
+    <w:link w:val="Subtitle"/>
     <w:uiPriority w:val="11"/>
     <w:rsid w:val="00657E60"/>
     <w:rPr>
@@ -17857,11 +18242,11 @@
       <w:szCs w:val="28"/>
     </w:rPr>
   </w:style>
-  <w:style w:type="paragraph" w:styleId="Citat">
+  <w:style w:type="paragraph" w:styleId="Quote">
     <w:name w:val="Quote"/>
-    <w:basedOn w:val="Navaden"/>
-    <w:next w:val="Navaden"/>
-    <w:link w:val="CitatZnak"/>
+    <w:basedOn w:val="Normal"/>
+    <w:next w:val="Normal"/>
+    <w:link w:val="QuoteChar"/>
     <w:uiPriority w:val="29"/>
     <w:qFormat/>
     <w:rsid w:val="00657E60"/>
@@ -17875,10 +18260,10 @@
       <w:color w:val="404040" w:themeColor="text1" w:themeTint="BF"/>
     </w:rPr>
   </w:style>
-  <w:style w:type="character" w:customStyle="1" w:styleId="CitatZnak">
-    <w:name w:val="Citat Znak"/>
-    <w:basedOn w:val="Privzetapisavaodstavka"/>
-    <w:link w:val="Citat"/>
+  <w:style w:type="character" w:customStyle="1" w:styleId="QuoteChar">
+    <w:name w:val="Quote Char"/>
+    <w:basedOn w:val="DefaultParagraphFont"/>
+    <w:link w:val="Quote"/>
     <w:uiPriority w:val="29"/>
     <w:rsid w:val="00657E60"/>
     <w:rPr>
@@ -17887,9 +18272,9 @@
       <w:color w:val="404040" w:themeColor="text1" w:themeTint="BF"/>
     </w:rPr>
   </w:style>
-  <w:style w:type="paragraph" w:styleId="Odstavekseznama">
+  <w:style w:type="paragraph" w:styleId="ListParagraph">
     <w:name w:val="List Paragraph"/>
-    <w:basedOn w:val="Navaden"/>
+    <w:basedOn w:val="Normal"/>
     <w:uiPriority w:val="34"/>
     <w:qFormat/>
     <w:rsid w:val="00657E60"/>
@@ -17898,9 +18283,9 @@
       <w:contextualSpacing/>
     </w:pPr>
   </w:style>
-  <w:style w:type="character" w:styleId="Intenzivenpoudarek">
+  <w:style w:type="character" w:styleId="IntenseEmphasis">
     <w:name w:val="Intense Emphasis"/>
-    <w:basedOn w:val="Privzetapisavaodstavka"/>
+    <w:basedOn w:val="DefaultParagraphFont"/>
     <w:uiPriority w:val="21"/>
     <w:qFormat/>
     <w:rsid w:val="00657E60"/>
@@ -17910,11 +18295,11 @@
       <w:color w:val="0F4761" w:themeColor="accent1" w:themeShade="BF"/>
     </w:rPr>
   </w:style>
-  <w:style w:type="paragraph" w:styleId="Intenzivencitat">
+  <w:style w:type="paragraph" w:styleId="IntenseQuote">
     <w:name w:val="Intense Quote"/>
-    <w:basedOn w:val="Navaden"/>
-    <w:next w:val="Navaden"/>
-    <w:link w:val="IntenzivencitatZnak"/>
+    <w:basedOn w:val="Normal"/>
+    <w:next w:val="Normal"/>
+    <w:link w:val="IntenseQuoteChar"/>
     <w:uiPriority w:val="30"/>
     <w:qFormat/>
     <w:rsid w:val="00657E60"/>
@@ -17933,10 +18318,10 @@
       <w:color w:val="0F4761" w:themeColor="accent1" w:themeShade="BF"/>
     </w:rPr>
   </w:style>
-  <w:style w:type="character" w:customStyle="1" w:styleId="IntenzivencitatZnak">
-    <w:name w:val="Intenziven citat Znak"/>
-    <w:basedOn w:val="Privzetapisavaodstavka"/>
-    <w:link w:val="Intenzivencitat"/>
+  <w:style w:type="character" w:customStyle="1" w:styleId="IntenseQuoteChar">
+    <w:name w:val="Intense Quote Char"/>
+    <w:basedOn w:val="DefaultParagraphFont"/>
+    <w:link w:val="IntenseQuote"/>
     <w:uiPriority w:val="30"/>
     <w:rsid w:val="00657E60"/>
     <w:rPr>
@@ -17945,9 +18330,9 @@
       <w:color w:val="0F4761" w:themeColor="accent1" w:themeShade="BF"/>
     </w:rPr>
   </w:style>
-  <w:style w:type="character" w:styleId="Intenzivensklic">
+  <w:style w:type="character" w:styleId="IntenseReference">
     <w:name w:val="Intense Reference"/>
-    <w:basedOn w:val="Privzetapisavaodstavka"/>
+    <w:basedOn w:val="DefaultParagraphFont"/>
     <w:uiPriority w:val="32"/>
     <w:qFormat/>
     <w:rsid w:val="00657E60"/>
@@ -17959,10 +18344,10 @@
       <w:spacing w:val="5"/>
     </w:rPr>
   </w:style>
-  <w:style w:type="paragraph" w:styleId="NaslovTOC">
+  <w:style w:type="paragraph" w:styleId="TOCHeading">
     <w:name w:val="TOC Heading"/>
-    <w:basedOn w:val="Naslov1"/>
-    <w:next w:val="Navaden"/>
+    <w:basedOn w:val="Heading1"/>
+    <w:next w:val="Normal"/>
     <w:uiPriority w:val="39"/>
     <w:unhideWhenUsed/>
     <w:qFormat/>
@@ -17979,10 +18364,10 @@
       <w14:ligatures w14:val="none"/>
     </w:rPr>
   </w:style>
-  <w:style w:type="paragraph" w:styleId="Kazalovsebine1">
+  <w:style w:type="paragraph" w:styleId="TOC1">
     <w:name w:val="toc 1"/>
-    <w:basedOn w:val="Navaden"/>
-    <w:next w:val="Navaden"/>
+    <w:basedOn w:val="Normal"/>
+    <w:next w:val="Normal"/>
     <w:autoRedefine/>
     <w:uiPriority w:val="39"/>
     <w:unhideWhenUsed/>
@@ -17991,9 +18376,9 @@
       <w:spacing w:after="100"/>
     </w:pPr>
   </w:style>
-  <w:style w:type="character" w:styleId="Hiperpovezava">
+  <w:style w:type="character" w:styleId="Hyperlink">
     <w:name w:val="Hyperlink"/>
-    <w:basedOn w:val="Privzetapisavaodstavka"/>
+    <w:basedOn w:val="DefaultParagraphFont"/>
     <w:uiPriority w:val="99"/>
     <w:unhideWhenUsed/>
     <w:rsid w:val="00B16574"/>
@@ -18002,9 +18387,9 @@
       <w:u w:val="single"/>
     </w:rPr>
   </w:style>
-  <w:style w:type="character" w:styleId="Nerazreenaomemba">
+  <w:style w:type="character" w:styleId="UnresolvedMention">
     <w:name w:val="Unresolved Mention"/>
-    <w:basedOn w:val="Privzetapisavaodstavka"/>
+    <w:basedOn w:val="DefaultParagraphFont"/>
     <w:uiPriority w:val="99"/>
     <w:semiHidden/>
     <w:unhideWhenUsed/>
@@ -18014,10 +18399,10 @@
       <w:shd w:val="clear" w:color="auto" w:fill="E1DFDD"/>
     </w:rPr>
   </w:style>
-  <w:style w:type="paragraph" w:styleId="Kazalovsebine2">
+  <w:style w:type="paragraph" w:styleId="TOC2">
     <w:name w:val="toc 2"/>
-    <w:basedOn w:val="Navaden"/>
-    <w:next w:val="Navaden"/>
+    <w:basedOn w:val="Normal"/>
+    <w:next w:val="Normal"/>
     <w:autoRedefine/>
     <w:uiPriority w:val="39"/>
     <w:unhideWhenUsed/>

--- a/docs/dokumentacija.docx
+++ b/docs/dokumentacija.docx
@@ -2128,38 +2128,6 @@
     </w:p>
     <w:p>
       <w:pPr>
-        <w:rPr>
-          <w:sz w:val="28"/>
-          <w:szCs w:val="28"/>
-        </w:rPr>
-      </w:pPr>
-    </w:p>
-    <w:p>
-      <w:pPr>
-        <w:rPr>
-          <w:sz w:val="28"/>
-          <w:szCs w:val="28"/>
-        </w:rPr>
-      </w:pPr>
-    </w:p>
-    <w:p>
-      <w:pPr>
-        <w:rPr>
-          <w:sz w:val="28"/>
-          <w:szCs w:val="28"/>
-        </w:rPr>
-      </w:pPr>
-    </w:p>
-    <w:p>
-      <w:pPr>
-        <w:rPr>
-          <w:sz w:val="28"/>
-          <w:szCs w:val="28"/>
-        </w:rPr>
-      </w:pPr>
-    </w:p>
-    <w:p>
-      <w:pPr>
         <w:pStyle w:val="Heading1"/>
       </w:pPr>
       <w:bookmarkStart w:id="0" w:name="_Toc200308702"/>
@@ -3329,70 +3297,6 @@
     </w:p>
     <w:p>
       <w:pPr>
-        <w:rPr>
-          <w:sz w:val="24"/>
-          <w:szCs w:val="24"/>
-        </w:rPr>
-      </w:pPr>
-    </w:p>
-    <w:p>
-      <w:pPr>
-        <w:rPr>
-          <w:sz w:val="24"/>
-          <w:szCs w:val="24"/>
-        </w:rPr>
-      </w:pPr>
-    </w:p>
-    <w:p>
-      <w:pPr>
-        <w:rPr>
-          <w:sz w:val="24"/>
-          <w:szCs w:val="24"/>
-        </w:rPr>
-      </w:pPr>
-    </w:p>
-    <w:p>
-      <w:pPr>
-        <w:rPr>
-          <w:sz w:val="24"/>
-          <w:szCs w:val="24"/>
-        </w:rPr>
-      </w:pPr>
-    </w:p>
-    <w:p>
-      <w:pPr>
-        <w:rPr>
-          <w:sz w:val="24"/>
-          <w:szCs w:val="24"/>
-        </w:rPr>
-      </w:pPr>
-    </w:p>
-    <w:p>
-      <w:pPr>
-        <w:rPr>
-          <w:sz w:val="24"/>
-          <w:szCs w:val="24"/>
-        </w:rPr>
-      </w:pPr>
-    </w:p>
-    <w:p>
-      <w:pPr>
-        <w:rPr>
-          <w:sz w:val="24"/>
-          <w:szCs w:val="24"/>
-        </w:rPr>
-      </w:pPr>
-    </w:p>
-    <w:p>
-      <w:pPr>
-        <w:rPr>
-          <w:sz w:val="24"/>
-          <w:szCs w:val="24"/>
-        </w:rPr>
-      </w:pPr>
-    </w:p>
-    <w:p>
-      <w:pPr>
         <w:pStyle w:val="Heading2"/>
       </w:pPr>
       <w:bookmarkStart w:id="3" w:name="_Toc200308705"/>
@@ -5030,10 +4934,6 @@
         <w:t>Učinkovito upravljanje stanja aplikacije</w:t>
       </w:r>
     </w:p>
-    <w:p/>
-    <w:p/>
-    <w:p/>
-    <w:p/>
     <w:p/>
     <w:p/>
     <w:p/>
@@ -5573,9 +5473,6 @@
         <w:t xml:space="preserve"> SDK-ja za neposredno komunikacijo s strežniško platformo.</w:t>
       </w:r>
     </w:p>
-    <w:p/>
-    <w:p/>
-    <w:p/>
     <w:p/>
     <w:p/>
     <w:p/>

--- a/docs/dokumentacija.docx
+++ b/docs/dokumentacija.docx
@@ -244,7 +244,6 @@
         </w:rPr>
         <w:t xml:space="preserve">Avtorji: Matija Čoh, Aleš Fon Cafnik, Miha </w:t>
       </w:r>
-      <w:proofErr w:type="spellStart"/>
       <w:r>
         <w:rPr>
           <w:sz w:val="28"/>
@@ -259,7 +258,6 @@
         </w:rPr>
         <w:t>ovedič</w:t>
       </w:r>
-      <w:proofErr w:type="spellEnd"/>
     </w:p>
     <w:p>
       <w:pPr>
@@ -2135,14 +2133,9 @@
         <w:t>Opis funkcionalnosti rešitv</w:t>
       </w:r>
       <w:r>
-        <w:t xml:space="preserve">e </w:t>
-      </w:r>
-      <w:proofErr w:type="spellStart"/>
-      <w:r>
-        <w:t>Igrifikacija</w:t>
+        <w:t>e Igrifikacija</w:t>
       </w:r>
       <w:bookmarkEnd w:id="0"/>
-      <w:proofErr w:type="spellEnd"/>
     </w:p>
     <w:p/>
     <w:p>
@@ -2158,23 +2151,7 @@
           <w:sz w:val="24"/>
           <w:szCs w:val="24"/>
         </w:rPr>
-        <w:t xml:space="preserve">Aplikacija </w:t>
-      </w:r>
-      <w:proofErr w:type="spellStart"/>
-      <w:r>
-        <w:rPr>
-          <w:sz w:val="24"/>
-          <w:szCs w:val="24"/>
-        </w:rPr>
-        <w:t>Igrifikacija</w:t>
-      </w:r>
-      <w:proofErr w:type="spellEnd"/>
-      <w:r>
-        <w:rPr>
-          <w:sz w:val="24"/>
-          <w:szCs w:val="24"/>
-        </w:rPr>
-        <w:t xml:space="preserve"> je interaktivna spletna rešitev za sestavljanje sestavljank iz naslovnic knjig, ki jih pridobiva iz knjižničnega sistema COBISS Plus. Rešitev temelji na sodobni tehnologiji in ponuja sledeče ključne funkcionalnosti:</w:t>
+        <w:t>Aplikacija Igrifikacija je interaktivna spletna rešitev za sestavljanje sestavljank iz naslovnic knjig, ki jih pridobiva iz knjižničnega sistema COBISS Plus. Rešitev temelji na sodobni tehnologiji in ponuja sledeče ključne funkcionalnosti:</w:t>
       </w:r>
     </w:p>
     <w:p>
@@ -2706,19 +2683,8 @@
           <w:sz w:val="24"/>
           <w:szCs w:val="24"/>
         </w:rPr>
-        <w:t xml:space="preserve">Integracija s </w:t>
-      </w:r>
-      <w:proofErr w:type="spellStart"/>
-      <w:r>
-        <w:rPr>
-          <w:b/>
-          <w:bCs/>
-          <w:sz w:val="24"/>
-          <w:szCs w:val="24"/>
-        </w:rPr>
-        <w:t>Firebase</w:t>
-      </w:r>
-      <w:proofErr w:type="spellEnd"/>
+        <w:t>Integracija s Firebase</w:t>
+      </w:r>
       <w:r>
         <w:rPr>
           <w:sz w:val="24"/>
@@ -2753,55 +2719,7 @@
           <w:sz w:val="24"/>
           <w:szCs w:val="24"/>
         </w:rPr>
-        <w:t xml:space="preserve"> z </w:t>
-      </w:r>
-      <w:proofErr w:type="spellStart"/>
-      <w:r>
-        <w:rPr>
-          <w:sz w:val="24"/>
-          <w:szCs w:val="24"/>
-        </w:rPr>
-        <w:t>React</w:t>
-      </w:r>
-      <w:proofErr w:type="spellEnd"/>
-      <w:r>
-        <w:rPr>
-          <w:sz w:val="24"/>
-          <w:szCs w:val="24"/>
-        </w:rPr>
-        <w:t xml:space="preserve"> </w:t>
-      </w:r>
-      <w:proofErr w:type="spellStart"/>
-      <w:r>
-        <w:rPr>
-          <w:sz w:val="24"/>
-          <w:szCs w:val="24"/>
-        </w:rPr>
-        <w:t>Hooks</w:t>
-      </w:r>
-      <w:proofErr w:type="spellEnd"/>
-      <w:r>
-        <w:rPr>
-          <w:sz w:val="24"/>
-          <w:szCs w:val="24"/>
-        </w:rPr>
-        <w:t xml:space="preserve"> in </w:t>
-      </w:r>
-      <w:proofErr w:type="spellStart"/>
-      <w:r>
-        <w:rPr>
-          <w:sz w:val="24"/>
-          <w:szCs w:val="24"/>
-        </w:rPr>
-        <w:t>Context</w:t>
-      </w:r>
-      <w:proofErr w:type="spellEnd"/>
-      <w:r>
-        <w:rPr>
-          <w:sz w:val="24"/>
-          <w:szCs w:val="24"/>
-        </w:rPr>
-        <w:t xml:space="preserve"> API</w:t>
+        <w:t> z React Hooks in Context API</w:t>
       </w:r>
     </w:p>
     <w:p/>
@@ -2850,7 +2768,6 @@
           <w:szCs w:val="24"/>
         </w:rPr>
       </w:pPr>
-      <w:proofErr w:type="spellStart"/>
       <w:r>
         <w:rPr>
           <w:b/>
@@ -2858,17 +2775,7 @@
           <w:sz w:val="24"/>
           <w:szCs w:val="24"/>
         </w:rPr>
-        <w:t>Frontend</w:t>
-      </w:r>
-      <w:proofErr w:type="spellEnd"/>
-      <w:r>
-        <w:rPr>
-          <w:b/>
-          <w:bCs/>
-          <w:sz w:val="24"/>
-          <w:szCs w:val="24"/>
-        </w:rPr>
-        <w:t>:</w:t>
+        <w:t>Frontend:</w:t>
       </w:r>
     </w:p>
     <w:p>
@@ -2901,21 +2808,12 @@
           <w:szCs w:val="24"/>
         </w:rPr>
       </w:pPr>
-      <w:proofErr w:type="spellStart"/>
-      <w:r>
-        <w:rPr>
-          <w:sz w:val="24"/>
-          <w:szCs w:val="24"/>
-        </w:rPr>
-        <w:t>TypeScript</w:t>
-      </w:r>
-      <w:proofErr w:type="spellEnd"/>
-      <w:r>
-        <w:rPr>
-          <w:sz w:val="24"/>
-          <w:szCs w:val="24"/>
-        </w:rPr>
-        <w:t xml:space="preserve"> za varnost tipov</w:t>
+      <w:r>
+        <w:rPr>
+          <w:sz w:val="24"/>
+          <w:szCs w:val="24"/>
+        </w:rPr>
+        <w:t>TypeScript za varnost tipov</w:t>
       </w:r>
     </w:p>
     <w:p>
@@ -2929,21 +2827,12 @@
           <w:szCs w:val="24"/>
         </w:rPr>
       </w:pPr>
-      <w:proofErr w:type="spellStart"/>
-      <w:r>
-        <w:rPr>
-          <w:sz w:val="24"/>
-          <w:szCs w:val="24"/>
-        </w:rPr>
-        <w:t>Tailwind</w:t>
-      </w:r>
-      <w:proofErr w:type="spellEnd"/>
-      <w:r>
-        <w:rPr>
-          <w:sz w:val="24"/>
-          <w:szCs w:val="24"/>
-        </w:rPr>
-        <w:t xml:space="preserve"> CSS za stilizacijo</w:t>
+      <w:r>
+        <w:rPr>
+          <w:sz w:val="24"/>
+          <w:szCs w:val="24"/>
+        </w:rPr>
+        <w:t>Tailwind CSS za stilizacijo</w:t>
       </w:r>
     </w:p>
     <w:p>
@@ -2957,31 +2846,21 @@
           <w:szCs w:val="24"/>
         </w:rPr>
       </w:pPr>
-      <w:proofErr w:type="spellStart"/>
-      <w:r>
-        <w:rPr>
-          <w:sz w:val="24"/>
-          <w:szCs w:val="24"/>
-        </w:rPr>
-        <w:t>Radix</w:t>
-      </w:r>
-      <w:proofErr w:type="spellEnd"/>
-      <w:r>
-        <w:rPr>
-          <w:sz w:val="24"/>
-          <w:szCs w:val="24"/>
-        </w:rPr>
-        <w:t xml:space="preserve"> UI za dostopne komponente</w:t>
-      </w:r>
-    </w:p>
-    <w:p>
-      <w:pPr>
-        <w:rPr>
-          <w:sz w:val="24"/>
-          <w:szCs w:val="24"/>
-        </w:rPr>
-      </w:pPr>
-      <w:proofErr w:type="spellStart"/>
+      <w:r>
+        <w:rPr>
+          <w:sz w:val="24"/>
+          <w:szCs w:val="24"/>
+        </w:rPr>
+        <w:t>Radix UI za dostopne komponente</w:t>
+      </w:r>
+    </w:p>
+    <w:p>
+      <w:pPr>
+        <w:rPr>
+          <w:sz w:val="24"/>
+          <w:szCs w:val="24"/>
+        </w:rPr>
+      </w:pPr>
       <w:r>
         <w:rPr>
           <w:b/>
@@ -2989,17 +2868,7 @@
           <w:sz w:val="24"/>
           <w:szCs w:val="24"/>
         </w:rPr>
-        <w:t>Backend</w:t>
-      </w:r>
-      <w:proofErr w:type="spellEnd"/>
-      <w:r>
-        <w:rPr>
-          <w:b/>
-          <w:bCs/>
-          <w:sz w:val="24"/>
-          <w:szCs w:val="24"/>
-        </w:rPr>
-        <w:t>:</w:t>
+        <w:t>Backend:</w:t>
       </w:r>
     </w:p>
     <w:p>
@@ -3013,53 +2882,12 @@
           <w:szCs w:val="24"/>
         </w:rPr>
       </w:pPr>
-      <w:proofErr w:type="spellStart"/>
-      <w:r>
-        <w:rPr>
-          <w:sz w:val="24"/>
-          <w:szCs w:val="24"/>
-        </w:rPr>
-        <w:t>Firebase</w:t>
-      </w:r>
-      <w:proofErr w:type="spellEnd"/>
-      <w:r>
-        <w:rPr>
-          <w:sz w:val="24"/>
-          <w:szCs w:val="24"/>
-        </w:rPr>
-        <w:t xml:space="preserve"> </w:t>
-      </w:r>
-      <w:proofErr w:type="spellStart"/>
-      <w:r>
-        <w:rPr>
-          <w:sz w:val="24"/>
-          <w:szCs w:val="24"/>
-        </w:rPr>
-        <w:t>Firestore</w:t>
-      </w:r>
-      <w:proofErr w:type="spellEnd"/>
-      <w:r>
-        <w:rPr>
-          <w:sz w:val="24"/>
-          <w:szCs w:val="24"/>
-        </w:rPr>
-        <w:t xml:space="preserve"> (</w:t>
-      </w:r>
-      <w:proofErr w:type="spellStart"/>
-      <w:r>
-        <w:rPr>
-          <w:sz w:val="24"/>
-          <w:szCs w:val="24"/>
-        </w:rPr>
-        <w:t>NoSQL</w:t>
-      </w:r>
-      <w:proofErr w:type="spellEnd"/>
-      <w:r>
-        <w:rPr>
-          <w:sz w:val="24"/>
-          <w:szCs w:val="24"/>
-        </w:rPr>
-        <w:t xml:space="preserve"> baza podatkov)</w:t>
+      <w:r>
+        <w:rPr>
+          <w:sz w:val="24"/>
+          <w:szCs w:val="24"/>
+        </w:rPr>
+        <w:t>Firebase Firestore (NoSQL baza podatkov)</w:t>
       </w:r>
     </w:p>
     <w:p>
@@ -3073,37 +2901,12 @@
           <w:szCs w:val="24"/>
         </w:rPr>
       </w:pPr>
-      <w:proofErr w:type="spellStart"/>
-      <w:r>
-        <w:rPr>
-          <w:sz w:val="24"/>
-          <w:szCs w:val="24"/>
-        </w:rPr>
-        <w:t>Firebase</w:t>
-      </w:r>
-      <w:proofErr w:type="spellEnd"/>
-      <w:r>
-        <w:rPr>
-          <w:sz w:val="24"/>
-          <w:szCs w:val="24"/>
-        </w:rPr>
-        <w:t xml:space="preserve"> </w:t>
-      </w:r>
-      <w:proofErr w:type="spellStart"/>
-      <w:r>
-        <w:rPr>
-          <w:sz w:val="24"/>
-          <w:szCs w:val="24"/>
-        </w:rPr>
-        <w:t>Authentication</w:t>
-      </w:r>
-      <w:proofErr w:type="spellEnd"/>
-      <w:r>
-        <w:rPr>
-          <w:sz w:val="24"/>
-          <w:szCs w:val="24"/>
-        </w:rPr>
-        <w:t xml:space="preserve"> (prihodnja faza)</w:t>
+      <w:r>
+        <w:rPr>
+          <w:sz w:val="24"/>
+          <w:szCs w:val="24"/>
+        </w:rPr>
+        <w:t>Firebase Authentication (prihodnja faza)</w:t>
       </w:r>
     </w:p>
     <w:p>
@@ -3122,17 +2925,8 @@
           <w:sz w:val="24"/>
           <w:szCs w:val="24"/>
         </w:rPr>
-        <w:t xml:space="preserve">Next.js API </w:t>
-      </w:r>
-      <w:proofErr w:type="spellStart"/>
-      <w:r>
-        <w:rPr>
-          <w:sz w:val="24"/>
-          <w:szCs w:val="24"/>
-        </w:rPr>
-        <w:t>Routes</w:t>
-      </w:r>
-      <w:proofErr w:type="spellEnd"/>
+        <w:t>Next.js API Routes</w:t>
+      </w:r>
     </w:p>
     <w:p>
       <w:pPr>
@@ -3181,21 +2975,12 @@
           <w:szCs w:val="24"/>
         </w:rPr>
       </w:pPr>
-      <w:proofErr w:type="spellStart"/>
-      <w:r>
-        <w:rPr>
-          <w:sz w:val="24"/>
-          <w:szCs w:val="24"/>
-        </w:rPr>
-        <w:t>npm</w:t>
-      </w:r>
-      <w:proofErr w:type="spellEnd"/>
-      <w:r>
-        <w:rPr>
-          <w:sz w:val="24"/>
-          <w:szCs w:val="24"/>
-        </w:rPr>
-        <w:t xml:space="preserve"> 9+</w:t>
+      <w:r>
+        <w:rPr>
+          <w:sz w:val="24"/>
+          <w:szCs w:val="24"/>
+        </w:rPr>
+        <w:t>npm 9+</w:t>
       </w:r>
     </w:p>
     <w:p>
@@ -3209,31 +2994,13 @@
           <w:szCs w:val="24"/>
         </w:rPr>
       </w:pPr>
-      <w:proofErr w:type="spellStart"/>
-      <w:r>
-        <w:rPr>
-          <w:sz w:val="24"/>
-          <w:szCs w:val="24"/>
-        </w:rPr>
-        <w:t>Docker</w:t>
-      </w:r>
-      <w:proofErr w:type="spellEnd"/>
-      <w:r>
-        <w:rPr>
-          <w:sz w:val="24"/>
-          <w:szCs w:val="24"/>
-        </w:rPr>
-        <w:t xml:space="preserve"> za </w:t>
-      </w:r>
-      <w:proofErr w:type="spellStart"/>
-      <w:r>
-        <w:rPr>
-          <w:sz w:val="24"/>
-          <w:szCs w:val="24"/>
-        </w:rPr>
-        <w:t>kontejnerizacijo</w:t>
-      </w:r>
-      <w:proofErr w:type="spellEnd"/>
+      <w:r>
+        <w:rPr>
+          <w:sz w:val="24"/>
+          <w:szCs w:val="24"/>
+        </w:rPr>
+        <w:t>Docker za kontejnerizacijo</w:t>
+      </w:r>
     </w:p>
     <w:p>
       <w:pPr>
@@ -3246,37 +3013,12 @@
           <w:szCs w:val="24"/>
         </w:rPr>
       </w:pPr>
-      <w:proofErr w:type="spellStart"/>
-      <w:r>
-        <w:rPr>
-          <w:sz w:val="24"/>
-          <w:szCs w:val="24"/>
-        </w:rPr>
-        <w:t>Git</w:t>
-      </w:r>
-      <w:proofErr w:type="spellEnd"/>
-      <w:r>
-        <w:rPr>
-          <w:sz w:val="24"/>
-          <w:szCs w:val="24"/>
-        </w:rPr>
-        <w:t xml:space="preserve"> za </w:t>
-      </w:r>
-      <w:proofErr w:type="spellStart"/>
-      <w:r>
-        <w:rPr>
-          <w:sz w:val="24"/>
-          <w:szCs w:val="24"/>
-        </w:rPr>
-        <w:t>razvijalsko</w:t>
-      </w:r>
-      <w:proofErr w:type="spellEnd"/>
-      <w:r>
-        <w:rPr>
-          <w:sz w:val="24"/>
-          <w:szCs w:val="24"/>
-        </w:rPr>
-        <w:t xml:space="preserve"> upravljanje</w:t>
+      <w:r>
+        <w:rPr>
+          <w:sz w:val="24"/>
+          <w:szCs w:val="24"/>
+        </w:rPr>
+        <w:t>Git za razvijalsko upravljanje</w:t>
       </w:r>
     </w:p>
     <w:p>
@@ -3315,7 +3057,6 @@
           <w:szCs w:val="28"/>
         </w:rPr>
       </w:pPr>
-      <w:proofErr w:type="spellStart"/>
       <w:r>
         <w:rPr>
           <w:b/>
@@ -3325,7 +3066,6 @@
         </w:rPr>
         <w:t>PuzzleGame</w:t>
       </w:r>
-      <w:proofErr w:type="spellEnd"/>
       <w:r>
         <w:rPr>
           <w:b/>
@@ -3548,39 +3288,7 @@
           <w:sz w:val="24"/>
           <w:szCs w:val="24"/>
         </w:rPr>
-        <w:t xml:space="preserve">Uporablja </w:t>
-      </w:r>
-      <w:proofErr w:type="spellStart"/>
-      <w:r>
-        <w:rPr>
-          <w:sz w:val="24"/>
-          <w:szCs w:val="24"/>
-        </w:rPr>
-        <w:t>React</w:t>
-      </w:r>
-      <w:proofErr w:type="spellEnd"/>
-      <w:r>
-        <w:rPr>
-          <w:sz w:val="24"/>
-          <w:szCs w:val="24"/>
-        </w:rPr>
-        <w:t xml:space="preserve"> </w:t>
-      </w:r>
-      <w:proofErr w:type="spellStart"/>
-      <w:r>
-        <w:rPr>
-          <w:sz w:val="24"/>
-          <w:szCs w:val="24"/>
-        </w:rPr>
-        <w:t>Hooks</w:t>
-      </w:r>
-      <w:proofErr w:type="spellEnd"/>
-      <w:r>
-        <w:rPr>
-          <w:sz w:val="24"/>
-          <w:szCs w:val="24"/>
-        </w:rPr>
-        <w:t xml:space="preserve"> za upravljanje stanja</w:t>
+        <w:t>Uporablja React Hooks za upravljanje stanja</w:t>
       </w:r>
     </w:p>
     <w:p>
@@ -3600,23 +3308,7 @@
           <w:sz w:val="24"/>
           <w:szCs w:val="24"/>
         </w:rPr>
-        <w:t xml:space="preserve">Implementira </w:t>
-      </w:r>
-      <w:proofErr w:type="spellStart"/>
-      <w:r>
-        <w:rPr>
-          <w:sz w:val="24"/>
-          <w:szCs w:val="24"/>
-        </w:rPr>
-        <w:t>responzivni</w:t>
-      </w:r>
-      <w:proofErr w:type="spellEnd"/>
-      <w:r>
-        <w:rPr>
-          <w:sz w:val="24"/>
-          <w:szCs w:val="24"/>
-        </w:rPr>
-        <w:t xml:space="preserve"> dizajn</w:t>
+        <w:t>Implementira responzivni dizajn</w:t>
       </w:r>
     </w:p>
     <w:p>
@@ -3676,7 +3368,6 @@
           <w:szCs w:val="28"/>
         </w:rPr>
       </w:pPr>
-      <w:proofErr w:type="spellStart"/>
       <w:r>
         <w:rPr>
           <w:b/>
@@ -3686,7 +3377,6 @@
         </w:rPr>
         <w:t>Timer</w:t>
       </w:r>
-      <w:proofErr w:type="spellEnd"/>
       <w:r>
         <w:rPr>
           <w:b/>
@@ -3855,23 +3545,7 @@
           <w:sz w:val="24"/>
           <w:szCs w:val="24"/>
         </w:rPr>
-        <w:t>Uporablja `</w:t>
-      </w:r>
-      <w:proofErr w:type="spellStart"/>
-      <w:r>
-        <w:rPr>
-          <w:sz w:val="24"/>
-          <w:szCs w:val="24"/>
-        </w:rPr>
-        <w:t>useEffect</w:t>
-      </w:r>
-      <w:proofErr w:type="spellEnd"/>
-      <w:r>
-        <w:rPr>
-          <w:sz w:val="24"/>
-          <w:szCs w:val="24"/>
-        </w:rPr>
-        <w:t>` za časovno zanko</w:t>
+        <w:t>Uporablja `useEffect` za časovno zanko</w:t>
       </w:r>
     </w:p>
     <w:p>
@@ -3891,23 +3565,7 @@
           <w:sz w:val="24"/>
           <w:szCs w:val="24"/>
         </w:rPr>
-        <w:t xml:space="preserve">Implementirana </w:t>
-      </w:r>
-      <w:proofErr w:type="spellStart"/>
-      <w:r>
-        <w:rPr>
-          <w:sz w:val="24"/>
-          <w:szCs w:val="24"/>
-        </w:rPr>
-        <w:t>memoizacija</w:t>
-      </w:r>
-      <w:proofErr w:type="spellEnd"/>
-      <w:r>
-        <w:rPr>
-          <w:sz w:val="24"/>
-          <w:szCs w:val="24"/>
-        </w:rPr>
-        <w:t xml:space="preserve"> za optimizacijo delovanja</w:t>
+        <w:t>Implementirana memoizacija za optimizacijo delovanja</w:t>
       </w:r>
     </w:p>
     <w:p>
@@ -3947,7 +3605,6 @@
           <w:szCs w:val="28"/>
         </w:rPr>
       </w:pPr>
-      <w:proofErr w:type="spellStart"/>
       <w:r>
         <w:rPr>
           <w:b/>
@@ -3957,7 +3614,6 @@
         </w:rPr>
         <w:t>DifficultySelector</w:t>
       </w:r>
-      <w:proofErr w:type="spellEnd"/>
       <w:r>
         <w:rPr>
           <w:b/>
@@ -4063,23 +3719,7 @@
           <w:sz w:val="24"/>
           <w:szCs w:val="24"/>
         </w:rPr>
-        <w:t xml:space="preserve">Interaktivni </w:t>
-      </w:r>
-      <w:proofErr w:type="spellStart"/>
-      <w:r>
-        <w:rPr>
-          <w:sz w:val="24"/>
-          <w:szCs w:val="24"/>
-        </w:rPr>
-        <w:t>izbirnik</w:t>
-      </w:r>
-      <w:proofErr w:type="spellEnd"/>
-      <w:r>
-        <w:rPr>
-          <w:sz w:val="24"/>
-          <w:szCs w:val="24"/>
-        </w:rPr>
-        <w:t xml:space="preserve"> z vizualno povratno informacijo</w:t>
+        <w:t>Interaktivni izbirnik z vizualno povratno informacijo</w:t>
       </w:r>
     </w:p>
     <w:p>
@@ -4142,23 +3782,7 @@
           <w:sz w:val="24"/>
           <w:szCs w:val="24"/>
         </w:rPr>
-        <w:t xml:space="preserve">Prilagojen uporabniški vmesnik z uporabo </w:t>
-      </w:r>
-      <w:proofErr w:type="spellStart"/>
-      <w:r>
-        <w:rPr>
-          <w:sz w:val="24"/>
-          <w:szCs w:val="24"/>
-        </w:rPr>
-        <w:t>Tailwind</w:t>
-      </w:r>
-      <w:proofErr w:type="spellEnd"/>
-      <w:r>
-        <w:rPr>
-          <w:sz w:val="24"/>
-          <w:szCs w:val="24"/>
-        </w:rPr>
-        <w:t xml:space="preserve"> CSS</w:t>
+        <w:t>Prilagojen uporabniški vmesnik z uporabo Tailwind CSS</w:t>
       </w:r>
     </w:p>
     <w:p>
@@ -4218,7 +3842,6 @@
           <w:szCs w:val="28"/>
         </w:rPr>
       </w:pPr>
-      <w:proofErr w:type="spellStart"/>
       <w:r>
         <w:rPr>
           <w:b/>
@@ -4228,7 +3851,6 @@
         </w:rPr>
         <w:t>PuzzleBoard</w:t>
       </w:r>
-      <w:proofErr w:type="spellEnd"/>
       <w:r>
         <w:rPr>
           <w:b/>
@@ -4457,23 +4079,7 @@
           <w:sz w:val="24"/>
           <w:szCs w:val="24"/>
         </w:rPr>
-        <w:t>Podpira dostopnost (</w:t>
-      </w:r>
-      <w:proofErr w:type="spellStart"/>
-      <w:r>
-        <w:rPr>
-          <w:sz w:val="24"/>
-          <w:szCs w:val="24"/>
-        </w:rPr>
-        <w:t>accessibility</w:t>
-      </w:r>
-      <w:proofErr w:type="spellEnd"/>
-      <w:r>
-        <w:rPr>
-          <w:sz w:val="24"/>
-          <w:szCs w:val="24"/>
-        </w:rPr>
-        <w:t>) preko ARIA atributov</w:t>
+        <w:t>Podpira dostopnost (accessibility) preko ARIA atributov</w:t>
       </w:r>
     </w:p>
     <w:p>
@@ -4517,7 +4123,6 @@
           <w:szCs w:val="28"/>
         </w:rPr>
       </w:pPr>
-      <w:proofErr w:type="spellStart"/>
       <w:r>
         <w:rPr>
           <w:b/>
@@ -4527,7 +4132,6 @@
         </w:rPr>
         <w:t>ScoreDisplay</w:t>
       </w:r>
-      <w:proofErr w:type="spellEnd"/>
       <w:r>
         <w:rPr>
           <w:b/>
@@ -4696,23 +4300,7 @@
           <w:sz w:val="24"/>
           <w:szCs w:val="24"/>
         </w:rPr>
-        <w:t xml:space="preserve">Integracija s </w:t>
-      </w:r>
-      <w:proofErr w:type="spellStart"/>
-      <w:r>
-        <w:rPr>
-          <w:sz w:val="24"/>
-          <w:szCs w:val="24"/>
-        </w:rPr>
-        <w:t>Firebase</w:t>
-      </w:r>
-      <w:proofErr w:type="spellEnd"/>
-      <w:r>
-        <w:rPr>
-          <w:sz w:val="24"/>
-          <w:szCs w:val="24"/>
-        </w:rPr>
-        <w:t xml:space="preserve"> za shranjevanje rezultatov</w:t>
+        <w:t>Integracija s Firebase za shranjevanje rezultatov</w:t>
       </w:r>
     </w:p>
     <w:p>
@@ -4732,23 +4320,7 @@
           <w:sz w:val="24"/>
           <w:szCs w:val="24"/>
         </w:rPr>
-        <w:t xml:space="preserve">Prilagojen vizualni prikaz z uporabo </w:t>
-      </w:r>
-      <w:proofErr w:type="spellStart"/>
-      <w:r>
-        <w:rPr>
-          <w:sz w:val="24"/>
-          <w:szCs w:val="24"/>
-        </w:rPr>
-        <w:t>Tailwind</w:t>
-      </w:r>
-      <w:proofErr w:type="spellEnd"/>
-      <w:r>
-        <w:rPr>
-          <w:sz w:val="24"/>
-          <w:szCs w:val="24"/>
-        </w:rPr>
-        <w:t xml:space="preserve"> CSS</w:t>
+        <w:t>Prilagojen vizualni prikaz z uporabo Tailwind CSS</w:t>
       </w:r>
     </w:p>
     <w:p>
@@ -4819,39 +4391,7 @@
           <w:sz w:val="24"/>
           <w:szCs w:val="24"/>
         </w:rPr>
-        <w:t>Komponente med seboj komunicirajo preko lastnosti (</w:t>
-      </w:r>
-      <w:proofErr w:type="spellStart"/>
-      <w:r>
-        <w:rPr>
-          <w:sz w:val="24"/>
-          <w:szCs w:val="24"/>
-        </w:rPr>
-        <w:t>props</w:t>
-      </w:r>
-      <w:proofErr w:type="spellEnd"/>
-      <w:r>
-        <w:rPr>
-          <w:sz w:val="24"/>
-          <w:szCs w:val="24"/>
-        </w:rPr>
-        <w:t>) in povratnih klicev (</w:t>
-      </w:r>
-      <w:proofErr w:type="spellStart"/>
-      <w:r>
-        <w:rPr>
-          <w:sz w:val="24"/>
-          <w:szCs w:val="24"/>
-        </w:rPr>
-        <w:t>callbacks</w:t>
-      </w:r>
-      <w:proofErr w:type="spellEnd"/>
-      <w:r>
-        <w:rPr>
-          <w:sz w:val="24"/>
-          <w:szCs w:val="24"/>
-        </w:rPr>
-        <w:t>), kar omogoča:</w:t>
+        <w:t>Komponente med seboj komunicirajo preko lastnosti (props) in povratnih klicev (callbacks), kar omogoča:</w:t>
       </w:r>
     </w:p>
     <w:p>
@@ -4960,7 +4500,6 @@
           <w:szCs w:val="28"/>
         </w:rPr>
       </w:pPr>
-      <w:proofErr w:type="spellStart"/>
       <w:r>
         <w:rPr>
           <w:b/>
@@ -4968,100 +4507,22 @@
           <w:sz w:val="28"/>
           <w:szCs w:val="28"/>
         </w:rPr>
-        <w:t>Firebase</w:t>
-      </w:r>
-      <w:proofErr w:type="spellEnd"/>
-      <w:r>
-        <w:rPr>
-          <w:b/>
-          <w:bCs/>
-          <w:sz w:val="28"/>
-          <w:szCs w:val="28"/>
-        </w:rPr>
-        <w:t xml:space="preserve"> </w:t>
-      </w:r>
-      <w:proofErr w:type="spellStart"/>
-      <w:r>
-        <w:rPr>
-          <w:b/>
-          <w:bCs/>
-          <w:sz w:val="28"/>
-          <w:szCs w:val="28"/>
-        </w:rPr>
-        <w:t>Firestore</w:t>
-      </w:r>
-      <w:proofErr w:type="spellEnd"/>
-      <w:r>
-        <w:rPr>
-          <w:b/>
-          <w:bCs/>
-          <w:sz w:val="28"/>
-          <w:szCs w:val="28"/>
-        </w:rPr>
-        <w:t xml:space="preserve"> Integracija</w:t>
-      </w:r>
-    </w:p>
-    <w:p>
-      <w:pPr>
-        <w:rPr>
-          <w:sz w:val="24"/>
-          <w:szCs w:val="24"/>
-        </w:rPr>
-      </w:pPr>
-      <w:r>
-        <w:rPr>
-          <w:sz w:val="24"/>
-          <w:szCs w:val="24"/>
-        </w:rPr>
-        <w:t xml:space="preserve">Aplikacija uporablja </w:t>
-      </w:r>
-      <w:proofErr w:type="spellStart"/>
-      <w:r>
-        <w:rPr>
-          <w:sz w:val="24"/>
-          <w:szCs w:val="24"/>
-        </w:rPr>
-        <w:t>Firebase</w:t>
-      </w:r>
-      <w:proofErr w:type="spellEnd"/>
-      <w:r>
-        <w:rPr>
-          <w:sz w:val="24"/>
-          <w:szCs w:val="24"/>
-        </w:rPr>
-        <w:t xml:space="preserve"> </w:t>
-      </w:r>
-      <w:proofErr w:type="spellStart"/>
-      <w:r>
-        <w:rPr>
-          <w:sz w:val="24"/>
-          <w:szCs w:val="24"/>
-        </w:rPr>
-        <w:t>Firestore</w:t>
-      </w:r>
-      <w:proofErr w:type="spellEnd"/>
-      <w:r>
-        <w:rPr>
-          <w:sz w:val="24"/>
-          <w:szCs w:val="24"/>
-        </w:rPr>
-        <w:t xml:space="preserve"> kot </w:t>
-      </w:r>
-      <w:proofErr w:type="spellStart"/>
-      <w:r>
-        <w:rPr>
-          <w:sz w:val="24"/>
-          <w:szCs w:val="24"/>
-        </w:rPr>
-        <w:t>brezstrežniško</w:t>
-      </w:r>
-      <w:proofErr w:type="spellEnd"/>
-      <w:r>
-        <w:rPr>
-          <w:sz w:val="24"/>
-          <w:szCs w:val="24"/>
-        </w:rPr>
-        <w:t xml:space="preserve"> podatkovno rešitev z naslednjimi ključnimi značilnostmi:</w:t>
+        <w:t>Firebase Firestore Integracija</w:t>
+      </w:r>
+    </w:p>
+    <w:p>
+      <w:pPr>
+        <w:rPr>
+          <w:sz w:val="24"/>
+          <w:szCs w:val="24"/>
+        </w:rPr>
+      </w:pPr>
+      <w:r>
+        <w:rPr>
+          <w:sz w:val="24"/>
+          <w:szCs w:val="24"/>
+        </w:rPr>
+        <w:t>Aplikacija uporablja Firebase Firestore kot brezstrežniško podatkovno rešitev z naslednjimi ključnimi značilnostmi:</w:t>
       </w:r>
     </w:p>
     <w:p>
@@ -5099,7 +4560,6 @@
           <w:szCs w:val="24"/>
         </w:rPr>
       </w:pPr>
-      <w:proofErr w:type="spellStart"/>
       <w:r>
         <w:rPr>
           <w:sz w:val="24"/>
@@ -5107,7 +4567,6 @@
         </w:rPr>
         <w:t>books</w:t>
       </w:r>
-      <w:proofErr w:type="spellEnd"/>
     </w:p>
     <w:p>
       <w:pPr>
@@ -5138,7 +4597,6 @@
           <w:szCs w:val="24"/>
         </w:rPr>
       </w:pPr>
-      <w:proofErr w:type="spellStart"/>
       <w:r>
         <w:rPr>
           <w:sz w:val="24"/>
@@ -5146,7 +4604,6 @@
         </w:rPr>
         <w:t>scores</w:t>
       </w:r>
-      <w:proofErr w:type="spellEnd"/>
     </w:p>
     <w:p>
       <w:pPr>
@@ -5177,7 +4634,6 @@
           <w:szCs w:val="24"/>
         </w:rPr>
       </w:pPr>
-      <w:proofErr w:type="spellStart"/>
       <w:r>
         <w:rPr>
           <w:sz w:val="24"/>
@@ -5185,7 +4641,6 @@
         </w:rPr>
         <w:t>gameSessions</w:t>
       </w:r>
-      <w:proofErr w:type="spellEnd"/>
     </w:p>
     <w:p>
       <w:pPr>
@@ -5234,21 +4689,12 @@
           <w:szCs w:val="24"/>
         </w:rPr>
       </w:pPr>
-      <w:proofErr w:type="spellStart"/>
-      <w:r>
-        <w:rPr>
-          <w:sz w:val="24"/>
-          <w:szCs w:val="24"/>
-        </w:rPr>
-        <w:t>Avtentikacija</w:t>
-      </w:r>
-      <w:proofErr w:type="spellEnd"/>
-      <w:r>
-        <w:rPr>
-          <w:sz w:val="24"/>
-          <w:szCs w:val="24"/>
-        </w:rPr>
-        <w:t xml:space="preserve"> za pisanje podatkov</w:t>
+      <w:r>
+        <w:rPr>
+          <w:sz w:val="24"/>
+          <w:szCs w:val="24"/>
+        </w:rPr>
+        <w:t>Avtentikacija za pisanje podatkov</w:t>
       </w:r>
     </w:p>
     <w:p>
@@ -5286,49 +4732,8 @@
           <w:sz w:val="24"/>
           <w:szCs w:val="24"/>
         </w:rPr>
-        <w:t xml:space="preserve">Validacija podatkov s </w:t>
-      </w:r>
-      <w:proofErr w:type="spellStart"/>
-      <w:r>
-        <w:rPr>
-          <w:sz w:val="24"/>
-          <w:szCs w:val="24"/>
-        </w:rPr>
-        <w:t>Firebase</w:t>
-      </w:r>
-      <w:proofErr w:type="spellEnd"/>
-      <w:r>
-        <w:rPr>
-          <w:sz w:val="24"/>
-          <w:szCs w:val="24"/>
-        </w:rPr>
-        <w:t xml:space="preserve"> </w:t>
-      </w:r>
-      <w:proofErr w:type="spellStart"/>
-      <w:r>
-        <w:rPr>
-          <w:sz w:val="24"/>
-          <w:szCs w:val="24"/>
-        </w:rPr>
-        <w:t>Security</w:t>
-      </w:r>
-      <w:proofErr w:type="spellEnd"/>
-      <w:r>
-        <w:rPr>
-          <w:sz w:val="24"/>
-          <w:szCs w:val="24"/>
-        </w:rPr>
-        <w:t xml:space="preserve"> </w:t>
-      </w:r>
-      <w:proofErr w:type="spellStart"/>
-      <w:r>
-        <w:rPr>
-          <w:sz w:val="24"/>
-          <w:szCs w:val="24"/>
-        </w:rPr>
-        <w:t>Rules</w:t>
-      </w:r>
-      <w:proofErr w:type="spellEnd"/>
+        <w:t>Validacija podatkov s Firebase Security Rules</w:t>
+      </w:r>
     </w:p>
     <w:p>
       <w:pPr>
@@ -5454,23 +4859,7 @@
           <w:sz w:val="24"/>
           <w:szCs w:val="24"/>
         </w:rPr>
-        <w:t xml:space="preserve">Aplikacija trenutno ne uporablja zunanjih REST vmesnikov, saj vse funkcionalnosti potekajo na strani odjemalca z uporabo </w:t>
-      </w:r>
-      <w:proofErr w:type="spellStart"/>
-      <w:r>
-        <w:rPr>
-          <w:sz w:val="24"/>
-          <w:szCs w:val="24"/>
-        </w:rPr>
-        <w:t>Firebase</w:t>
-      </w:r>
-      <w:proofErr w:type="spellEnd"/>
-      <w:r>
-        <w:rPr>
-          <w:sz w:val="24"/>
-          <w:szCs w:val="24"/>
-        </w:rPr>
-        <w:t xml:space="preserve"> SDK-ja za neposredno komunikacijo s strežniško platformo.</w:t>
+        <w:t>Aplikacija trenutno ne uporablja zunanjih REST vmesnikov, saj vse funkcionalnosti potekajo na strani odjemalca z uporabo Firebase SDK-ja za neposredno komunikacijo s strežniško platformo.</w:t>
       </w:r>
     </w:p>
     <w:p/>
@@ -5481,48 +4870,44 @@
     <w:p/>
     <w:p/>
     <w:p/>
+    <w:p>
+      <w:pPr>
+        <w:rPr>
+          <w:rFonts w:asciiTheme="majorHAnsi" w:eastAsiaTheme="majorEastAsia" w:hAnsiTheme="majorHAnsi" w:cstheme="majorBidi"/>
+          <w:color w:val="0F4761" w:themeColor="accent1" w:themeShade="BF"/>
+          <w:sz w:val="40"/>
+          <w:szCs w:val="40"/>
+        </w:rPr>
+      </w:pPr>
+      <w:bookmarkStart w:id="6" w:name="_Toc200308708"/>
+      <w:r>
+        <w:br w:type="page"/>
+      </w:r>
+    </w:p>
+    <w:p>
+      <w:pPr>
+        <w:pStyle w:val="Heading1"/>
+      </w:pPr>
+      <w:r>
+        <w:t>Igrifikacija</w:t>
+      </w:r>
+      <w:r>
+        <w:t xml:space="preserve"> – pregled rešitve</w:t>
+      </w:r>
+      <w:bookmarkEnd w:id="6"/>
+    </w:p>
     <w:p/>
+    <w:p>
+      <w:pPr>
+        <w:pStyle w:val="Heading2"/>
+      </w:pPr>
+      <w:bookmarkStart w:id="7" w:name="_Toc200308709"/>
+      <w:r>
+        <w:t>Prijavni zaslon</w:t>
+      </w:r>
+      <w:bookmarkEnd w:id="7"/>
+    </w:p>
     <w:p/>
-    <w:p/>
-    <w:p/>
-    <w:p/>
-    <w:p/>
-    <w:p/>
-    <w:p/>
-    <w:p/>
-    <w:p/>
-    <w:p/>
-    <w:p/>
-    <w:p/>
-    <w:p/>
-    <w:p/>
-    <w:p>
-      <w:pPr>
-        <w:pStyle w:val="Heading1"/>
-      </w:pPr>
-      <w:bookmarkStart w:id="6" w:name="_Toc200308708"/>
-      <w:proofErr w:type="spellStart"/>
-      <w:r>
-        <w:t>Igrifikacija</w:t>
-      </w:r>
-      <w:proofErr w:type="spellEnd"/>
-      <w:r>
-        <w:t xml:space="preserve"> – pregled rešitve</w:t>
-      </w:r>
-      <w:bookmarkEnd w:id="6"/>
-    </w:p>
-    <w:p/>
-    <w:p>
-      <w:pPr>
-        <w:pStyle w:val="Heading2"/>
-      </w:pPr>
-      <w:bookmarkStart w:id="7" w:name="_Toc200308709"/>
-      <w:r>
-        <w:t>Prijavni zaslon</w:t>
-      </w:r>
-      <w:bookmarkEnd w:id="7"/>
-    </w:p>
-    <w:p/>
     <w:p>
       <w:pPr>
         <w:rPr>
@@ -5530,6 +4915,9 @@
         </w:rPr>
       </w:pPr>
       <w:r>
+        <w:rPr>
+          <w:noProof/>
+        </w:rPr>
         <w:drawing>
           <wp:inline distT="0" distB="0" distL="0" distR="0" wp14:anchorId="13959BFA" wp14:editId="0AB4DF44">
             <wp:extent cx="5178950" cy="6439314"/>
@@ -5598,16 +4986,20 @@
     <w:p>
       <w:pPr>
         <w:rPr>
+          <w:rFonts w:asciiTheme="majorHAnsi" w:eastAsiaTheme="majorEastAsia" w:hAnsiTheme="majorHAnsi" w:cstheme="majorBidi"/>
+          <w:color w:val="0F4761" w:themeColor="accent1" w:themeShade="BF"/>
+          <w:sz w:val="32"/>
+          <w:szCs w:val="32"/>
           <w:lang w:val="en-GB"/>
         </w:rPr>
       </w:pPr>
-    </w:p>
-    <w:p>
-      <w:pPr>
+      <w:bookmarkStart w:id="8" w:name="_Toc200308710"/>
+      <w:r>
         <w:rPr>
           <w:lang w:val="en-GB"/>
         </w:rPr>
-      </w:pPr>
+        <w:br w:type="page"/>
+      </w:r>
     </w:p>
     <w:p>
       <w:pPr>
@@ -5616,45 +5008,31 @@
           <w:lang w:val="en-GB"/>
         </w:rPr>
       </w:pPr>
-      <w:bookmarkStart w:id="8" w:name="_Toc200308710"/>
-      <w:proofErr w:type="spellStart"/>
       <w:r>
         <w:rPr>
           <w:lang w:val="en-GB"/>
         </w:rPr>
-        <w:t>Registracijski</w:t>
-      </w:r>
-      <w:proofErr w:type="spellEnd"/>
-      <w:r>
+        <w:t>Registracijski zaslon</w:t>
+      </w:r>
+      <w:bookmarkEnd w:id="8"/>
+    </w:p>
+    <w:p>
+      <w:pPr>
         <w:rPr>
           <w:lang w:val="en-GB"/>
         </w:rPr>
-        <w:t xml:space="preserve"> </w:t>
-      </w:r>
-      <w:proofErr w:type="spellStart"/>
-      <w:r>
+      </w:pPr>
+    </w:p>
+    <w:p>
+      <w:pPr>
         <w:rPr>
           <w:lang w:val="en-GB"/>
         </w:rPr>
-        <w:t>zaslon</w:t>
-      </w:r>
-      <w:bookmarkEnd w:id="8"/>
-      <w:proofErr w:type="spellEnd"/>
-    </w:p>
-    <w:p>
-      <w:pPr>
-        <w:rPr>
-          <w:lang w:val="en-GB"/>
-        </w:rPr>
-      </w:pPr>
-    </w:p>
-    <w:p>
-      <w:pPr>
-        <w:rPr>
-          <w:lang w:val="en-GB"/>
-        </w:rPr>
-      </w:pPr>
-      <w:r>
+      </w:pPr>
+      <w:r>
+        <w:rPr>
+          <w:noProof/>
+        </w:rPr>
         <w:drawing>
           <wp:inline distT="0" distB="0" distL="0" distR="0" wp14:anchorId="48FD918B" wp14:editId="6A76AA49">
             <wp:extent cx="4720772" cy="6233506"/>
@@ -5767,6 +5145,7 @@
       </w:pPr>
       <w:r>
         <w:rPr>
+          <w:noProof/>
           <w:sz w:val="24"/>
           <w:szCs w:val="24"/>
         </w:rPr>
@@ -5841,6 +5220,9 @@
     </w:p>
     <w:p>
       <w:r>
+        <w:rPr>
+          <w:noProof/>
+        </w:rPr>
         <w:drawing>
           <wp:inline distT="0" distB="0" distL="0" distR="0" wp14:anchorId="6E0994AA" wp14:editId="796DFF2B">
             <wp:extent cx="4993090" cy="4076700"/>
@@ -5905,6 +5287,9 @@
     <w:p/>
     <w:p>
       <w:r>
+        <w:rPr>
+          <w:noProof/>
+        </w:rPr>
         <w:drawing>
           <wp:inline distT="0" distB="0" distL="0" distR="0" wp14:anchorId="25335C63" wp14:editId="762D5418">
             <wp:extent cx="5760720" cy="5558790"/>
@@ -5999,97 +5384,43 @@
           <w:lang w:val="en-GB"/>
         </w:rPr>
       </w:pPr>
-      <w:proofErr w:type="spellStart"/>
       <w:r>
         <w:rPr>
           <w:lang w:val="en-GB"/>
         </w:rPr>
-        <w:t>Namen</w:t>
-      </w:r>
-      <w:proofErr w:type="spellEnd"/>
+        <w:t>Namen:</w:t>
+      </w:r>
       <w:r>
         <w:rPr>
           <w:lang w:val="en-GB"/>
         </w:rPr>
-        <w:t>:</w:t>
+        <w:t xml:space="preserve"> Prijava in vstop</w:t>
       </w:r>
       <w:r>
         <w:rPr>
           <w:lang w:val="en-GB"/>
         </w:rPr>
-        <w:t xml:space="preserve"> </w:t>
-      </w:r>
-      <w:proofErr w:type="spellStart"/>
-      <w:r>
+        <w:t xml:space="preserve"> v aplikacijo </w:t>
+      </w:r>
+    </w:p>
+    <w:p>
+      <w:pPr>
         <w:rPr>
           <w:lang w:val="en-GB"/>
         </w:rPr>
-        <w:t>Prijava</w:t>
-      </w:r>
-      <w:proofErr w:type="spellEnd"/>
+      </w:pPr>
       <w:r>
         <w:rPr>
           <w:lang w:val="en-GB"/>
         </w:rPr>
-        <w:t xml:space="preserve"> in </w:t>
-      </w:r>
-      <w:proofErr w:type="spellStart"/>
+        <w:t>Elementi</w:t>
+      </w:r>
       <w:r>
         <w:rPr>
           <w:lang w:val="en-GB"/>
         </w:rPr>
-        <w:t>vstop</w:t>
-      </w:r>
-      <w:proofErr w:type="spellEnd"/>
-      <w:r>
-        <w:rPr>
-          <w:lang w:val="en-GB"/>
-        </w:rPr>
-        <w:t xml:space="preserve"> v </w:t>
-      </w:r>
-      <w:proofErr w:type="spellStart"/>
-      <w:r>
-        <w:rPr>
-          <w:lang w:val="en-GB"/>
-        </w:rPr>
-        <w:t>aplikacijo</w:t>
-      </w:r>
-      <w:proofErr w:type="spellEnd"/>
-      <w:r>
-        <w:rPr>
-          <w:lang w:val="en-GB"/>
-        </w:rPr>
-        <w:t xml:space="preserve"> </w:t>
-      </w:r>
-    </w:p>
-    <w:p>
-      <w:pPr>
-        <w:rPr>
-          <w:lang w:val="en-GB"/>
-        </w:rPr>
-      </w:pPr>
-      <w:proofErr w:type="spellStart"/>
-      <w:r>
-        <w:rPr>
-          <w:lang w:val="en-GB"/>
-        </w:rPr>
-        <w:t>Elementi</w:t>
-      </w:r>
-      <w:proofErr w:type="spellEnd"/>
-      <w:r>
-        <w:rPr>
-          <w:lang w:val="en-GB"/>
-        </w:rPr>
-        <w:t xml:space="preserve"> </w:t>
-      </w:r>
-      <w:proofErr w:type="spellStart"/>
-      <w:r>
-        <w:rPr>
-          <w:lang w:val="en-GB"/>
-        </w:rPr>
-        <w:t>vmesnika</w:t>
-      </w:r>
-      <w:proofErr w:type="spellEnd"/>
+        <w:t xml:space="preserve"> vmesnika</w:t>
+      </w:r>
       <w:r>
         <w:rPr>
           <w:lang w:val="en-GB"/>
@@ -6126,19 +5457,11 @@
         </w:rPr>
         <w:t xml:space="preserve">Gumb: </w:t>
       </w:r>
-      <w:proofErr w:type="spellStart"/>
       <w:r>
         <w:rPr>
           <w:lang w:val="en-GB"/>
         </w:rPr>
-        <w:t>Prijava</w:t>
-      </w:r>
-      <w:proofErr w:type="spellEnd"/>
-      <w:r>
-        <w:rPr>
-          <w:lang w:val="en-GB"/>
-        </w:rPr>
-        <w:t xml:space="preserve"> z Google-om</w:t>
+        <w:t>Prijava z Google-om</w:t>
       </w:r>
     </w:p>
     <w:p>
@@ -6152,76 +5475,73 @@
           <w:lang w:val="en-GB"/>
         </w:rPr>
       </w:pPr>
-      <w:proofErr w:type="spellStart"/>
       <w:r>
         <w:rPr>
           <w:lang w:val="en-GB"/>
         </w:rPr>
-        <w:t>Obrazec</w:t>
-      </w:r>
-      <w:proofErr w:type="spellEnd"/>
+        <w:t xml:space="preserve">Obrazec za prijavo </w:t>
+      </w:r>
       <w:r>
         <w:rPr>
           <w:lang w:val="en-GB"/>
         </w:rPr>
-        <w:t xml:space="preserve"> za </w:t>
-      </w:r>
-      <w:proofErr w:type="spellStart"/>
-      <w:r>
+        <w:t>z e-poštnim naslovom in geslom</w:t>
+      </w:r>
+    </w:p>
+    <w:p>
+      <w:pPr>
         <w:rPr>
           <w:lang w:val="en-GB"/>
         </w:rPr>
-        <w:t>prijavo</w:t>
-      </w:r>
-      <w:proofErr w:type="spellEnd"/>
-      <w:r>
+      </w:pPr>
+    </w:p>
+    <w:p>
+      <w:pPr>
         <w:rPr>
           <w:lang w:val="en-GB"/>
         </w:rPr>
-        <w:t xml:space="preserve"> </w:t>
-      </w:r>
-      <w:r>
+      </w:pPr>
+    </w:p>
+    <w:p>
+      <w:pPr>
+        <w:pStyle w:val="Heading2"/>
         <w:rPr>
           <w:lang w:val="en-GB"/>
         </w:rPr>
-        <w:t>z e-</w:t>
-      </w:r>
-      <w:proofErr w:type="spellStart"/>
+      </w:pPr>
+      <w:bookmarkStart w:id="14" w:name="_Toc200308716"/>
       <w:r>
         <w:rPr>
           <w:lang w:val="en-GB"/>
         </w:rPr>
-        <w:t>poštnim</w:t>
-      </w:r>
-      <w:proofErr w:type="spellEnd"/>
+        <w:t xml:space="preserve">Registracijski </w:t>
+      </w:r>
       <w:r>
         <w:rPr>
           <w:lang w:val="en-GB"/>
         </w:rPr>
-        <w:t xml:space="preserve"> </w:t>
-      </w:r>
-      <w:proofErr w:type="spellStart"/>
-      <w:r>
+        <w:t>zaslon</w:t>
+      </w:r>
+      <w:bookmarkEnd w:id="14"/>
+    </w:p>
+    <w:p>
+      <w:pPr>
         <w:rPr>
           <w:lang w:val="en-GB"/>
         </w:rPr>
-        <w:t>naslovom</w:t>
-      </w:r>
-      <w:proofErr w:type="spellEnd"/>
+      </w:pPr>
       <w:r>
         <w:rPr>
           <w:lang w:val="en-GB"/>
         </w:rPr>
-        <w:t xml:space="preserve"> in </w:t>
-      </w:r>
-      <w:proofErr w:type="spellStart"/>
+        <w:t>Namen: Registracija</w:t>
+      </w:r>
       <w:r>
         <w:rPr>
           <w:lang w:val="en-GB"/>
         </w:rPr>
-        <w:t>geslom</w:t>
-      </w:r>
-      <w:proofErr w:type="spellEnd"/>
+        <w:t xml:space="preserve"> uporabnika</w:t>
+      </w:r>
     </w:p>
     <w:p>
       <w:pPr>
@@ -6229,117 +5549,18 @@
           <w:lang w:val="en-GB"/>
         </w:rPr>
       </w:pPr>
-    </w:p>
-    <w:p>
-      <w:pPr>
+      <w:r>
         <w:rPr>
           <w:lang w:val="en-GB"/>
         </w:rPr>
-      </w:pPr>
-    </w:p>
-    <w:p>
-      <w:pPr>
-        <w:pStyle w:val="Heading2"/>
+        <w:t>Elementi</w:t>
+      </w:r>
+      <w:r>
         <w:rPr>
           <w:lang w:val="en-GB"/>
         </w:rPr>
-      </w:pPr>
-      <w:bookmarkStart w:id="14" w:name="_Toc200308716"/>
-      <w:proofErr w:type="spellStart"/>
-      <w:r>
-        <w:rPr>
-          <w:lang w:val="en-GB"/>
-        </w:rPr>
-        <w:t>Registracijski</w:t>
-      </w:r>
-      <w:proofErr w:type="spellEnd"/>
-      <w:r>
-        <w:rPr>
-          <w:lang w:val="en-GB"/>
-        </w:rPr>
-        <w:t xml:space="preserve"> </w:t>
-      </w:r>
-      <w:proofErr w:type="spellStart"/>
-      <w:r>
-        <w:rPr>
-          <w:lang w:val="en-GB"/>
-        </w:rPr>
-        <w:t>zaslon</w:t>
-      </w:r>
-      <w:bookmarkEnd w:id="14"/>
-      <w:proofErr w:type="spellEnd"/>
-    </w:p>
-    <w:p>
-      <w:pPr>
-        <w:rPr>
-          <w:lang w:val="en-GB"/>
-        </w:rPr>
-      </w:pPr>
-      <w:proofErr w:type="spellStart"/>
-      <w:r>
-        <w:rPr>
-          <w:lang w:val="en-GB"/>
-        </w:rPr>
-        <w:t>Namen</w:t>
-      </w:r>
-      <w:proofErr w:type="spellEnd"/>
-      <w:r>
-        <w:rPr>
-          <w:lang w:val="en-GB"/>
-        </w:rPr>
-        <w:t xml:space="preserve">: </w:t>
-      </w:r>
-      <w:proofErr w:type="spellStart"/>
-      <w:r>
-        <w:rPr>
-          <w:lang w:val="en-GB"/>
-        </w:rPr>
-        <w:t>Registracija</w:t>
-      </w:r>
-      <w:proofErr w:type="spellEnd"/>
-      <w:r>
-        <w:rPr>
-          <w:lang w:val="en-GB"/>
-        </w:rPr>
-        <w:t xml:space="preserve"> </w:t>
-      </w:r>
-      <w:proofErr w:type="spellStart"/>
-      <w:r>
-        <w:rPr>
-          <w:lang w:val="en-GB"/>
-        </w:rPr>
-        <w:t>uporabnika</w:t>
-      </w:r>
-      <w:proofErr w:type="spellEnd"/>
-    </w:p>
-    <w:p>
-      <w:pPr>
-        <w:rPr>
-          <w:lang w:val="en-GB"/>
-        </w:rPr>
-      </w:pPr>
-      <w:proofErr w:type="spellStart"/>
-      <w:r>
-        <w:rPr>
-          <w:lang w:val="en-GB"/>
-        </w:rPr>
-        <w:t>Elementi</w:t>
-      </w:r>
-      <w:proofErr w:type="spellEnd"/>
-      <w:r>
-        <w:rPr>
-          <w:lang w:val="en-GB"/>
-        </w:rPr>
-        <w:t xml:space="preserve"> </w:t>
-      </w:r>
-      <w:proofErr w:type="spellStart"/>
-      <w:r>
-        <w:rPr>
-          <w:lang w:val="en-GB"/>
-        </w:rPr>
-        <w:t>vmesnika</w:t>
-      </w:r>
-      <w:proofErr w:type="spellEnd"/>
+        <w:t xml:space="preserve"> vmesnika</w:t>
+      </w:r>
       <w:r>
         <w:rPr>
           <w:lang w:val="en-GB"/>
@@ -6362,35 +5583,7 @@
         <w:rPr>
           <w:lang w:val="en-GB"/>
         </w:rPr>
-        <w:t xml:space="preserve">Gumb: </w:t>
-      </w:r>
-      <w:proofErr w:type="spellStart"/>
-      <w:r>
-        <w:rPr>
-          <w:lang w:val="en-GB"/>
-        </w:rPr>
-        <w:t>Registracija</w:t>
-      </w:r>
-      <w:proofErr w:type="spellEnd"/>
-      <w:r>
-        <w:rPr>
-          <w:lang w:val="en-GB"/>
-        </w:rPr>
-        <w:t xml:space="preserve"> z </w:t>
-      </w:r>
-      <w:proofErr w:type="spellStart"/>
-      <w:r>
-        <w:rPr>
-          <w:lang w:val="en-GB"/>
-        </w:rPr>
-        <w:t>računom</w:t>
-      </w:r>
-      <w:proofErr w:type="spellEnd"/>
-      <w:r>
-        <w:rPr>
-          <w:lang w:val="en-GB"/>
-        </w:rPr>
-        <w:t xml:space="preserve"> Google</w:t>
+        <w:t>Gumb: Registracija z računom Google</w:t>
       </w:r>
     </w:p>
     <w:p>
@@ -6404,70 +5597,12 @@
           <w:lang w:val="en-GB"/>
         </w:rPr>
       </w:pPr>
-      <w:proofErr w:type="spellStart"/>
       <w:r>
         <w:rPr>
           <w:lang w:val="en-GB"/>
         </w:rPr>
-        <w:t>Obrazec</w:t>
-      </w:r>
-      <w:proofErr w:type="spellEnd"/>
-      <w:r>
-        <w:rPr>
-          <w:lang w:val="en-GB"/>
-        </w:rPr>
-        <w:t xml:space="preserve"> za </w:t>
-      </w:r>
-      <w:proofErr w:type="spellStart"/>
-      <w:r>
-        <w:rPr>
-          <w:lang w:val="en-GB"/>
-        </w:rPr>
-        <w:t>registracijo</w:t>
-      </w:r>
-      <w:proofErr w:type="spellEnd"/>
-      <w:r>
-        <w:rPr>
-          <w:lang w:val="en-GB"/>
-        </w:rPr>
-        <w:t xml:space="preserve"> z e-</w:t>
-      </w:r>
-      <w:proofErr w:type="spellStart"/>
-      <w:r>
-        <w:rPr>
-          <w:lang w:val="en-GB"/>
-        </w:rPr>
-        <w:t>poštnim</w:t>
-      </w:r>
-      <w:proofErr w:type="spellEnd"/>
-      <w:r>
-        <w:rPr>
-          <w:lang w:val="en-GB"/>
-        </w:rPr>
-        <w:t xml:space="preserve"> </w:t>
-      </w:r>
-      <w:proofErr w:type="spellStart"/>
-      <w:r>
-        <w:rPr>
-          <w:lang w:val="en-GB"/>
-        </w:rPr>
-        <w:t>naslovom</w:t>
-      </w:r>
-      <w:proofErr w:type="spellEnd"/>
-      <w:r>
-        <w:rPr>
-          <w:lang w:val="en-GB"/>
-        </w:rPr>
-        <w:t xml:space="preserve"> in </w:t>
-      </w:r>
-      <w:proofErr w:type="spellStart"/>
-      <w:r>
-        <w:rPr>
-          <w:lang w:val="en-GB"/>
-        </w:rPr>
-        <w:t>geslom</w:t>
-      </w:r>
-      <w:proofErr w:type="spellEnd"/>
+        <w:t>Obrazec za registracijo z e-poštnim naslovom in geslom</w:t>
+      </w:r>
     </w:p>
     <w:p>
       <w:pPr>
@@ -7318,7 +6453,6 @@
           <w:szCs w:val="24"/>
         </w:rPr>
       </w:pPr>
-      <w:proofErr w:type="spellStart"/>
       <w:r>
         <w:rPr>
           <w:b/>
@@ -7328,7 +6462,6 @@
         </w:rPr>
         <w:t>PuzzleBoard</w:t>
       </w:r>
-      <w:proofErr w:type="spellEnd"/>
       <w:r>
         <w:rPr>
           <w:sz w:val="24"/>
@@ -8089,13 +7222,8 @@
     </w:p>
     <w:p/>
     <w:p>
-      <w:proofErr w:type="spellStart"/>
-      <w:r>
-        <w:t>puzzle</w:t>
-      </w:r>
-      <w:proofErr w:type="spellEnd"/>
-      <w:r>
-        <w:t>-game/</w:t>
+      <w:r>
+        <w:t>puzzle-game/</w:t>
       </w:r>
     </w:p>
     <w:p>
@@ -8132,405 +7260,451 @@
         <w:t>──</w:t>
       </w:r>
       <w:r>
+        <w:t xml:space="preserve"> app/                 # Next.js aplikacija</w:t>
+      </w:r>
+    </w:p>
+    <w:p>
+      <w:r>
+        <w:t xml:space="preserve">│   │   </w:t>
+      </w:r>
+      <w:r>
+        <w:rPr>
+          <w:rFonts w:ascii="MS Gothic" w:eastAsia="MS Gothic" w:hAnsi="MS Gothic" w:cs="MS Gothic" w:hint="eastAsia"/>
+        </w:rPr>
+        <w:t>├</w:t>
+      </w:r>
+      <w:r>
+        <w:rPr>
+          <w:rFonts w:ascii="Aptos" w:hAnsi="Aptos" w:cs="Aptos"/>
+        </w:rPr>
+        <w:t>──</w:t>
+      </w:r>
+      <w:r>
+        <w:t xml:space="preserve"> api/             # API kon</w:t>
+      </w:r>
+      <w:r>
+        <w:rPr>
+          <w:rFonts w:ascii="Aptos" w:hAnsi="Aptos" w:cs="Aptos"/>
+        </w:rPr>
+        <w:t>č</w:t>
+      </w:r>
+      <w:r>
+        <w:t>ne to</w:t>
+      </w:r>
+      <w:r>
+        <w:rPr>
+          <w:rFonts w:ascii="Aptos" w:hAnsi="Aptos" w:cs="Aptos"/>
+        </w:rPr>
+        <w:t>č</w:t>
+      </w:r>
+      <w:r>
+        <w:t>ke</w:t>
+      </w:r>
+    </w:p>
+    <w:p>
+      <w:r>
+        <w:t>│   │   └── page.tsx         # Glavna stran</w:t>
+      </w:r>
+    </w:p>
+    <w:p>
+      <w:r>
+        <w:t xml:space="preserve">│   </w:t>
+      </w:r>
+      <w:r>
+        <w:rPr>
+          <w:rFonts w:ascii="MS Gothic" w:eastAsia="MS Gothic" w:hAnsi="MS Gothic" w:cs="MS Gothic" w:hint="eastAsia"/>
+        </w:rPr>
+        <w:t>├</w:t>
+      </w:r>
+      <w:r>
+        <w:rPr>
+          <w:rFonts w:ascii="Aptos" w:hAnsi="Aptos" w:cs="Aptos"/>
+        </w:rPr>
+        <w:t>──</w:t>
+      </w:r>
+      <w:r>
+        <w:t xml:space="preserve"> components/          # React komponente</w:t>
+      </w:r>
+    </w:p>
+    <w:p>
+      <w:r>
+        <w:t xml:space="preserve">│   │   </w:t>
+      </w:r>
+      <w:r>
+        <w:rPr>
+          <w:rFonts w:ascii="MS Gothic" w:eastAsia="MS Gothic" w:hAnsi="MS Gothic" w:cs="MS Gothic" w:hint="eastAsia"/>
+        </w:rPr>
+        <w:t>├</w:t>
+      </w:r>
+      <w:r>
+        <w:rPr>
+          <w:rFonts w:ascii="Aptos" w:hAnsi="Aptos" w:cs="Aptos"/>
+        </w:rPr>
+        <w:t>──</w:t>
+      </w:r>
+      <w:r>
+        <w:t xml:space="preserve"> PuzzleGame.tsx   # Glavna logika igre</w:t>
+      </w:r>
+    </w:p>
+    <w:p>
+      <w:r>
+        <w:t xml:space="preserve">│   │   </w:t>
+      </w:r>
+      <w:r>
+        <w:rPr>
+          <w:rFonts w:ascii="MS Gothic" w:eastAsia="MS Gothic" w:hAnsi="MS Gothic" w:cs="MS Gothic" w:hint="eastAsia"/>
+        </w:rPr>
+        <w:t>├</w:t>
+      </w:r>
+      <w:r>
+        <w:rPr>
+          <w:rFonts w:ascii="Aptos" w:hAnsi="Aptos" w:cs="Aptos"/>
+        </w:rPr>
+        <w:t>──</w:t>
+      </w:r>
+      <w:r>
+        <w:t xml:space="preserve"> Timer.tsx        # Komponenta za merjenje </w:t>
+      </w:r>
+      <w:r>
+        <w:rPr>
+          <w:rFonts w:ascii="Aptos" w:hAnsi="Aptos" w:cs="Aptos"/>
+        </w:rPr>
+        <w:t>č</w:t>
+      </w:r>
+      <w:r>
+        <w:t>asa</w:t>
+      </w:r>
+    </w:p>
+    <w:p>
+      <w:r>
+        <w:t>│   │   └── ...</w:t>
+      </w:r>
+    </w:p>
+    <w:p>
+      <w:r>
+        <w:t xml:space="preserve">│   </w:t>
+      </w:r>
+      <w:r>
+        <w:rPr>
+          <w:rFonts w:ascii="MS Gothic" w:eastAsia="MS Gothic" w:hAnsi="MS Gothic" w:cs="MS Gothic" w:hint="eastAsia"/>
+        </w:rPr>
+        <w:t>├</w:t>
+      </w:r>
+      <w:r>
+        <w:rPr>
+          <w:rFonts w:ascii="Aptos" w:hAnsi="Aptos" w:cs="Aptos"/>
+        </w:rPr>
+        <w:t>──</w:t>
+      </w:r>
+      <w:r>
+        <w:t xml:space="preserve"> lib/                 # Pomo</w:t>
+      </w:r>
+      <w:r>
+        <w:rPr>
+          <w:rFonts w:ascii="Aptos" w:hAnsi="Aptos" w:cs="Aptos"/>
+        </w:rPr>
+        <w:t>ž</w:t>
+      </w:r>
+      <w:r>
+        <w:t>ne funkcije</w:t>
+      </w:r>
+    </w:p>
+    <w:p>
+      <w:r>
+        <w:t xml:space="preserve">│   </w:t>
+      </w:r>
+      <w:r>
+        <w:rPr>
+          <w:rFonts w:ascii="MS Gothic" w:eastAsia="MS Gothic" w:hAnsi="MS Gothic" w:cs="MS Gothic" w:hint="eastAsia"/>
+        </w:rPr>
+        <w:t>├</w:t>
+      </w:r>
+      <w:r>
+        <w:rPr>
+          <w:rFonts w:ascii="Aptos" w:hAnsi="Aptos" w:cs="Aptos"/>
+        </w:rPr>
+        <w:t>──</w:t>
+      </w:r>
+      <w:r>
+        <w:t xml:space="preserve"> types/               # TypeScript tipi</w:t>
+      </w:r>
+    </w:p>
+    <w:p>
+      <w:r>
+        <w:t>│   └── utils/               # Pomožne funkcije</w:t>
+      </w:r>
+    </w:p>
+    <w:p>
+      <w:r>
+        <w:rPr>
+          <w:rFonts w:ascii="MS Gothic" w:eastAsia="MS Gothic" w:hAnsi="MS Gothic" w:cs="MS Gothic" w:hint="eastAsia"/>
+        </w:rPr>
+        <w:t>├</w:t>
+      </w:r>
+      <w:r>
+        <w:rPr>
+          <w:rFonts w:ascii="Aptos" w:hAnsi="Aptos" w:cs="Aptos"/>
+        </w:rPr>
+        <w:t>──</w:t>
+      </w:r>
+      <w:r>
+        <w:t xml:space="preserve"> public/                 # Stati</w:t>
+      </w:r>
+      <w:r>
+        <w:rPr>
+          <w:rFonts w:ascii="Aptos" w:hAnsi="Aptos" w:cs="Aptos"/>
+        </w:rPr>
+        <w:t>č</w:t>
+      </w:r>
+      <w:r>
+        <w:t>ne datoteke</w:t>
+      </w:r>
+    </w:p>
+    <w:p>
+      <w:r>
+        <w:rPr>
+          <w:rFonts w:ascii="MS Gothic" w:eastAsia="MS Gothic" w:hAnsi="MS Gothic" w:cs="MS Gothic" w:hint="eastAsia"/>
+        </w:rPr>
+        <w:t>├</w:t>
+      </w:r>
+      <w:r>
+        <w:rPr>
+          <w:rFonts w:ascii="Aptos" w:hAnsi="Aptos" w:cs="Aptos"/>
+        </w:rPr>
+        <w:t>──</w:t>
+      </w:r>
+      <w:r>
+        <w:t xml:space="preserve"> db/</w:t>
+      </w:r>
+    </w:p>
+    <w:p>
+      <w:r>
+        <w:t>│   └── firebase_client.js  # Firebase konfiguracija</w:t>
+      </w:r>
+    </w:p>
+    <w:p>
+      <w:r>
+        <w:t>└── ...</w:t>
+      </w:r>
+    </w:p>
+    <w:p>
+      <w:r>
+        <w:t>d</w:t>
+      </w:r>
+      <w:r>
+        <w:t>ev/</w:t>
+      </w:r>
+      <w:r>
         <w:t xml:space="preserve"> </w:t>
       </w:r>
-      <w:proofErr w:type="spellStart"/>
-      <w:r>
-        <w:t>app</w:t>
-      </w:r>
-      <w:proofErr w:type="spellEnd"/>
-      <w:r>
-        <w:t>/                 # Next.js aplikacija</w:t>
-      </w:r>
-    </w:p>
-    <w:p>
-      <w:r>
-        <w:t xml:space="preserve">│   │   </w:t>
-      </w:r>
-      <w:r>
-        <w:rPr>
-          <w:rFonts w:ascii="MS Gothic" w:eastAsia="MS Gothic" w:hAnsi="MS Gothic" w:cs="MS Gothic" w:hint="eastAsia"/>
-        </w:rPr>
-        <w:t>├</w:t>
-      </w:r>
-      <w:r>
-        <w:rPr>
-          <w:rFonts w:ascii="Aptos" w:hAnsi="Aptos" w:cs="Aptos"/>
-        </w:rPr>
-        <w:t>──</w:t>
+    </w:p>
+    <w:p>
+      <w:r>
+        <w:t>|</w:t>
+      </w:r>
+      <w:r>
+        <w:t>____</w:t>
       </w:r>
       <w:r>
         <w:t xml:space="preserve"> </w:t>
       </w:r>
-      <w:proofErr w:type="spellStart"/>
-      <w:r>
-        <w:t>api</w:t>
-      </w:r>
-      <w:proofErr w:type="spellEnd"/>
-      <w:r>
-        <w:t>/             # API kon</w:t>
-      </w:r>
-      <w:r>
-        <w:rPr>
-          <w:rFonts w:ascii="Aptos" w:hAnsi="Aptos" w:cs="Aptos"/>
-        </w:rPr>
-        <w:t>č</w:t>
-      </w:r>
-      <w:r>
-        <w:t>ne to</w:t>
-      </w:r>
-      <w:r>
-        <w:rPr>
-          <w:rFonts w:ascii="Aptos" w:hAnsi="Aptos" w:cs="Aptos"/>
-        </w:rPr>
-        <w:t>č</w:t>
-      </w:r>
-      <w:r>
-        <w:t>ke</w:t>
-      </w:r>
-    </w:p>
-    <w:p>
-      <w:r>
-        <w:t xml:space="preserve">│   │   └── </w:t>
-      </w:r>
-      <w:proofErr w:type="spellStart"/>
-      <w:r>
-        <w:t>page.tsx</w:t>
-      </w:r>
-      <w:proofErr w:type="spellEnd"/>
-      <w:r>
-        <w:t xml:space="preserve">         # Glavna stran</w:t>
-      </w:r>
-    </w:p>
-    <w:p>
-      <w:r>
-        <w:t xml:space="preserve">│   </w:t>
-      </w:r>
-      <w:r>
-        <w:rPr>
-          <w:rFonts w:ascii="MS Gothic" w:eastAsia="MS Gothic" w:hAnsi="MS Gothic" w:cs="MS Gothic" w:hint="eastAsia"/>
-        </w:rPr>
-        <w:t>├</w:t>
-      </w:r>
-      <w:r>
-        <w:rPr>
-          <w:rFonts w:ascii="Aptos" w:hAnsi="Aptos" w:cs="Aptos"/>
-        </w:rPr>
-        <w:t>──</w:t>
+      <w:r>
+        <w:t>cobiss_scraper.ipynb</w:t>
+      </w:r>
+      <w:r>
+        <w:tab/>
+      </w:r>
+      <w:r>
+        <w:tab/>
+        <w:t xml:space="preserve"># </w:t>
+      </w:r>
+      <w:r>
+        <w:t xml:space="preserve">python </w:t>
+      </w:r>
+      <w:r>
+        <w:t>datoteka za pridobivanje podatkov o knjigah</w:t>
+      </w:r>
+    </w:p>
+    <w:p>
+      <w:pPr>
+        <w:rPr>
+          <w:lang w:val="en-GB"/>
+        </w:rPr>
+      </w:pPr>
+      <w:r>
+        <w:t xml:space="preserve">|____ essential_book_data.json </w:t>
+      </w:r>
+      <w:r>
+        <w:tab/>
+        <w:t xml:space="preserve"># </w:t>
+      </w:r>
+      <w:r>
+        <w:t>JSON zbirka vseh izvo</w:t>
+      </w:r>
+      <w:r>
+        <w:rPr>
+          <w:lang w:val="en-GB"/>
+        </w:rPr>
+        <w:t xml:space="preserve">ženih </w:t>
+      </w:r>
+      <w:r>
+        <w:rPr>
+          <w:lang w:val="en-GB"/>
+        </w:rPr>
+        <w:t xml:space="preserve">pridobljenih </w:t>
+      </w:r>
+      <w:r>
+        <w:rPr>
+          <w:lang w:val="en-GB"/>
+        </w:rPr>
+        <w:t>knjig</w:t>
+      </w:r>
+    </w:p>
+    <w:p>
+      <w:r>
+        <w:t xml:space="preserve">|____ </w:t>
+      </w:r>
+      <w:r>
+        <w:t>import</w:t>
+      </w:r>
+      <w:r>
+        <w:t>Book.js</w:t>
+      </w:r>
+      <w:r>
+        <w:tab/>
+      </w:r>
+      <w:r>
+        <w:tab/>
+      </w:r>
+      <w:r>
+        <w:tab/>
+        <w:t xml:space="preserve"># </w:t>
+      </w:r>
+      <w:r>
+        <w:t>JS</w:t>
       </w:r>
       <w:r>
         <w:t xml:space="preserve"> </w:t>
       </w:r>
-      <w:proofErr w:type="spellStart"/>
-      <w:r>
-        <w:t>components</w:t>
-      </w:r>
-      <w:proofErr w:type="spellEnd"/>
-      <w:r>
-        <w:t xml:space="preserve">/          # </w:t>
-      </w:r>
-      <w:proofErr w:type="spellStart"/>
-      <w:r>
-        <w:t>React</w:t>
-      </w:r>
-      <w:proofErr w:type="spellEnd"/>
-      <w:r>
-        <w:t xml:space="preserve"> komponente</w:t>
-      </w:r>
-    </w:p>
-    <w:p>
-      <w:r>
-        <w:t xml:space="preserve">│   │   </w:t>
-      </w:r>
-      <w:r>
-        <w:rPr>
-          <w:rFonts w:ascii="MS Gothic" w:eastAsia="MS Gothic" w:hAnsi="MS Gothic" w:cs="MS Gothic" w:hint="eastAsia"/>
-        </w:rPr>
-        <w:t>├</w:t>
-      </w:r>
-      <w:r>
-        <w:rPr>
-          <w:rFonts w:ascii="Aptos" w:hAnsi="Aptos" w:cs="Aptos"/>
-        </w:rPr>
-        <w:t>──</w:t>
-      </w:r>
-      <w:r>
-        <w:t xml:space="preserve"> </w:t>
-      </w:r>
-      <w:proofErr w:type="spellStart"/>
-      <w:r>
-        <w:t>PuzzleGame.tsx</w:t>
-      </w:r>
-      <w:proofErr w:type="spellEnd"/>
-      <w:r>
-        <w:t xml:space="preserve">   # Glavna logika igre</w:t>
-      </w:r>
-    </w:p>
-    <w:p>
-      <w:r>
-        <w:t xml:space="preserve">│   │   </w:t>
-      </w:r>
-      <w:r>
-        <w:rPr>
-          <w:rFonts w:ascii="MS Gothic" w:eastAsia="MS Gothic" w:hAnsi="MS Gothic" w:cs="MS Gothic" w:hint="eastAsia"/>
-        </w:rPr>
-        <w:t>├</w:t>
-      </w:r>
-      <w:r>
-        <w:rPr>
-          <w:rFonts w:ascii="Aptos" w:hAnsi="Aptos" w:cs="Aptos"/>
-        </w:rPr>
-        <w:t>──</w:t>
-      </w:r>
-      <w:r>
-        <w:t xml:space="preserve"> </w:t>
-      </w:r>
-      <w:proofErr w:type="spellStart"/>
-      <w:r>
-        <w:t>Timer.tsx</w:t>
-      </w:r>
-      <w:proofErr w:type="spellEnd"/>
-      <w:r>
-        <w:t xml:space="preserve">        # Komponenta za merjenje </w:t>
-      </w:r>
-      <w:r>
-        <w:rPr>
-          <w:rFonts w:ascii="Aptos" w:hAnsi="Aptos" w:cs="Aptos"/>
-        </w:rPr>
-        <w:t>č</w:t>
-      </w:r>
-      <w:r>
-        <w:t>asa</w:t>
-      </w:r>
-    </w:p>
-    <w:p>
-      <w:r>
-        <w:t>│   │   └── ...</w:t>
-      </w:r>
-    </w:p>
-    <w:p>
-      <w:r>
-        <w:t xml:space="preserve">│   </w:t>
-      </w:r>
-      <w:r>
-        <w:rPr>
-          <w:rFonts w:ascii="MS Gothic" w:eastAsia="MS Gothic" w:hAnsi="MS Gothic" w:cs="MS Gothic" w:hint="eastAsia"/>
-        </w:rPr>
-        <w:t>├</w:t>
-      </w:r>
-      <w:r>
-        <w:rPr>
-          <w:rFonts w:ascii="Aptos" w:hAnsi="Aptos" w:cs="Aptos"/>
-        </w:rPr>
-        <w:t>──</w:t>
-      </w:r>
-      <w:r>
-        <w:t xml:space="preserve"> lib/                 # Pomo</w:t>
-      </w:r>
-      <w:r>
-        <w:rPr>
-          <w:rFonts w:ascii="Aptos" w:hAnsi="Aptos" w:cs="Aptos"/>
-        </w:rPr>
-        <w:t>ž</w:t>
-      </w:r>
-      <w:r>
-        <w:t>ne funkcije</w:t>
-      </w:r>
-    </w:p>
-    <w:p>
-      <w:r>
-        <w:t xml:space="preserve">│   </w:t>
-      </w:r>
-      <w:r>
-        <w:rPr>
-          <w:rFonts w:ascii="MS Gothic" w:eastAsia="MS Gothic" w:hAnsi="MS Gothic" w:cs="MS Gothic" w:hint="eastAsia"/>
-        </w:rPr>
-        <w:t>├</w:t>
-      </w:r>
-      <w:r>
-        <w:rPr>
-          <w:rFonts w:ascii="Aptos" w:hAnsi="Aptos" w:cs="Aptos"/>
-        </w:rPr>
-        <w:t>──</w:t>
-      </w:r>
-      <w:r>
-        <w:t xml:space="preserve"> </w:t>
-      </w:r>
-      <w:proofErr w:type="spellStart"/>
-      <w:r>
-        <w:t>types</w:t>
-      </w:r>
-      <w:proofErr w:type="spellEnd"/>
-      <w:r>
-        <w:t xml:space="preserve">/               # </w:t>
-      </w:r>
-      <w:proofErr w:type="spellStart"/>
-      <w:r>
-        <w:t>TypeScript</w:t>
-      </w:r>
-      <w:proofErr w:type="spellEnd"/>
-      <w:r>
-        <w:t xml:space="preserve"> tipi</w:t>
-      </w:r>
-    </w:p>
-    <w:p>
-      <w:r>
-        <w:t xml:space="preserve">│   └── </w:t>
-      </w:r>
-      <w:proofErr w:type="spellStart"/>
-      <w:r>
-        <w:t>utils</w:t>
-      </w:r>
-      <w:proofErr w:type="spellEnd"/>
-      <w:r>
-        <w:t>/               # Pomožne funkcije</w:t>
-      </w:r>
-    </w:p>
-    <w:p>
-      <w:r>
-        <w:rPr>
-          <w:rFonts w:ascii="MS Gothic" w:eastAsia="MS Gothic" w:hAnsi="MS Gothic" w:cs="MS Gothic" w:hint="eastAsia"/>
-        </w:rPr>
-        <w:t>├</w:t>
-      </w:r>
-      <w:r>
-        <w:rPr>
-          <w:rFonts w:ascii="Aptos" w:hAnsi="Aptos" w:cs="Aptos"/>
-        </w:rPr>
-        <w:t>──</w:t>
-      </w:r>
-      <w:r>
-        <w:t xml:space="preserve"> </w:t>
-      </w:r>
-      <w:proofErr w:type="spellStart"/>
-      <w:r>
-        <w:t>public</w:t>
-      </w:r>
-      <w:proofErr w:type="spellEnd"/>
-      <w:r>
-        <w:t>/                 # Stati</w:t>
-      </w:r>
-      <w:r>
-        <w:rPr>
-          <w:rFonts w:ascii="Aptos" w:hAnsi="Aptos" w:cs="Aptos"/>
-        </w:rPr>
-        <w:t>č</w:t>
-      </w:r>
-      <w:r>
-        <w:t>ne datoteke</w:t>
-      </w:r>
-    </w:p>
-    <w:p>
-      <w:r>
-        <w:rPr>
-          <w:rFonts w:ascii="MS Gothic" w:eastAsia="MS Gothic" w:hAnsi="MS Gothic" w:cs="MS Gothic" w:hint="eastAsia"/>
-        </w:rPr>
-        <w:t>├</w:t>
-      </w:r>
-      <w:r>
-        <w:rPr>
-          <w:rFonts w:ascii="Aptos" w:hAnsi="Aptos" w:cs="Aptos"/>
-        </w:rPr>
-        <w:t>──</w:t>
-      </w:r>
-      <w:r>
-        <w:t xml:space="preserve"> </w:t>
-      </w:r>
-      <w:proofErr w:type="spellStart"/>
-      <w:r>
-        <w:t>db</w:t>
-      </w:r>
-      <w:proofErr w:type="spellEnd"/>
-      <w:r>
-        <w:t>/</w:t>
-      </w:r>
-    </w:p>
-    <w:p>
-      <w:r>
-        <w:t xml:space="preserve">│   └── firebase_client.js  # </w:t>
-      </w:r>
-      <w:proofErr w:type="spellStart"/>
-      <w:r>
-        <w:t>Firebase</w:t>
-      </w:r>
-      <w:proofErr w:type="spellEnd"/>
-      <w:r>
-        <w:t xml:space="preserve"> konfiguracija</w:t>
-      </w:r>
-    </w:p>
-    <w:p>
-      <w:r>
-        <w:t>└── ...</w:t>
+      <w:r>
+        <w:t xml:space="preserve">program, ki napolni </w:t>
+      </w:r>
+      <w:r>
+        <w:t>Firebase kolekcijo</w:t>
+      </w:r>
+      <w:r>
+        <w:t xml:space="preserve"> s knjigami</w:t>
+      </w:r>
+    </w:p>
+    <w:p>
+      <w:pPr>
+        <w:rPr>
+          <w:lang w:val="en-US"/>
+        </w:rPr>
+      </w:pPr>
+      <w:r>
+        <w:t xml:space="preserve">|____ </w:t>
+      </w:r>
+      <w:r>
+        <w:t>private</w:t>
+      </w:r>
+      <w:r>
+        <w:rPr>
+          <w:lang w:val="en-US"/>
+        </w:rPr>
+        <w:t>_key.json</w:t>
+      </w:r>
+      <w:r>
+        <w:rPr>
+          <w:lang w:val="en-US"/>
+        </w:rPr>
+        <w:tab/>
+      </w:r>
+      <w:r>
+        <w:rPr>
+          <w:lang w:val="en-US"/>
+        </w:rPr>
+        <w:tab/>
+      </w:r>
+      <w:r>
+        <w:rPr>
+          <w:lang w:val="en-US"/>
+        </w:rPr>
+        <w:tab/>
+        <w:t xml:space="preserve"># </w:t>
+      </w:r>
+      <w:r>
+        <w:rPr>
+          <w:lang w:val="en-US"/>
+        </w:rPr>
+        <w:t xml:space="preserve">privatni podatki za </w:t>
+      </w:r>
+      <w:r>
+        <w:rPr>
+          <w:lang w:val="en-US"/>
+        </w:rPr>
+        <w:t>d</w:t>
+      </w:r>
+      <w:r>
+        <w:rPr>
+          <w:lang w:val="en-US"/>
+        </w:rPr>
+        <w:t xml:space="preserve">ostop do </w:t>
+      </w:r>
+      <w:r>
+        <w:rPr>
+          <w:lang w:val="en-US"/>
+        </w:rPr>
+        <w:t>podatkovne baze</w:t>
+      </w:r>
+      <w:r>
+        <w:rPr>
+          <w:lang w:val="en-US"/>
+        </w:rPr>
+        <w:t>, ni na GIT</w:t>
       </w:r>
     </w:p>
     <w:p/>
     <w:p/>
     <w:p/>
     <w:p/>
+    <w:p>
+      <w:pPr>
+        <w:rPr>
+          <w:rFonts w:asciiTheme="majorHAnsi" w:eastAsiaTheme="majorEastAsia" w:hAnsiTheme="majorHAnsi" w:cstheme="majorBidi"/>
+          <w:color w:val="0F4761" w:themeColor="accent1" w:themeShade="BF"/>
+          <w:sz w:val="40"/>
+          <w:szCs w:val="40"/>
+        </w:rPr>
+      </w:pPr>
+      <w:bookmarkStart w:id="19" w:name="_Toc200308721"/>
+      <w:r>
+        <w:br w:type="page"/>
+      </w:r>
+    </w:p>
+    <w:p>
+      <w:pPr>
+        <w:pStyle w:val="Heading1"/>
+      </w:pPr>
+      <w:r>
+        <w:t>Zunanje odvisnosti aplikacije</w:t>
+      </w:r>
+      <w:bookmarkEnd w:id="19"/>
+    </w:p>
     <w:p/>
-    <w:p/>
-    <w:p/>
-    <w:p/>
-    <w:p/>
-    <w:p/>
-    <w:p/>
-    <w:p/>
-    <w:p>
-      <w:pPr>
-        <w:pStyle w:val="Heading1"/>
-      </w:pPr>
-      <w:bookmarkStart w:id="19" w:name="_Toc200308721"/>
-      <w:r>
-        <w:t>Zunanje odvisnosti aplikacije</w:t>
-      </w:r>
-      <w:bookmarkEnd w:id="19"/>
-    </w:p>
-    <w:p/>
-    <w:p>
-      <w:pPr>
-        <w:rPr>
-          <w:sz w:val="24"/>
-          <w:szCs w:val="24"/>
-        </w:rPr>
-      </w:pPr>
-      <w:r>
-        <w:rPr>
-          <w:sz w:val="24"/>
-          <w:szCs w:val="24"/>
-        </w:rPr>
-        <w:t xml:space="preserve">Aplikacija temelji na sodobnem </w:t>
-      </w:r>
-      <w:proofErr w:type="spellStart"/>
-      <w:r>
-        <w:rPr>
-          <w:sz w:val="24"/>
-          <w:szCs w:val="24"/>
-        </w:rPr>
-        <w:t>JavaScript</w:t>
-      </w:r>
-      <w:proofErr w:type="spellEnd"/>
-      <w:r>
-        <w:rPr>
-          <w:sz w:val="24"/>
-          <w:szCs w:val="24"/>
-        </w:rPr>
-        <w:t>/</w:t>
-      </w:r>
-      <w:proofErr w:type="spellStart"/>
-      <w:r>
-        <w:rPr>
-          <w:sz w:val="24"/>
-          <w:szCs w:val="24"/>
-        </w:rPr>
-        <w:t>TypeScript</w:t>
-      </w:r>
-      <w:proofErr w:type="spellEnd"/>
-      <w:r>
-        <w:rPr>
-          <w:sz w:val="24"/>
-          <w:szCs w:val="24"/>
-        </w:rPr>
-        <w:t xml:space="preserve"> skladu ter vključuje več zunanjih knjižnic in orodij za učinkovito gradnjo, testiranje in vzdrževanje rešitve.</w:t>
+    <w:p>
+      <w:pPr>
+        <w:rPr>
+          <w:sz w:val="24"/>
+          <w:szCs w:val="24"/>
+        </w:rPr>
+      </w:pPr>
+      <w:r>
+        <w:rPr>
+          <w:sz w:val="24"/>
+          <w:szCs w:val="24"/>
+        </w:rPr>
+        <w:t>Aplikacija temelji na sodobnem JavaScript/TypeScript skladu ter vključuje več zunanjih knjižnic in orodij za učinkovito gradnjo, testiranje in vzdrževanje rešitve.</w:t>
       </w:r>
     </w:p>
     <w:p>
@@ -8578,7 +7752,6 @@
           <w:szCs w:val="24"/>
         </w:rPr>
       </w:pPr>
-      <w:proofErr w:type="spellStart"/>
       <w:r>
         <w:rPr>
           <w:b/>
@@ -8586,17 +7759,7 @@
           <w:sz w:val="24"/>
           <w:szCs w:val="24"/>
         </w:rPr>
-        <w:t>next</w:t>
-      </w:r>
-      <w:proofErr w:type="spellEnd"/>
-      <w:r>
-        <w:rPr>
-          <w:b/>
-          <w:bCs/>
-          <w:sz w:val="24"/>
-          <w:szCs w:val="24"/>
-        </w:rPr>
-        <w:t>@^14.0.0</w:t>
+        <w:t>next@^14.0.0</w:t>
       </w:r>
       <w:r>
         <w:rPr>
@@ -8617,7 +7780,6 @@
           <w:szCs w:val="24"/>
         </w:rPr>
       </w:pPr>
-      <w:proofErr w:type="spellStart"/>
       <w:r>
         <w:rPr>
           <w:b/>
@@ -8625,17 +7787,7 @@
           <w:sz w:val="24"/>
           <w:szCs w:val="24"/>
         </w:rPr>
-        <w:t>react</w:t>
-      </w:r>
-      <w:proofErr w:type="spellEnd"/>
-      <w:r>
-        <w:rPr>
-          <w:b/>
-          <w:bCs/>
-          <w:sz w:val="24"/>
-          <w:szCs w:val="24"/>
-        </w:rPr>
-        <w:t>@^18.2.0</w:t>
+        <w:t>react@^18.2.0</w:t>
       </w:r>
       <w:r>
         <w:rPr>
@@ -8656,7 +7808,6 @@
           <w:szCs w:val="24"/>
         </w:rPr>
       </w:pPr>
-      <w:proofErr w:type="spellStart"/>
       <w:r>
         <w:rPr>
           <w:b/>
@@ -8664,56 +7815,14 @@
           <w:sz w:val="24"/>
           <w:szCs w:val="24"/>
         </w:rPr>
-        <w:t>firebase</w:t>
-      </w:r>
-      <w:proofErr w:type="spellEnd"/>
-      <w:r>
-        <w:rPr>
-          <w:b/>
-          <w:bCs/>
-          <w:sz w:val="24"/>
-          <w:szCs w:val="24"/>
-        </w:rPr>
-        <w:t>@^10.0.0</w:t>
-      </w:r>
-      <w:r>
-        <w:rPr>
-          <w:sz w:val="24"/>
-          <w:szCs w:val="24"/>
-        </w:rPr>
-        <w:t xml:space="preserve"> – omogoča integracijo s storitvami </w:t>
-      </w:r>
-      <w:proofErr w:type="spellStart"/>
-      <w:r>
-        <w:rPr>
-          <w:sz w:val="24"/>
-          <w:szCs w:val="24"/>
-        </w:rPr>
-        <w:t>Firebase</w:t>
-      </w:r>
-      <w:proofErr w:type="spellEnd"/>
-      <w:r>
-        <w:rPr>
-          <w:sz w:val="24"/>
-          <w:szCs w:val="24"/>
-        </w:rPr>
-        <w:t xml:space="preserve">, kot so </w:t>
-      </w:r>
-      <w:proofErr w:type="spellStart"/>
-      <w:r>
-        <w:rPr>
-          <w:sz w:val="24"/>
-          <w:szCs w:val="24"/>
-        </w:rPr>
-        <w:t>avtentikacija</w:t>
-      </w:r>
-      <w:proofErr w:type="spellEnd"/>
-      <w:r>
-        <w:rPr>
-          <w:sz w:val="24"/>
-          <w:szCs w:val="24"/>
-        </w:rPr>
-        <w:t>, podatki v realnem času in gostovanje.</w:t>
+        <w:t>firebase@^10.0.0</w:t>
+      </w:r>
+      <w:r>
+        <w:rPr>
+          <w:sz w:val="24"/>
+          <w:szCs w:val="24"/>
+        </w:rPr>
+        <w:t xml:space="preserve"> – omogoča integracijo s storitvami Firebase, kot so avtentikacija, podatki v realnem času in gostovanje.</w:t>
       </w:r>
     </w:p>
     <w:p>
@@ -8727,7 +7836,6 @@
           <w:szCs w:val="24"/>
         </w:rPr>
       </w:pPr>
-      <w:proofErr w:type="spellStart"/>
       <w:r>
         <w:rPr>
           <w:b/>
@@ -8735,40 +7843,14 @@
           <w:sz w:val="24"/>
           <w:szCs w:val="24"/>
         </w:rPr>
-        <w:t>tailwindcss</w:t>
-      </w:r>
-      <w:proofErr w:type="spellEnd"/>
-      <w:r>
-        <w:rPr>
-          <w:b/>
-          <w:bCs/>
-          <w:sz w:val="24"/>
-          <w:szCs w:val="24"/>
-        </w:rPr>
-        <w:t>@^3.0.0</w:t>
-      </w:r>
-      <w:r>
-        <w:rPr>
-          <w:sz w:val="24"/>
-          <w:szCs w:val="24"/>
-        </w:rPr>
-        <w:t xml:space="preserve"> – </w:t>
-      </w:r>
-      <w:proofErr w:type="spellStart"/>
-      <w:r>
-        <w:rPr>
-          <w:sz w:val="24"/>
-          <w:szCs w:val="24"/>
-        </w:rPr>
-        <w:t>utility-first</w:t>
-      </w:r>
-      <w:proofErr w:type="spellEnd"/>
-      <w:r>
-        <w:rPr>
-          <w:sz w:val="24"/>
-          <w:szCs w:val="24"/>
-        </w:rPr>
-        <w:t xml:space="preserve"> CSS ogrodje za hitro in odzivno oblikovanje uporabniškega vmesnika.</w:t>
+        <w:t>tailwindcss@^3.0.0</w:t>
+      </w:r>
+      <w:r>
+        <w:rPr>
+          <w:sz w:val="24"/>
+          <w:szCs w:val="24"/>
+        </w:rPr>
+        <w:t xml:space="preserve"> – utility-first CSS ogrodje za hitro in odzivno oblikovanje uporabniškega vmesnika.</w:t>
       </w:r>
     </w:p>
     <w:p>
@@ -8782,7 +7864,6 @@
           <w:szCs w:val="24"/>
         </w:rPr>
       </w:pPr>
-      <w:proofErr w:type="spellStart"/>
       <w:r>
         <w:rPr>
           <w:b/>
@@ -8790,40 +7871,14 @@
           <w:sz w:val="24"/>
           <w:szCs w:val="24"/>
         </w:rPr>
-        <w:t>typescript</w:t>
-      </w:r>
-      <w:proofErr w:type="spellEnd"/>
-      <w:r>
-        <w:rPr>
-          <w:b/>
-          <w:bCs/>
-          <w:sz w:val="24"/>
-          <w:szCs w:val="24"/>
-        </w:rPr>
-        <w:t>@^5.0.0</w:t>
-      </w:r>
-      <w:r>
-        <w:rPr>
-          <w:sz w:val="24"/>
-          <w:szCs w:val="24"/>
-        </w:rPr>
-        <w:t xml:space="preserve"> – programski jezik, ki razširja </w:t>
-      </w:r>
-      <w:proofErr w:type="spellStart"/>
-      <w:r>
-        <w:rPr>
-          <w:sz w:val="24"/>
-          <w:szCs w:val="24"/>
-        </w:rPr>
-        <w:t>JavaScript</w:t>
-      </w:r>
-      <w:proofErr w:type="spellEnd"/>
-      <w:r>
-        <w:rPr>
-          <w:sz w:val="24"/>
-          <w:szCs w:val="24"/>
-        </w:rPr>
-        <w:t xml:space="preserve"> s statičnim tipiziranjem za večjo robustnost kode.</w:t>
+        <w:t>typescript@^5.0.0</w:t>
+      </w:r>
+      <w:r>
+        <w:rPr>
+          <w:sz w:val="24"/>
+          <w:szCs w:val="24"/>
+        </w:rPr>
+        <w:t xml:space="preserve"> – programski jezik, ki razširja JavaScript s statičnim tipiziranjem za večjo robustnost kode.</w:t>
       </w:r>
     </w:p>
     <w:p>
@@ -8885,23 +7940,7 @@
           <w:sz w:val="24"/>
           <w:szCs w:val="24"/>
         </w:rPr>
-        <w:t xml:space="preserve"> – </w:t>
-      </w:r>
-      <w:proofErr w:type="spellStart"/>
-      <w:r>
-        <w:rPr>
-          <w:sz w:val="24"/>
-          <w:szCs w:val="24"/>
-        </w:rPr>
-        <w:t>tipovne</w:t>
-      </w:r>
-      <w:proofErr w:type="spellEnd"/>
-      <w:r>
-        <w:rPr>
-          <w:sz w:val="24"/>
-          <w:szCs w:val="24"/>
-        </w:rPr>
-        <w:t xml:space="preserve"> definicije za delo v okolju Node.js.</w:t>
+        <w:t xml:space="preserve"> – tipovne definicije za delo v okolju Node.js.</w:t>
       </w:r>
     </w:p>
     <w:p>
@@ -8929,55 +7968,7 @@
           <w:sz w:val="24"/>
           <w:szCs w:val="24"/>
         </w:rPr>
-        <w:t xml:space="preserve"> – </w:t>
-      </w:r>
-      <w:proofErr w:type="spellStart"/>
-      <w:r>
-        <w:rPr>
-          <w:sz w:val="24"/>
-          <w:szCs w:val="24"/>
-        </w:rPr>
-        <w:t>tipovne</w:t>
-      </w:r>
-      <w:proofErr w:type="spellEnd"/>
-      <w:r>
-        <w:rPr>
-          <w:sz w:val="24"/>
-          <w:szCs w:val="24"/>
-        </w:rPr>
-        <w:t xml:space="preserve"> definicije za uporabo </w:t>
-      </w:r>
-      <w:proofErr w:type="spellStart"/>
-      <w:r>
-        <w:rPr>
-          <w:sz w:val="24"/>
-          <w:szCs w:val="24"/>
-        </w:rPr>
-        <w:t>React</w:t>
-      </w:r>
-      <w:proofErr w:type="spellEnd"/>
-      <w:r>
-        <w:rPr>
-          <w:sz w:val="24"/>
-          <w:szCs w:val="24"/>
-        </w:rPr>
-        <w:t xml:space="preserve"> v </w:t>
-      </w:r>
-      <w:proofErr w:type="spellStart"/>
-      <w:r>
-        <w:rPr>
-          <w:sz w:val="24"/>
-          <w:szCs w:val="24"/>
-        </w:rPr>
-        <w:t>TypeScript</w:t>
-      </w:r>
-      <w:proofErr w:type="spellEnd"/>
-      <w:r>
-        <w:rPr>
-          <w:sz w:val="24"/>
-          <w:szCs w:val="24"/>
-        </w:rPr>
-        <w:t xml:space="preserve"> okolju.</w:t>
+        <w:t xml:space="preserve"> – tipovne definicije za uporabo React v TypeScript okolju.</w:t>
       </w:r>
     </w:p>
     <w:p>
@@ -8991,7 +7982,6 @@
           <w:szCs w:val="24"/>
         </w:rPr>
       </w:pPr>
-      <w:proofErr w:type="spellStart"/>
       <w:r>
         <w:rPr>
           <w:b/>
@@ -8999,56 +7989,14 @@
           <w:sz w:val="24"/>
           <w:szCs w:val="24"/>
         </w:rPr>
-        <w:t>eslint</w:t>
-      </w:r>
-      <w:proofErr w:type="spellEnd"/>
-      <w:r>
-        <w:rPr>
-          <w:b/>
-          <w:bCs/>
-          <w:sz w:val="24"/>
-          <w:szCs w:val="24"/>
-        </w:rPr>
-        <w:t>@^8.0.0</w:t>
-      </w:r>
-      <w:r>
-        <w:rPr>
-          <w:sz w:val="24"/>
-          <w:szCs w:val="24"/>
-        </w:rPr>
-        <w:t xml:space="preserve"> – orodje za analizo in zagotavljanje skladnosti </w:t>
-      </w:r>
-      <w:proofErr w:type="spellStart"/>
-      <w:r>
-        <w:rPr>
-          <w:sz w:val="24"/>
-          <w:szCs w:val="24"/>
-        </w:rPr>
-        <w:t>JavaScript</w:t>
-      </w:r>
-      <w:proofErr w:type="spellEnd"/>
-      <w:r>
-        <w:rPr>
-          <w:sz w:val="24"/>
-          <w:szCs w:val="24"/>
-        </w:rPr>
-        <w:t>/</w:t>
-      </w:r>
-      <w:proofErr w:type="spellStart"/>
-      <w:r>
-        <w:rPr>
-          <w:sz w:val="24"/>
-          <w:szCs w:val="24"/>
-        </w:rPr>
-        <w:t>TypeScript</w:t>
-      </w:r>
-      <w:proofErr w:type="spellEnd"/>
-      <w:r>
-        <w:rPr>
-          <w:sz w:val="24"/>
-          <w:szCs w:val="24"/>
-        </w:rPr>
-        <w:t xml:space="preserve"> kode z definiranimi pravili.</w:t>
+        <w:t>eslint@^8.0.0</w:t>
+      </w:r>
+      <w:r>
+        <w:rPr>
+          <w:sz w:val="24"/>
+          <w:szCs w:val="24"/>
+        </w:rPr>
+        <w:t xml:space="preserve"> – orodje za analizo in zagotavljanje skladnosti JavaScript/TypeScript kode z definiranimi pravili.</w:t>
       </w:r>
     </w:p>
     <w:p>
@@ -9090,7 +8038,6 @@
           <w:szCs w:val="24"/>
         </w:rPr>
       </w:pPr>
-      <w:proofErr w:type="spellStart"/>
       <w:r>
         <w:rPr>
           <w:b/>
@@ -9098,129 +8045,49 @@
           <w:sz w:val="24"/>
           <w:szCs w:val="24"/>
         </w:rPr>
-        <w:t>prettier</w:t>
-      </w:r>
-      <w:proofErr w:type="spellEnd"/>
-      <w:r>
+        <w:t>prettier@^3.0.0</w:t>
+      </w:r>
+      <w:r>
+        <w:rPr>
+          <w:sz w:val="24"/>
+          <w:szCs w:val="24"/>
+        </w:rPr>
+        <w:t xml:space="preserve"> – orodje za enotno in avtomatizirano formatiranje izvorne kode.</w:t>
+      </w:r>
+    </w:p>
+    <w:p>
+      <w:pPr>
         <w:rPr>
           <w:b/>
           <w:bCs/>
           <w:sz w:val="24"/>
           <w:szCs w:val="24"/>
         </w:rPr>
-        <w:t>@^3.0.0</w:t>
-      </w:r>
-      <w:r>
-        <w:rPr>
-          <w:sz w:val="24"/>
-          <w:szCs w:val="24"/>
-        </w:rPr>
-        <w:t xml:space="preserve"> – orodje za enotno in avtomatizirano formatiranje izvorne kode.</w:t>
-      </w:r>
-    </w:p>
-    <w:p>
-      <w:pPr>
+      </w:pPr>
+    </w:p>
+    <w:p>
+      <w:pPr>
+        <w:rPr>
+          <w:sz w:val="24"/>
+          <w:szCs w:val="24"/>
+        </w:rPr>
+      </w:pPr>
+      <w:r>
+        <w:rPr>
+          <w:sz w:val="24"/>
+          <w:szCs w:val="24"/>
+        </w:rPr>
+        <w:t xml:space="preserve">Popoln seznam vseh odvisnosti (vključno s posrednimi) je dostopen v datoteki package.json. V repozitoriju GitHub je avtomatsko generiran </w:t>
+      </w:r>
+      <w:r>
         <w:rPr>
           <w:b/>
           <w:bCs/>
           <w:sz w:val="24"/>
           <w:szCs w:val="24"/>
         </w:rPr>
-      </w:pPr>
-    </w:p>
-    <w:p>
-      <w:pPr>
-        <w:rPr>
-          <w:sz w:val="24"/>
-          <w:szCs w:val="24"/>
-        </w:rPr>
-      </w:pPr>
-      <w:r>
-        <w:rPr>
-          <w:sz w:val="24"/>
-          <w:szCs w:val="24"/>
-        </w:rPr>
-        <w:t xml:space="preserve">Popoln seznam vseh odvisnosti (vključno s posrednimi) je dostopen v datoteki </w:t>
-      </w:r>
-      <w:proofErr w:type="spellStart"/>
-      <w:r>
-        <w:rPr>
-          <w:sz w:val="24"/>
-          <w:szCs w:val="24"/>
-        </w:rPr>
-        <w:t>package.json</w:t>
-      </w:r>
-      <w:proofErr w:type="spellEnd"/>
-      <w:r>
-        <w:rPr>
-          <w:sz w:val="24"/>
-          <w:szCs w:val="24"/>
-        </w:rPr>
-        <w:t xml:space="preserve">. V </w:t>
-      </w:r>
-      <w:proofErr w:type="spellStart"/>
-      <w:r>
-        <w:rPr>
-          <w:sz w:val="24"/>
-          <w:szCs w:val="24"/>
-        </w:rPr>
-        <w:t>repozitoriju</w:t>
-      </w:r>
-      <w:proofErr w:type="spellEnd"/>
-      <w:r>
-        <w:rPr>
-          <w:sz w:val="24"/>
-          <w:szCs w:val="24"/>
-        </w:rPr>
-        <w:t xml:space="preserve"> </w:t>
-      </w:r>
-      <w:proofErr w:type="spellStart"/>
-      <w:r>
-        <w:rPr>
-          <w:sz w:val="24"/>
-          <w:szCs w:val="24"/>
-        </w:rPr>
-        <w:t>GitHub</w:t>
-      </w:r>
-      <w:proofErr w:type="spellEnd"/>
-      <w:r>
-        <w:rPr>
-          <w:sz w:val="24"/>
-          <w:szCs w:val="24"/>
-        </w:rPr>
-        <w:t xml:space="preserve"> je avtomatsko generiran </w:t>
-      </w:r>
-      <w:proofErr w:type="spellStart"/>
-      <w:r>
-        <w:rPr>
-          <w:b/>
-          <w:bCs/>
-          <w:sz w:val="24"/>
-          <w:szCs w:val="24"/>
-        </w:rPr>
-        <w:t>dependency</w:t>
-      </w:r>
-      <w:proofErr w:type="spellEnd"/>
-      <w:r>
-        <w:rPr>
-          <w:b/>
-          <w:bCs/>
-          <w:sz w:val="24"/>
-          <w:szCs w:val="24"/>
-        </w:rPr>
-        <w:t xml:space="preserve"> </w:t>
-      </w:r>
-      <w:proofErr w:type="spellStart"/>
-      <w:r>
-        <w:rPr>
-          <w:b/>
-          <w:bCs/>
-          <w:sz w:val="24"/>
-          <w:szCs w:val="24"/>
-        </w:rPr>
-        <w:t>graph</w:t>
-      </w:r>
-      <w:proofErr w:type="spellEnd"/>
+        <w:t>dependency graph</w:t>
+      </w:r>
       <w:r>
         <w:rPr>
           <w:sz w:val="24"/>
@@ -9273,450 +8140,416 @@
           <w:sz w:val="28"/>
           <w:szCs w:val="28"/>
         </w:rPr>
-        <w:t xml:space="preserve">1. Kloniranje </w:t>
-      </w:r>
-      <w:proofErr w:type="spellStart"/>
-      <w:r>
+        <w:t>1. Kloniranje repozitorija</w:t>
+      </w:r>
+    </w:p>
+    <w:p>
+      <w:pPr>
+        <w:rPr>
+          <w:sz w:val="24"/>
+          <w:szCs w:val="24"/>
+        </w:rPr>
+      </w:pPr>
+      <w:r>
+        <w:rPr>
+          <w:sz w:val="24"/>
+          <w:szCs w:val="24"/>
+        </w:rPr>
+        <w:t>Za začetek klonirajte GitHub</w:t>
+      </w:r>
+      <w:r>
+        <w:rPr>
+          <w:sz w:val="24"/>
+          <w:szCs w:val="24"/>
+        </w:rPr>
+        <w:t xml:space="preserve"> </w:t>
+      </w:r>
+      <w:r>
+        <w:rPr>
+          <w:sz w:val="24"/>
+          <w:szCs w:val="24"/>
+        </w:rPr>
+        <w:t>repozitorij</w:t>
+      </w:r>
+      <w:r>
+        <w:rPr>
+          <w:sz w:val="24"/>
+          <w:szCs w:val="24"/>
+        </w:rPr>
+        <w:t xml:space="preserve"> z ukazom</w:t>
+      </w:r>
+      <w:r>
+        <w:rPr>
+          <w:sz w:val="24"/>
+          <w:szCs w:val="24"/>
+        </w:rPr>
+        <w:t>:</w:t>
+      </w:r>
+    </w:p>
+    <w:p>
+      <w:pPr>
+        <w:rPr>
+          <w:sz w:val="24"/>
+          <w:szCs w:val="24"/>
+        </w:rPr>
+      </w:pPr>
+      <w:r>
+        <w:rPr>
+          <w:sz w:val="24"/>
+          <w:szCs w:val="24"/>
+        </w:rPr>
+        <w:t>git clone https://github.com/Praktikum-II-IZUM/izum-gamification.git</w:t>
+      </w:r>
+    </w:p>
+    <w:p>
+      <w:pPr>
+        <w:rPr>
+          <w:sz w:val="24"/>
+          <w:szCs w:val="24"/>
+        </w:rPr>
+      </w:pPr>
+    </w:p>
+    <w:p>
+      <w:pPr>
         <w:rPr>
           <w:b/>
           <w:bCs/>
           <w:sz w:val="28"/>
           <w:szCs w:val="28"/>
         </w:rPr>
-        <w:t>repozitorija</w:t>
-      </w:r>
-      <w:proofErr w:type="spellEnd"/>
-    </w:p>
-    <w:p>
-      <w:pPr>
-        <w:rPr>
-          <w:sz w:val="24"/>
-          <w:szCs w:val="24"/>
-        </w:rPr>
-      </w:pPr>
-      <w:r>
-        <w:rPr>
-          <w:sz w:val="24"/>
-          <w:szCs w:val="24"/>
-        </w:rPr>
-        <w:t xml:space="preserve">Za začetek klonirajte </w:t>
-      </w:r>
-      <w:proofErr w:type="spellStart"/>
-      <w:r>
-        <w:rPr>
-          <w:sz w:val="24"/>
-          <w:szCs w:val="24"/>
-        </w:rPr>
-        <w:t>GitHub</w:t>
-      </w:r>
-      <w:proofErr w:type="spellEnd"/>
-      <w:r>
-        <w:rPr>
-          <w:sz w:val="24"/>
-          <w:szCs w:val="24"/>
-        </w:rPr>
-        <w:t xml:space="preserve"> </w:t>
-      </w:r>
-      <w:proofErr w:type="spellStart"/>
-      <w:r>
-        <w:rPr>
-          <w:sz w:val="24"/>
-          <w:szCs w:val="24"/>
-        </w:rPr>
-        <w:t>repozitorij</w:t>
-      </w:r>
-      <w:proofErr w:type="spellEnd"/>
-      <w:r>
-        <w:rPr>
-          <w:sz w:val="24"/>
-          <w:szCs w:val="24"/>
-        </w:rPr>
-        <w:t xml:space="preserve"> z ukazom</w:t>
-      </w:r>
-      <w:r>
-        <w:rPr>
-          <w:sz w:val="24"/>
-          <w:szCs w:val="24"/>
-        </w:rPr>
-        <w:t>:</w:t>
-      </w:r>
-    </w:p>
-    <w:p>
-      <w:pPr>
-        <w:rPr>
-          <w:sz w:val="24"/>
-          <w:szCs w:val="24"/>
-        </w:rPr>
-      </w:pPr>
-      <w:proofErr w:type="spellStart"/>
-      <w:r>
-        <w:rPr>
-          <w:sz w:val="24"/>
-          <w:szCs w:val="24"/>
-        </w:rPr>
-        <w:t>git</w:t>
-      </w:r>
-      <w:proofErr w:type="spellEnd"/>
-      <w:r>
-        <w:rPr>
-          <w:sz w:val="24"/>
-          <w:szCs w:val="24"/>
-        </w:rPr>
-        <w:t xml:space="preserve"> </w:t>
-      </w:r>
-      <w:proofErr w:type="spellStart"/>
-      <w:r>
-        <w:rPr>
-          <w:sz w:val="24"/>
-          <w:szCs w:val="24"/>
-        </w:rPr>
-        <w:t>clone</w:t>
-      </w:r>
-      <w:proofErr w:type="spellEnd"/>
-      <w:r>
-        <w:rPr>
-          <w:sz w:val="24"/>
-          <w:szCs w:val="24"/>
-        </w:rPr>
-        <w:t xml:space="preserve"> https://github.com/Praktikum-II-IZUM/izum-gamification.git</w:t>
-      </w:r>
-    </w:p>
-    <w:p>
-      <w:pPr>
-        <w:rPr>
-          <w:sz w:val="24"/>
-          <w:szCs w:val="24"/>
-        </w:rPr>
-      </w:pPr>
-    </w:p>
-    <w:p>
-      <w:pPr>
+      </w:pPr>
+      <w:r>
         <w:rPr>
           <w:b/>
           <w:bCs/>
           <w:sz w:val="28"/>
           <w:szCs w:val="28"/>
         </w:rPr>
-      </w:pPr>
-      <w:r>
+        <w:t>2. Premik v mapo projekta</w:t>
+      </w:r>
+    </w:p>
+    <w:p>
+      <w:pPr>
+        <w:rPr>
+          <w:sz w:val="24"/>
+          <w:szCs w:val="24"/>
+        </w:rPr>
+      </w:pPr>
+      <w:r>
+        <w:rPr>
+          <w:sz w:val="24"/>
+          <w:szCs w:val="24"/>
+        </w:rPr>
+        <w:t>Pomaknite se v podmapo projekta puzzle-game</w:t>
+      </w:r>
+      <w:r>
+        <w:rPr>
+          <w:sz w:val="24"/>
+          <w:szCs w:val="24"/>
+        </w:rPr>
+        <w:t xml:space="preserve"> z ukazom</w:t>
+      </w:r>
+      <w:r>
+        <w:rPr>
+          <w:sz w:val="24"/>
+          <w:szCs w:val="24"/>
+        </w:rPr>
+        <w:t>:</w:t>
+      </w:r>
+    </w:p>
+    <w:p>
+      <w:pPr>
+        <w:rPr>
+          <w:sz w:val="24"/>
+          <w:szCs w:val="24"/>
+        </w:rPr>
+      </w:pPr>
+      <w:r>
+        <w:rPr>
+          <w:sz w:val="24"/>
+          <w:szCs w:val="24"/>
+        </w:rPr>
+        <w:t>cd izum-gamification/puzzle-game</w:t>
+      </w:r>
+    </w:p>
+    <w:p>
+      <w:pPr>
+        <w:rPr>
+          <w:sz w:val="24"/>
+          <w:szCs w:val="24"/>
+        </w:rPr>
+      </w:pPr>
+    </w:p>
+    <w:p>
+      <w:pPr>
         <w:rPr>
           <w:b/>
           <w:bCs/>
           <w:sz w:val="28"/>
           <w:szCs w:val="28"/>
         </w:rPr>
-        <w:t>2. Premik v mapo projekta</w:t>
-      </w:r>
-    </w:p>
-    <w:p>
-      <w:pPr>
-        <w:rPr>
-          <w:sz w:val="24"/>
-          <w:szCs w:val="24"/>
-        </w:rPr>
-      </w:pPr>
-      <w:r>
-        <w:rPr>
-          <w:sz w:val="24"/>
-          <w:szCs w:val="24"/>
-        </w:rPr>
-        <w:t xml:space="preserve">Pomaknite se v podmapo projekta </w:t>
-      </w:r>
-      <w:proofErr w:type="spellStart"/>
-      <w:r>
-        <w:rPr>
-          <w:sz w:val="24"/>
-          <w:szCs w:val="24"/>
-        </w:rPr>
-        <w:t>puzzle</w:t>
-      </w:r>
-      <w:proofErr w:type="spellEnd"/>
-      <w:r>
-        <w:rPr>
-          <w:sz w:val="24"/>
-          <w:szCs w:val="24"/>
-        </w:rPr>
-        <w:t>-game</w:t>
-      </w:r>
-      <w:r>
-        <w:rPr>
-          <w:sz w:val="24"/>
-          <w:szCs w:val="24"/>
-        </w:rPr>
-        <w:t xml:space="preserve"> z ukazom</w:t>
-      </w:r>
-      <w:r>
-        <w:rPr>
-          <w:sz w:val="24"/>
-          <w:szCs w:val="24"/>
-        </w:rPr>
-        <w:t>:</w:t>
-      </w:r>
-    </w:p>
-    <w:p>
-      <w:pPr>
-        <w:rPr>
-          <w:sz w:val="24"/>
-          <w:szCs w:val="24"/>
-        </w:rPr>
-      </w:pPr>
-      <w:r>
-        <w:rPr>
-          <w:sz w:val="24"/>
-          <w:szCs w:val="24"/>
-        </w:rPr>
-        <w:t>cd izum-</w:t>
-      </w:r>
-      <w:proofErr w:type="spellStart"/>
-      <w:r>
-        <w:rPr>
-          <w:sz w:val="24"/>
-          <w:szCs w:val="24"/>
-        </w:rPr>
-        <w:t>gamification</w:t>
-      </w:r>
-      <w:proofErr w:type="spellEnd"/>
-      <w:r>
-        <w:rPr>
-          <w:sz w:val="24"/>
-          <w:szCs w:val="24"/>
-        </w:rPr>
-        <w:t>/</w:t>
-      </w:r>
-      <w:proofErr w:type="spellStart"/>
-      <w:r>
-        <w:rPr>
-          <w:sz w:val="24"/>
-          <w:szCs w:val="24"/>
-        </w:rPr>
-        <w:t>puzzle</w:t>
-      </w:r>
-      <w:proofErr w:type="spellEnd"/>
-      <w:r>
-        <w:rPr>
-          <w:sz w:val="24"/>
-          <w:szCs w:val="24"/>
-        </w:rPr>
-        <w:t>-game</w:t>
-      </w:r>
-    </w:p>
-    <w:p>
-      <w:pPr>
-        <w:rPr>
-          <w:sz w:val="24"/>
-          <w:szCs w:val="24"/>
-        </w:rPr>
-      </w:pPr>
-    </w:p>
-    <w:p>
-      <w:pPr>
+      </w:pPr>
+      <w:r>
         <w:rPr>
           <w:b/>
           <w:bCs/>
           <w:sz w:val="28"/>
           <w:szCs w:val="28"/>
         </w:rPr>
-      </w:pPr>
-      <w:r>
+        <w:t>3. Namestitev odvisnosti</w:t>
+      </w:r>
+    </w:p>
+    <w:p>
+      <w:pPr>
+        <w:rPr>
+          <w:sz w:val="24"/>
+          <w:szCs w:val="24"/>
+        </w:rPr>
+      </w:pPr>
+      <w:r>
+        <w:rPr>
+          <w:sz w:val="24"/>
+          <w:szCs w:val="24"/>
+        </w:rPr>
+        <w:t>Odvisnosti lahko namestite z uporabo enega izmed naslednjih upravljalnikov paketov:</w:t>
+      </w:r>
+    </w:p>
+    <w:p>
+      <w:pPr>
+        <w:numPr>
+          <w:ilvl w:val="0"/>
+          <w:numId w:val="6"/>
+        </w:numPr>
+        <w:rPr>
+          <w:sz w:val="24"/>
+          <w:szCs w:val="24"/>
+        </w:rPr>
+      </w:pPr>
+      <w:r>
+        <w:rPr>
+          <w:b/>
+          <w:bCs/>
+          <w:sz w:val="24"/>
+          <w:szCs w:val="24"/>
+        </w:rPr>
+        <w:t>Uporaba npm:</w:t>
+      </w:r>
+    </w:p>
+    <w:p>
+      <w:pPr>
+        <w:rPr>
+          <w:sz w:val="24"/>
+          <w:szCs w:val="24"/>
+        </w:rPr>
+      </w:pPr>
+      <w:r>
+        <w:rPr>
+          <w:sz w:val="24"/>
+          <w:szCs w:val="24"/>
+        </w:rPr>
+        <w:t>npm install</w:t>
+      </w:r>
+    </w:p>
+    <w:p>
+      <w:pPr>
+        <w:numPr>
+          <w:ilvl w:val="0"/>
+          <w:numId w:val="6"/>
+        </w:numPr>
+        <w:rPr>
+          <w:sz w:val="24"/>
+          <w:szCs w:val="24"/>
+        </w:rPr>
+      </w:pPr>
+      <w:r>
+        <w:rPr>
+          <w:b/>
+          <w:bCs/>
+          <w:sz w:val="24"/>
+          <w:szCs w:val="24"/>
+        </w:rPr>
+        <w:t>Uporaba yarn:</w:t>
+      </w:r>
+    </w:p>
+    <w:p>
+      <w:pPr>
+        <w:rPr>
+          <w:sz w:val="24"/>
+          <w:szCs w:val="24"/>
+        </w:rPr>
+      </w:pPr>
+      <w:r>
+        <w:rPr>
+          <w:sz w:val="24"/>
+          <w:szCs w:val="24"/>
+        </w:rPr>
+        <w:t>yarn install</w:t>
+      </w:r>
+    </w:p>
+    <w:p>
+      <w:pPr>
+        <w:rPr>
+          <w:sz w:val="24"/>
+          <w:szCs w:val="24"/>
+        </w:rPr>
+      </w:pPr>
+    </w:p>
+    <w:p>
+      <w:pPr>
         <w:rPr>
           <w:b/>
           <w:bCs/>
           <w:sz w:val="28"/>
           <w:szCs w:val="28"/>
         </w:rPr>
-        <w:t>3. Namestitev odvisnosti</w:t>
-      </w:r>
-    </w:p>
-    <w:p>
-      <w:pPr>
-        <w:rPr>
-          <w:sz w:val="24"/>
-          <w:szCs w:val="24"/>
-        </w:rPr>
-      </w:pPr>
-      <w:r>
-        <w:rPr>
-          <w:sz w:val="24"/>
-          <w:szCs w:val="24"/>
-        </w:rPr>
-        <w:t>Odvisnosti lahko namestite z uporabo enega izmed naslednjih upravljalnikov paketov:</w:t>
-      </w:r>
-    </w:p>
-    <w:p>
-      <w:pPr>
-        <w:numPr>
-          <w:ilvl w:val="0"/>
-          <w:numId w:val="6"/>
-        </w:numPr>
-        <w:rPr>
-          <w:sz w:val="24"/>
-          <w:szCs w:val="24"/>
-        </w:rPr>
-      </w:pPr>
-      <w:r>
-        <w:rPr>
-          <w:b/>
-          <w:bCs/>
-          <w:sz w:val="24"/>
-          <w:szCs w:val="24"/>
-        </w:rPr>
-        <w:t xml:space="preserve">Uporaba </w:t>
-      </w:r>
-      <w:proofErr w:type="spellStart"/>
-      <w:r>
-        <w:rPr>
-          <w:b/>
-          <w:bCs/>
-          <w:sz w:val="24"/>
-          <w:szCs w:val="24"/>
-        </w:rPr>
-        <w:t>npm</w:t>
-      </w:r>
-      <w:proofErr w:type="spellEnd"/>
-      <w:r>
-        <w:rPr>
-          <w:b/>
-          <w:bCs/>
-          <w:sz w:val="24"/>
-          <w:szCs w:val="24"/>
-        </w:rPr>
-        <w:t>:</w:t>
-      </w:r>
-    </w:p>
-    <w:p>
-      <w:pPr>
-        <w:rPr>
-          <w:sz w:val="24"/>
-          <w:szCs w:val="24"/>
-        </w:rPr>
-      </w:pPr>
-      <w:proofErr w:type="spellStart"/>
-      <w:r>
-        <w:rPr>
-          <w:sz w:val="24"/>
-          <w:szCs w:val="24"/>
-        </w:rPr>
-        <w:t>npm</w:t>
-      </w:r>
-      <w:proofErr w:type="spellEnd"/>
-      <w:r>
-        <w:rPr>
-          <w:sz w:val="24"/>
-          <w:szCs w:val="24"/>
-        </w:rPr>
-        <w:t xml:space="preserve"> </w:t>
-      </w:r>
-      <w:proofErr w:type="spellStart"/>
-      <w:r>
-        <w:rPr>
-          <w:sz w:val="24"/>
-          <w:szCs w:val="24"/>
-        </w:rPr>
-        <w:t>install</w:t>
-      </w:r>
-      <w:proofErr w:type="spellEnd"/>
-    </w:p>
-    <w:p>
-      <w:pPr>
-        <w:numPr>
-          <w:ilvl w:val="0"/>
-          <w:numId w:val="6"/>
-        </w:numPr>
-        <w:rPr>
-          <w:sz w:val="24"/>
-          <w:szCs w:val="24"/>
-        </w:rPr>
-      </w:pPr>
-      <w:r>
-        <w:rPr>
-          <w:b/>
-          <w:bCs/>
-          <w:sz w:val="24"/>
-          <w:szCs w:val="24"/>
-        </w:rPr>
-        <w:t xml:space="preserve">Uporaba </w:t>
-      </w:r>
-      <w:proofErr w:type="spellStart"/>
-      <w:r>
-        <w:rPr>
-          <w:b/>
-          <w:bCs/>
-          <w:sz w:val="24"/>
-          <w:szCs w:val="24"/>
-        </w:rPr>
-        <w:t>yarn</w:t>
-      </w:r>
-      <w:proofErr w:type="spellEnd"/>
-      <w:r>
-        <w:rPr>
-          <w:b/>
-          <w:bCs/>
-          <w:sz w:val="24"/>
-          <w:szCs w:val="24"/>
-        </w:rPr>
-        <w:t>:</w:t>
-      </w:r>
-    </w:p>
-    <w:p>
-      <w:pPr>
-        <w:rPr>
-          <w:sz w:val="24"/>
-          <w:szCs w:val="24"/>
-        </w:rPr>
-      </w:pPr>
-      <w:proofErr w:type="spellStart"/>
-      <w:r>
-        <w:rPr>
-          <w:sz w:val="24"/>
-          <w:szCs w:val="24"/>
-        </w:rPr>
-        <w:t>yarn</w:t>
-      </w:r>
-      <w:proofErr w:type="spellEnd"/>
-      <w:r>
-        <w:rPr>
-          <w:sz w:val="24"/>
-          <w:szCs w:val="24"/>
-        </w:rPr>
-        <w:t xml:space="preserve"> </w:t>
-      </w:r>
-      <w:proofErr w:type="spellStart"/>
-      <w:r>
-        <w:rPr>
-          <w:sz w:val="24"/>
-          <w:szCs w:val="24"/>
-        </w:rPr>
-        <w:t>install</w:t>
-      </w:r>
-      <w:proofErr w:type="spellEnd"/>
-    </w:p>
-    <w:p>
-      <w:pPr>
-        <w:rPr>
-          <w:sz w:val="24"/>
-          <w:szCs w:val="24"/>
-        </w:rPr>
-      </w:pPr>
-    </w:p>
-    <w:p>
-      <w:pPr>
+      </w:pPr>
+      <w:r>
         <w:rPr>
           <w:b/>
           <w:bCs/>
           <w:sz w:val="28"/>
           <w:szCs w:val="28"/>
         </w:rPr>
-      </w:pPr>
-      <w:r>
+        <w:t>4. Nastavitev okoljskih spremenljivk</w:t>
+      </w:r>
+    </w:p>
+    <w:p>
+      <w:pPr>
+        <w:numPr>
+          <w:ilvl w:val="0"/>
+          <w:numId w:val="7"/>
+        </w:numPr>
+        <w:rPr>
+          <w:sz w:val="24"/>
+          <w:szCs w:val="24"/>
+        </w:rPr>
+      </w:pPr>
+      <w:r>
+        <w:rPr>
+          <w:sz w:val="24"/>
+          <w:szCs w:val="24"/>
+        </w:rPr>
+        <w:t xml:space="preserve">V korenski mapi projekta ustvarite datoteko </w:t>
+      </w:r>
+      <w:r>
+        <w:rPr>
+          <w:b/>
+          <w:bCs/>
+          <w:sz w:val="24"/>
+          <w:szCs w:val="24"/>
+        </w:rPr>
+        <w:t>.env</w:t>
+      </w:r>
+      <w:r>
+        <w:rPr>
+          <w:b/>
+          <w:bCs/>
+          <w:sz w:val="24"/>
+          <w:szCs w:val="24"/>
+        </w:rPr>
+        <w:t>.local</w:t>
+      </w:r>
+      <w:r>
+        <w:rPr>
+          <w:sz w:val="24"/>
+          <w:szCs w:val="24"/>
+        </w:rPr>
+        <w:t>.</w:t>
+      </w:r>
+    </w:p>
+    <w:p>
+      <w:pPr>
+        <w:numPr>
+          <w:ilvl w:val="0"/>
+          <w:numId w:val="7"/>
+        </w:numPr>
+        <w:rPr>
+          <w:sz w:val="24"/>
+          <w:szCs w:val="24"/>
+        </w:rPr>
+      </w:pPr>
+      <w:r>
+        <w:rPr>
+          <w:sz w:val="24"/>
+          <w:szCs w:val="24"/>
+        </w:rPr>
+        <w:t>Vanjo vnesite vse potrebne konfiguracije, kot so:</w:t>
+      </w:r>
+    </w:p>
+    <w:p>
+      <w:pPr>
+        <w:numPr>
+          <w:ilvl w:val="1"/>
+          <w:numId w:val="7"/>
+        </w:numPr>
+        <w:rPr>
+          <w:sz w:val="24"/>
+          <w:szCs w:val="24"/>
+        </w:rPr>
+      </w:pPr>
+      <w:r>
+        <w:rPr>
+          <w:sz w:val="24"/>
+          <w:szCs w:val="24"/>
+        </w:rPr>
+        <w:t>Povezava do baze podatkov,</w:t>
+      </w:r>
+    </w:p>
+    <w:p>
+      <w:pPr>
+        <w:numPr>
+          <w:ilvl w:val="1"/>
+          <w:numId w:val="7"/>
+        </w:numPr>
+        <w:rPr>
+          <w:sz w:val="24"/>
+          <w:szCs w:val="24"/>
+        </w:rPr>
+      </w:pPr>
+      <w:r>
+        <w:rPr>
+          <w:sz w:val="24"/>
+          <w:szCs w:val="24"/>
+        </w:rPr>
+        <w:t>API ključi,</w:t>
+      </w:r>
+    </w:p>
+    <w:p>
+      <w:pPr>
+        <w:numPr>
+          <w:ilvl w:val="1"/>
+          <w:numId w:val="7"/>
+        </w:numPr>
+        <w:rPr>
+          <w:sz w:val="24"/>
+          <w:szCs w:val="24"/>
+        </w:rPr>
+      </w:pPr>
+      <w:r>
+        <w:rPr>
+          <w:sz w:val="24"/>
+          <w:szCs w:val="24"/>
+        </w:rPr>
+        <w:t>Druge okoljske spremenljivke po potrebi.</w:t>
+      </w:r>
+    </w:p>
+    <w:p>
+      <w:pPr>
+        <w:rPr>
+          <w:sz w:val="24"/>
+          <w:szCs w:val="24"/>
+        </w:rPr>
+      </w:pPr>
+    </w:p>
+    <w:p>
+      <w:pPr>
         <w:rPr>
           <w:b/>
           <w:bCs/>
           <w:sz w:val="28"/>
           <w:szCs w:val="28"/>
         </w:rPr>
-        <w:t xml:space="preserve">4. Nastavitev </w:t>
-      </w:r>
-      <w:proofErr w:type="spellStart"/>
+      </w:pPr>
       <w:r>
         <w:rPr>
           <w:b/>
@@ -9724,316 +8557,71 @@
           <w:sz w:val="28"/>
           <w:szCs w:val="28"/>
         </w:rPr>
-        <w:t>okoljskih</w:t>
-      </w:r>
-      <w:proofErr w:type="spellEnd"/>
-      <w:r>
+        <w:t>5. Zagon Docker okolja</w:t>
+      </w:r>
+    </w:p>
+    <w:p>
+      <w:pPr>
+        <w:rPr>
+          <w:sz w:val="24"/>
+          <w:szCs w:val="24"/>
+        </w:rPr>
+      </w:pPr>
+      <w:r>
+        <w:rPr>
+          <w:sz w:val="24"/>
+          <w:szCs w:val="24"/>
+        </w:rPr>
+        <w:t>Za zagon projekta v Docker okolju uporabite naslednji ukaz:</w:t>
+      </w:r>
+    </w:p>
+    <w:p>
+      <w:pPr>
+        <w:rPr>
+          <w:sz w:val="24"/>
+          <w:szCs w:val="24"/>
+        </w:rPr>
+      </w:pPr>
+      <w:r>
+        <w:rPr>
+          <w:sz w:val="24"/>
+          <w:szCs w:val="24"/>
+        </w:rPr>
+        <w:t>docker compose up --build</w:t>
+      </w:r>
+    </w:p>
+    <w:p>
+      <w:pPr>
+        <w:rPr>
+          <w:sz w:val="24"/>
+          <w:szCs w:val="24"/>
+        </w:rPr>
+      </w:pPr>
+    </w:p>
+    <w:p>
+      <w:pPr>
+        <w:rPr>
+          <w:sz w:val="24"/>
+          <w:szCs w:val="24"/>
+        </w:rPr>
+      </w:pPr>
+    </w:p>
+    <w:p>
+      <w:pPr>
         <w:rPr>
           <w:b/>
           <w:bCs/>
           <w:sz w:val="28"/>
           <w:szCs w:val="28"/>
         </w:rPr>
-        <w:t xml:space="preserve"> spremenljivk</w:t>
-      </w:r>
-    </w:p>
-    <w:p>
-      <w:pPr>
-        <w:numPr>
-          <w:ilvl w:val="0"/>
-          <w:numId w:val="7"/>
-        </w:numPr>
-        <w:rPr>
-          <w:sz w:val="24"/>
-          <w:szCs w:val="24"/>
-        </w:rPr>
-      </w:pPr>
-      <w:r>
-        <w:rPr>
-          <w:sz w:val="24"/>
-          <w:szCs w:val="24"/>
-        </w:rPr>
-        <w:t xml:space="preserve">V korenski mapi projekta ustvarite datoteko </w:t>
-      </w:r>
-      <w:r>
-        <w:rPr>
-          <w:b/>
-          <w:bCs/>
-          <w:sz w:val="24"/>
-          <w:szCs w:val="24"/>
-        </w:rPr>
-        <w:t>.</w:t>
-      </w:r>
-      <w:proofErr w:type="spellStart"/>
-      <w:r>
-        <w:rPr>
-          <w:b/>
-          <w:bCs/>
-          <w:sz w:val="24"/>
-          <w:szCs w:val="24"/>
-        </w:rPr>
-        <w:t>env</w:t>
-      </w:r>
-      <w:proofErr w:type="spellEnd"/>
-      <w:r>
-        <w:rPr>
-          <w:sz w:val="24"/>
-          <w:szCs w:val="24"/>
-        </w:rPr>
-        <w:t>.</w:t>
-      </w:r>
-    </w:p>
-    <w:p>
-      <w:pPr>
-        <w:numPr>
-          <w:ilvl w:val="0"/>
-          <w:numId w:val="7"/>
-        </w:numPr>
-        <w:rPr>
-          <w:sz w:val="24"/>
-          <w:szCs w:val="24"/>
-        </w:rPr>
-      </w:pPr>
-      <w:r>
-        <w:rPr>
-          <w:sz w:val="24"/>
-          <w:szCs w:val="24"/>
-        </w:rPr>
-        <w:t>Vanjo vnesite vse potrebne konfiguracije, kot so:</w:t>
-      </w:r>
-    </w:p>
-    <w:p>
-      <w:pPr>
-        <w:numPr>
-          <w:ilvl w:val="1"/>
-          <w:numId w:val="7"/>
-        </w:numPr>
-        <w:rPr>
-          <w:sz w:val="24"/>
-          <w:szCs w:val="24"/>
-        </w:rPr>
-      </w:pPr>
-      <w:r>
-        <w:rPr>
-          <w:sz w:val="24"/>
-          <w:szCs w:val="24"/>
-        </w:rPr>
-        <w:t>Povezava do baze podatkov,</w:t>
-      </w:r>
-    </w:p>
-    <w:p>
-      <w:pPr>
-        <w:numPr>
-          <w:ilvl w:val="1"/>
-          <w:numId w:val="7"/>
-        </w:numPr>
-        <w:rPr>
-          <w:sz w:val="24"/>
-          <w:szCs w:val="24"/>
-        </w:rPr>
-      </w:pPr>
-      <w:r>
-        <w:rPr>
-          <w:sz w:val="24"/>
-          <w:szCs w:val="24"/>
-        </w:rPr>
-        <w:t>API ključi,</w:t>
-      </w:r>
-    </w:p>
-    <w:p>
-      <w:pPr>
-        <w:numPr>
-          <w:ilvl w:val="1"/>
-          <w:numId w:val="7"/>
-        </w:numPr>
-        <w:rPr>
-          <w:sz w:val="24"/>
-          <w:szCs w:val="24"/>
-        </w:rPr>
-      </w:pPr>
-      <w:r>
-        <w:rPr>
-          <w:sz w:val="24"/>
-          <w:szCs w:val="24"/>
-        </w:rPr>
-        <w:t xml:space="preserve">Druge </w:t>
-      </w:r>
-      <w:proofErr w:type="spellStart"/>
-      <w:r>
-        <w:rPr>
-          <w:sz w:val="24"/>
-          <w:szCs w:val="24"/>
-        </w:rPr>
-        <w:t>okoljske</w:t>
-      </w:r>
-      <w:proofErr w:type="spellEnd"/>
-      <w:r>
-        <w:rPr>
-          <w:sz w:val="24"/>
-          <w:szCs w:val="24"/>
-        </w:rPr>
-        <w:t xml:space="preserve"> spremenljivke po potrebi.</w:t>
-      </w:r>
-    </w:p>
-    <w:p>
-      <w:pPr>
-        <w:rPr>
-          <w:sz w:val="24"/>
-          <w:szCs w:val="24"/>
-        </w:rPr>
-      </w:pPr>
-    </w:p>
-    <w:p>
-      <w:pPr>
+      </w:pPr>
+      <w:r>
         <w:rPr>
           <w:b/>
           <w:bCs/>
           <w:sz w:val="28"/>
           <w:szCs w:val="28"/>
         </w:rPr>
-      </w:pPr>
-      <w:r>
-        <w:rPr>
-          <w:b/>
-          <w:bCs/>
-          <w:sz w:val="28"/>
-          <w:szCs w:val="28"/>
-        </w:rPr>
-        <w:t xml:space="preserve">5. Zagon </w:t>
-      </w:r>
-      <w:proofErr w:type="spellStart"/>
-      <w:r>
-        <w:rPr>
-          <w:b/>
-          <w:bCs/>
-          <w:sz w:val="28"/>
-          <w:szCs w:val="28"/>
-        </w:rPr>
-        <w:t>Docker</w:t>
-      </w:r>
-      <w:proofErr w:type="spellEnd"/>
-      <w:r>
-        <w:rPr>
-          <w:b/>
-          <w:bCs/>
-          <w:sz w:val="28"/>
-          <w:szCs w:val="28"/>
-        </w:rPr>
-        <w:t xml:space="preserve"> okolja</w:t>
-      </w:r>
-    </w:p>
-    <w:p>
-      <w:pPr>
-        <w:rPr>
-          <w:sz w:val="24"/>
-          <w:szCs w:val="24"/>
-        </w:rPr>
-      </w:pPr>
-      <w:r>
-        <w:rPr>
-          <w:sz w:val="24"/>
-          <w:szCs w:val="24"/>
-        </w:rPr>
-        <w:t xml:space="preserve">Za zagon projekta v </w:t>
-      </w:r>
-      <w:proofErr w:type="spellStart"/>
-      <w:r>
-        <w:rPr>
-          <w:sz w:val="24"/>
-          <w:szCs w:val="24"/>
-        </w:rPr>
-        <w:t>Docker</w:t>
-      </w:r>
-      <w:proofErr w:type="spellEnd"/>
-      <w:r>
-        <w:rPr>
-          <w:sz w:val="24"/>
-          <w:szCs w:val="24"/>
-        </w:rPr>
-        <w:t xml:space="preserve"> okolju uporabite naslednji ukaz:</w:t>
-      </w:r>
-    </w:p>
-    <w:p>
-      <w:pPr>
-        <w:rPr>
-          <w:sz w:val="24"/>
-          <w:szCs w:val="24"/>
-        </w:rPr>
-      </w:pPr>
-      <w:proofErr w:type="spellStart"/>
-      <w:r>
-        <w:rPr>
-          <w:sz w:val="24"/>
-          <w:szCs w:val="24"/>
-        </w:rPr>
-        <w:t>docker</w:t>
-      </w:r>
-      <w:proofErr w:type="spellEnd"/>
-      <w:r>
-        <w:rPr>
-          <w:sz w:val="24"/>
-          <w:szCs w:val="24"/>
-        </w:rPr>
-        <w:t xml:space="preserve"> </w:t>
-      </w:r>
-      <w:proofErr w:type="spellStart"/>
-      <w:r>
-        <w:rPr>
-          <w:sz w:val="24"/>
-          <w:szCs w:val="24"/>
-        </w:rPr>
-        <w:t>compose</w:t>
-      </w:r>
-      <w:proofErr w:type="spellEnd"/>
-      <w:r>
-        <w:rPr>
-          <w:sz w:val="24"/>
-          <w:szCs w:val="24"/>
-        </w:rPr>
-        <w:t xml:space="preserve"> up --</w:t>
-      </w:r>
-      <w:proofErr w:type="spellStart"/>
-      <w:r>
-        <w:rPr>
-          <w:sz w:val="24"/>
-          <w:szCs w:val="24"/>
-        </w:rPr>
-        <w:t>build</w:t>
-      </w:r>
-      <w:proofErr w:type="spellEnd"/>
-    </w:p>
-    <w:p>
-      <w:pPr>
-        <w:rPr>
-          <w:sz w:val="24"/>
-          <w:szCs w:val="24"/>
-        </w:rPr>
-      </w:pPr>
-    </w:p>
-    <w:p>
-      <w:pPr>
-        <w:rPr>
-          <w:sz w:val="24"/>
-          <w:szCs w:val="24"/>
-        </w:rPr>
-      </w:pPr>
-    </w:p>
-    <w:p>
-      <w:pPr>
-        <w:rPr>
-          <w:b/>
-          <w:bCs/>
-          <w:sz w:val="28"/>
-          <w:szCs w:val="28"/>
-        </w:rPr>
-      </w:pPr>
-      <w:r>
-        <w:rPr>
-          <w:b/>
-          <w:bCs/>
-          <w:sz w:val="28"/>
-          <w:szCs w:val="28"/>
-        </w:rPr>
         <w:t>6. Zagon razvojnega strežnika</w:t>
       </w:r>
     </w:p>
@@ -10049,23 +8637,7 @@
           <w:sz w:val="24"/>
           <w:szCs w:val="24"/>
         </w:rPr>
-        <w:t xml:space="preserve">Ko je </w:t>
-      </w:r>
-      <w:proofErr w:type="spellStart"/>
-      <w:r>
-        <w:rPr>
-          <w:sz w:val="24"/>
-          <w:szCs w:val="24"/>
-        </w:rPr>
-        <w:t>Docker</w:t>
-      </w:r>
-      <w:proofErr w:type="spellEnd"/>
-      <w:r>
-        <w:rPr>
-          <w:sz w:val="24"/>
-          <w:szCs w:val="24"/>
-        </w:rPr>
-        <w:t xml:space="preserve"> okolje pripravljeno, zaženite razvojni strežnik z:</w:t>
+        <w:t>Ko je Docker okolje pripravljeno, zaženite razvojni strežnik z:</w:t>
       </w:r>
     </w:p>
     <w:p>
@@ -10079,7 +8651,6 @@
           <w:szCs w:val="24"/>
         </w:rPr>
       </w:pPr>
-      <w:proofErr w:type="spellStart"/>
       <w:r>
         <w:rPr>
           <w:b/>
@@ -10087,41 +8658,22 @@
           <w:sz w:val="24"/>
           <w:szCs w:val="24"/>
         </w:rPr>
-        <w:t>npm</w:t>
-      </w:r>
-      <w:proofErr w:type="spellEnd"/>
-      <w:r>
-        <w:rPr>
-          <w:b/>
-          <w:bCs/>
-          <w:sz w:val="24"/>
-          <w:szCs w:val="24"/>
-        </w:rPr>
-        <w:t>:</w:t>
-      </w:r>
-    </w:p>
-    <w:p>
-      <w:pPr>
-        <w:rPr>
-          <w:sz w:val="24"/>
-          <w:szCs w:val="24"/>
-        </w:rPr>
-      </w:pPr>
-      <w:proofErr w:type="spellStart"/>
-      <w:r>
-        <w:rPr>
-          <w:sz w:val="24"/>
-          <w:szCs w:val="24"/>
-        </w:rPr>
-        <w:t>npm</w:t>
-      </w:r>
-      <w:proofErr w:type="spellEnd"/>
-      <w:r>
-        <w:rPr>
-          <w:sz w:val="24"/>
-          <w:szCs w:val="24"/>
-        </w:rPr>
-        <w:t xml:space="preserve"> run dev</w:t>
+        <w:t>npm:</w:t>
+      </w:r>
+    </w:p>
+    <w:p>
+      <w:pPr>
+        <w:rPr>
+          <w:sz w:val="24"/>
+          <w:szCs w:val="24"/>
+        </w:rPr>
+      </w:pPr>
+      <w:r>
+        <w:rPr>
+          <w:sz w:val="24"/>
+          <w:szCs w:val="24"/>
+        </w:rPr>
+        <w:t>npm run dev</w:t>
       </w:r>
     </w:p>
     <w:p>
@@ -10135,7 +8687,6 @@
           <w:szCs w:val="24"/>
         </w:rPr>
       </w:pPr>
-      <w:proofErr w:type="spellStart"/>
       <w:r>
         <w:rPr>
           <w:b/>
@@ -10143,41 +8694,22 @@
           <w:sz w:val="24"/>
           <w:szCs w:val="24"/>
         </w:rPr>
-        <w:t>yarn</w:t>
-      </w:r>
-      <w:proofErr w:type="spellEnd"/>
-      <w:r>
-        <w:rPr>
-          <w:b/>
-          <w:bCs/>
-          <w:sz w:val="24"/>
-          <w:szCs w:val="24"/>
-        </w:rPr>
-        <w:t>:</w:t>
-      </w:r>
-    </w:p>
-    <w:p>
-      <w:pPr>
-        <w:rPr>
-          <w:sz w:val="24"/>
-          <w:szCs w:val="24"/>
-        </w:rPr>
-      </w:pPr>
-      <w:proofErr w:type="spellStart"/>
-      <w:r>
-        <w:rPr>
-          <w:sz w:val="24"/>
-          <w:szCs w:val="24"/>
-        </w:rPr>
-        <w:t>yarn</w:t>
-      </w:r>
-      <w:proofErr w:type="spellEnd"/>
-      <w:r>
-        <w:rPr>
-          <w:sz w:val="24"/>
-          <w:szCs w:val="24"/>
-        </w:rPr>
-        <w:t xml:space="preserve"> dev</w:t>
+        <w:t>yarn:</w:t>
+      </w:r>
+    </w:p>
+    <w:p>
+      <w:pPr>
+        <w:rPr>
+          <w:sz w:val="24"/>
+          <w:szCs w:val="24"/>
+        </w:rPr>
+      </w:pPr>
+      <w:r>
+        <w:rPr>
+          <w:sz w:val="24"/>
+          <w:szCs w:val="24"/>
+        </w:rPr>
+        <w:t>yarn dev</w:t>
       </w:r>
     </w:p>
     <w:p>
@@ -10371,23 +8903,7 @@
           <w:sz w:val="24"/>
           <w:szCs w:val="24"/>
         </w:rPr>
-        <w:t>Delajte v svoji funkcionalni veji (</w:t>
-      </w:r>
-      <w:proofErr w:type="spellStart"/>
-      <w:r>
-        <w:rPr>
-          <w:sz w:val="24"/>
-          <w:szCs w:val="24"/>
-        </w:rPr>
-        <w:t>feature</w:t>
-      </w:r>
-      <w:proofErr w:type="spellEnd"/>
-      <w:r>
-        <w:rPr>
-          <w:sz w:val="24"/>
-          <w:szCs w:val="24"/>
-        </w:rPr>
-        <w:t>/ime-funkcionalnosti).</w:t>
+        <w:t>Delajte v svoji funkcionalni veji (feature/ime-funkcionalnosti).</w:t>
       </w:r>
     </w:p>
     <w:p>
@@ -10406,23 +8922,7 @@
           <w:sz w:val="24"/>
           <w:szCs w:val="24"/>
         </w:rPr>
-        <w:t xml:space="preserve">Redno izvajajte </w:t>
-      </w:r>
-      <w:proofErr w:type="spellStart"/>
-      <w:r>
-        <w:rPr>
-          <w:sz w:val="24"/>
-          <w:szCs w:val="24"/>
-        </w:rPr>
-        <w:t>commit</w:t>
-      </w:r>
-      <w:proofErr w:type="spellEnd"/>
-      <w:r>
-        <w:rPr>
-          <w:sz w:val="24"/>
-          <w:szCs w:val="24"/>
-        </w:rPr>
-        <w:t xml:space="preserve"> sprememb in opisujte jih smiselno.</w:t>
+        <w:t>Redno izvajajte commit sprememb in opisujte jih smiselno.</w:t>
       </w:r>
     </w:p>
     <w:p>
@@ -10503,55 +9003,7 @@
           <w:sz w:val="24"/>
           <w:szCs w:val="24"/>
         </w:rPr>
-        <w:t>Preverite tudi odzivnost (</w:t>
-      </w:r>
-      <w:proofErr w:type="spellStart"/>
-      <w:r>
-        <w:rPr>
-          <w:sz w:val="24"/>
-          <w:szCs w:val="24"/>
-        </w:rPr>
-        <w:t>mobile</w:t>
-      </w:r>
-      <w:proofErr w:type="spellEnd"/>
-      <w:r>
-        <w:rPr>
-          <w:sz w:val="24"/>
-          <w:szCs w:val="24"/>
-        </w:rPr>
-        <w:t xml:space="preserve"> </w:t>
-      </w:r>
-      <w:proofErr w:type="spellStart"/>
-      <w:r>
-        <w:rPr>
-          <w:sz w:val="24"/>
-          <w:szCs w:val="24"/>
-        </w:rPr>
-        <w:t>vs</w:t>
-      </w:r>
-      <w:proofErr w:type="spellEnd"/>
-      <w:r>
-        <w:rPr>
-          <w:sz w:val="24"/>
-          <w:szCs w:val="24"/>
-        </w:rPr>
-        <w:t xml:space="preserve"> </w:t>
-      </w:r>
-      <w:proofErr w:type="spellStart"/>
-      <w:r>
-        <w:rPr>
-          <w:sz w:val="24"/>
-          <w:szCs w:val="24"/>
-        </w:rPr>
-        <w:t>desktop</w:t>
-      </w:r>
-      <w:proofErr w:type="spellEnd"/>
-      <w:r>
-        <w:rPr>
-          <w:sz w:val="24"/>
-          <w:szCs w:val="24"/>
-        </w:rPr>
-        <w:t>).</w:t>
+        <w:t>Preverite tudi odzivnost (mobile vs desktop).</w:t>
       </w:r>
     </w:p>
     <w:p>
@@ -10561,7 +9013,6 @@
           <w:szCs w:val="28"/>
         </w:rPr>
       </w:pPr>
-      <w:proofErr w:type="spellStart"/>
       <w:r>
         <w:rPr>
           <w:b/>
@@ -10569,29 +9020,8 @@
           <w:sz w:val="28"/>
           <w:szCs w:val="28"/>
         </w:rPr>
-        <w:t>Pull</w:t>
-      </w:r>
-      <w:proofErr w:type="spellEnd"/>
-      <w:r>
-        <w:rPr>
-          <w:b/>
-          <w:bCs/>
-          <w:sz w:val="28"/>
-          <w:szCs w:val="28"/>
-        </w:rPr>
-        <w:t xml:space="preserve"> </w:t>
-      </w:r>
-      <w:proofErr w:type="spellStart"/>
-      <w:r>
-        <w:rPr>
-          <w:b/>
-          <w:bCs/>
-          <w:sz w:val="28"/>
-          <w:szCs w:val="28"/>
-        </w:rPr>
-        <w:t>Request</w:t>
-      </w:r>
-      <w:proofErr w:type="spellEnd"/>
+        <w:t>Pull Request</w:t>
+      </w:r>
       <w:r>
         <w:rPr>
           <w:sz w:val="28"/>
@@ -10618,7 +9048,6 @@
         </w:rPr>
         <w:t xml:space="preserve">Ustvarite </w:t>
       </w:r>
-      <w:proofErr w:type="spellStart"/>
       <w:r>
         <w:rPr>
           <w:b/>
@@ -10626,67 +9055,14 @@
           <w:sz w:val="24"/>
           <w:szCs w:val="24"/>
         </w:rPr>
-        <w:t>pull</w:t>
-      </w:r>
-      <w:proofErr w:type="spellEnd"/>
-      <w:r>
-        <w:rPr>
-          <w:b/>
-          <w:bCs/>
-          <w:sz w:val="24"/>
-          <w:szCs w:val="24"/>
-        </w:rPr>
-        <w:t xml:space="preserve"> </w:t>
-      </w:r>
-      <w:proofErr w:type="spellStart"/>
-      <w:r>
-        <w:rPr>
-          <w:b/>
-          <w:bCs/>
-          <w:sz w:val="24"/>
-          <w:szCs w:val="24"/>
-        </w:rPr>
-        <w:t>request</w:t>
-      </w:r>
-      <w:proofErr w:type="spellEnd"/>
-      <w:r>
-        <w:rPr>
-          <w:sz w:val="24"/>
-          <w:szCs w:val="24"/>
-        </w:rPr>
-        <w:t xml:space="preserve"> na </w:t>
-      </w:r>
-      <w:proofErr w:type="spellStart"/>
-      <w:r>
-        <w:rPr>
-          <w:sz w:val="24"/>
-          <w:szCs w:val="24"/>
-        </w:rPr>
-        <w:t>main</w:t>
-      </w:r>
-      <w:proofErr w:type="spellEnd"/>
-      <w:r>
-        <w:rPr>
-          <w:sz w:val="24"/>
-          <w:szCs w:val="24"/>
-        </w:rPr>
-        <w:t xml:space="preserve"> ali </w:t>
-      </w:r>
-      <w:proofErr w:type="spellStart"/>
-      <w:r>
-        <w:rPr>
-          <w:sz w:val="24"/>
-          <w:szCs w:val="24"/>
-        </w:rPr>
-        <w:t>develop</w:t>
-      </w:r>
-      <w:proofErr w:type="spellEnd"/>
-      <w:r>
-        <w:rPr>
-          <w:sz w:val="24"/>
-          <w:szCs w:val="24"/>
-        </w:rPr>
-        <w:t xml:space="preserve"> vejo (odvisno od dogovora v ekipi).</w:t>
+        <w:t>pull request</w:t>
+      </w:r>
+      <w:r>
+        <w:rPr>
+          <w:sz w:val="24"/>
+          <w:szCs w:val="24"/>
+        </w:rPr>
+        <w:t xml:space="preserve"> na main ali develop vejo (odvisno od dogovora v ekipi).</w:t>
       </w:r>
     </w:p>
     <w:p>
@@ -10853,23 +9229,7 @@
           <w:sz w:val="24"/>
           <w:szCs w:val="24"/>
         </w:rPr>
-        <w:t xml:space="preserve">Dodeljevanje točk glede na kombinacijo </w:t>
-      </w:r>
-      <w:proofErr w:type="spellStart"/>
-      <w:r>
-        <w:rPr>
-          <w:sz w:val="24"/>
-          <w:szCs w:val="24"/>
-        </w:rPr>
-        <w:t>večih</w:t>
-      </w:r>
-      <w:proofErr w:type="spellEnd"/>
-      <w:r>
-        <w:rPr>
-          <w:sz w:val="24"/>
-          <w:szCs w:val="24"/>
-        </w:rPr>
-        <w:t xml:space="preserve"> dejavnikov: težavnost + čas + namig (prikaz rešitve)   </w:t>
+        <w:t xml:space="preserve">Dodeljevanje točk glede na kombinacijo večih dejavnikov: težavnost + čas + namig (prikaz rešitve)   </w:t>
       </w:r>
     </w:p>
     <w:p>
@@ -11082,23 +9442,7 @@
           <w:sz w:val="24"/>
           <w:szCs w:val="24"/>
         </w:rPr>
-        <w:t xml:space="preserve">Za uspešen prevzem rešitve s strani nove ekipe, naročnika ali vzdrževalca je pomembno zagotoviti dostop do izvorne kode, dokumentacije, osnovnih podatkovnih nastavitev ter razumevanje arhitekture in odvisnosti. Pomemben del prevzema je tudi administrativni dostop do </w:t>
-      </w:r>
-      <w:proofErr w:type="spellStart"/>
-      <w:r>
-        <w:rPr>
-          <w:sz w:val="24"/>
-          <w:szCs w:val="24"/>
-        </w:rPr>
-        <w:t>repozitorija</w:t>
-      </w:r>
-      <w:proofErr w:type="spellEnd"/>
-      <w:r>
-        <w:rPr>
-          <w:sz w:val="24"/>
-          <w:szCs w:val="24"/>
-        </w:rPr>
-        <w:t>, kjer se rešitev vzdržuje.</w:t>
+        <w:t>Za uspešen prevzem rešitve s strani nove ekipe, naročnika ali vzdrževalca je pomembno zagotoviti dostop do izvorne kode, dokumentacije, osnovnih podatkovnih nastavitev ter razumevanje arhitekture in odvisnosti. Pomemben del prevzema je tudi administrativni dostop do repozitorija, kjer se rešitev vzdržuje.</w:t>
       </w:r>
     </w:p>
     <w:p>
@@ -11168,23 +9512,7 @@
           <w:sz w:val="24"/>
           <w:szCs w:val="24"/>
         </w:rPr>
-        <w:t xml:space="preserve">, vključno z vsemi </w:t>
-      </w:r>
-      <w:proofErr w:type="spellStart"/>
-      <w:r>
-        <w:rPr>
-          <w:sz w:val="24"/>
-          <w:szCs w:val="24"/>
-        </w:rPr>
-        <w:t>konfiguracijskimi</w:t>
-      </w:r>
-      <w:proofErr w:type="spellEnd"/>
-      <w:r>
-        <w:rPr>
-          <w:sz w:val="24"/>
-          <w:szCs w:val="24"/>
-        </w:rPr>
-        <w:t xml:space="preserve"> datotekami.</w:t>
+        <w:t>, vključno z vsemi konfiguracijskimi datotekami.</w:t>
       </w:r>
     </w:p>
     <w:p>
@@ -11205,9 +9533,8 @@
           <w:sz w:val="24"/>
           <w:szCs w:val="24"/>
         </w:rPr>
-        <w:t>Datoteka .</w:t>
-      </w:r>
-      <w:proofErr w:type="spellStart"/>
+        <w:t>Datoteka .env.</w:t>
+      </w:r>
       <w:r>
         <w:rPr>
           <w:b/>
@@ -11215,40 +9542,14 @@
           <w:sz w:val="24"/>
           <w:szCs w:val="24"/>
         </w:rPr>
-        <w:t>env.</w:t>
-      </w:r>
-      <w:r>
-        <w:rPr>
-          <w:b/>
-          <w:bCs/>
-          <w:sz w:val="24"/>
-          <w:szCs w:val="24"/>
-        </w:rPr>
         <w:t>local</w:t>
       </w:r>
-      <w:proofErr w:type="spellEnd"/>
-      <w:r>
-        <w:rPr>
-          <w:sz w:val="24"/>
-          <w:szCs w:val="24"/>
-        </w:rPr>
-        <w:t xml:space="preserve"> z opisom zahtevanih </w:t>
-      </w:r>
-      <w:proofErr w:type="spellStart"/>
-      <w:r>
-        <w:rPr>
-          <w:sz w:val="24"/>
-          <w:szCs w:val="24"/>
-        </w:rPr>
-        <w:t>okoljskih</w:t>
-      </w:r>
-      <w:proofErr w:type="spellEnd"/>
-      <w:r>
-        <w:rPr>
-          <w:sz w:val="24"/>
-          <w:szCs w:val="24"/>
-        </w:rPr>
-        <w:t xml:space="preserve"> spremenljivk.</w:t>
+      <w:r>
+        <w:rPr>
+          <w:sz w:val="24"/>
+          <w:szCs w:val="24"/>
+        </w:rPr>
+        <w:t xml:space="preserve"> z opisom zahtevanih okoljskih spremenljivk.</w:t>
       </w:r>
     </w:p>
     <w:p>
@@ -11262,7 +9563,6 @@
           <w:szCs w:val="24"/>
         </w:rPr>
       </w:pPr>
-      <w:proofErr w:type="spellStart"/>
       <w:r>
         <w:rPr>
           <w:b/>
@@ -11270,17 +9570,7 @@
           <w:sz w:val="24"/>
           <w:szCs w:val="24"/>
         </w:rPr>
-        <w:t>Docker</w:t>
-      </w:r>
-      <w:proofErr w:type="spellEnd"/>
-      <w:r>
-        <w:rPr>
-          <w:b/>
-          <w:bCs/>
-          <w:sz w:val="24"/>
-          <w:szCs w:val="24"/>
-        </w:rPr>
-        <w:t xml:space="preserve"> konfiguracija</w:t>
+        <w:t>Docker konfiguracija</w:t>
       </w:r>
       <w:r>
         <w:rPr>
@@ -11368,7 +9658,6 @@
           <w:szCs w:val="24"/>
         </w:rPr>
       </w:pPr>
-      <w:proofErr w:type="spellStart"/>
       <w:r>
         <w:rPr>
           <w:b/>
@@ -11376,17 +9665,7 @@
           <w:sz w:val="24"/>
           <w:szCs w:val="24"/>
         </w:rPr>
-        <w:t>React</w:t>
-      </w:r>
-      <w:proofErr w:type="spellEnd"/>
-      <w:r>
-        <w:rPr>
-          <w:b/>
-          <w:bCs/>
-          <w:sz w:val="24"/>
-          <w:szCs w:val="24"/>
-        </w:rPr>
-        <w:t xml:space="preserve"> (Next.js)</w:t>
+        <w:t>React (Next.js)</w:t>
       </w:r>
       <w:r>
         <w:rPr>
@@ -11421,39 +9700,7 @@
           <w:sz w:val="24"/>
           <w:szCs w:val="24"/>
         </w:rPr>
-        <w:t xml:space="preserve"> in upravljanja z odvisnostmi prek </w:t>
-      </w:r>
-      <w:proofErr w:type="spellStart"/>
-      <w:r>
-        <w:rPr>
-          <w:sz w:val="24"/>
-          <w:szCs w:val="24"/>
-        </w:rPr>
-        <w:t>npm</w:t>
-      </w:r>
-      <w:proofErr w:type="spellEnd"/>
-      <w:r>
-        <w:rPr>
-          <w:sz w:val="24"/>
-          <w:szCs w:val="24"/>
-        </w:rPr>
-        <w:t xml:space="preserve"> ali </w:t>
-      </w:r>
-      <w:proofErr w:type="spellStart"/>
-      <w:r>
-        <w:rPr>
-          <w:sz w:val="24"/>
-          <w:szCs w:val="24"/>
-        </w:rPr>
-        <w:t>yarn</w:t>
-      </w:r>
-      <w:proofErr w:type="spellEnd"/>
-      <w:r>
-        <w:rPr>
-          <w:sz w:val="24"/>
-          <w:szCs w:val="24"/>
-        </w:rPr>
-        <w:t>,</w:t>
+        <w:t xml:space="preserve"> in upravljanja z odvisnostmi prek npm ali yarn,</w:t>
       </w:r>
     </w:p>
     <w:p>
@@ -11474,7 +9721,6 @@
         </w:rPr>
         <w:t xml:space="preserve">osnov </w:t>
       </w:r>
-      <w:proofErr w:type="spellStart"/>
       <w:r>
         <w:rPr>
           <w:b/>
@@ -11484,45 +9730,12 @@
         </w:rPr>
         <w:t>Dockerja</w:t>
       </w:r>
-      <w:proofErr w:type="spellEnd"/>
-      <w:r>
-        <w:rPr>
-          <w:sz w:val="24"/>
-          <w:szCs w:val="24"/>
-        </w:rPr>
-        <w:t xml:space="preserve"> in uporabe </w:t>
-      </w:r>
-      <w:proofErr w:type="spellStart"/>
-      <w:r>
-        <w:rPr>
-          <w:sz w:val="24"/>
-          <w:szCs w:val="24"/>
-        </w:rPr>
-        <w:t>docker</w:t>
-      </w:r>
-      <w:proofErr w:type="spellEnd"/>
-      <w:r>
-        <w:rPr>
-          <w:sz w:val="24"/>
-          <w:szCs w:val="24"/>
-        </w:rPr>
-        <w:t xml:space="preserve"> </w:t>
-      </w:r>
-      <w:proofErr w:type="spellStart"/>
-      <w:r>
-        <w:rPr>
-          <w:sz w:val="24"/>
-          <w:szCs w:val="24"/>
-        </w:rPr>
-        <w:t>compose</w:t>
-      </w:r>
-      <w:proofErr w:type="spellEnd"/>
-      <w:r>
-        <w:rPr>
-          <w:sz w:val="24"/>
-          <w:szCs w:val="24"/>
-        </w:rPr>
-        <w:t>,</w:t>
+      <w:r>
+        <w:rPr>
+          <w:sz w:val="24"/>
+          <w:szCs w:val="24"/>
+        </w:rPr>
+        <w:t xml:space="preserve"> in uporabe docker compose,</w:t>
       </w:r>
     </w:p>
     <w:p>
@@ -11543,7 +9756,6 @@
         </w:rPr>
         <w:t xml:space="preserve">rokovanja z </w:t>
       </w:r>
-      <w:proofErr w:type="spellStart"/>
       <w:r>
         <w:rPr>
           <w:b/>
@@ -11551,59 +9763,57 @@
           <w:sz w:val="24"/>
           <w:szCs w:val="24"/>
         </w:rPr>
-        <w:t>okoljskimi</w:t>
-      </w:r>
-      <w:proofErr w:type="spellEnd"/>
-      <w:r>
+        <w:t>okoljskimi spremenljivkami</w:t>
+      </w:r>
+      <w:r>
+        <w:rPr>
+          <w:sz w:val="24"/>
+          <w:szCs w:val="24"/>
+        </w:rPr>
+        <w:t xml:space="preserve"> in konfiguracijskimi datotekami</w:t>
+      </w:r>
+    </w:p>
+    <w:p>
+      <w:pPr>
+        <w:rPr>
+          <w:sz w:val="24"/>
+          <w:szCs w:val="24"/>
+        </w:rPr>
+      </w:pPr>
+    </w:p>
+    <w:p>
+      <w:pPr>
         <w:rPr>
           <w:b/>
           <w:bCs/>
           <w:sz w:val="24"/>
           <w:szCs w:val="24"/>
         </w:rPr>
-        <w:t xml:space="preserve"> spremenljivkami</w:t>
-      </w:r>
-      <w:r>
-        <w:rPr>
-          <w:sz w:val="24"/>
-          <w:szCs w:val="24"/>
-        </w:rPr>
-        <w:t xml:space="preserve"> in </w:t>
-      </w:r>
-      <w:proofErr w:type="spellStart"/>
-      <w:r>
-        <w:rPr>
-          <w:sz w:val="24"/>
-          <w:szCs w:val="24"/>
-        </w:rPr>
-        <w:t>konfiguracijskimi</w:t>
-      </w:r>
-      <w:proofErr w:type="spellEnd"/>
-      <w:r>
-        <w:rPr>
-          <w:sz w:val="24"/>
-          <w:szCs w:val="24"/>
-        </w:rPr>
-        <w:t xml:space="preserve"> datotekami</w:t>
-      </w:r>
-    </w:p>
-    <w:p>
-      <w:pPr>
-        <w:rPr>
-          <w:sz w:val="24"/>
-          <w:szCs w:val="24"/>
-        </w:rPr>
-      </w:pPr>
-    </w:p>
-    <w:p>
-      <w:pPr>
+      </w:pPr>
+      <w:r>
         <w:rPr>
           <w:b/>
           <w:bCs/>
           <w:sz w:val="24"/>
           <w:szCs w:val="24"/>
         </w:rPr>
-      </w:pPr>
+        <w:t>3. GitHub administracija</w:t>
+      </w:r>
+    </w:p>
+    <w:p>
+      <w:pPr>
+        <w:rPr>
+          <w:sz w:val="24"/>
+          <w:szCs w:val="24"/>
+        </w:rPr>
+      </w:pPr>
+      <w:r>
+        <w:rPr>
+          <w:sz w:val="24"/>
+          <w:szCs w:val="24"/>
+        </w:rPr>
+        <w:t xml:space="preserve">V okviru prevzema mora biti novi skrbnik dodan kot </w:t>
+      </w:r>
       <w:r>
         <w:rPr>
           <w:b/>
@@ -11611,92 +9821,14 @@
           <w:sz w:val="24"/>
           <w:szCs w:val="24"/>
         </w:rPr>
-        <w:t xml:space="preserve">3. </w:t>
-      </w:r>
-      <w:proofErr w:type="spellStart"/>
-      <w:r>
-        <w:rPr>
-          <w:b/>
-          <w:bCs/>
-          <w:sz w:val="24"/>
-          <w:szCs w:val="24"/>
-        </w:rPr>
-        <w:t>GitHub</w:t>
-      </w:r>
-      <w:proofErr w:type="spellEnd"/>
-      <w:r>
-        <w:rPr>
-          <w:b/>
-          <w:bCs/>
-          <w:sz w:val="24"/>
-          <w:szCs w:val="24"/>
-        </w:rPr>
-        <w:t xml:space="preserve"> administracija</w:t>
-      </w:r>
-    </w:p>
-    <w:p>
-      <w:pPr>
-        <w:rPr>
-          <w:sz w:val="24"/>
-          <w:szCs w:val="24"/>
-        </w:rPr>
-      </w:pPr>
-      <w:r>
-        <w:rPr>
-          <w:sz w:val="24"/>
-          <w:szCs w:val="24"/>
-        </w:rPr>
-        <w:t xml:space="preserve">V okviru prevzema mora biti novi skrbnik dodan kot </w:t>
-      </w:r>
-      <w:proofErr w:type="spellStart"/>
-      <w:r>
-        <w:rPr>
-          <w:b/>
-          <w:bCs/>
-          <w:sz w:val="24"/>
-          <w:szCs w:val="24"/>
-        </w:rPr>
         <w:t>admin</w:t>
       </w:r>
-      <w:proofErr w:type="spellEnd"/>
-      <w:r>
-        <w:rPr>
-          <w:sz w:val="24"/>
-          <w:szCs w:val="24"/>
-        </w:rPr>
-        <w:t xml:space="preserve"> v </w:t>
-      </w:r>
-      <w:proofErr w:type="spellStart"/>
-      <w:r>
-        <w:rPr>
-          <w:sz w:val="24"/>
-          <w:szCs w:val="24"/>
-        </w:rPr>
-        <w:t>GitHub</w:t>
-      </w:r>
-      <w:proofErr w:type="spellEnd"/>
-      <w:r>
-        <w:rPr>
-          <w:sz w:val="24"/>
-          <w:szCs w:val="24"/>
-        </w:rPr>
-        <w:t xml:space="preserve"> </w:t>
-      </w:r>
-      <w:proofErr w:type="spellStart"/>
-      <w:r>
-        <w:rPr>
-          <w:sz w:val="24"/>
-          <w:szCs w:val="24"/>
-        </w:rPr>
-        <w:t>repozitoriju</w:t>
-      </w:r>
-      <w:proofErr w:type="spellEnd"/>
-      <w:r>
-        <w:rPr>
-          <w:sz w:val="24"/>
-          <w:szCs w:val="24"/>
-        </w:rPr>
-        <w:t>:</w:t>
+      <w:r>
+        <w:rPr>
+          <w:sz w:val="24"/>
+          <w:szCs w:val="24"/>
+        </w:rPr>
+        <w:t xml:space="preserve"> v GitHub repozitoriju:</w:t>
       </w:r>
     </w:p>
     <w:p>
@@ -11715,55 +9847,7 @@
           <w:sz w:val="24"/>
           <w:szCs w:val="24"/>
         </w:rPr>
-        <w:t xml:space="preserve">Uporabniku se dodeli pravica za upravljanje </w:t>
-      </w:r>
-      <w:proofErr w:type="spellStart"/>
-      <w:r>
-        <w:rPr>
-          <w:sz w:val="24"/>
-          <w:szCs w:val="24"/>
-        </w:rPr>
-        <w:t>repozitorija</w:t>
-      </w:r>
-      <w:proofErr w:type="spellEnd"/>
-      <w:r>
-        <w:rPr>
-          <w:sz w:val="24"/>
-          <w:szCs w:val="24"/>
-        </w:rPr>
-        <w:t xml:space="preserve"> (</w:t>
-      </w:r>
-      <w:proofErr w:type="spellStart"/>
-      <w:r>
-        <w:rPr>
-          <w:sz w:val="24"/>
-          <w:szCs w:val="24"/>
-        </w:rPr>
-        <w:t>admin</w:t>
-      </w:r>
-      <w:proofErr w:type="spellEnd"/>
-      <w:r>
-        <w:rPr>
-          <w:sz w:val="24"/>
-          <w:szCs w:val="24"/>
-        </w:rPr>
-        <w:t xml:space="preserve"> </w:t>
-      </w:r>
-      <w:proofErr w:type="spellStart"/>
-      <w:r>
-        <w:rPr>
-          <w:sz w:val="24"/>
-          <w:szCs w:val="24"/>
-        </w:rPr>
-        <w:t>access</w:t>
-      </w:r>
-      <w:proofErr w:type="spellEnd"/>
-      <w:r>
-        <w:rPr>
-          <w:sz w:val="24"/>
-          <w:szCs w:val="24"/>
-        </w:rPr>
-        <w:t>), vključno z možnostjo urejanja nastavitev, dodajanja sodelavcev in upravljanja z vejami.</w:t>
+        <w:t>Uporabniku se dodeli pravica za upravljanje repozitorija (admin access), vključno z možnostjo urejanja nastavitev, dodajanja sodelavcev in upravljanja z vejami.</w:t>
       </w:r>
     </w:p>
     <w:p>
@@ -11784,7 +9868,6 @@
         </w:rPr>
         <w:t xml:space="preserve">Priporoča se nastavitev </w:t>
       </w:r>
-      <w:proofErr w:type="spellStart"/>
       <w:r>
         <w:rPr>
           <w:b/>
@@ -11792,98 +9875,29 @@
           <w:sz w:val="24"/>
           <w:szCs w:val="24"/>
         </w:rPr>
-        <w:t>branch</w:t>
-      </w:r>
-      <w:proofErr w:type="spellEnd"/>
-      <w:r>
-        <w:rPr>
-          <w:b/>
-          <w:bCs/>
-          <w:sz w:val="24"/>
-          <w:szCs w:val="24"/>
-        </w:rPr>
-        <w:t xml:space="preserve"> </w:t>
-      </w:r>
-      <w:proofErr w:type="spellStart"/>
-      <w:r>
-        <w:rPr>
-          <w:b/>
-          <w:bCs/>
-          <w:sz w:val="24"/>
-          <w:szCs w:val="24"/>
-        </w:rPr>
-        <w:t>protection</w:t>
-      </w:r>
-      <w:proofErr w:type="spellEnd"/>
-      <w:r>
-        <w:rPr>
-          <w:sz w:val="24"/>
-          <w:szCs w:val="24"/>
-        </w:rPr>
-        <w:t xml:space="preserve"> na glavni veji (</w:t>
-      </w:r>
-      <w:proofErr w:type="spellStart"/>
-      <w:r>
-        <w:rPr>
-          <w:sz w:val="24"/>
-          <w:szCs w:val="24"/>
-        </w:rPr>
-        <w:t>main</w:t>
-      </w:r>
-      <w:proofErr w:type="spellEnd"/>
-      <w:r>
-        <w:rPr>
-          <w:sz w:val="24"/>
-          <w:szCs w:val="24"/>
-        </w:rPr>
-        <w:t xml:space="preserve"> ali </w:t>
-      </w:r>
-      <w:proofErr w:type="spellStart"/>
-      <w:r>
-        <w:rPr>
-          <w:sz w:val="24"/>
-          <w:szCs w:val="24"/>
-        </w:rPr>
-        <w:t>master</w:t>
-      </w:r>
-      <w:proofErr w:type="spellEnd"/>
-      <w:r>
-        <w:rPr>
-          <w:sz w:val="24"/>
-          <w:szCs w:val="24"/>
-        </w:rPr>
-        <w:t>).</w:t>
-      </w:r>
-    </w:p>
-    <w:p>
-      <w:pPr>
-        <w:rPr>
-          <w:sz w:val="24"/>
-          <w:szCs w:val="24"/>
-        </w:rPr>
-      </w:pPr>
-      <w:r>
-        <w:rPr>
-          <w:sz w:val="24"/>
-          <w:szCs w:val="24"/>
-        </w:rPr>
-        <w:t xml:space="preserve">Če projekt preide iz osebnega v organizacijski račun, je priporočena migracija </w:t>
-      </w:r>
-      <w:proofErr w:type="spellStart"/>
-      <w:r>
-        <w:rPr>
-          <w:sz w:val="24"/>
-          <w:szCs w:val="24"/>
-        </w:rPr>
-        <w:t>repozitorija</w:t>
-      </w:r>
-      <w:proofErr w:type="spellEnd"/>
-      <w:r>
-        <w:rPr>
-          <w:sz w:val="24"/>
-          <w:szCs w:val="24"/>
-        </w:rPr>
-        <w:t xml:space="preserve"> v organizacijo.</w:t>
+        <w:t>branch protection</w:t>
+      </w:r>
+      <w:r>
+        <w:rPr>
+          <w:sz w:val="24"/>
+          <w:szCs w:val="24"/>
+        </w:rPr>
+        <w:t xml:space="preserve"> na glavni veji (main ali master).</w:t>
+      </w:r>
+    </w:p>
+    <w:p>
+      <w:pPr>
+        <w:rPr>
+          <w:sz w:val="24"/>
+          <w:szCs w:val="24"/>
+        </w:rPr>
+      </w:pPr>
+      <w:r>
+        <w:rPr>
+          <w:sz w:val="24"/>
+          <w:szCs w:val="24"/>
+        </w:rPr>
+        <w:t>Če projekt preide iz osebnega v organizacijski račun, je priporočena migracija repozitorija v organizacijo.</w:t>
       </w:r>
     </w:p>
     <w:p>
@@ -11990,23 +10004,7 @@
           <w:sz w:val="24"/>
           <w:szCs w:val="24"/>
         </w:rPr>
-        <w:t xml:space="preserve">dokumentiranje vseh sprememb znotraj kode in </w:t>
-      </w:r>
-      <w:proofErr w:type="spellStart"/>
-      <w:r>
-        <w:rPr>
-          <w:sz w:val="24"/>
-          <w:szCs w:val="24"/>
-        </w:rPr>
-        <w:t>commitov</w:t>
-      </w:r>
-      <w:proofErr w:type="spellEnd"/>
-      <w:r>
-        <w:rPr>
-          <w:sz w:val="24"/>
-          <w:szCs w:val="24"/>
-        </w:rPr>
-        <w:t>,</w:t>
+        <w:t>dokumentiranje vseh sprememb znotraj kode in commitov,</w:t>
       </w:r>
     </w:p>
     <w:p>
@@ -18449,6 +16447,7 @@
   <w:style w:type="character" w:default="1" w:styleId="DefaultParagraphFont">
     <w:name w:val="Default Paragraph Font"/>
     <w:uiPriority w:val="1"/>
+    <w:semiHidden/>
     <w:unhideWhenUsed/>
   </w:style>
   <w:style w:type="table" w:default="1" w:styleId="TableNormal">

--- a/docs/dokumentacija.docx
+++ b/docs/dokumentacija.docx
@@ -302,7 +302,7 @@
       <w:sdtContent>
         <w:p>
           <w:pPr>
-            <w:pStyle w:val="TOCHeading"/>
+            <w:pStyle w:val="Inhaltsverzeichnisberschrift"/>
           </w:pPr>
           <w:r>
             <w:t>Vsebina</w:t>
@@ -320,7 +320,7 @@
         </w:p>
         <w:p>
           <w:pPr>
-            <w:pStyle w:val="TOC1"/>
+            <w:pStyle w:val="Verzeichnis1"/>
             <w:tabs>
               <w:tab w:val="right" w:leader="dot" w:pos="9062"/>
             </w:tabs>
@@ -401,7 +401,7 @@
         </w:p>
         <w:p>
           <w:pPr>
-            <w:pStyle w:val="TOC1"/>
+            <w:pStyle w:val="Verzeichnis1"/>
             <w:tabs>
               <w:tab w:val="right" w:leader="dot" w:pos="9062"/>
             </w:tabs>
@@ -473,7 +473,7 @@
         </w:p>
         <w:p>
           <w:pPr>
-            <w:pStyle w:val="TOC2"/>
+            <w:pStyle w:val="Verzeichnis2"/>
             <w:tabs>
               <w:tab w:val="right" w:leader="dot" w:pos="9062"/>
             </w:tabs>
@@ -545,7 +545,7 @@
         </w:p>
         <w:p>
           <w:pPr>
-            <w:pStyle w:val="TOC2"/>
+            <w:pStyle w:val="Verzeichnis2"/>
             <w:tabs>
               <w:tab w:val="right" w:leader="dot" w:pos="9062"/>
             </w:tabs>
@@ -617,7 +617,7 @@
         </w:p>
         <w:p>
           <w:pPr>
-            <w:pStyle w:val="TOC1"/>
+            <w:pStyle w:val="Verzeichnis1"/>
             <w:tabs>
               <w:tab w:val="right" w:leader="dot" w:pos="9062"/>
             </w:tabs>
@@ -689,7 +689,7 @@
         </w:p>
         <w:p>
           <w:pPr>
-            <w:pStyle w:val="TOC1"/>
+            <w:pStyle w:val="Verzeichnis1"/>
             <w:tabs>
               <w:tab w:val="right" w:leader="dot" w:pos="9062"/>
             </w:tabs>
@@ -761,7 +761,7 @@
         </w:p>
         <w:p>
           <w:pPr>
-            <w:pStyle w:val="TOC1"/>
+            <w:pStyle w:val="Verzeichnis1"/>
             <w:tabs>
               <w:tab w:val="right" w:leader="dot" w:pos="9062"/>
             </w:tabs>
@@ -833,7 +833,7 @@
         </w:p>
         <w:p>
           <w:pPr>
-            <w:pStyle w:val="TOC2"/>
+            <w:pStyle w:val="Verzeichnis2"/>
             <w:tabs>
               <w:tab w:val="right" w:leader="dot" w:pos="9062"/>
             </w:tabs>
@@ -905,7 +905,7 @@
         </w:p>
         <w:p>
           <w:pPr>
-            <w:pStyle w:val="TOC2"/>
+            <w:pStyle w:val="Verzeichnis2"/>
             <w:tabs>
               <w:tab w:val="right" w:leader="dot" w:pos="9062"/>
             </w:tabs>
@@ -978,7 +978,7 @@
         </w:p>
         <w:p>
           <w:pPr>
-            <w:pStyle w:val="TOC2"/>
+            <w:pStyle w:val="Verzeichnis2"/>
             <w:tabs>
               <w:tab w:val="right" w:leader="dot" w:pos="9062"/>
             </w:tabs>
@@ -1050,7 +1050,7 @@
         </w:p>
         <w:p>
           <w:pPr>
-            <w:pStyle w:val="TOC2"/>
+            <w:pStyle w:val="Verzeichnis2"/>
             <w:tabs>
               <w:tab w:val="right" w:leader="dot" w:pos="9062"/>
             </w:tabs>
@@ -1122,7 +1122,7 @@
         </w:p>
         <w:p>
           <w:pPr>
-            <w:pStyle w:val="TOC2"/>
+            <w:pStyle w:val="Verzeichnis2"/>
             <w:tabs>
               <w:tab w:val="right" w:leader="dot" w:pos="9062"/>
             </w:tabs>
@@ -1194,7 +1194,7 @@
         </w:p>
         <w:p>
           <w:pPr>
-            <w:pStyle w:val="TOC1"/>
+            <w:pStyle w:val="Verzeichnis1"/>
             <w:tabs>
               <w:tab w:val="right" w:leader="dot" w:pos="9062"/>
             </w:tabs>
@@ -1266,7 +1266,7 @@
         </w:p>
         <w:p>
           <w:pPr>
-            <w:pStyle w:val="TOC2"/>
+            <w:pStyle w:val="Verzeichnis2"/>
             <w:tabs>
               <w:tab w:val="right" w:leader="dot" w:pos="9062"/>
             </w:tabs>
@@ -1338,7 +1338,7 @@
         </w:p>
         <w:p>
           <w:pPr>
-            <w:pStyle w:val="TOC2"/>
+            <w:pStyle w:val="Verzeichnis2"/>
             <w:tabs>
               <w:tab w:val="right" w:leader="dot" w:pos="9062"/>
             </w:tabs>
@@ -1411,7 +1411,7 @@
         </w:p>
         <w:p>
           <w:pPr>
-            <w:pStyle w:val="TOC2"/>
+            <w:pStyle w:val="Verzeichnis2"/>
             <w:tabs>
               <w:tab w:val="right" w:leader="dot" w:pos="9062"/>
             </w:tabs>
@@ -1483,7 +1483,7 @@
         </w:p>
         <w:p>
           <w:pPr>
-            <w:pStyle w:val="TOC2"/>
+            <w:pStyle w:val="Verzeichnis2"/>
             <w:tabs>
               <w:tab w:val="right" w:leader="dot" w:pos="9062"/>
             </w:tabs>
@@ -1555,7 +1555,7 @@
         </w:p>
         <w:p>
           <w:pPr>
-            <w:pStyle w:val="TOC2"/>
+            <w:pStyle w:val="Verzeichnis2"/>
             <w:tabs>
               <w:tab w:val="right" w:leader="dot" w:pos="9062"/>
             </w:tabs>
@@ -1627,7 +1627,7 @@
         </w:p>
         <w:p>
           <w:pPr>
-            <w:pStyle w:val="TOC1"/>
+            <w:pStyle w:val="Verzeichnis1"/>
             <w:tabs>
               <w:tab w:val="right" w:leader="dot" w:pos="9062"/>
             </w:tabs>
@@ -1699,7 +1699,7 @@
         </w:p>
         <w:p>
           <w:pPr>
-            <w:pStyle w:val="TOC1"/>
+            <w:pStyle w:val="Verzeichnis1"/>
             <w:tabs>
               <w:tab w:val="right" w:leader="dot" w:pos="9062"/>
             </w:tabs>
@@ -1771,7 +1771,7 @@
         </w:p>
         <w:p>
           <w:pPr>
-            <w:pStyle w:val="TOC1"/>
+            <w:pStyle w:val="Verzeichnis1"/>
             <w:tabs>
               <w:tab w:val="right" w:leader="dot" w:pos="9062"/>
             </w:tabs>
@@ -1843,7 +1843,7 @@
         </w:p>
         <w:p>
           <w:pPr>
-            <w:pStyle w:val="TOC1"/>
+            <w:pStyle w:val="Verzeichnis1"/>
             <w:tabs>
               <w:tab w:val="right" w:leader="dot" w:pos="9062"/>
             </w:tabs>
@@ -1915,7 +1915,7 @@
         </w:p>
         <w:p>
           <w:pPr>
-            <w:pStyle w:val="TOC1"/>
+            <w:pStyle w:val="Verzeichnis1"/>
             <w:tabs>
               <w:tab w:val="right" w:leader="dot" w:pos="9062"/>
             </w:tabs>
@@ -1987,7 +1987,7 @@
         </w:p>
         <w:p>
           <w:pPr>
-            <w:pStyle w:val="TOC1"/>
+            <w:pStyle w:val="Verzeichnis1"/>
             <w:tabs>
               <w:tab w:val="right" w:leader="dot" w:pos="9062"/>
             </w:tabs>
@@ -2126,10 +2126,11 @@
     </w:p>
     <w:p>
       <w:pPr>
-        <w:pStyle w:val="Heading1"/>
+        <w:pStyle w:val="berschrift1"/>
       </w:pPr>
       <w:bookmarkStart w:id="0" w:name="_Toc200308702"/>
       <w:r>
+        <w:lastRenderedPageBreak/>
         <w:t>Opis funkcionalnosti rešitv</w:t>
       </w:r>
       <w:r>
@@ -2359,7 +2360,7 @@
     </w:p>
     <w:p>
       <w:pPr>
-        <w:pStyle w:val="ListParagraph"/>
+        <w:pStyle w:val="Listenabsatz"/>
         <w:numPr>
           <w:ilvl w:val="0"/>
           <w:numId w:val="20"/>
@@ -2389,7 +2390,7 @@
     </w:p>
     <w:p>
       <w:pPr>
-        <w:pStyle w:val="ListParagraph"/>
+        <w:pStyle w:val="Listenabsatz"/>
         <w:spacing w:line="276" w:lineRule="auto"/>
         <w:rPr>
           <w:sz w:val="24"/>
@@ -2399,7 +2400,7 @@
     </w:p>
     <w:p>
       <w:pPr>
-        <w:pStyle w:val="ListParagraph"/>
+        <w:pStyle w:val="Listenabsatz"/>
         <w:numPr>
           <w:ilvl w:val="0"/>
           <w:numId w:val="19"/>
@@ -2420,7 +2421,7 @@
     </w:p>
     <w:p>
       <w:pPr>
-        <w:pStyle w:val="ListParagraph"/>
+        <w:pStyle w:val="Listenabsatz"/>
         <w:numPr>
           <w:ilvl w:val="0"/>
           <w:numId w:val="19"/>
@@ -2441,7 +2442,7 @@
     </w:p>
     <w:p>
       <w:pPr>
-        <w:pStyle w:val="ListParagraph"/>
+        <w:pStyle w:val="Listenabsatz"/>
         <w:numPr>
           <w:ilvl w:val="0"/>
           <w:numId w:val="19"/>
@@ -2462,7 +2463,7 @@
     </w:p>
     <w:p>
       <w:pPr>
-        <w:pStyle w:val="ListParagraph"/>
+        <w:pStyle w:val="Listenabsatz"/>
         <w:numPr>
           <w:ilvl w:val="0"/>
           <w:numId w:val="19"/>
@@ -2490,7 +2491,7 @@
     </w:p>
     <w:p>
       <w:pPr>
-        <w:pStyle w:val="ListParagraph"/>
+        <w:pStyle w:val="Listenabsatz"/>
         <w:numPr>
           <w:ilvl w:val="0"/>
           <w:numId w:val="19"/>
@@ -2511,7 +2512,7 @@
     </w:p>
     <w:p>
       <w:pPr>
-        <w:pStyle w:val="ListParagraph"/>
+        <w:pStyle w:val="Listenabsatz"/>
         <w:numPr>
           <w:ilvl w:val="0"/>
           <w:numId w:val="19"/>
@@ -2541,7 +2542,7 @@
     </w:p>
     <w:p>
       <w:pPr>
-        <w:pStyle w:val="ListParagraph"/>
+        <w:pStyle w:val="Listenabsatz"/>
         <w:numPr>
           <w:ilvl w:val="0"/>
           <w:numId w:val="21"/>
@@ -2566,7 +2567,7 @@
     </w:p>
     <w:p>
       <w:pPr>
-        <w:pStyle w:val="ListParagraph"/>
+        <w:pStyle w:val="Listenabsatz"/>
         <w:numPr>
           <w:ilvl w:val="0"/>
           <w:numId w:val="21"/>
@@ -2598,7 +2599,7 @@
     </w:p>
     <w:p>
       <w:pPr>
-        <w:pStyle w:val="ListParagraph"/>
+        <w:pStyle w:val="Listenabsatz"/>
         <w:numPr>
           <w:ilvl w:val="0"/>
           <w:numId w:val="21"/>
@@ -2683,8 +2684,19 @@
           <w:sz w:val="24"/>
           <w:szCs w:val="24"/>
         </w:rPr>
-        <w:t>Integracija s Firebase</w:t>
-      </w:r>
+        <w:t xml:space="preserve">Integracija s </w:t>
+      </w:r>
+      <w:proofErr w:type="spellStart"/>
+      <w:r>
+        <w:rPr>
+          <w:b/>
+          <w:bCs/>
+          <w:sz w:val="24"/>
+          <w:szCs w:val="24"/>
+        </w:rPr>
+        <w:t>Firebase</w:t>
+      </w:r>
+      <w:proofErr w:type="spellEnd"/>
       <w:r>
         <w:rPr>
           <w:sz w:val="24"/>
@@ -2719,17 +2731,50 @@
           <w:sz w:val="24"/>
           <w:szCs w:val="24"/>
         </w:rPr>
-        <w:t> z React Hooks in Context API</w:t>
+        <w:t xml:space="preserve"> z </w:t>
+      </w:r>
+      <w:proofErr w:type="spellStart"/>
+      <w:r>
+        <w:rPr>
+          <w:sz w:val="24"/>
+          <w:szCs w:val="24"/>
+        </w:rPr>
+        <w:t>React</w:t>
+      </w:r>
+      <w:proofErr w:type="spellEnd"/>
+      <w:r>
+        <w:rPr>
+          <w:sz w:val="24"/>
+          <w:szCs w:val="24"/>
+        </w:rPr>
+        <w:t xml:space="preserve"> Hooks in </w:t>
+      </w:r>
+      <w:proofErr w:type="spellStart"/>
+      <w:r>
+        <w:rPr>
+          <w:sz w:val="24"/>
+          <w:szCs w:val="24"/>
+        </w:rPr>
+        <w:t>Context</w:t>
+      </w:r>
+      <w:proofErr w:type="spellEnd"/>
+      <w:r>
+        <w:rPr>
+          <w:sz w:val="24"/>
+          <w:szCs w:val="24"/>
+        </w:rPr>
+        <w:t xml:space="preserve"> API</w:t>
       </w:r>
     </w:p>
     <w:p/>
     <w:p/>
     <w:p>
       <w:pPr>
-        <w:pStyle w:val="Heading1"/>
+        <w:pStyle w:val="berschrift1"/>
       </w:pPr>
       <w:bookmarkStart w:id="1" w:name="_Toc200308703"/>
       <w:r>
+        <w:lastRenderedPageBreak/>
         <w:t>Arhitektura in komponente rešitve</w:t>
       </w:r>
       <w:bookmarkEnd w:id="1"/>
@@ -2737,7 +2782,7 @@
     <w:p/>
     <w:p>
       <w:pPr>
-        <w:pStyle w:val="Heading2"/>
+        <w:pStyle w:val="berschrift2"/>
       </w:pPr>
       <w:bookmarkStart w:id="2" w:name="_Toc200308704"/>
       <w:r>
@@ -2768,14 +2813,25 @@
           <w:szCs w:val="24"/>
         </w:rPr>
       </w:pPr>
-      <w:r>
-        <w:rPr>
-          <w:b/>
-          <w:bCs/>
-          <w:sz w:val="24"/>
-          <w:szCs w:val="24"/>
-        </w:rPr>
-        <w:t>Frontend:</w:t>
+      <w:proofErr w:type="spellStart"/>
+      <w:r>
+        <w:rPr>
+          <w:b/>
+          <w:bCs/>
+          <w:sz w:val="24"/>
+          <w:szCs w:val="24"/>
+        </w:rPr>
+        <w:t>Frontend</w:t>
+      </w:r>
+      <w:proofErr w:type="spellEnd"/>
+      <w:r>
+        <w:rPr>
+          <w:b/>
+          <w:bCs/>
+          <w:sz w:val="24"/>
+          <w:szCs w:val="24"/>
+        </w:rPr>
+        <w:t>:</w:t>
       </w:r>
     </w:p>
     <w:p>
@@ -2789,12 +2845,21 @@
           <w:szCs w:val="24"/>
         </w:rPr>
       </w:pPr>
-      <w:r>
-        <w:rPr>
-          <w:sz w:val="24"/>
-          <w:szCs w:val="24"/>
-        </w:rPr>
-        <w:t>Next.js 14 s podporo za SSR/SSG</w:t>
+      <w:proofErr w:type="spellStart"/>
+      <w:r>
+        <w:rPr>
+          <w:sz w:val="24"/>
+          <w:szCs w:val="24"/>
+        </w:rPr>
+        <w:t>Next.js</w:t>
+      </w:r>
+      <w:proofErr w:type="spellEnd"/>
+      <w:r>
+        <w:rPr>
+          <w:sz w:val="24"/>
+          <w:szCs w:val="24"/>
+        </w:rPr>
+        <w:t xml:space="preserve"> 14 s podporo za SSR/SSG</w:t>
       </w:r>
     </w:p>
     <w:p>
@@ -2808,12 +2873,21 @@
           <w:szCs w:val="24"/>
         </w:rPr>
       </w:pPr>
-      <w:r>
-        <w:rPr>
-          <w:sz w:val="24"/>
-          <w:szCs w:val="24"/>
-        </w:rPr>
-        <w:t>TypeScript za varnost tipov</w:t>
+      <w:proofErr w:type="spellStart"/>
+      <w:r>
+        <w:rPr>
+          <w:sz w:val="24"/>
+          <w:szCs w:val="24"/>
+        </w:rPr>
+        <w:t>TypeScript</w:t>
+      </w:r>
+      <w:proofErr w:type="spellEnd"/>
+      <w:r>
+        <w:rPr>
+          <w:sz w:val="24"/>
+          <w:szCs w:val="24"/>
+        </w:rPr>
+        <w:t xml:space="preserve"> za varnost tipov</w:t>
       </w:r>
     </w:p>
     <w:p>
@@ -2827,12 +2901,21 @@
           <w:szCs w:val="24"/>
         </w:rPr>
       </w:pPr>
-      <w:r>
-        <w:rPr>
-          <w:sz w:val="24"/>
-          <w:szCs w:val="24"/>
-        </w:rPr>
-        <w:t>Tailwind CSS za stilizacijo</w:t>
+      <w:proofErr w:type="spellStart"/>
+      <w:r>
+        <w:rPr>
+          <w:sz w:val="24"/>
+          <w:szCs w:val="24"/>
+        </w:rPr>
+        <w:t>Tailwind</w:t>
+      </w:r>
+      <w:proofErr w:type="spellEnd"/>
+      <w:r>
+        <w:rPr>
+          <w:sz w:val="24"/>
+          <w:szCs w:val="24"/>
+        </w:rPr>
+        <w:t xml:space="preserve"> CSS za stilizacijo</w:t>
       </w:r>
     </w:p>
     <w:p>
@@ -2846,29 +2929,49 @@
           <w:szCs w:val="24"/>
         </w:rPr>
       </w:pPr>
-      <w:r>
-        <w:rPr>
-          <w:sz w:val="24"/>
-          <w:szCs w:val="24"/>
-        </w:rPr>
-        <w:t>Radix UI za dostopne komponente</w:t>
-      </w:r>
-    </w:p>
-    <w:p>
-      <w:pPr>
-        <w:rPr>
-          <w:sz w:val="24"/>
-          <w:szCs w:val="24"/>
-        </w:rPr>
-      </w:pPr>
-      <w:r>
-        <w:rPr>
-          <w:b/>
-          <w:bCs/>
-          <w:sz w:val="24"/>
-          <w:szCs w:val="24"/>
-        </w:rPr>
-        <w:t>Backend:</w:t>
+      <w:proofErr w:type="spellStart"/>
+      <w:r>
+        <w:rPr>
+          <w:sz w:val="24"/>
+          <w:szCs w:val="24"/>
+        </w:rPr>
+        <w:t>Radix</w:t>
+      </w:r>
+      <w:proofErr w:type="spellEnd"/>
+      <w:r>
+        <w:rPr>
+          <w:sz w:val="24"/>
+          <w:szCs w:val="24"/>
+        </w:rPr>
+        <w:t xml:space="preserve"> UI za dostopne komponente</w:t>
+      </w:r>
+    </w:p>
+    <w:p>
+      <w:pPr>
+        <w:rPr>
+          <w:sz w:val="24"/>
+          <w:szCs w:val="24"/>
+        </w:rPr>
+      </w:pPr>
+      <w:proofErr w:type="spellStart"/>
+      <w:r>
+        <w:rPr>
+          <w:b/>
+          <w:bCs/>
+          <w:sz w:val="24"/>
+          <w:szCs w:val="24"/>
+        </w:rPr>
+        <w:t>Backend</w:t>
+      </w:r>
+      <w:proofErr w:type="spellEnd"/>
+      <w:r>
+        <w:rPr>
+          <w:b/>
+          <w:bCs/>
+          <w:sz w:val="24"/>
+          <w:szCs w:val="24"/>
+        </w:rPr>
+        <w:t>:</w:t>
       </w:r>
     </w:p>
     <w:p>
@@ -2882,12 +2985,53 @@
           <w:szCs w:val="24"/>
         </w:rPr>
       </w:pPr>
-      <w:r>
-        <w:rPr>
-          <w:sz w:val="24"/>
-          <w:szCs w:val="24"/>
-        </w:rPr>
-        <w:t>Firebase Firestore (NoSQL baza podatkov)</w:t>
+      <w:proofErr w:type="spellStart"/>
+      <w:r>
+        <w:rPr>
+          <w:sz w:val="24"/>
+          <w:szCs w:val="24"/>
+        </w:rPr>
+        <w:t>Firebase</w:t>
+      </w:r>
+      <w:proofErr w:type="spellEnd"/>
+      <w:r>
+        <w:rPr>
+          <w:sz w:val="24"/>
+          <w:szCs w:val="24"/>
+        </w:rPr>
+        <w:t xml:space="preserve"> </w:t>
+      </w:r>
+      <w:proofErr w:type="spellStart"/>
+      <w:r>
+        <w:rPr>
+          <w:sz w:val="24"/>
+          <w:szCs w:val="24"/>
+        </w:rPr>
+        <w:t>Firestore</w:t>
+      </w:r>
+      <w:proofErr w:type="spellEnd"/>
+      <w:r>
+        <w:rPr>
+          <w:sz w:val="24"/>
+          <w:szCs w:val="24"/>
+        </w:rPr>
+        <w:t xml:space="preserve"> (</w:t>
+      </w:r>
+      <w:proofErr w:type="spellStart"/>
+      <w:r>
+        <w:rPr>
+          <w:sz w:val="24"/>
+          <w:szCs w:val="24"/>
+        </w:rPr>
+        <w:t>NoSQL</w:t>
+      </w:r>
+      <w:proofErr w:type="spellEnd"/>
+      <w:r>
+        <w:rPr>
+          <w:sz w:val="24"/>
+          <w:szCs w:val="24"/>
+        </w:rPr>
+        <w:t xml:space="preserve"> baza podatkov)</w:t>
       </w:r>
     </w:p>
     <w:p>
@@ -2901,12 +3045,37 @@
           <w:szCs w:val="24"/>
         </w:rPr>
       </w:pPr>
-      <w:r>
-        <w:rPr>
-          <w:sz w:val="24"/>
-          <w:szCs w:val="24"/>
-        </w:rPr>
-        <w:t>Firebase Authentication (prihodnja faza)</w:t>
+      <w:proofErr w:type="spellStart"/>
+      <w:r>
+        <w:rPr>
+          <w:sz w:val="24"/>
+          <w:szCs w:val="24"/>
+        </w:rPr>
+        <w:t>Firebase</w:t>
+      </w:r>
+      <w:proofErr w:type="spellEnd"/>
+      <w:r>
+        <w:rPr>
+          <w:sz w:val="24"/>
+          <w:szCs w:val="24"/>
+        </w:rPr>
+        <w:t xml:space="preserve"> </w:t>
+      </w:r>
+      <w:proofErr w:type="spellStart"/>
+      <w:r>
+        <w:rPr>
+          <w:sz w:val="24"/>
+          <w:szCs w:val="24"/>
+        </w:rPr>
+        <w:t>Authentication</w:t>
+      </w:r>
+      <w:proofErr w:type="spellEnd"/>
+      <w:r>
+        <w:rPr>
+          <w:sz w:val="24"/>
+          <w:szCs w:val="24"/>
+        </w:rPr>
+        <w:t xml:space="preserve"> (prihodnja faza)</w:t>
       </w:r>
     </w:p>
     <w:p>
@@ -2920,13 +3089,31 @@
           <w:szCs w:val="24"/>
         </w:rPr>
       </w:pPr>
-      <w:r>
-        <w:rPr>
-          <w:sz w:val="24"/>
-          <w:szCs w:val="24"/>
-        </w:rPr>
-        <w:t>Next.js API Routes</w:t>
-      </w:r>
+      <w:proofErr w:type="spellStart"/>
+      <w:r>
+        <w:rPr>
+          <w:sz w:val="24"/>
+          <w:szCs w:val="24"/>
+        </w:rPr>
+        <w:t>Next.js</w:t>
+      </w:r>
+      <w:proofErr w:type="spellEnd"/>
+      <w:r>
+        <w:rPr>
+          <w:sz w:val="24"/>
+          <w:szCs w:val="24"/>
+        </w:rPr>
+        <w:t xml:space="preserve"> API </w:t>
+      </w:r>
+      <w:proofErr w:type="spellStart"/>
+      <w:r>
+        <w:rPr>
+          <w:sz w:val="24"/>
+          <w:szCs w:val="24"/>
+        </w:rPr>
+        <w:t>Routes</w:t>
+      </w:r>
+      <w:proofErr w:type="spellEnd"/>
     </w:p>
     <w:p>
       <w:pPr>
@@ -2956,12 +3143,21 @@
           <w:szCs w:val="24"/>
         </w:rPr>
       </w:pPr>
-      <w:r>
-        <w:rPr>
-          <w:sz w:val="24"/>
-          <w:szCs w:val="24"/>
-        </w:rPr>
-        <w:t>Node.js 18+</w:t>
+      <w:proofErr w:type="spellStart"/>
+      <w:r>
+        <w:rPr>
+          <w:sz w:val="24"/>
+          <w:szCs w:val="24"/>
+        </w:rPr>
+        <w:t>Node.js</w:t>
+      </w:r>
+      <w:proofErr w:type="spellEnd"/>
+      <w:r>
+        <w:rPr>
+          <w:sz w:val="24"/>
+          <w:szCs w:val="24"/>
+        </w:rPr>
+        <w:t xml:space="preserve"> 18+</w:t>
       </w:r>
     </w:p>
     <w:p>
@@ -2975,12 +3171,21 @@
           <w:szCs w:val="24"/>
         </w:rPr>
       </w:pPr>
-      <w:r>
-        <w:rPr>
-          <w:sz w:val="24"/>
-          <w:szCs w:val="24"/>
-        </w:rPr>
-        <w:t>npm 9+</w:t>
+      <w:proofErr w:type="spellStart"/>
+      <w:r>
+        <w:rPr>
+          <w:sz w:val="24"/>
+          <w:szCs w:val="24"/>
+        </w:rPr>
+        <w:t>npm</w:t>
+      </w:r>
+      <w:proofErr w:type="spellEnd"/>
+      <w:r>
+        <w:rPr>
+          <w:sz w:val="24"/>
+          <w:szCs w:val="24"/>
+        </w:rPr>
+        <w:t xml:space="preserve"> 9+</w:t>
       </w:r>
     </w:p>
     <w:p>
@@ -2999,8 +3204,17 @@
           <w:sz w:val="24"/>
           <w:szCs w:val="24"/>
         </w:rPr>
-        <w:t>Docker za kontejnerizacijo</w:t>
-      </w:r>
+        <w:t xml:space="preserve">Docker za </w:t>
+      </w:r>
+      <w:proofErr w:type="spellStart"/>
+      <w:r>
+        <w:rPr>
+          <w:sz w:val="24"/>
+          <w:szCs w:val="24"/>
+        </w:rPr>
+        <w:t>kontejnerizacijo</w:t>
+      </w:r>
+      <w:proofErr w:type="spellEnd"/>
     </w:p>
     <w:p>
       <w:pPr>
@@ -3039,7 +3253,7 @@
     </w:p>
     <w:p>
       <w:pPr>
-        <w:pStyle w:val="Heading2"/>
+        <w:pStyle w:val="berschrift2"/>
       </w:pPr>
       <w:bookmarkStart w:id="3" w:name="_Toc200308705"/>
       <w:r>
@@ -3057,6 +3271,7 @@
           <w:szCs w:val="28"/>
         </w:rPr>
       </w:pPr>
+      <w:proofErr w:type="spellStart"/>
       <w:r>
         <w:rPr>
           <w:b/>
@@ -3066,6 +3281,7 @@
         </w:rPr>
         <w:t>PuzzleGame</w:t>
       </w:r>
+      <w:proofErr w:type="spellEnd"/>
       <w:r>
         <w:rPr>
           <w:b/>
@@ -3130,7 +3346,7 @@
     </w:p>
     <w:p>
       <w:pPr>
-        <w:pStyle w:val="ListParagraph"/>
+        <w:pStyle w:val="Listenabsatz"/>
         <w:numPr>
           <w:ilvl w:val="0"/>
           <w:numId w:val="22"/>
@@ -3150,7 +3366,7 @@
     </w:p>
     <w:p>
       <w:pPr>
-        <w:pStyle w:val="ListParagraph"/>
+        <w:pStyle w:val="Listenabsatz"/>
         <w:numPr>
           <w:ilvl w:val="0"/>
           <w:numId w:val="22"/>
@@ -3170,7 +3386,7 @@
     </w:p>
     <w:p>
       <w:pPr>
-        <w:pStyle w:val="ListParagraph"/>
+        <w:pStyle w:val="Listenabsatz"/>
         <w:numPr>
           <w:ilvl w:val="0"/>
           <w:numId w:val="22"/>
@@ -3190,7 +3406,7 @@
     </w:p>
     <w:p>
       <w:pPr>
-        <w:pStyle w:val="ListParagraph"/>
+        <w:pStyle w:val="Listenabsatz"/>
         <w:numPr>
           <w:ilvl w:val="0"/>
           <w:numId w:val="22"/>
@@ -3210,7 +3426,7 @@
     </w:p>
     <w:p>
       <w:pPr>
-        <w:pStyle w:val="ListParagraph"/>
+        <w:pStyle w:val="Listenabsatz"/>
         <w:numPr>
           <w:ilvl w:val="0"/>
           <w:numId w:val="22"/>
@@ -3225,12 +3441,13 @@
           <w:sz w:val="24"/>
           <w:szCs w:val="24"/>
         </w:rPr>
+        <w:lastRenderedPageBreak/>
         <w:t>Integracija z zvočnimi in vizualnimi povratnimi informacijami</w:t>
       </w:r>
     </w:p>
     <w:p>
       <w:pPr>
-        <w:pStyle w:val="ListParagraph"/>
+        <w:pStyle w:val="Listenabsatz"/>
         <w:numPr>
           <w:ilvl w:val="0"/>
           <w:numId w:val="22"/>
@@ -3273,7 +3490,7 @@
     </w:p>
     <w:p>
       <w:pPr>
-        <w:pStyle w:val="ListParagraph"/>
+        <w:pStyle w:val="Listenabsatz"/>
         <w:numPr>
           <w:ilvl w:val="0"/>
           <w:numId w:val="23"/>
@@ -3288,12 +3505,28 @@
           <w:sz w:val="24"/>
           <w:szCs w:val="24"/>
         </w:rPr>
-        <w:t>Uporablja React Hooks za upravljanje stanja</w:t>
-      </w:r>
-    </w:p>
-    <w:p>
-      <w:pPr>
-        <w:pStyle w:val="ListParagraph"/>
+        <w:t xml:space="preserve">Uporablja </w:t>
+      </w:r>
+      <w:proofErr w:type="spellStart"/>
+      <w:r>
+        <w:rPr>
+          <w:sz w:val="24"/>
+          <w:szCs w:val="24"/>
+        </w:rPr>
+        <w:t>React</w:t>
+      </w:r>
+      <w:proofErr w:type="spellEnd"/>
+      <w:r>
+        <w:rPr>
+          <w:sz w:val="24"/>
+          <w:szCs w:val="24"/>
+        </w:rPr>
+        <w:t xml:space="preserve"> Hooks za upravljanje stanja</w:t>
+      </w:r>
+    </w:p>
+    <w:p>
+      <w:pPr>
+        <w:pStyle w:val="Listenabsatz"/>
         <w:numPr>
           <w:ilvl w:val="0"/>
           <w:numId w:val="23"/>
@@ -3308,12 +3541,28 @@
           <w:sz w:val="24"/>
           <w:szCs w:val="24"/>
         </w:rPr>
-        <w:t>Implementira responzivni dizajn</w:t>
-      </w:r>
-    </w:p>
-    <w:p>
-      <w:pPr>
-        <w:pStyle w:val="ListParagraph"/>
+        <w:t xml:space="preserve">Implementira </w:t>
+      </w:r>
+      <w:proofErr w:type="spellStart"/>
+      <w:r>
+        <w:rPr>
+          <w:sz w:val="24"/>
+          <w:szCs w:val="24"/>
+        </w:rPr>
+        <w:t>responzivni</w:t>
+      </w:r>
+      <w:proofErr w:type="spellEnd"/>
+      <w:r>
+        <w:rPr>
+          <w:sz w:val="24"/>
+          <w:szCs w:val="24"/>
+        </w:rPr>
+        <w:t xml:space="preserve"> dizajn</w:t>
+      </w:r>
+    </w:p>
+    <w:p>
+      <w:pPr>
+        <w:pStyle w:val="Listenabsatz"/>
         <w:numPr>
           <w:ilvl w:val="0"/>
           <w:numId w:val="23"/>
@@ -3333,7 +3582,7 @@
     </w:p>
     <w:p>
       <w:pPr>
-        <w:pStyle w:val="ListParagraph"/>
+        <w:pStyle w:val="Listenabsatz"/>
         <w:numPr>
           <w:ilvl w:val="0"/>
           <w:numId w:val="23"/>
@@ -3362,6 +3611,71 @@
     <w:p>
       <w:pPr>
         <w:rPr>
+          <w:sz w:val="24"/>
+          <w:szCs w:val="24"/>
+        </w:rPr>
+      </w:pPr>
+      <w:r>
+        <w:rPr>
+          <w:sz w:val="24"/>
+          <w:szCs w:val="24"/>
+        </w:rPr>
+        <w:drawing>
+          <wp:inline distT="0" distB="0" distL="0" distR="0" wp14:anchorId="29602DB3" wp14:editId="5D4CD764">
+            <wp:extent cx="5760720" cy="5753735"/>
+            <wp:effectExtent l="0" t="0" r="0" b="0"/>
+            <wp:docPr id="1605247021" name="Grafik 1" descr="Ein Bild, das Text, Screenshot, Schrift, Dokument enthält.&#10;&#10;KI-generierte Inhalte können fehlerhaft sein."/>
+            <wp:cNvGraphicFramePr>
+              <a:graphicFrameLocks xmlns:a="http://schemas.openxmlformats.org/drawingml/2006/main" noChangeAspect="1"/>
+            </wp:cNvGraphicFramePr>
+            <a:graphic xmlns:a="http://schemas.openxmlformats.org/drawingml/2006/main">
+              <a:graphicData uri="http://schemas.openxmlformats.org/drawingml/2006/picture">
+                <pic:pic xmlns:pic="http://schemas.openxmlformats.org/drawingml/2006/picture">
+                  <pic:nvPicPr>
+                    <pic:cNvPr id="1605247021" name="Grafik 1" descr="Ein Bild, das Text, Screenshot, Schrift, Dokument enthält.&#10;&#10;KI-generierte Inhalte können fehlerhaft sein."/>
+                    <pic:cNvPicPr/>
+                  </pic:nvPicPr>
+                  <pic:blipFill>
+                    <a:blip r:embed="rId6"/>
+                    <a:stretch>
+                      <a:fillRect/>
+                    </a:stretch>
+                  </pic:blipFill>
+                  <pic:spPr>
+                    <a:xfrm>
+                      <a:off x="0" y="0"/>
+                      <a:ext cx="5760720" cy="5753735"/>
+                    </a:xfrm>
+                    <a:prstGeom prst="rect">
+                      <a:avLst/>
+                    </a:prstGeom>
+                  </pic:spPr>
+                </pic:pic>
+              </a:graphicData>
+            </a:graphic>
+          </wp:inline>
+        </w:drawing>
+      </w:r>
+    </w:p>
+    <w:p>
+      <w:pPr>
+        <w:rPr>
+          <w:sz w:val="24"/>
+          <w:szCs w:val="24"/>
+        </w:rPr>
+      </w:pPr>
+    </w:p>
+    <w:p>
+      <w:pPr>
+        <w:rPr>
+          <w:sz w:val="24"/>
+          <w:szCs w:val="24"/>
+        </w:rPr>
+      </w:pPr>
+    </w:p>
+    <w:p>
+      <w:pPr>
+        <w:rPr>
           <w:b/>
           <w:bCs/>
           <w:sz w:val="28"/>
@@ -3375,6 +3689,7 @@
           <w:sz w:val="28"/>
           <w:szCs w:val="28"/>
         </w:rPr>
+        <w:lastRenderedPageBreak/>
         <w:t>Timer</w:t>
       </w:r>
       <w:r>
@@ -3427,7 +3742,7 @@
     </w:p>
     <w:p>
       <w:pPr>
-        <w:pStyle w:val="ListParagraph"/>
+        <w:pStyle w:val="Listenabsatz"/>
         <w:numPr>
           <w:ilvl w:val="0"/>
           <w:numId w:val="24"/>
@@ -3447,7 +3762,7 @@
     </w:p>
     <w:p>
       <w:pPr>
-        <w:pStyle w:val="ListParagraph"/>
+        <w:pStyle w:val="Listenabsatz"/>
         <w:numPr>
           <w:ilvl w:val="0"/>
           <w:numId w:val="24"/>
@@ -3467,7 +3782,7 @@
     </w:p>
     <w:p>
       <w:pPr>
-        <w:pStyle w:val="ListParagraph"/>
+        <w:pStyle w:val="Listenabsatz"/>
         <w:numPr>
           <w:ilvl w:val="0"/>
           <w:numId w:val="24"/>
@@ -3487,7 +3802,7 @@
     </w:p>
     <w:p>
       <w:pPr>
-        <w:pStyle w:val="ListParagraph"/>
+        <w:pStyle w:val="Listenabsatz"/>
         <w:numPr>
           <w:ilvl w:val="0"/>
           <w:numId w:val="24"/>
@@ -3530,7 +3845,7 @@
     </w:p>
     <w:p>
       <w:pPr>
-        <w:pStyle w:val="ListParagraph"/>
+        <w:pStyle w:val="Listenabsatz"/>
         <w:numPr>
           <w:ilvl w:val="0"/>
           <w:numId w:val="25"/>
@@ -3545,12 +3860,28 @@
           <w:sz w:val="24"/>
           <w:szCs w:val="24"/>
         </w:rPr>
-        <w:t>Uporablja `useEffect` za časovno zanko</w:t>
-      </w:r>
-    </w:p>
-    <w:p>
-      <w:pPr>
-        <w:pStyle w:val="ListParagraph"/>
+        <w:t>Uporablja `</w:t>
+      </w:r>
+      <w:proofErr w:type="spellStart"/>
+      <w:r>
+        <w:rPr>
+          <w:sz w:val="24"/>
+          <w:szCs w:val="24"/>
+        </w:rPr>
+        <w:t>useEffect</w:t>
+      </w:r>
+      <w:proofErr w:type="spellEnd"/>
+      <w:r>
+        <w:rPr>
+          <w:sz w:val="24"/>
+          <w:szCs w:val="24"/>
+        </w:rPr>
+        <w:t>` za časovno zanko</w:t>
+      </w:r>
+    </w:p>
+    <w:p>
+      <w:pPr>
+        <w:pStyle w:val="Listenabsatz"/>
         <w:numPr>
           <w:ilvl w:val="0"/>
           <w:numId w:val="25"/>
@@ -3565,12 +3896,28 @@
           <w:sz w:val="24"/>
           <w:szCs w:val="24"/>
         </w:rPr>
-        <w:t>Implementirana memoizacija za optimizacijo delovanja</w:t>
-      </w:r>
-    </w:p>
-    <w:p>
-      <w:pPr>
-        <w:pStyle w:val="ListParagraph"/>
+        <w:t xml:space="preserve">Implementirana </w:t>
+      </w:r>
+      <w:proofErr w:type="spellStart"/>
+      <w:r>
+        <w:rPr>
+          <w:sz w:val="24"/>
+          <w:szCs w:val="24"/>
+        </w:rPr>
+        <w:t>memoizacija</w:t>
+      </w:r>
+      <w:proofErr w:type="spellEnd"/>
+      <w:r>
+        <w:rPr>
+          <w:sz w:val="24"/>
+          <w:szCs w:val="24"/>
+        </w:rPr>
+        <w:t xml:space="preserve"> za optimizacijo delovanja</w:t>
+      </w:r>
+    </w:p>
+    <w:p>
+      <w:pPr>
+        <w:pStyle w:val="Listenabsatz"/>
         <w:numPr>
           <w:ilvl w:val="0"/>
           <w:numId w:val="25"/>
@@ -3599,12 +3946,70 @@
     <w:p>
       <w:pPr>
         <w:rPr>
+          <w:sz w:val="24"/>
+          <w:szCs w:val="24"/>
+        </w:rPr>
+      </w:pPr>
+      <w:r>
+        <w:rPr>
+          <w:sz w:val="24"/>
+          <w:szCs w:val="24"/>
+        </w:rPr>
+        <w:drawing>
+          <wp:inline distT="0" distB="0" distL="0" distR="0" wp14:anchorId="526125B2" wp14:editId="21F2377F">
+            <wp:extent cx="4440555" cy="4610404"/>
+            <wp:effectExtent l="0" t="0" r="0" b="0"/>
+            <wp:docPr id="1032047934" name="Grafik 1" descr="Ein Bild, das Text, Screenshot, Schrift, Dokument enthält.&#10;&#10;KI-generierte Inhalte können fehlerhaft sein."/>
+            <wp:cNvGraphicFramePr>
+              <a:graphicFrameLocks xmlns:a="http://schemas.openxmlformats.org/drawingml/2006/main" noChangeAspect="1"/>
+            </wp:cNvGraphicFramePr>
+            <a:graphic xmlns:a="http://schemas.openxmlformats.org/drawingml/2006/main">
+              <a:graphicData uri="http://schemas.openxmlformats.org/drawingml/2006/picture">
+                <pic:pic xmlns:pic="http://schemas.openxmlformats.org/drawingml/2006/picture">
+                  <pic:nvPicPr>
+                    <pic:cNvPr id="1032047934" name="Grafik 1" descr="Ein Bild, das Text, Screenshot, Schrift, Dokument enthält.&#10;&#10;KI-generierte Inhalte können fehlerhaft sein."/>
+                    <pic:cNvPicPr/>
+                  </pic:nvPicPr>
+                  <pic:blipFill>
+                    <a:blip r:embed="rId7"/>
+                    <a:stretch>
+                      <a:fillRect/>
+                    </a:stretch>
+                  </pic:blipFill>
+                  <pic:spPr>
+                    <a:xfrm>
+                      <a:off x="0" y="0"/>
+                      <a:ext cx="4442307" cy="4612223"/>
+                    </a:xfrm>
+                    <a:prstGeom prst="rect">
+                      <a:avLst/>
+                    </a:prstGeom>
+                  </pic:spPr>
+                </pic:pic>
+              </a:graphicData>
+            </a:graphic>
+          </wp:inline>
+        </w:drawing>
+      </w:r>
+    </w:p>
+    <w:p>
+      <w:pPr>
+        <w:rPr>
+          <w:sz w:val="24"/>
+          <w:szCs w:val="24"/>
+        </w:rPr>
+      </w:pPr>
+    </w:p>
+    <w:p>
+      <w:pPr>
+        <w:rPr>
           <w:b/>
           <w:bCs/>
           <w:sz w:val="28"/>
           <w:szCs w:val="28"/>
         </w:rPr>
       </w:pPr>
+      <w:proofErr w:type="spellStart"/>
       <w:r>
         <w:rPr>
           <w:b/>
@@ -3612,8 +4017,10 @@
           <w:sz w:val="28"/>
           <w:szCs w:val="28"/>
         </w:rPr>
+        <w:lastRenderedPageBreak/>
         <w:t>DifficultySelector</w:t>
       </w:r>
+      <w:proofErr w:type="spellEnd"/>
       <w:r>
         <w:rPr>
           <w:b/>
@@ -3664,7 +4071,7 @@
     </w:p>
     <w:p>
       <w:pPr>
-        <w:pStyle w:val="ListParagraph"/>
+        <w:pStyle w:val="Listenabsatz"/>
         <w:numPr>
           <w:ilvl w:val="0"/>
           <w:numId w:val="26"/>
@@ -3684,7 +4091,7 @@
     </w:p>
     <w:p>
       <w:pPr>
-        <w:pStyle w:val="ListParagraph"/>
+        <w:pStyle w:val="Listenabsatz"/>
         <w:numPr>
           <w:ilvl w:val="0"/>
           <w:numId w:val="26"/>
@@ -3704,7 +4111,7 @@
     </w:p>
     <w:p>
       <w:pPr>
-        <w:pStyle w:val="ListParagraph"/>
+        <w:pStyle w:val="Listenabsatz"/>
         <w:numPr>
           <w:ilvl w:val="0"/>
           <w:numId w:val="26"/>
@@ -3724,7 +4131,7 @@
     </w:p>
     <w:p>
       <w:pPr>
-        <w:pStyle w:val="ListParagraph"/>
+        <w:pStyle w:val="Listenabsatz"/>
         <w:numPr>
           <w:ilvl w:val="0"/>
           <w:numId w:val="26"/>
@@ -3767,7 +4174,7 @@
     </w:p>
     <w:p>
       <w:pPr>
-        <w:pStyle w:val="ListParagraph"/>
+        <w:pStyle w:val="Listenabsatz"/>
         <w:numPr>
           <w:ilvl w:val="0"/>
           <w:numId w:val="27"/>
@@ -3782,12 +4189,28 @@
           <w:sz w:val="24"/>
           <w:szCs w:val="24"/>
         </w:rPr>
-        <w:t>Prilagojen uporabniški vmesnik z uporabo Tailwind CSS</w:t>
-      </w:r>
-    </w:p>
-    <w:p>
-      <w:pPr>
-        <w:pStyle w:val="ListParagraph"/>
+        <w:t xml:space="preserve">Prilagojen uporabniški vmesnik z uporabo </w:t>
+      </w:r>
+      <w:proofErr w:type="spellStart"/>
+      <w:r>
+        <w:rPr>
+          <w:sz w:val="24"/>
+          <w:szCs w:val="24"/>
+        </w:rPr>
+        <w:t>Tailwind</w:t>
+      </w:r>
+      <w:proofErr w:type="spellEnd"/>
+      <w:r>
+        <w:rPr>
+          <w:sz w:val="24"/>
+          <w:szCs w:val="24"/>
+        </w:rPr>
+        <w:t xml:space="preserve"> CSS</w:t>
+      </w:r>
+    </w:p>
+    <w:p>
+      <w:pPr>
+        <w:pStyle w:val="Listenabsatz"/>
         <w:numPr>
           <w:ilvl w:val="0"/>
           <w:numId w:val="27"/>
@@ -3807,7 +4230,7 @@
     </w:p>
     <w:p>
       <w:pPr>
-        <w:pStyle w:val="ListParagraph"/>
+        <w:pStyle w:val="Listenabsatz"/>
         <w:numPr>
           <w:ilvl w:val="0"/>
           <w:numId w:val="27"/>
@@ -3836,12 +4259,971 @@
     <w:p>
       <w:pPr>
         <w:rPr>
+          <w:sz w:val="24"/>
+          <w:szCs w:val="24"/>
+        </w:rPr>
+      </w:pPr>
+      <w:r>
+        <w:rPr>
+          <w:sz w:val="24"/>
+          <w:szCs w:val="24"/>
+        </w:rPr>
+        <w:drawing>
+          <wp:inline distT="0" distB="0" distL="0" distR="0" wp14:anchorId="190E8EE5" wp14:editId="334E15FA">
+            <wp:extent cx="4559527" cy="4627880"/>
+            <wp:effectExtent l="0" t="0" r="0" b="1270"/>
+            <wp:docPr id="781907324" name="Grafik 1" descr="Ein Bild, das Text, Screenshot, Dokument, Schrift enthält.&#10;&#10;KI-generierte Inhalte können fehlerhaft sein."/>
+            <wp:cNvGraphicFramePr>
+              <a:graphicFrameLocks xmlns:a="http://schemas.openxmlformats.org/drawingml/2006/main" noChangeAspect="1"/>
+            </wp:cNvGraphicFramePr>
+            <a:graphic xmlns:a="http://schemas.openxmlformats.org/drawingml/2006/main">
+              <a:graphicData uri="http://schemas.openxmlformats.org/drawingml/2006/picture">
+                <pic:pic xmlns:pic="http://schemas.openxmlformats.org/drawingml/2006/picture">
+                  <pic:nvPicPr>
+                    <pic:cNvPr id="781907324" name="Grafik 1" descr="Ein Bild, das Text, Screenshot, Dokument, Schrift enthält.&#10;&#10;KI-generierte Inhalte können fehlerhaft sein."/>
+                    <pic:cNvPicPr/>
+                  </pic:nvPicPr>
+                  <pic:blipFill>
+                    <a:blip r:embed="rId8"/>
+                    <a:stretch>
+                      <a:fillRect/>
+                    </a:stretch>
+                  </pic:blipFill>
+                  <pic:spPr>
+                    <a:xfrm>
+                      <a:off x="0" y="0"/>
+                      <a:ext cx="4565923" cy="4634372"/>
+                    </a:xfrm>
+                    <a:prstGeom prst="rect">
+                      <a:avLst/>
+                    </a:prstGeom>
+                  </pic:spPr>
+                </pic:pic>
+              </a:graphicData>
+            </a:graphic>
+          </wp:inline>
+        </w:drawing>
+      </w:r>
+    </w:p>
+    <w:p>
+      <w:pPr>
+        <w:rPr>
+          <w:sz w:val="24"/>
+          <w:szCs w:val="24"/>
+        </w:rPr>
+      </w:pPr>
+    </w:p>
+    <w:p>
+      <w:pPr>
+        <w:rPr>
+          <w:sz w:val="24"/>
+          <w:szCs w:val="24"/>
+        </w:rPr>
+      </w:pPr>
+      <w:proofErr w:type="spellStart"/>
+      <w:r>
+        <w:rPr>
+          <w:b/>
+          <w:bCs/>
+          <w:sz w:val="24"/>
+          <w:szCs w:val="24"/>
+        </w:rPr>
+        <w:lastRenderedPageBreak/>
+        <w:t>Scoring</w:t>
+      </w:r>
+      <w:r>
+        <w:rPr>
+          <w:b/>
+          <w:bCs/>
+          <w:sz w:val="24"/>
+          <w:szCs w:val="24"/>
+        </w:rPr>
+        <w:t>System</w:t>
+      </w:r>
+      <w:proofErr w:type="spellEnd"/>
+      <w:r>
+        <w:rPr>
+          <w:sz w:val="24"/>
+          <w:szCs w:val="24"/>
+        </w:rPr>
+        <w:br/>
+        <w:t>Komponenta za izračun točk in razvrstitev uporabnika na podlagi uspešnosti reševanja naloge.</w:t>
+      </w:r>
+    </w:p>
+    <w:p>
+      <w:pPr>
+        <w:rPr>
+          <w:sz w:val="24"/>
+          <w:szCs w:val="24"/>
+        </w:rPr>
+      </w:pPr>
+      <w:r>
+        <w:rPr>
+          <w:sz w:val="24"/>
+          <w:szCs w:val="24"/>
+        </w:rPr>
+        <w:pict w14:anchorId="1F6A3841">
+          <v:rect id="_x0000_i1049" style="width:0;height:1.5pt" o:hralign="center" o:hrstd="t" o:hr="t" fillcolor="#a0a0a0" stroked="f"/>
+        </w:pict>
+      </w:r>
+    </w:p>
+    <w:p>
+      <w:pPr>
+        <w:rPr>
+          <w:b/>
+          <w:bCs/>
+          <w:sz w:val="24"/>
+          <w:szCs w:val="24"/>
+        </w:rPr>
+      </w:pPr>
+      <w:r>
+        <w:rPr>
+          <w:b/>
+          <w:bCs/>
+          <w:sz w:val="24"/>
+          <w:szCs w:val="24"/>
+        </w:rPr>
+        <w:t>Ključne funkcionalnosti:</w:t>
+      </w:r>
+    </w:p>
+    <w:p>
+      <w:pPr>
+        <w:numPr>
+          <w:ilvl w:val="0"/>
+          <w:numId w:val="45"/>
+        </w:numPr>
+        <w:rPr>
+          <w:sz w:val="24"/>
+          <w:szCs w:val="24"/>
+        </w:rPr>
+      </w:pPr>
+      <w:r>
+        <w:rPr>
+          <w:sz w:val="24"/>
+          <w:szCs w:val="24"/>
+        </w:rPr>
+        <w:t>Izračun največjega možnega števila točk glede na zahtevnost naloge in uporabo rešitve.</w:t>
+      </w:r>
+    </w:p>
+    <w:p>
+      <w:pPr>
+        <w:numPr>
+          <w:ilvl w:val="0"/>
+          <w:numId w:val="45"/>
+        </w:numPr>
+        <w:rPr>
+          <w:sz w:val="24"/>
+          <w:szCs w:val="24"/>
+        </w:rPr>
+      </w:pPr>
+      <w:r>
+        <w:rPr>
+          <w:sz w:val="24"/>
+          <w:szCs w:val="24"/>
+        </w:rPr>
+        <w:t>Določanje časovne omejitve glede na velikost igralne površine.</w:t>
+      </w:r>
+    </w:p>
+    <w:p>
+      <w:pPr>
+        <w:numPr>
+          <w:ilvl w:val="0"/>
+          <w:numId w:val="45"/>
+        </w:numPr>
+        <w:rPr>
+          <w:sz w:val="24"/>
+          <w:szCs w:val="24"/>
+        </w:rPr>
+      </w:pPr>
+      <w:r>
+        <w:rPr>
+          <w:sz w:val="24"/>
+          <w:szCs w:val="24"/>
+        </w:rPr>
+        <w:t>Prilagoditev zahtevnosti naloge glede na dimenzije (vrstice × stolpci).</w:t>
+      </w:r>
+    </w:p>
+    <w:p>
+      <w:pPr>
+        <w:numPr>
+          <w:ilvl w:val="0"/>
+          <w:numId w:val="45"/>
+        </w:numPr>
+        <w:rPr>
+          <w:sz w:val="24"/>
+          <w:szCs w:val="24"/>
+        </w:rPr>
+      </w:pPr>
+      <w:r>
+        <w:rPr>
+          <w:sz w:val="24"/>
+          <w:szCs w:val="24"/>
+        </w:rPr>
+        <w:t>Izračun končnega števila točk glede na porabljen čas.</w:t>
+      </w:r>
+    </w:p>
+    <w:p>
+      <w:pPr>
+        <w:numPr>
+          <w:ilvl w:val="0"/>
+          <w:numId w:val="45"/>
+        </w:numPr>
+        <w:rPr>
+          <w:sz w:val="24"/>
+          <w:szCs w:val="24"/>
+        </w:rPr>
+      </w:pPr>
+      <w:r>
+        <w:rPr>
+          <w:sz w:val="24"/>
+          <w:szCs w:val="24"/>
+        </w:rPr>
+        <w:t>Dodelitev naziva (medalja oz. spodbuda) glede na odstotek uspešnosti.</w:t>
+      </w:r>
+    </w:p>
+    <w:p>
+      <w:pPr>
+        <w:rPr>
+          <w:sz w:val="24"/>
+          <w:szCs w:val="24"/>
+        </w:rPr>
+      </w:pPr>
+      <w:r>
+        <w:rPr>
+          <w:sz w:val="24"/>
+          <w:szCs w:val="24"/>
+        </w:rPr>
+        <w:pict w14:anchorId="48FCDEE5">
+          <v:rect id="_x0000_i1050" style="width:0;height:1.5pt" o:hralign="center" o:hrstd="t" o:hr="t" fillcolor="#a0a0a0" stroked="f"/>
+        </w:pict>
+      </w:r>
+    </w:p>
+    <w:p>
+      <w:pPr>
+        <w:rPr>
+          <w:b/>
+          <w:bCs/>
+          <w:sz w:val="24"/>
+          <w:szCs w:val="24"/>
+        </w:rPr>
+      </w:pPr>
+      <w:r>
+        <w:rPr>
+          <w:b/>
+          <w:bCs/>
+          <w:sz w:val="24"/>
+          <w:szCs w:val="24"/>
+        </w:rPr>
+        <w:t>Tehnične značilnosti:</w:t>
+      </w:r>
+    </w:p>
+    <w:p>
+      <w:pPr>
+        <w:numPr>
+          <w:ilvl w:val="0"/>
+          <w:numId w:val="46"/>
+        </w:numPr>
+        <w:rPr>
+          <w:sz w:val="24"/>
+          <w:szCs w:val="24"/>
+        </w:rPr>
+      </w:pPr>
+      <w:r>
+        <w:rPr>
+          <w:b/>
+          <w:bCs/>
+          <w:sz w:val="24"/>
+          <w:szCs w:val="24"/>
+        </w:rPr>
+        <w:t>Prilagodljivost</w:t>
+      </w:r>
+      <w:r>
+        <w:rPr>
+          <w:sz w:val="24"/>
+          <w:szCs w:val="24"/>
+        </w:rPr>
+        <w:t>: točkovni sistem upošteva uporabo rešitve (v tem primeru je dosegljivih največ 60</w:t>
+      </w:r>
+      <w:r>
+        <w:rPr>
+          <w:rFonts w:ascii="Arial" w:hAnsi="Arial" w:cs="Arial"/>
+          <w:sz w:val="24"/>
+          <w:szCs w:val="24"/>
+        </w:rPr>
+        <w:t> </w:t>
+      </w:r>
+      <w:r>
+        <w:rPr>
+          <w:sz w:val="24"/>
+          <w:szCs w:val="24"/>
+        </w:rPr>
+        <w:t>% mo</w:t>
+      </w:r>
+      <w:r>
+        <w:rPr>
+          <w:rFonts w:ascii="Aptos" w:hAnsi="Aptos" w:cs="Aptos"/>
+          <w:sz w:val="24"/>
+          <w:szCs w:val="24"/>
+        </w:rPr>
+        <w:t>ž</w:t>
+      </w:r>
+      <w:r>
+        <w:rPr>
+          <w:sz w:val="24"/>
+          <w:szCs w:val="24"/>
+        </w:rPr>
+        <w:t>nih to</w:t>
+      </w:r>
+      <w:r>
+        <w:rPr>
+          <w:rFonts w:ascii="Aptos" w:hAnsi="Aptos" w:cs="Aptos"/>
+          <w:sz w:val="24"/>
+          <w:szCs w:val="24"/>
+        </w:rPr>
+        <w:t>č</w:t>
+      </w:r>
+      <w:r>
+        <w:rPr>
+          <w:sz w:val="24"/>
+          <w:szCs w:val="24"/>
+        </w:rPr>
+        <w:t>k).</w:t>
+      </w:r>
+    </w:p>
+    <w:p>
+      <w:pPr>
+        <w:numPr>
+          <w:ilvl w:val="0"/>
+          <w:numId w:val="46"/>
+        </w:numPr>
+        <w:rPr>
+          <w:sz w:val="24"/>
+          <w:szCs w:val="24"/>
+        </w:rPr>
+      </w:pPr>
+      <w:r>
+        <w:rPr>
+          <w:b/>
+          <w:bCs/>
+          <w:sz w:val="24"/>
+          <w:szCs w:val="24"/>
+        </w:rPr>
+        <w:t>Eksponentno kaznovanje</w:t>
+      </w:r>
+      <w:r>
+        <w:rPr>
+          <w:sz w:val="24"/>
+          <w:szCs w:val="24"/>
+        </w:rPr>
+        <w:t>: pri prekoračitvi časovne omejitve se število točk zmanjšuje po eksponentni funkciji.</w:t>
+      </w:r>
+    </w:p>
+    <w:p>
+      <w:pPr>
+        <w:numPr>
+          <w:ilvl w:val="0"/>
+          <w:numId w:val="46"/>
+        </w:numPr>
+        <w:rPr>
+          <w:sz w:val="24"/>
+          <w:szCs w:val="24"/>
+        </w:rPr>
+      </w:pPr>
+      <w:r>
+        <w:rPr>
+          <w:b/>
+          <w:bCs/>
+          <w:sz w:val="24"/>
+          <w:szCs w:val="24"/>
+        </w:rPr>
+        <w:t>Standardizirani rangi</w:t>
+      </w:r>
+      <w:r>
+        <w:rPr>
+          <w:sz w:val="24"/>
+          <w:szCs w:val="24"/>
+        </w:rPr>
+        <w:t>: uporabnik je glede na odstotek razvrščen v eno izmed štirih stopenj (zlata, srebrna, bronasta, spodbudna).</w:t>
+      </w:r>
+    </w:p>
+    <w:p>
+      <w:pPr>
+        <w:numPr>
+          <w:ilvl w:val="0"/>
+          <w:numId w:val="46"/>
+        </w:numPr>
+        <w:rPr>
+          <w:sz w:val="24"/>
+          <w:szCs w:val="24"/>
+        </w:rPr>
+      </w:pPr>
+      <w:r>
+        <w:rPr>
+          <w:b/>
+          <w:bCs/>
+          <w:sz w:val="24"/>
+          <w:szCs w:val="24"/>
+        </w:rPr>
+        <w:t>Matematična natančnost</w:t>
+      </w:r>
+      <w:r>
+        <w:rPr>
+          <w:sz w:val="24"/>
+          <w:szCs w:val="24"/>
+        </w:rPr>
+        <w:t>: točke se računajo z uporabo potenčnih in eksponentnih izrazov, nato se zaokrožijo navzdol.</w:t>
+      </w:r>
+    </w:p>
+    <w:p>
+      <w:pPr>
+        <w:numPr>
+          <w:ilvl w:val="0"/>
+          <w:numId w:val="46"/>
+        </w:numPr>
+        <w:rPr>
+          <w:sz w:val="24"/>
+          <w:szCs w:val="24"/>
+        </w:rPr>
+      </w:pPr>
+      <w:r>
+        <w:rPr>
+          <w:b/>
+          <w:bCs/>
+          <w:sz w:val="24"/>
+          <w:szCs w:val="24"/>
+        </w:rPr>
+        <w:t>Popolna integracija</w:t>
+      </w:r>
+      <w:r>
+        <w:rPr>
+          <w:sz w:val="24"/>
+          <w:szCs w:val="24"/>
+        </w:rPr>
+        <w:t xml:space="preserve"> z igro: vse funkcije delujejo skupaj s podatki iz igralne površine (</w:t>
+      </w:r>
+      <w:proofErr w:type="spellStart"/>
+      <w:r>
+        <w:rPr>
+          <w:sz w:val="24"/>
+          <w:szCs w:val="24"/>
+        </w:rPr>
+        <w:t>rows</w:t>
+      </w:r>
+      <w:proofErr w:type="spellEnd"/>
+      <w:r>
+        <w:rPr>
+          <w:sz w:val="24"/>
+          <w:szCs w:val="24"/>
+        </w:rPr>
+        <w:t xml:space="preserve">, </w:t>
+      </w:r>
+      <w:proofErr w:type="spellStart"/>
+      <w:r>
+        <w:rPr>
+          <w:sz w:val="24"/>
+          <w:szCs w:val="24"/>
+        </w:rPr>
+        <w:t>cols</w:t>
+      </w:r>
+      <w:proofErr w:type="spellEnd"/>
+      <w:r>
+        <w:rPr>
+          <w:sz w:val="24"/>
+          <w:szCs w:val="24"/>
+        </w:rPr>
+        <w:t xml:space="preserve">, </w:t>
+      </w:r>
+      <w:proofErr w:type="spellStart"/>
+      <w:r>
+        <w:rPr>
+          <w:sz w:val="24"/>
+          <w:szCs w:val="24"/>
+        </w:rPr>
+        <w:t>completionTime</w:t>
+      </w:r>
+      <w:proofErr w:type="spellEnd"/>
+      <w:r>
+        <w:rPr>
+          <w:sz w:val="24"/>
+          <w:szCs w:val="24"/>
+        </w:rPr>
+        <w:t>).</w:t>
+      </w:r>
+    </w:p>
+    <w:p>
+      <w:pPr>
+        <w:rPr>
+          <w:sz w:val="24"/>
+          <w:szCs w:val="24"/>
+        </w:rPr>
+      </w:pPr>
+      <w:r>
+        <w:rPr>
+          <w:sz w:val="24"/>
+          <w:szCs w:val="24"/>
+        </w:rPr>
+        <w:pict w14:anchorId="27FFC365">
+          <v:rect id="_x0000_i1051" style="width:0;height:1.5pt" o:hralign="center" o:hrstd="t" o:hr="t" fillcolor="#a0a0a0" stroked="f"/>
+        </w:pict>
+      </w:r>
+    </w:p>
+    <w:p>
+      <w:pPr>
+        <w:rPr>
+          <w:b/>
+          <w:bCs/>
+          <w:sz w:val="24"/>
+          <w:szCs w:val="24"/>
+        </w:rPr>
+      </w:pPr>
+      <w:r>
+        <w:rPr>
+          <w:b/>
+          <w:bCs/>
+          <w:sz w:val="24"/>
+          <w:szCs w:val="24"/>
+        </w:rPr>
+        <w:t>Pregled ključnih funkcij:</w:t>
+      </w:r>
+    </w:p>
+    <w:p>
+      <w:pPr>
+        <w:numPr>
+          <w:ilvl w:val="0"/>
+          <w:numId w:val="47"/>
+        </w:numPr>
+        <w:rPr>
+          <w:sz w:val="24"/>
+          <w:szCs w:val="24"/>
+        </w:rPr>
+      </w:pPr>
+      <w:proofErr w:type="spellStart"/>
+      <w:r>
+        <w:rPr>
+          <w:sz w:val="24"/>
+          <w:szCs w:val="24"/>
+        </w:rPr>
+        <w:t>calculateMaxPoints</w:t>
+      </w:r>
+      <w:proofErr w:type="spellEnd"/>
+      <w:r>
+        <w:rPr>
+          <w:sz w:val="24"/>
+          <w:szCs w:val="24"/>
+        </w:rPr>
+        <w:t>(</w:t>
+      </w:r>
+      <w:proofErr w:type="spellStart"/>
+      <w:r>
+        <w:rPr>
+          <w:sz w:val="24"/>
+          <w:szCs w:val="24"/>
+        </w:rPr>
+        <w:t>difficulty</w:t>
+      </w:r>
+      <w:proofErr w:type="spellEnd"/>
+      <w:r>
+        <w:rPr>
+          <w:sz w:val="24"/>
+          <w:szCs w:val="24"/>
+        </w:rPr>
+        <w:t xml:space="preserve">, </w:t>
+      </w:r>
+      <w:proofErr w:type="spellStart"/>
+      <w:r>
+        <w:rPr>
+          <w:sz w:val="24"/>
+          <w:szCs w:val="24"/>
+        </w:rPr>
+        <w:t>hasUsedSolution</w:t>
+      </w:r>
+      <w:proofErr w:type="spellEnd"/>
+      <w:r>
+        <w:rPr>
+          <w:sz w:val="24"/>
+          <w:szCs w:val="24"/>
+        </w:rPr>
+        <w:t>)</w:t>
+      </w:r>
+      <w:r>
+        <w:rPr>
+          <w:sz w:val="24"/>
+          <w:szCs w:val="24"/>
+        </w:rPr>
+        <w:br/>
+        <w:t>→ Izračuna največje možno število točk glede na zahtevnost. Če je bila uporabljena rešitev, se največje možno število točk zmanjša na 60</w:t>
+      </w:r>
+      <w:r>
+        <w:rPr>
+          <w:rFonts w:ascii="Arial" w:hAnsi="Arial" w:cs="Arial"/>
+          <w:sz w:val="24"/>
+          <w:szCs w:val="24"/>
+        </w:rPr>
+        <w:t> </w:t>
+      </w:r>
+      <w:r>
+        <w:rPr>
+          <w:sz w:val="24"/>
+          <w:szCs w:val="24"/>
+        </w:rPr>
+        <w:t>%.</w:t>
+      </w:r>
+    </w:p>
+    <w:p>
+      <w:pPr>
+        <w:numPr>
+          <w:ilvl w:val="0"/>
+          <w:numId w:val="47"/>
+        </w:numPr>
+        <w:rPr>
+          <w:sz w:val="24"/>
+          <w:szCs w:val="24"/>
+        </w:rPr>
+      </w:pPr>
+      <w:proofErr w:type="spellStart"/>
+      <w:r>
+        <w:rPr>
+          <w:sz w:val="24"/>
+          <w:szCs w:val="24"/>
+        </w:rPr>
+        <w:t>calculateTimeLimit</w:t>
+      </w:r>
+      <w:proofErr w:type="spellEnd"/>
+      <w:r>
+        <w:rPr>
+          <w:sz w:val="24"/>
+          <w:szCs w:val="24"/>
+        </w:rPr>
+        <w:t>(</w:t>
+      </w:r>
+      <w:proofErr w:type="spellStart"/>
+      <w:r>
+        <w:rPr>
+          <w:sz w:val="24"/>
+          <w:szCs w:val="24"/>
+        </w:rPr>
+        <w:t>rows</w:t>
+      </w:r>
+      <w:proofErr w:type="spellEnd"/>
+      <w:r>
+        <w:rPr>
+          <w:sz w:val="24"/>
+          <w:szCs w:val="24"/>
+        </w:rPr>
+        <w:t xml:space="preserve">, </w:t>
+      </w:r>
+      <w:proofErr w:type="spellStart"/>
+      <w:r>
+        <w:rPr>
+          <w:sz w:val="24"/>
+          <w:szCs w:val="24"/>
+        </w:rPr>
+        <w:t>cols</w:t>
+      </w:r>
+      <w:proofErr w:type="spellEnd"/>
+      <w:r>
+        <w:rPr>
+          <w:sz w:val="24"/>
+          <w:szCs w:val="24"/>
+        </w:rPr>
+        <w:t>)</w:t>
+      </w:r>
+      <w:r>
+        <w:rPr>
+          <w:sz w:val="24"/>
+          <w:szCs w:val="24"/>
+        </w:rPr>
+        <w:br/>
+        <w:t>→ Določi časovno omejitev reševanja glede na število kosov sestavljanke.</w:t>
+      </w:r>
+    </w:p>
+    <w:p>
+      <w:pPr>
+        <w:numPr>
+          <w:ilvl w:val="0"/>
+          <w:numId w:val="47"/>
+        </w:numPr>
+        <w:rPr>
+          <w:sz w:val="24"/>
+          <w:szCs w:val="24"/>
+        </w:rPr>
+      </w:pPr>
+      <w:proofErr w:type="spellStart"/>
+      <w:r>
+        <w:rPr>
+          <w:sz w:val="24"/>
+          <w:szCs w:val="24"/>
+        </w:rPr>
+        <w:t>calculateDifficulty</w:t>
+      </w:r>
+      <w:proofErr w:type="spellEnd"/>
+      <w:r>
+        <w:rPr>
+          <w:sz w:val="24"/>
+          <w:szCs w:val="24"/>
+        </w:rPr>
+        <w:t>(</w:t>
+      </w:r>
+      <w:proofErr w:type="spellStart"/>
+      <w:r>
+        <w:rPr>
+          <w:sz w:val="24"/>
+          <w:szCs w:val="24"/>
+        </w:rPr>
+        <w:t>rows</w:t>
+      </w:r>
+      <w:proofErr w:type="spellEnd"/>
+      <w:r>
+        <w:rPr>
+          <w:sz w:val="24"/>
+          <w:szCs w:val="24"/>
+        </w:rPr>
+        <w:t xml:space="preserve">, </w:t>
+      </w:r>
+      <w:proofErr w:type="spellStart"/>
+      <w:r>
+        <w:rPr>
+          <w:sz w:val="24"/>
+          <w:szCs w:val="24"/>
+        </w:rPr>
+        <w:t>cols</w:t>
+      </w:r>
+      <w:proofErr w:type="spellEnd"/>
+      <w:r>
+        <w:rPr>
+          <w:sz w:val="24"/>
+          <w:szCs w:val="24"/>
+        </w:rPr>
+        <w:t>)</w:t>
+      </w:r>
+      <w:r>
+        <w:rPr>
+          <w:sz w:val="24"/>
+          <w:szCs w:val="24"/>
+        </w:rPr>
+        <w:br/>
+        <w:t>→ Pretvori velikost igralne površine v stopnjo zahtevnosti od 1 do 6.</w:t>
+      </w:r>
+    </w:p>
+    <w:p>
+      <w:pPr>
+        <w:numPr>
+          <w:ilvl w:val="0"/>
+          <w:numId w:val="47"/>
+        </w:numPr>
+        <w:rPr>
+          <w:sz w:val="24"/>
+          <w:szCs w:val="24"/>
+        </w:rPr>
+      </w:pPr>
+      <w:proofErr w:type="spellStart"/>
+      <w:r>
+        <w:rPr>
+          <w:sz w:val="24"/>
+          <w:szCs w:val="24"/>
+        </w:rPr>
+        <w:lastRenderedPageBreak/>
+        <w:t>calculateScore</w:t>
+      </w:r>
+      <w:proofErr w:type="spellEnd"/>
+      <w:r>
+        <w:rPr>
+          <w:sz w:val="24"/>
+          <w:szCs w:val="24"/>
+        </w:rPr>
+        <w:t>(</w:t>
+      </w:r>
+      <w:proofErr w:type="spellStart"/>
+      <w:r>
+        <w:rPr>
+          <w:sz w:val="24"/>
+          <w:szCs w:val="24"/>
+        </w:rPr>
+        <w:t>completionTime</w:t>
+      </w:r>
+      <w:proofErr w:type="spellEnd"/>
+      <w:r>
+        <w:rPr>
+          <w:sz w:val="24"/>
+          <w:szCs w:val="24"/>
+        </w:rPr>
+        <w:t xml:space="preserve">, </w:t>
+      </w:r>
+      <w:proofErr w:type="spellStart"/>
+      <w:r>
+        <w:rPr>
+          <w:sz w:val="24"/>
+          <w:szCs w:val="24"/>
+        </w:rPr>
+        <w:t>rows</w:t>
+      </w:r>
+      <w:proofErr w:type="spellEnd"/>
+      <w:r>
+        <w:rPr>
+          <w:sz w:val="24"/>
+          <w:szCs w:val="24"/>
+        </w:rPr>
+        <w:t xml:space="preserve">, </w:t>
+      </w:r>
+      <w:proofErr w:type="spellStart"/>
+      <w:r>
+        <w:rPr>
+          <w:sz w:val="24"/>
+          <w:szCs w:val="24"/>
+        </w:rPr>
+        <w:t>cols</w:t>
+      </w:r>
+      <w:proofErr w:type="spellEnd"/>
+      <w:r>
+        <w:rPr>
+          <w:sz w:val="24"/>
+          <w:szCs w:val="24"/>
+        </w:rPr>
+        <w:t xml:space="preserve">, </w:t>
+      </w:r>
+      <w:proofErr w:type="spellStart"/>
+      <w:r>
+        <w:rPr>
+          <w:sz w:val="24"/>
+          <w:szCs w:val="24"/>
+        </w:rPr>
+        <w:t>hasUsedSolution</w:t>
+      </w:r>
+      <w:proofErr w:type="spellEnd"/>
+      <w:r>
+        <w:rPr>
+          <w:sz w:val="24"/>
+          <w:szCs w:val="24"/>
+        </w:rPr>
+        <w:t>)</w:t>
+      </w:r>
+      <w:r>
+        <w:rPr>
+          <w:sz w:val="24"/>
+          <w:szCs w:val="24"/>
+        </w:rPr>
+        <w:br/>
+        <w:t>→ Izračuna končno število točk, odstotek in medaljo na podlagi dejanskega časa rešitve in zahtevnosti.</w:t>
+      </w:r>
+    </w:p>
+    <w:p>
+      <w:pPr>
+        <w:numPr>
+          <w:ilvl w:val="0"/>
+          <w:numId w:val="47"/>
+        </w:numPr>
+        <w:rPr>
+          <w:sz w:val="24"/>
+          <w:szCs w:val="24"/>
+        </w:rPr>
+      </w:pPr>
+      <w:proofErr w:type="spellStart"/>
+      <w:r>
+        <w:rPr>
+          <w:sz w:val="24"/>
+          <w:szCs w:val="24"/>
+        </w:rPr>
+        <w:t>getScoringConfig</w:t>
+      </w:r>
+      <w:proofErr w:type="spellEnd"/>
+      <w:r>
+        <w:rPr>
+          <w:sz w:val="24"/>
+          <w:szCs w:val="24"/>
+        </w:rPr>
+        <w:t>(</w:t>
+      </w:r>
+      <w:proofErr w:type="spellStart"/>
+      <w:r>
+        <w:rPr>
+          <w:sz w:val="24"/>
+          <w:szCs w:val="24"/>
+        </w:rPr>
+        <w:t>rows</w:t>
+      </w:r>
+      <w:proofErr w:type="spellEnd"/>
+      <w:r>
+        <w:rPr>
+          <w:sz w:val="24"/>
+          <w:szCs w:val="24"/>
+        </w:rPr>
+        <w:t xml:space="preserve">, </w:t>
+      </w:r>
+      <w:proofErr w:type="spellStart"/>
+      <w:r>
+        <w:rPr>
+          <w:sz w:val="24"/>
+          <w:szCs w:val="24"/>
+        </w:rPr>
+        <w:t>cols</w:t>
+      </w:r>
+      <w:proofErr w:type="spellEnd"/>
+      <w:r>
+        <w:rPr>
+          <w:sz w:val="24"/>
+          <w:szCs w:val="24"/>
+        </w:rPr>
+        <w:t xml:space="preserve">, </w:t>
+      </w:r>
+      <w:proofErr w:type="spellStart"/>
+      <w:r>
+        <w:rPr>
+          <w:sz w:val="24"/>
+          <w:szCs w:val="24"/>
+        </w:rPr>
+        <w:t>hasUsedSolution</w:t>
+      </w:r>
+      <w:proofErr w:type="spellEnd"/>
+      <w:r>
+        <w:rPr>
+          <w:sz w:val="24"/>
+          <w:szCs w:val="24"/>
+        </w:rPr>
+        <w:t>)</w:t>
+      </w:r>
+      <w:r>
+        <w:rPr>
+          <w:sz w:val="24"/>
+          <w:szCs w:val="24"/>
+        </w:rPr>
+        <w:br/>
+        <w:t>→ Vrne konfiguracijo točkovanja (</w:t>
+      </w:r>
+      <w:proofErr w:type="spellStart"/>
+      <w:r>
+        <w:rPr>
+          <w:sz w:val="24"/>
+          <w:szCs w:val="24"/>
+        </w:rPr>
+        <w:t>maks</w:t>
+      </w:r>
+      <w:proofErr w:type="spellEnd"/>
+      <w:r>
+        <w:rPr>
+          <w:sz w:val="24"/>
+          <w:szCs w:val="24"/>
+        </w:rPr>
+        <w:t>. točke, časovna omejitev, zahtevnost), ki jo sistem lahko uporabi za prikaz ali nadaljnjo logiko.</w:t>
+      </w:r>
+    </w:p>
+    <w:p>
+      <w:pPr>
+        <w:rPr>
+          <w:sz w:val="24"/>
+          <w:szCs w:val="24"/>
+        </w:rPr>
+      </w:pPr>
+    </w:p>
+    <w:p>
+      <w:pPr>
+        <w:rPr>
           <w:b/>
           <w:bCs/>
           <w:sz w:val="28"/>
           <w:szCs w:val="28"/>
         </w:rPr>
       </w:pPr>
+      <w:proofErr w:type="spellStart"/>
       <w:r>
         <w:rPr>
           <w:b/>
@@ -3849,8 +5231,9 @@
           <w:sz w:val="28"/>
           <w:szCs w:val="28"/>
         </w:rPr>
-        <w:t>PuzzleBoard</w:t>
-      </w:r>
+        <w:t>ScoreDisplay</w:t>
+      </w:r>
+      <w:proofErr w:type="spellEnd"/>
       <w:r>
         <w:rPr>
           <w:b/>
@@ -3873,7 +5256,7 @@
           <w:sz w:val="24"/>
           <w:szCs w:val="24"/>
         </w:rPr>
-        <w:t>Komponenta za prikaz in upravljanje igralne površine s posameznimi kosi sestavljanke.</w:t>
+        <w:t>Komponenta za prikaz dosežkov in statistike igralca.</w:t>
       </w:r>
     </w:p>
     <w:p>
@@ -3901,288 +5284,7 @@
     </w:p>
     <w:p>
       <w:pPr>
-        <w:pStyle w:val="ListParagraph"/>
-        <w:numPr>
-          <w:ilvl w:val="0"/>
-          <w:numId w:val="28"/>
-        </w:numPr>
-        <w:rPr>
-          <w:sz w:val="24"/>
-          <w:szCs w:val="24"/>
-        </w:rPr>
-      </w:pPr>
-      <w:r>
-        <w:rPr>
-          <w:sz w:val="24"/>
-          <w:szCs w:val="24"/>
-        </w:rPr>
-        <w:t>Vizualni prikaz vseh kosov sestavljanke</w:t>
-      </w:r>
-    </w:p>
-    <w:p>
-      <w:pPr>
-        <w:pStyle w:val="ListParagraph"/>
-        <w:numPr>
-          <w:ilvl w:val="0"/>
-          <w:numId w:val="28"/>
-        </w:numPr>
-        <w:rPr>
-          <w:sz w:val="24"/>
-          <w:szCs w:val="24"/>
-        </w:rPr>
-      </w:pPr>
-      <w:r>
-        <w:rPr>
-          <w:sz w:val="24"/>
-          <w:szCs w:val="24"/>
-        </w:rPr>
-        <w:t>Upravljanje z interakcijami uporabnika</w:t>
-      </w:r>
-    </w:p>
-    <w:p>
-      <w:pPr>
-        <w:pStyle w:val="ListParagraph"/>
-        <w:numPr>
-          <w:ilvl w:val="0"/>
-          <w:numId w:val="28"/>
-        </w:numPr>
-        <w:rPr>
-          <w:sz w:val="24"/>
-          <w:szCs w:val="24"/>
-        </w:rPr>
-      </w:pPr>
-      <w:r>
-        <w:rPr>
-          <w:sz w:val="24"/>
-          <w:szCs w:val="24"/>
-        </w:rPr>
-        <w:t>Implementacija logike za premikanje in vrtenje kosov</w:t>
-      </w:r>
-    </w:p>
-    <w:p>
-      <w:pPr>
-        <w:pStyle w:val="ListParagraph"/>
-        <w:numPr>
-          <w:ilvl w:val="0"/>
-          <w:numId w:val="28"/>
-        </w:numPr>
-        <w:rPr>
-          <w:sz w:val="24"/>
-          <w:szCs w:val="24"/>
-        </w:rPr>
-      </w:pPr>
-      <w:r>
-        <w:rPr>
-          <w:sz w:val="24"/>
-          <w:szCs w:val="24"/>
-        </w:rPr>
-        <w:t>Vizualno označevanje pravilno postavljenih kosov</w:t>
-      </w:r>
-    </w:p>
-    <w:p>
-      <w:pPr>
-        <w:pStyle w:val="ListParagraph"/>
-        <w:numPr>
-          <w:ilvl w:val="0"/>
-          <w:numId w:val="28"/>
-        </w:numPr>
-        <w:rPr>
-          <w:sz w:val="24"/>
-          <w:szCs w:val="24"/>
-        </w:rPr>
-      </w:pPr>
-      <w:r>
-        <w:rPr>
-          <w:sz w:val="24"/>
-          <w:szCs w:val="24"/>
-        </w:rPr>
-        <w:t>Animacije prehoda med stanji</w:t>
-      </w:r>
-    </w:p>
-    <w:p>
-      <w:pPr>
-        <w:rPr>
-          <w:sz w:val="24"/>
-          <w:szCs w:val="24"/>
-        </w:rPr>
-      </w:pPr>
-    </w:p>
-    <w:p>
-      <w:pPr>
-        <w:rPr>
-          <w:sz w:val="24"/>
-          <w:szCs w:val="24"/>
-        </w:rPr>
-      </w:pPr>
-      <w:r>
-        <w:rPr>
-          <w:sz w:val="24"/>
-          <w:szCs w:val="24"/>
-        </w:rPr>
-        <w:t>Tehnične značilnosti:</w:t>
-      </w:r>
-    </w:p>
-    <w:p>
-      <w:pPr>
-        <w:pStyle w:val="ListParagraph"/>
-        <w:numPr>
-          <w:ilvl w:val="0"/>
-          <w:numId w:val="29"/>
-        </w:numPr>
-        <w:rPr>
-          <w:sz w:val="24"/>
-          <w:szCs w:val="24"/>
-        </w:rPr>
-      </w:pPr>
-      <w:r>
-        <w:rPr>
-          <w:sz w:val="24"/>
-          <w:szCs w:val="24"/>
-        </w:rPr>
-        <w:t>Uporablja CSS transformacije za gladke animacije</w:t>
-      </w:r>
-    </w:p>
-    <w:p>
-      <w:pPr>
-        <w:pStyle w:val="ListParagraph"/>
-        <w:numPr>
-          <w:ilvl w:val="0"/>
-          <w:numId w:val="29"/>
-        </w:numPr>
-        <w:rPr>
-          <w:sz w:val="24"/>
-          <w:szCs w:val="24"/>
-        </w:rPr>
-      </w:pPr>
-      <w:r>
-        <w:rPr>
-          <w:sz w:val="24"/>
-          <w:szCs w:val="24"/>
-        </w:rPr>
-        <w:t>Implementirana optimizacija za mobilne naprave</w:t>
-      </w:r>
-    </w:p>
-    <w:p>
-      <w:pPr>
-        <w:pStyle w:val="ListParagraph"/>
-        <w:numPr>
-          <w:ilvl w:val="0"/>
-          <w:numId w:val="29"/>
-        </w:numPr>
-        <w:rPr>
-          <w:sz w:val="24"/>
-          <w:szCs w:val="24"/>
-        </w:rPr>
-      </w:pPr>
-      <w:r>
-        <w:rPr>
-          <w:sz w:val="24"/>
-          <w:szCs w:val="24"/>
-        </w:rPr>
-        <w:t>Podpira dostopnost (accessibility) preko ARIA atributov</w:t>
-      </w:r>
-    </w:p>
-    <w:p>
-      <w:pPr>
-        <w:rPr>
-          <w:sz w:val="24"/>
-          <w:szCs w:val="24"/>
-        </w:rPr>
-      </w:pPr>
-    </w:p>
-    <w:p>
-      <w:pPr>
-        <w:rPr>
-          <w:sz w:val="24"/>
-          <w:szCs w:val="24"/>
-        </w:rPr>
-      </w:pPr>
-    </w:p>
-    <w:p>
-      <w:pPr>
-        <w:rPr>
-          <w:sz w:val="24"/>
-          <w:szCs w:val="24"/>
-        </w:rPr>
-      </w:pPr>
-    </w:p>
-    <w:p>
-      <w:pPr>
-        <w:rPr>
-          <w:sz w:val="24"/>
-          <w:szCs w:val="24"/>
-        </w:rPr>
-      </w:pPr>
-    </w:p>
-    <w:p>
-      <w:pPr>
-        <w:rPr>
-          <w:b/>
-          <w:bCs/>
-          <w:sz w:val="28"/>
-          <w:szCs w:val="28"/>
-        </w:rPr>
-      </w:pPr>
-      <w:r>
-        <w:rPr>
-          <w:b/>
-          <w:bCs/>
-          <w:sz w:val="28"/>
-          <w:szCs w:val="28"/>
-        </w:rPr>
-        <w:t>ScoreDisplay</w:t>
-      </w:r>
-      <w:r>
-        <w:rPr>
-          <w:b/>
-          <w:bCs/>
-          <w:sz w:val="28"/>
-          <w:szCs w:val="28"/>
-        </w:rPr>
-        <w:t>:</w:t>
-      </w:r>
-    </w:p>
-    <w:p>
-      <w:pPr>
-        <w:rPr>
-          <w:sz w:val="24"/>
-          <w:szCs w:val="24"/>
-        </w:rPr>
-      </w:pPr>
-      <w:r>
-        <w:rPr>
-          <w:sz w:val="24"/>
-          <w:szCs w:val="24"/>
-        </w:rPr>
-        <w:t>Komponenta za prikaz dosežkov in statistike igralca.</w:t>
-      </w:r>
-    </w:p>
-    <w:p>
-      <w:pPr>
-        <w:rPr>
-          <w:sz w:val="24"/>
-          <w:szCs w:val="24"/>
-        </w:rPr>
-      </w:pPr>
-    </w:p>
-    <w:p>
-      <w:pPr>
-        <w:rPr>
-          <w:sz w:val="24"/>
-          <w:szCs w:val="24"/>
-        </w:rPr>
-      </w:pPr>
-      <w:r>
-        <w:rPr>
-          <w:sz w:val="24"/>
-          <w:szCs w:val="24"/>
-        </w:rPr>
-        <w:t>Ključne funkcionalnosti:</w:t>
-      </w:r>
-    </w:p>
-    <w:p>
-      <w:pPr>
-        <w:pStyle w:val="ListParagraph"/>
+        <w:pStyle w:val="Listenabsatz"/>
         <w:numPr>
           <w:ilvl w:val="0"/>
           <w:numId w:val="30"/>
@@ -4202,7 +5304,7 @@
     </w:p>
     <w:p>
       <w:pPr>
-        <w:pStyle w:val="ListParagraph"/>
+        <w:pStyle w:val="Listenabsatz"/>
         <w:numPr>
           <w:ilvl w:val="0"/>
           <w:numId w:val="30"/>
@@ -4222,7 +5324,7 @@
     </w:p>
     <w:p>
       <w:pPr>
-        <w:pStyle w:val="ListParagraph"/>
+        <w:pStyle w:val="Listenabsatz"/>
         <w:numPr>
           <w:ilvl w:val="0"/>
           <w:numId w:val="30"/>
@@ -4242,7 +5344,7 @@
     </w:p>
     <w:p>
       <w:pPr>
-        <w:pStyle w:val="ListParagraph"/>
+        <w:pStyle w:val="Listenabsatz"/>
         <w:numPr>
           <w:ilvl w:val="0"/>
           <w:numId w:val="30"/>
@@ -4285,7 +5387,7 @@
     </w:p>
     <w:p>
       <w:pPr>
-        <w:pStyle w:val="ListParagraph"/>
+        <w:pStyle w:val="Listenabsatz"/>
         <w:numPr>
           <w:ilvl w:val="0"/>
           <w:numId w:val="31"/>
@@ -4300,12 +5402,28 @@
           <w:sz w:val="24"/>
           <w:szCs w:val="24"/>
         </w:rPr>
-        <w:t>Integracija s Firebase za shranjevanje rezultatov</w:t>
-      </w:r>
-    </w:p>
-    <w:p>
-      <w:pPr>
-        <w:pStyle w:val="ListParagraph"/>
+        <w:t xml:space="preserve">Integracija s </w:t>
+      </w:r>
+      <w:proofErr w:type="spellStart"/>
+      <w:r>
+        <w:rPr>
+          <w:sz w:val="24"/>
+          <w:szCs w:val="24"/>
+        </w:rPr>
+        <w:t>Firebase</w:t>
+      </w:r>
+      <w:proofErr w:type="spellEnd"/>
+      <w:r>
+        <w:rPr>
+          <w:sz w:val="24"/>
+          <w:szCs w:val="24"/>
+        </w:rPr>
+        <w:t xml:space="preserve"> za shranjevanje rezultatov</w:t>
+      </w:r>
+    </w:p>
+    <w:p>
+      <w:pPr>
+        <w:pStyle w:val="Listenabsatz"/>
         <w:numPr>
           <w:ilvl w:val="0"/>
           <w:numId w:val="31"/>
@@ -4320,12 +5438,28 @@
           <w:sz w:val="24"/>
           <w:szCs w:val="24"/>
         </w:rPr>
-        <w:t>Prilagojen vizualni prikaz z uporabo Tailwind CSS</w:t>
-      </w:r>
-    </w:p>
-    <w:p>
-      <w:pPr>
-        <w:pStyle w:val="ListParagraph"/>
+        <w:t xml:space="preserve">Prilagojen vizualni prikaz z uporabo </w:t>
+      </w:r>
+      <w:proofErr w:type="spellStart"/>
+      <w:r>
+        <w:rPr>
+          <w:sz w:val="24"/>
+          <w:szCs w:val="24"/>
+        </w:rPr>
+        <w:t>Tailwind</w:t>
+      </w:r>
+      <w:proofErr w:type="spellEnd"/>
+      <w:r>
+        <w:rPr>
+          <w:sz w:val="24"/>
+          <w:szCs w:val="24"/>
+        </w:rPr>
+        <w:t xml:space="preserve"> CSS</w:t>
+      </w:r>
+    </w:p>
+    <w:p>
+      <w:pPr>
+        <w:pStyle w:val="Listenabsatz"/>
         <w:numPr>
           <w:ilvl w:val="0"/>
           <w:numId w:val="31"/>
@@ -4354,6 +5488,63 @@
     <w:p>
       <w:pPr>
         <w:rPr>
+          <w:sz w:val="24"/>
+          <w:szCs w:val="24"/>
+        </w:rPr>
+      </w:pPr>
+      <w:r>
+        <w:rPr>
+          <w:sz w:val="24"/>
+          <w:szCs w:val="24"/>
+        </w:rPr>
+        <w:drawing>
+          <wp:inline distT="0" distB="0" distL="0" distR="0" wp14:anchorId="01124EFA" wp14:editId="18A90CE7">
+            <wp:extent cx="3489960" cy="3349163"/>
+            <wp:effectExtent l="0" t="0" r="0" b="3810"/>
+            <wp:docPr id="1848915231" name="Grafik 1"/>
+            <wp:cNvGraphicFramePr>
+              <a:graphicFrameLocks xmlns:a="http://schemas.openxmlformats.org/drawingml/2006/main" noChangeAspect="1"/>
+            </wp:cNvGraphicFramePr>
+            <a:graphic xmlns:a="http://schemas.openxmlformats.org/drawingml/2006/main">
+              <a:graphicData uri="http://schemas.openxmlformats.org/drawingml/2006/picture">
+                <pic:pic xmlns:pic="http://schemas.openxmlformats.org/drawingml/2006/picture">
+                  <pic:nvPicPr>
+                    <pic:cNvPr id="1848915231" name=""/>
+                    <pic:cNvPicPr/>
+                  </pic:nvPicPr>
+                  <pic:blipFill>
+                    <a:blip r:embed="rId9"/>
+                    <a:stretch>
+                      <a:fillRect/>
+                    </a:stretch>
+                  </pic:blipFill>
+                  <pic:spPr>
+                    <a:xfrm>
+                      <a:off x="0" y="0"/>
+                      <a:ext cx="3493237" cy="3352308"/>
+                    </a:xfrm>
+                    <a:prstGeom prst="rect">
+                      <a:avLst/>
+                    </a:prstGeom>
+                  </pic:spPr>
+                </pic:pic>
+              </a:graphicData>
+            </a:graphic>
+          </wp:inline>
+        </w:drawing>
+      </w:r>
+    </w:p>
+    <w:p>
+      <w:pPr>
+        <w:rPr>
+          <w:sz w:val="24"/>
+          <w:szCs w:val="24"/>
+        </w:rPr>
+      </w:pPr>
+    </w:p>
+    <w:p>
+      <w:pPr>
+        <w:rPr>
           <w:b/>
           <w:bCs/>
           <w:sz w:val="28"/>
@@ -4391,12 +5582,44 @@
           <w:sz w:val="24"/>
           <w:szCs w:val="24"/>
         </w:rPr>
-        <w:t>Komponente med seboj komunicirajo preko lastnosti (props) in povratnih klicev (callbacks), kar omogoča:</w:t>
-      </w:r>
-    </w:p>
-    <w:p>
-      <w:pPr>
-        <w:pStyle w:val="ListParagraph"/>
+        <w:t>Komponente med seboj komunicirajo preko lastnosti (</w:t>
+      </w:r>
+      <w:proofErr w:type="spellStart"/>
+      <w:r>
+        <w:rPr>
+          <w:sz w:val="24"/>
+          <w:szCs w:val="24"/>
+        </w:rPr>
+        <w:t>props</w:t>
+      </w:r>
+      <w:proofErr w:type="spellEnd"/>
+      <w:r>
+        <w:rPr>
+          <w:sz w:val="24"/>
+          <w:szCs w:val="24"/>
+        </w:rPr>
+        <w:t>) in povratnih klicev (</w:t>
+      </w:r>
+      <w:proofErr w:type="spellStart"/>
+      <w:r>
+        <w:rPr>
+          <w:sz w:val="24"/>
+          <w:szCs w:val="24"/>
+        </w:rPr>
+        <w:t>callbacks</w:t>
+      </w:r>
+      <w:proofErr w:type="spellEnd"/>
+      <w:r>
+        <w:rPr>
+          <w:sz w:val="24"/>
+          <w:szCs w:val="24"/>
+        </w:rPr>
+        <w:t>), kar omogoča:</w:t>
+      </w:r>
+    </w:p>
+    <w:p>
+      <w:pPr>
+        <w:pStyle w:val="Listenabsatz"/>
         <w:numPr>
           <w:ilvl w:val="0"/>
           <w:numId w:val="32"/>
@@ -4416,7 +5639,7 @@
     </w:p>
     <w:p>
       <w:pPr>
-        <w:pStyle w:val="ListParagraph"/>
+        <w:pStyle w:val="Listenabsatz"/>
         <w:numPr>
           <w:ilvl w:val="0"/>
           <w:numId w:val="32"/>
@@ -4436,7 +5659,7 @@
     </w:p>
     <w:p>
       <w:pPr>
-        <w:pStyle w:val="ListParagraph"/>
+        <w:pStyle w:val="Listenabsatz"/>
         <w:numPr>
           <w:ilvl w:val="0"/>
           <w:numId w:val="32"/>
@@ -4456,7 +5679,7 @@
     </w:p>
     <w:p>
       <w:pPr>
-        <w:pStyle w:val="ListParagraph"/>
+        <w:pStyle w:val="Listenabsatz"/>
         <w:numPr>
           <w:ilvl w:val="0"/>
           <w:numId w:val="32"/>
@@ -4482,7 +5705,7 @@
     <w:p/>
     <w:p>
       <w:pPr>
-        <w:pStyle w:val="Heading1"/>
+        <w:pStyle w:val="berschrift1"/>
       </w:pPr>
       <w:bookmarkStart w:id="4" w:name="_Toc200308706"/>
       <w:r>
@@ -4500,6 +5723,7 @@
           <w:szCs w:val="28"/>
         </w:rPr>
       </w:pPr>
+      <w:proofErr w:type="spellStart"/>
       <w:r>
         <w:rPr>
           <w:b/>
@@ -4507,22 +5731,100 @@
           <w:sz w:val="28"/>
           <w:szCs w:val="28"/>
         </w:rPr>
-        <w:t>Firebase Firestore Integracija</w:t>
-      </w:r>
-    </w:p>
-    <w:p>
-      <w:pPr>
-        <w:rPr>
-          <w:sz w:val="24"/>
-          <w:szCs w:val="24"/>
-        </w:rPr>
-      </w:pPr>
-      <w:r>
-        <w:rPr>
-          <w:sz w:val="24"/>
-          <w:szCs w:val="24"/>
-        </w:rPr>
-        <w:t>Aplikacija uporablja Firebase Firestore kot brezstrežniško podatkovno rešitev z naslednjimi ključnimi značilnostmi:</w:t>
+        <w:t>Firebase</w:t>
+      </w:r>
+      <w:proofErr w:type="spellEnd"/>
+      <w:r>
+        <w:rPr>
+          <w:b/>
+          <w:bCs/>
+          <w:sz w:val="28"/>
+          <w:szCs w:val="28"/>
+        </w:rPr>
+        <w:t xml:space="preserve"> </w:t>
+      </w:r>
+      <w:proofErr w:type="spellStart"/>
+      <w:r>
+        <w:rPr>
+          <w:b/>
+          <w:bCs/>
+          <w:sz w:val="28"/>
+          <w:szCs w:val="28"/>
+        </w:rPr>
+        <w:t>Firestore</w:t>
+      </w:r>
+      <w:proofErr w:type="spellEnd"/>
+      <w:r>
+        <w:rPr>
+          <w:b/>
+          <w:bCs/>
+          <w:sz w:val="28"/>
+          <w:szCs w:val="28"/>
+        </w:rPr>
+        <w:t xml:space="preserve"> Integracija</w:t>
+      </w:r>
+    </w:p>
+    <w:p>
+      <w:pPr>
+        <w:rPr>
+          <w:sz w:val="24"/>
+          <w:szCs w:val="24"/>
+        </w:rPr>
+      </w:pPr>
+      <w:r>
+        <w:rPr>
+          <w:sz w:val="24"/>
+          <w:szCs w:val="24"/>
+        </w:rPr>
+        <w:t xml:space="preserve">Aplikacija uporablja </w:t>
+      </w:r>
+      <w:proofErr w:type="spellStart"/>
+      <w:r>
+        <w:rPr>
+          <w:sz w:val="24"/>
+          <w:szCs w:val="24"/>
+        </w:rPr>
+        <w:t>Firebase</w:t>
+      </w:r>
+      <w:proofErr w:type="spellEnd"/>
+      <w:r>
+        <w:rPr>
+          <w:sz w:val="24"/>
+          <w:szCs w:val="24"/>
+        </w:rPr>
+        <w:t xml:space="preserve"> </w:t>
+      </w:r>
+      <w:proofErr w:type="spellStart"/>
+      <w:r>
+        <w:rPr>
+          <w:sz w:val="24"/>
+          <w:szCs w:val="24"/>
+        </w:rPr>
+        <w:t>Firestore</w:t>
+      </w:r>
+      <w:proofErr w:type="spellEnd"/>
+      <w:r>
+        <w:rPr>
+          <w:sz w:val="24"/>
+          <w:szCs w:val="24"/>
+        </w:rPr>
+        <w:t xml:space="preserve"> kot </w:t>
+      </w:r>
+      <w:proofErr w:type="spellStart"/>
+      <w:r>
+        <w:rPr>
+          <w:sz w:val="24"/>
+          <w:szCs w:val="24"/>
+        </w:rPr>
+        <w:t>brezstrežniško</w:t>
+      </w:r>
+      <w:proofErr w:type="spellEnd"/>
+      <w:r>
+        <w:rPr>
+          <w:sz w:val="24"/>
+          <w:szCs w:val="24"/>
+        </w:rPr>
+        <w:t xml:space="preserve"> podatkovno rešitev z naslednjimi ključnimi značilnostmi:</w:t>
       </w:r>
     </w:p>
     <w:p>
@@ -4560,6 +5862,7 @@
           <w:szCs w:val="24"/>
         </w:rPr>
       </w:pPr>
+      <w:proofErr w:type="spellStart"/>
       <w:r>
         <w:rPr>
           <w:sz w:val="24"/>
@@ -4567,6 +5870,7 @@
         </w:rPr>
         <w:t>books</w:t>
       </w:r>
+      <w:proofErr w:type="spellEnd"/>
     </w:p>
     <w:p>
       <w:pPr>
@@ -4597,6 +5901,7 @@
           <w:szCs w:val="24"/>
         </w:rPr>
       </w:pPr>
+      <w:proofErr w:type="spellStart"/>
       <w:r>
         <w:rPr>
           <w:sz w:val="24"/>
@@ -4604,6 +5909,7 @@
         </w:rPr>
         <w:t>scores</w:t>
       </w:r>
+      <w:proofErr w:type="spellEnd"/>
     </w:p>
     <w:p>
       <w:pPr>
@@ -4634,6 +5940,7 @@
           <w:szCs w:val="24"/>
         </w:rPr>
       </w:pPr>
+      <w:proofErr w:type="spellStart"/>
       <w:r>
         <w:rPr>
           <w:sz w:val="24"/>
@@ -4641,6 +5948,7 @@
         </w:rPr>
         <w:t>gameSessions</w:t>
       </w:r>
+      <w:proofErr w:type="spellEnd"/>
     </w:p>
     <w:p>
       <w:pPr>
@@ -4732,8 +6040,49 @@
           <w:sz w:val="24"/>
           <w:szCs w:val="24"/>
         </w:rPr>
-        <w:t>Validacija podatkov s Firebase Security Rules</w:t>
-      </w:r>
+        <w:t xml:space="preserve">Validacija podatkov s </w:t>
+      </w:r>
+      <w:proofErr w:type="spellStart"/>
+      <w:r>
+        <w:rPr>
+          <w:sz w:val="24"/>
+          <w:szCs w:val="24"/>
+        </w:rPr>
+        <w:t>Firebase</w:t>
+      </w:r>
+      <w:proofErr w:type="spellEnd"/>
+      <w:r>
+        <w:rPr>
+          <w:sz w:val="24"/>
+          <w:szCs w:val="24"/>
+        </w:rPr>
+        <w:t xml:space="preserve"> </w:t>
+      </w:r>
+      <w:proofErr w:type="spellStart"/>
+      <w:r>
+        <w:rPr>
+          <w:sz w:val="24"/>
+          <w:szCs w:val="24"/>
+        </w:rPr>
+        <w:t>Security</w:t>
+      </w:r>
+      <w:proofErr w:type="spellEnd"/>
+      <w:r>
+        <w:rPr>
+          <w:sz w:val="24"/>
+          <w:szCs w:val="24"/>
+        </w:rPr>
+        <w:t xml:space="preserve"> </w:t>
+      </w:r>
+      <w:proofErr w:type="spellStart"/>
+      <w:r>
+        <w:rPr>
+          <w:sz w:val="24"/>
+          <w:szCs w:val="24"/>
+        </w:rPr>
+        <w:t>Rules</w:t>
+      </w:r>
+      <w:proofErr w:type="spellEnd"/>
     </w:p>
     <w:p>
       <w:pPr>
@@ -4838,7 +6187,7 @@
     <w:p/>
     <w:p>
       <w:pPr>
-        <w:pStyle w:val="Heading1"/>
+        <w:pStyle w:val="berschrift1"/>
       </w:pPr>
       <w:bookmarkStart w:id="5" w:name="_Toc200308707"/>
       <w:r>
@@ -4859,7 +6208,23 @@
           <w:sz w:val="24"/>
           <w:szCs w:val="24"/>
         </w:rPr>
-        <w:t>Aplikacija trenutno ne uporablja zunanjih REST vmesnikov, saj vse funkcionalnosti potekajo na strani odjemalca z uporabo Firebase SDK-ja za neposredno komunikacijo s strežniško platformo.</w:t>
+        <w:t xml:space="preserve">Aplikacija trenutno ne uporablja zunanjih REST vmesnikov, saj vse funkcionalnosti potekajo na strani odjemalca z uporabo </w:t>
+      </w:r>
+      <w:proofErr w:type="spellStart"/>
+      <w:r>
+        <w:rPr>
+          <w:sz w:val="24"/>
+          <w:szCs w:val="24"/>
+        </w:rPr>
+        <w:t>Firebase</w:t>
+      </w:r>
+      <w:proofErr w:type="spellEnd"/>
+      <w:r>
+        <w:rPr>
+          <w:sz w:val="24"/>
+          <w:szCs w:val="24"/>
+        </w:rPr>
+        <w:t xml:space="preserve"> SDK-ja za neposredno komunikacijo s strežniško platformo.</w:t>
       </w:r>
     </w:p>
     <w:p/>
@@ -4886,9 +6251,10 @@
     </w:p>
     <w:p>
       <w:pPr>
-        <w:pStyle w:val="Heading1"/>
-      </w:pPr>
-      <w:r>
+        <w:pStyle w:val="berschrift1"/>
+      </w:pPr>
+      <w:r>
+        <w:lastRenderedPageBreak/>
         <w:t>Igrifikacija</w:t>
       </w:r>
       <w:r>
@@ -4899,7 +6265,7 @@
     <w:p/>
     <w:p>
       <w:pPr>
-        <w:pStyle w:val="Heading2"/>
+        <w:pStyle w:val="berschrift2"/>
       </w:pPr>
       <w:bookmarkStart w:id="7" w:name="_Toc200308709"/>
       <w:r>
@@ -4948,7 +6314,7 @@
                     </pic:cNvPicPr>
                   </pic:nvPicPr>
                   <pic:blipFill>
-                    <a:blip r:embed="rId6"/>
+                    <a:blip r:embed="rId10"/>
                     <a:stretch>
                       <a:fillRect/>
                     </a:stretch>
@@ -5003,18 +6369,35 @@
     </w:p>
     <w:p>
       <w:pPr>
-        <w:pStyle w:val="Heading2"/>
+        <w:pStyle w:val="berschrift2"/>
         <w:rPr>
           <w:lang w:val="en-GB"/>
         </w:rPr>
       </w:pPr>
+      <w:proofErr w:type="spellStart"/>
       <w:r>
         <w:rPr>
           <w:lang w:val="en-GB"/>
         </w:rPr>
-        <w:t>Registracijski zaslon</w:t>
+        <w:lastRenderedPageBreak/>
+        <w:t>Registracijski</w:t>
+      </w:r>
+      <w:proofErr w:type="spellEnd"/>
+      <w:r>
+        <w:rPr>
+          <w:lang w:val="en-GB"/>
+        </w:rPr>
+        <w:t xml:space="preserve"> </w:t>
+      </w:r>
+      <w:proofErr w:type="spellStart"/>
+      <w:r>
+        <w:rPr>
+          <w:lang w:val="en-GB"/>
+        </w:rPr>
+        <w:t>zaslon</w:t>
       </w:r>
       <w:bookmarkEnd w:id="8"/>
+      <w:proofErr w:type="spellEnd"/>
     </w:p>
     <w:p>
       <w:pPr>
@@ -5063,7 +6446,7 @@
                     </pic:cNvPicPr>
                   </pic:nvPicPr>
                   <pic:blipFill>
-                    <a:blip r:embed="rId7"/>
+                    <a:blip r:embed="rId11"/>
                     <a:stretch>
                       <a:fillRect/>
                     </a:stretch>
@@ -5128,10 +6511,11 @@
     </w:p>
     <w:p>
       <w:pPr>
-        <w:pStyle w:val="Heading2"/>
+        <w:pStyle w:val="berschrift2"/>
       </w:pPr>
       <w:bookmarkStart w:id="9" w:name="_Toc200308711"/>
       <w:r>
+        <w:lastRenderedPageBreak/>
         <w:t>Začetni zaslon</w:t>
       </w:r>
       <w:bookmarkEnd w:id="9"/>
@@ -5179,7 +6563,7 @@
                     </pic:cNvPicPr>
                   </pic:nvPicPr>
                   <pic:blipFill>
-                    <a:blip r:embed="rId8"/>
+                    <a:blip r:embed="rId12"/>
                     <a:stretch>
                       <a:fillRect/>
                     </a:stretch>
@@ -5210,7 +6594,7 @@
     </w:p>
     <w:p>
       <w:pPr>
-        <w:pStyle w:val="Heading2"/>
+        <w:pStyle w:val="berschrift2"/>
       </w:pPr>
       <w:bookmarkStart w:id="10" w:name="_Toc200308712"/>
       <w:r>
@@ -5253,7 +6637,7 @@
                     </pic:cNvPicPr>
                   </pic:nvPicPr>
                   <pic:blipFill>
-                    <a:blip r:embed="rId9"/>
+                    <a:blip r:embed="rId13"/>
                     <a:stretch>
                       <a:fillRect/>
                     </a:stretch>
@@ -5276,10 +6660,11 @@
     </w:p>
     <w:p>
       <w:pPr>
-        <w:pStyle w:val="Heading2"/>
+        <w:pStyle w:val="berschrift2"/>
       </w:pPr>
       <w:bookmarkStart w:id="11" w:name="_Toc200308713"/>
       <w:r>
+        <w:lastRenderedPageBreak/>
         <w:t>Zaslon z rezultati</w:t>
       </w:r>
       <w:bookmarkEnd w:id="11"/>
@@ -5320,7 +6705,7 @@
                     </pic:cNvPicPr>
                   </pic:nvPicPr>
                   <pic:blipFill>
-                    <a:blip r:embed="rId10"/>
+                    <a:blip r:embed="rId14"/>
                     <a:srcRect t="1286" r="802" b="1034"/>
                     <a:stretch>
                       <a:fillRect/>
@@ -5353,10 +6738,11 @@
     <w:p/>
     <w:p>
       <w:pPr>
-        <w:pStyle w:val="Heading1"/>
+        <w:pStyle w:val="berschrift1"/>
       </w:pPr>
       <w:bookmarkStart w:id="12" w:name="_Toc200308714"/>
       <w:r>
+        <w:lastRenderedPageBreak/>
         <w:t>Struktura uporabniških vmesnikov</w:t>
       </w:r>
       <w:bookmarkEnd w:id="12"/>
@@ -5364,7 +6750,7 @@
     <w:p/>
     <w:p>
       <w:pPr>
-        <w:pStyle w:val="Heading2"/>
+        <w:pStyle w:val="berschrift2"/>
       </w:pPr>
       <w:bookmarkStart w:id="13" w:name="_Toc200308715"/>
       <w:r>
@@ -5379,70 +6765,66 @@
       <w:bookmarkEnd w:id="13"/>
     </w:p>
     <w:p>
+      <w:r>
+        <w:t>Namen:</w:t>
+      </w:r>
+      <w:r>
+        <w:t xml:space="preserve"> Prijava in vstop</w:t>
+      </w:r>
+      <w:r>
+        <w:t xml:space="preserve"> v aplikacijo </w:t>
+      </w:r>
+    </w:p>
+    <w:p>
       <w:pPr>
         <w:rPr>
           <w:lang w:val="en-GB"/>
         </w:rPr>
       </w:pPr>
+      <w:proofErr w:type="spellStart"/>
       <w:r>
         <w:rPr>
           <w:lang w:val="en-GB"/>
         </w:rPr>
-        <w:t>Namen:</w:t>
-      </w:r>
+        <w:t>Elementi</w:t>
+      </w:r>
+      <w:proofErr w:type="spellEnd"/>
       <w:r>
         <w:rPr>
           <w:lang w:val="en-GB"/>
         </w:rPr>
-        <w:t xml:space="preserve"> Prijava in vstop</w:t>
-      </w:r>
+        <w:t xml:space="preserve"> </w:t>
+      </w:r>
+      <w:proofErr w:type="spellStart"/>
       <w:r>
         <w:rPr>
           <w:lang w:val="en-GB"/>
         </w:rPr>
-        <w:t xml:space="preserve"> v aplikacijo </w:t>
-      </w:r>
-    </w:p>
-    <w:p>
-      <w:pPr>
+        <w:t>vmesnika</w:t>
+      </w:r>
+      <w:proofErr w:type="spellEnd"/>
+      <w:r>
         <w:rPr>
           <w:lang w:val="en-GB"/>
         </w:rPr>
-      </w:pPr>
+        <w:t>:</w:t>
+      </w:r>
       <w:r>
         <w:rPr>
           <w:lang w:val="en-GB"/>
         </w:rPr>
-        <w:t>Elementi</w:t>
+        <w:t xml:space="preserve"> </w:t>
       </w:r>
       <w:r>
         <w:rPr>
           <w:lang w:val="en-GB"/>
         </w:rPr>
-        <w:t xml:space="preserve"> vmesnika</w:t>
-      </w:r>
-      <w:r>
-        <w:rPr>
-          <w:lang w:val="en-GB"/>
-        </w:rPr>
-        <w:t>:</w:t>
-      </w:r>
-      <w:r>
-        <w:rPr>
-          <w:lang w:val="en-GB"/>
-        </w:rPr>
         <w:t xml:space="preserve"> </w:t>
       </w:r>
-      <w:r>
-        <w:rPr>
-          <w:lang w:val="en-GB"/>
-        </w:rPr>
-        <w:t xml:space="preserve"> </w:t>
-      </w:r>
-    </w:p>
-    <w:p>
-      <w:pPr>
-        <w:pStyle w:val="ListParagraph"/>
+    </w:p>
+    <w:p>
+      <w:pPr>
+        <w:pStyle w:val="Listenabsatz"/>
         <w:numPr>
           <w:ilvl w:val="0"/>
           <w:numId w:val="43"/>
@@ -5457,16 +6839,24 @@
         </w:rPr>
         <w:t xml:space="preserve">Gumb: </w:t>
       </w:r>
+      <w:proofErr w:type="spellStart"/>
       <w:r>
         <w:rPr>
           <w:lang w:val="en-GB"/>
         </w:rPr>
-        <w:t>Prijava z Google-om</w:t>
-      </w:r>
-    </w:p>
-    <w:p>
-      <w:pPr>
-        <w:pStyle w:val="ListParagraph"/>
+        <w:t>Prijava</w:t>
+      </w:r>
+      <w:proofErr w:type="spellEnd"/>
+      <w:r>
+        <w:rPr>
+          <w:lang w:val="en-GB"/>
+        </w:rPr>
+        <w:t xml:space="preserve"> z Google-om</w:t>
+      </w:r>
+    </w:p>
+    <w:p>
+      <w:pPr>
+        <w:pStyle w:val="Listenabsatz"/>
         <w:numPr>
           <w:ilvl w:val="0"/>
           <w:numId w:val="43"/>
@@ -5475,54 +6865,122 @@
           <w:lang w:val="en-GB"/>
         </w:rPr>
       </w:pPr>
+      <w:proofErr w:type="spellStart"/>
       <w:r>
         <w:rPr>
           <w:lang w:val="en-GB"/>
         </w:rPr>
-        <w:t xml:space="preserve">Obrazec za prijavo </w:t>
-      </w:r>
+        <w:t>Obrazec</w:t>
+      </w:r>
+      <w:proofErr w:type="spellEnd"/>
       <w:r>
         <w:rPr>
           <w:lang w:val="en-GB"/>
         </w:rPr>
-        <w:t>z e-poštnim naslovom in geslom</w:t>
-      </w:r>
-    </w:p>
-    <w:p>
-      <w:pPr>
+        <w:t xml:space="preserve"> za </w:t>
+      </w:r>
+      <w:proofErr w:type="spellStart"/>
+      <w:r>
         <w:rPr>
           <w:lang w:val="en-GB"/>
         </w:rPr>
-      </w:pPr>
-    </w:p>
-    <w:p>
-      <w:pPr>
+        <w:t>prijavo</w:t>
+      </w:r>
+      <w:proofErr w:type="spellEnd"/>
+      <w:r>
         <w:rPr>
           <w:lang w:val="en-GB"/>
         </w:rPr>
-      </w:pPr>
-    </w:p>
-    <w:p>
-      <w:pPr>
-        <w:pStyle w:val="Heading2"/>
+        <w:t xml:space="preserve"> </w:t>
+      </w:r>
+      <w:r>
         <w:rPr>
           <w:lang w:val="en-GB"/>
         </w:rPr>
+        <w:t>z e-</w:t>
+      </w:r>
+      <w:proofErr w:type="spellStart"/>
+      <w:r>
+        <w:rPr>
+          <w:lang w:val="en-GB"/>
+        </w:rPr>
+        <w:t>poštnim</w:t>
+      </w:r>
+      <w:proofErr w:type="spellEnd"/>
+      <w:r>
+        <w:rPr>
+          <w:lang w:val="en-GB"/>
+        </w:rPr>
+        <w:t xml:space="preserve"> </w:t>
+      </w:r>
+      <w:proofErr w:type="spellStart"/>
+      <w:r>
+        <w:rPr>
+          <w:lang w:val="en-GB"/>
+        </w:rPr>
+        <w:t>naslovom</w:t>
+      </w:r>
+      <w:proofErr w:type="spellEnd"/>
+      <w:r>
+        <w:rPr>
+          <w:lang w:val="en-GB"/>
+        </w:rPr>
+        <w:t xml:space="preserve"> in </w:t>
+      </w:r>
+      <w:proofErr w:type="spellStart"/>
+      <w:r>
+        <w:rPr>
+          <w:lang w:val="en-GB"/>
+        </w:rPr>
+        <w:t>geslom</w:t>
+      </w:r>
+      <w:proofErr w:type="spellEnd"/>
+    </w:p>
+    <w:p>
+      <w:pPr>
+        <w:rPr>
+          <w:lang w:val="en-GB"/>
+        </w:rPr>
+      </w:pPr>
+    </w:p>
+    <w:p>
+      <w:pPr>
+        <w:rPr>
+          <w:lang w:val="en-GB"/>
+        </w:rPr>
+      </w:pPr>
+    </w:p>
+    <w:p>
+      <w:pPr>
+        <w:pStyle w:val="berschrift2"/>
+        <w:rPr>
+          <w:lang w:val="en-GB"/>
+        </w:rPr>
       </w:pPr>
       <w:bookmarkStart w:id="14" w:name="_Toc200308716"/>
+      <w:proofErr w:type="spellStart"/>
       <w:r>
         <w:rPr>
           <w:lang w:val="en-GB"/>
         </w:rPr>
-        <w:t xml:space="preserve">Registracijski </w:t>
-      </w:r>
+        <w:t>Registracijski</w:t>
+      </w:r>
+      <w:proofErr w:type="spellEnd"/>
       <w:r>
         <w:rPr>
           <w:lang w:val="en-GB"/>
         </w:rPr>
+        <w:t xml:space="preserve"> </w:t>
+      </w:r>
+      <w:proofErr w:type="spellStart"/>
+      <w:r>
+        <w:rPr>
+          <w:lang w:val="en-GB"/>
+        </w:rPr>
         <w:t>zaslon</w:t>
       </w:r>
       <w:bookmarkEnd w:id="14"/>
+      <w:proofErr w:type="spellEnd"/>
     </w:p>
     <w:p>
       <w:pPr>
@@ -5530,47 +6988,81 @@
           <w:lang w:val="en-GB"/>
         </w:rPr>
       </w:pPr>
+      <w:proofErr w:type="spellStart"/>
       <w:r>
         <w:rPr>
           <w:lang w:val="en-GB"/>
         </w:rPr>
-        <w:t>Namen: Registracija</w:t>
-      </w:r>
+        <w:t>Namen</w:t>
+      </w:r>
+      <w:proofErr w:type="spellEnd"/>
       <w:r>
         <w:rPr>
           <w:lang w:val="en-GB"/>
         </w:rPr>
-        <w:t xml:space="preserve"> uporabnika</w:t>
-      </w:r>
-    </w:p>
-    <w:p>
-      <w:pPr>
+        <w:t xml:space="preserve">: </w:t>
+      </w:r>
+      <w:proofErr w:type="spellStart"/>
+      <w:r>
         <w:rPr>
           <w:lang w:val="en-GB"/>
         </w:rPr>
-      </w:pPr>
+        <w:t>Registracija</w:t>
+      </w:r>
+      <w:proofErr w:type="spellEnd"/>
       <w:r>
         <w:rPr>
           <w:lang w:val="en-GB"/>
         </w:rPr>
+        <w:t xml:space="preserve"> </w:t>
+      </w:r>
+      <w:proofErr w:type="spellStart"/>
+      <w:r>
+        <w:rPr>
+          <w:lang w:val="en-GB"/>
+        </w:rPr>
+        <w:t>uporabnika</w:t>
+      </w:r>
+      <w:proofErr w:type="spellEnd"/>
+    </w:p>
+    <w:p>
+      <w:pPr>
+        <w:rPr>
+          <w:lang w:val="en-GB"/>
+        </w:rPr>
+      </w:pPr>
+      <w:proofErr w:type="spellStart"/>
+      <w:r>
+        <w:rPr>
+          <w:lang w:val="en-GB"/>
+        </w:rPr>
         <w:t>Elementi</w:t>
       </w:r>
+      <w:proofErr w:type="spellEnd"/>
       <w:r>
         <w:rPr>
           <w:lang w:val="en-GB"/>
         </w:rPr>
-        <w:t xml:space="preserve"> vmesnika</w:t>
-      </w:r>
+        <w:t xml:space="preserve"> </w:t>
+      </w:r>
+      <w:proofErr w:type="spellStart"/>
       <w:r>
         <w:rPr>
           <w:lang w:val="en-GB"/>
         </w:rPr>
+        <w:t>vmesnika</w:t>
+      </w:r>
+      <w:proofErr w:type="spellEnd"/>
+      <w:r>
+        <w:rPr>
+          <w:lang w:val="en-GB"/>
+        </w:rPr>
         <w:t>:</w:t>
       </w:r>
     </w:p>
     <w:p>
       <w:pPr>
-        <w:pStyle w:val="ListParagraph"/>
+        <w:pStyle w:val="Listenabsatz"/>
         <w:numPr>
           <w:ilvl w:val="0"/>
           <w:numId w:val="44"/>
@@ -5583,12 +7075,40 @@
         <w:rPr>
           <w:lang w:val="en-GB"/>
         </w:rPr>
-        <w:t>Gumb: Registracija z računom Google</w:t>
-      </w:r>
-    </w:p>
-    <w:p>
-      <w:pPr>
-        <w:pStyle w:val="ListParagraph"/>
+        <w:t xml:space="preserve">Gumb: </w:t>
+      </w:r>
+      <w:proofErr w:type="spellStart"/>
+      <w:r>
+        <w:rPr>
+          <w:lang w:val="en-GB"/>
+        </w:rPr>
+        <w:t>Registracija</w:t>
+      </w:r>
+      <w:proofErr w:type="spellEnd"/>
+      <w:r>
+        <w:rPr>
+          <w:lang w:val="en-GB"/>
+        </w:rPr>
+        <w:t xml:space="preserve"> z </w:t>
+      </w:r>
+      <w:proofErr w:type="spellStart"/>
+      <w:r>
+        <w:rPr>
+          <w:lang w:val="en-GB"/>
+        </w:rPr>
+        <w:t>računom</w:t>
+      </w:r>
+      <w:proofErr w:type="spellEnd"/>
+      <w:r>
+        <w:rPr>
+          <w:lang w:val="en-GB"/>
+        </w:rPr>
+        <w:t xml:space="preserve"> Google</w:t>
+      </w:r>
+    </w:p>
+    <w:p>
+      <w:pPr>
+        <w:pStyle w:val="Listenabsatz"/>
         <w:numPr>
           <w:ilvl w:val="0"/>
           <w:numId w:val="44"/>
@@ -5597,30 +7117,88 @@
           <w:lang w:val="en-GB"/>
         </w:rPr>
       </w:pPr>
+      <w:proofErr w:type="spellStart"/>
       <w:r>
         <w:rPr>
           <w:lang w:val="en-GB"/>
         </w:rPr>
-        <w:t>Obrazec za registracijo z e-poštnim naslovom in geslom</w:t>
-      </w:r>
-    </w:p>
-    <w:p>
-      <w:pPr>
+        <w:t>Obrazec</w:t>
+      </w:r>
+      <w:proofErr w:type="spellEnd"/>
+      <w:r>
         <w:rPr>
           <w:lang w:val="en-GB"/>
         </w:rPr>
-      </w:pPr>
-    </w:p>
-    <w:p>
-      <w:pPr>
+        <w:t xml:space="preserve"> za </w:t>
+      </w:r>
+      <w:proofErr w:type="spellStart"/>
+      <w:r>
         <w:rPr>
           <w:lang w:val="en-GB"/>
         </w:rPr>
-      </w:pPr>
-    </w:p>
-    <w:p>
-      <w:pPr>
-        <w:pStyle w:val="Heading2"/>
+        <w:t>registracijo</w:t>
+      </w:r>
+      <w:proofErr w:type="spellEnd"/>
+      <w:r>
+        <w:rPr>
+          <w:lang w:val="en-GB"/>
+        </w:rPr>
+        <w:t xml:space="preserve"> z e-</w:t>
+      </w:r>
+      <w:proofErr w:type="spellStart"/>
+      <w:r>
+        <w:rPr>
+          <w:lang w:val="en-GB"/>
+        </w:rPr>
+        <w:t>poštnim</w:t>
+      </w:r>
+      <w:proofErr w:type="spellEnd"/>
+      <w:r>
+        <w:rPr>
+          <w:lang w:val="en-GB"/>
+        </w:rPr>
+        <w:t xml:space="preserve"> </w:t>
+      </w:r>
+      <w:proofErr w:type="spellStart"/>
+      <w:r>
+        <w:rPr>
+          <w:lang w:val="en-GB"/>
+        </w:rPr>
+        <w:t>naslovom</w:t>
+      </w:r>
+      <w:proofErr w:type="spellEnd"/>
+      <w:r>
+        <w:rPr>
+          <w:lang w:val="en-GB"/>
+        </w:rPr>
+        <w:t xml:space="preserve"> in </w:t>
+      </w:r>
+      <w:proofErr w:type="spellStart"/>
+      <w:r>
+        <w:rPr>
+          <w:lang w:val="en-GB"/>
+        </w:rPr>
+        <w:t>geslom</w:t>
+      </w:r>
+      <w:proofErr w:type="spellEnd"/>
+    </w:p>
+    <w:p>
+      <w:pPr>
+        <w:rPr>
+          <w:lang w:val="en-GB"/>
+        </w:rPr>
+      </w:pPr>
+    </w:p>
+    <w:p>
+      <w:pPr>
+        <w:rPr>
+          <w:lang w:val="en-GB"/>
+        </w:rPr>
+      </w:pPr>
+    </w:p>
+    <w:p>
+      <w:pPr>
+        <w:pStyle w:val="berschrift2"/>
       </w:pPr>
       <w:bookmarkStart w:id="15" w:name="_Toc200308717"/>
       <w:r>
@@ -5661,7 +7239,7 @@
     </w:p>
     <w:p>
       <w:pPr>
-        <w:pStyle w:val="ListParagraph"/>
+        <w:pStyle w:val="Listenabsatz"/>
         <w:numPr>
           <w:ilvl w:val="0"/>
           <w:numId w:val="35"/>
@@ -5685,7 +7263,7 @@
     </w:p>
     <w:p>
       <w:pPr>
-        <w:pStyle w:val="ListParagraph"/>
+        <w:pStyle w:val="Listenabsatz"/>
         <w:numPr>
           <w:ilvl w:val="0"/>
           <w:numId w:val="35"/>
@@ -5707,7 +7285,7 @@
     </w:p>
     <w:p>
       <w:pPr>
-        <w:pStyle w:val="ListParagraph"/>
+        <w:pStyle w:val="Listenabsatz"/>
         <w:numPr>
           <w:ilvl w:val="0"/>
           <w:numId w:val="35"/>
@@ -5729,7 +7307,7 @@
     </w:p>
     <w:p>
       <w:pPr>
-        <w:pStyle w:val="ListParagraph"/>
+        <w:pStyle w:val="Listenabsatz"/>
         <w:numPr>
           <w:ilvl w:val="0"/>
           <w:numId w:val="35"/>
@@ -5781,7 +7359,7 @@
     </w:p>
     <w:p>
       <w:pPr>
-        <w:pStyle w:val="ListParagraph"/>
+        <w:pStyle w:val="Listenabsatz"/>
         <w:numPr>
           <w:ilvl w:val="0"/>
           <w:numId w:val="35"/>
@@ -5810,7 +7388,7 @@
     </w:p>
     <w:p>
       <w:pPr>
-        <w:pStyle w:val="ListParagraph"/>
+        <w:pStyle w:val="Listenabsatz"/>
         <w:numPr>
           <w:ilvl w:val="1"/>
           <w:numId w:val="36"/>
@@ -5830,7 +7408,7 @@
     </w:p>
     <w:p>
       <w:pPr>
-        <w:pStyle w:val="ListParagraph"/>
+        <w:pStyle w:val="Listenabsatz"/>
         <w:numPr>
           <w:ilvl w:val="1"/>
           <w:numId w:val="36"/>
@@ -5850,7 +7428,7 @@
     </w:p>
     <w:p>
       <w:pPr>
-        <w:pStyle w:val="ListParagraph"/>
+        <w:pStyle w:val="Listenabsatz"/>
         <w:numPr>
           <w:ilvl w:val="1"/>
           <w:numId w:val="36"/>
@@ -5870,7 +7448,7 @@
     </w:p>
     <w:p>
       <w:pPr>
-        <w:pStyle w:val="ListParagraph"/>
+        <w:pStyle w:val="Listenabsatz"/>
         <w:numPr>
           <w:ilvl w:val="1"/>
           <w:numId w:val="36"/>
@@ -5890,7 +7468,7 @@
     </w:p>
     <w:p>
       <w:pPr>
-        <w:pStyle w:val="ListParagraph"/>
+        <w:pStyle w:val="Listenabsatz"/>
         <w:numPr>
           <w:ilvl w:val="1"/>
           <w:numId w:val="36"/>
@@ -5910,7 +7488,7 @@
     </w:p>
     <w:p>
       <w:pPr>
-        <w:pStyle w:val="ListParagraph"/>
+        <w:pStyle w:val="Listenabsatz"/>
         <w:numPr>
           <w:ilvl w:val="1"/>
           <w:numId w:val="36"/>
@@ -5938,7 +7516,7 @@
     </w:p>
     <w:p>
       <w:pPr>
-        <w:pStyle w:val="ListParagraph"/>
+        <w:pStyle w:val="Listenabsatz"/>
         <w:numPr>
           <w:ilvl w:val="0"/>
           <w:numId w:val="37"/>
@@ -6002,7 +7580,7 @@
     </w:p>
     <w:p>
       <w:pPr>
-        <w:pStyle w:val="ListParagraph"/>
+        <w:pStyle w:val="Listenabsatz"/>
         <w:numPr>
           <w:ilvl w:val="0"/>
           <w:numId w:val="37"/>
@@ -6019,6 +7597,7 @@
           <w:sz w:val="24"/>
           <w:szCs w:val="24"/>
         </w:rPr>
+        <w:lastRenderedPageBreak/>
         <w:t>Odpri v</w:t>
       </w:r>
       <w:r>
@@ -6070,7 +7649,7 @@
     </w:p>
     <w:p>
       <w:pPr>
-        <w:pStyle w:val="ListParagraph"/>
+        <w:pStyle w:val="Listenabsatz"/>
         <w:numPr>
           <w:ilvl w:val="0"/>
           <w:numId w:val="37"/>
@@ -6122,7 +7701,7 @@
     </w:p>
     <w:p>
       <w:pPr>
-        <w:pStyle w:val="ListParagraph"/>
+        <w:pStyle w:val="Listenabsatz"/>
         <w:numPr>
           <w:ilvl w:val="0"/>
           <w:numId w:val="37"/>
@@ -6190,7 +7769,7 @@
     </w:p>
     <w:p>
       <w:pPr>
-        <w:pStyle w:val="Heading2"/>
+        <w:pStyle w:val="berschrift2"/>
       </w:pPr>
       <w:bookmarkStart w:id="16" w:name="_Toc200308718"/>
       <w:r>
@@ -6245,7 +7824,7 @@
     </w:p>
     <w:p>
       <w:pPr>
-        <w:pStyle w:val="ListParagraph"/>
+        <w:pStyle w:val="Listenabsatz"/>
         <w:numPr>
           <w:ilvl w:val="0"/>
           <w:numId w:val="38"/>
@@ -6267,7 +7846,7 @@
     </w:p>
     <w:p>
       <w:pPr>
-        <w:pStyle w:val="ListParagraph"/>
+        <w:pStyle w:val="Listenabsatz"/>
         <w:numPr>
           <w:ilvl w:val="0"/>
           <w:numId w:val="38"/>
@@ -6289,7 +7868,7 @@
     </w:p>
     <w:p>
       <w:pPr>
-        <w:pStyle w:val="ListParagraph"/>
+        <w:pStyle w:val="Listenabsatz"/>
         <w:numPr>
           <w:ilvl w:val="0"/>
           <w:numId w:val="38"/>
@@ -6341,7 +7920,7 @@
     </w:p>
     <w:p>
       <w:pPr>
-        <w:pStyle w:val="ListParagraph"/>
+        <w:pStyle w:val="Listenabsatz"/>
         <w:numPr>
           <w:ilvl w:val="0"/>
           <w:numId w:val="38"/>
@@ -6370,7 +7949,7 @@
     </w:p>
     <w:p>
       <w:pPr>
-        <w:pStyle w:val="ListParagraph"/>
+        <w:pStyle w:val="Listenabsatz"/>
         <w:numPr>
           <w:ilvl w:val="0"/>
           <w:numId w:val="38"/>
@@ -6434,16 +8013,16 @@
     </w:p>
     <w:p>
       <w:pPr>
-        <w:pStyle w:val="ListParagraph"/>
-        <w:rPr>
-          <w:sz w:val="24"/>
-          <w:szCs w:val="24"/>
-        </w:rPr>
-      </w:pPr>
-    </w:p>
-    <w:p>
-      <w:pPr>
-        <w:pStyle w:val="ListParagraph"/>
+        <w:pStyle w:val="Listenabsatz"/>
+        <w:rPr>
+          <w:sz w:val="24"/>
+          <w:szCs w:val="24"/>
+        </w:rPr>
+      </w:pPr>
+    </w:p>
+    <w:p>
+      <w:pPr>
+        <w:pStyle w:val="Listenabsatz"/>
         <w:numPr>
           <w:ilvl w:val="0"/>
           <w:numId w:val="38"/>
@@ -6453,6 +8032,7 @@
           <w:szCs w:val="24"/>
         </w:rPr>
       </w:pPr>
+      <w:proofErr w:type="spellStart"/>
       <w:r>
         <w:rPr>
           <w:b/>
@@ -6462,6 +8042,7 @@
         </w:rPr>
         <w:t>PuzzleBoard</w:t>
       </w:r>
+      <w:proofErr w:type="spellEnd"/>
       <w:r>
         <w:rPr>
           <w:sz w:val="24"/>
@@ -6472,7 +8053,7 @@
     </w:p>
     <w:p>
       <w:pPr>
-        <w:pStyle w:val="ListParagraph"/>
+        <w:pStyle w:val="Listenabsatz"/>
         <w:numPr>
           <w:ilvl w:val="0"/>
           <w:numId w:val="39"/>
@@ -6492,7 +8073,7 @@
     </w:p>
     <w:p>
       <w:pPr>
-        <w:pStyle w:val="ListParagraph"/>
+        <w:pStyle w:val="Listenabsatz"/>
         <w:numPr>
           <w:ilvl w:val="0"/>
           <w:numId w:val="39"/>
@@ -6540,7 +8121,7 @@
     </w:p>
     <w:p>
       <w:pPr>
-        <w:pStyle w:val="ListParagraph"/>
+        <w:pStyle w:val="Listenabsatz"/>
         <w:ind w:left="1068"/>
         <w:rPr>
           <w:sz w:val="24"/>
@@ -6550,7 +8131,7 @@
     </w:p>
     <w:p>
       <w:pPr>
-        <w:pStyle w:val="ListParagraph"/>
+        <w:pStyle w:val="Listenabsatz"/>
         <w:numPr>
           <w:ilvl w:val="0"/>
           <w:numId w:val="40"/>
@@ -6623,7 +8204,7 @@
     </w:p>
     <w:p>
       <w:pPr>
-        <w:pStyle w:val="Heading2"/>
+        <w:pStyle w:val="berschrift2"/>
       </w:pPr>
       <w:bookmarkStart w:id="17" w:name="_Toc200308719"/>
       <w:r>
@@ -6664,7 +8245,7 @@
     </w:p>
     <w:p>
       <w:pPr>
-        <w:pStyle w:val="ListParagraph"/>
+        <w:pStyle w:val="Listenabsatz"/>
         <w:numPr>
           <w:ilvl w:val="0"/>
           <w:numId w:val="40"/>
@@ -6686,7 +8267,7 @@
     </w:p>
     <w:p>
       <w:pPr>
-        <w:pStyle w:val="ListParagraph"/>
+        <w:pStyle w:val="Listenabsatz"/>
         <w:numPr>
           <w:ilvl w:val="0"/>
           <w:numId w:val="40"/>
@@ -6708,7 +8289,7 @@
     </w:p>
     <w:p>
       <w:pPr>
-        <w:pStyle w:val="ListParagraph"/>
+        <w:pStyle w:val="Listenabsatz"/>
         <w:numPr>
           <w:ilvl w:val="0"/>
           <w:numId w:val="40"/>
@@ -6760,7 +8341,7 @@
     </w:p>
     <w:p>
       <w:pPr>
-        <w:pStyle w:val="ListParagraph"/>
+        <w:pStyle w:val="Listenabsatz"/>
         <w:numPr>
           <w:ilvl w:val="0"/>
           <w:numId w:val="40"/>
@@ -6798,16 +8379,16 @@
     </w:p>
     <w:p>
       <w:pPr>
-        <w:pStyle w:val="ListParagraph"/>
-        <w:rPr>
-          <w:sz w:val="24"/>
-          <w:szCs w:val="24"/>
-        </w:rPr>
-      </w:pPr>
-    </w:p>
-    <w:p>
-      <w:pPr>
-        <w:pStyle w:val="ListParagraph"/>
+        <w:pStyle w:val="Listenabsatz"/>
+        <w:rPr>
+          <w:sz w:val="24"/>
+          <w:szCs w:val="24"/>
+        </w:rPr>
+      </w:pPr>
+    </w:p>
+    <w:p>
+      <w:pPr>
+        <w:pStyle w:val="Listenabsatz"/>
         <w:numPr>
           <w:ilvl w:val="0"/>
           <w:numId w:val="40"/>
@@ -6852,7 +8433,7 @@
     </w:p>
     <w:p>
       <w:pPr>
-        <w:pStyle w:val="ListParagraph"/>
+        <w:pStyle w:val="Listenabsatz"/>
         <w:numPr>
           <w:ilvl w:val="0"/>
           <w:numId w:val="41"/>
@@ -6872,7 +8453,7 @@
     </w:p>
     <w:p>
       <w:pPr>
-        <w:pStyle w:val="ListParagraph"/>
+        <w:pStyle w:val="Listenabsatz"/>
         <w:numPr>
           <w:ilvl w:val="0"/>
           <w:numId w:val="41"/>
@@ -6892,7 +8473,7 @@
     </w:p>
     <w:p>
       <w:pPr>
-        <w:pStyle w:val="ListParagraph"/>
+        <w:pStyle w:val="Listenabsatz"/>
         <w:numPr>
           <w:ilvl w:val="0"/>
           <w:numId w:val="41"/>
@@ -6907,12 +8488,13 @@
           <w:sz w:val="24"/>
           <w:szCs w:val="24"/>
         </w:rPr>
+        <w:lastRenderedPageBreak/>
         <w:t>Dosežene točke</w:t>
       </w:r>
     </w:p>
     <w:p>
       <w:pPr>
-        <w:pStyle w:val="ListParagraph"/>
+        <w:pStyle w:val="Listenabsatz"/>
         <w:ind w:left="820"/>
         <w:rPr>
           <w:sz w:val="24"/>
@@ -6922,7 +8504,7 @@
     </w:p>
     <w:p>
       <w:pPr>
-        <w:pStyle w:val="ListParagraph"/>
+        <w:pStyle w:val="Listenabsatz"/>
         <w:numPr>
           <w:ilvl w:val="0"/>
           <w:numId w:val="42"/>
@@ -6958,7 +8540,7 @@
     </w:p>
     <w:p>
       <w:pPr>
-        <w:pStyle w:val="ListParagraph"/>
+        <w:pStyle w:val="Listenabsatz"/>
         <w:numPr>
           <w:ilvl w:val="0"/>
           <w:numId w:val="42"/>
@@ -6987,7 +8569,7 @@
     </w:p>
     <w:p>
       <w:pPr>
-        <w:pStyle w:val="ListParagraph"/>
+        <w:pStyle w:val="Listenabsatz"/>
         <w:numPr>
           <w:ilvl w:val="0"/>
           <w:numId w:val="42"/>
@@ -7016,7 +8598,7 @@
     </w:p>
     <w:p>
       <w:pPr>
-        <w:pStyle w:val="ListParagraph"/>
+        <w:pStyle w:val="Listenabsatz"/>
         <w:numPr>
           <w:ilvl w:val="0"/>
           <w:numId w:val="42"/>
@@ -7045,7 +8627,7 @@
     </w:p>
     <w:p>
       <w:pPr>
-        <w:pStyle w:val="ListParagraph"/>
+        <w:pStyle w:val="Listenabsatz"/>
         <w:numPr>
           <w:ilvl w:val="0"/>
           <w:numId w:val="42"/>
@@ -7109,7 +8691,7 @@
     </w:p>
     <w:p>
       <w:pPr>
-        <w:pStyle w:val="ListParagraph"/>
+        <w:pStyle w:val="Listenabsatz"/>
         <w:numPr>
           <w:ilvl w:val="0"/>
           <w:numId w:val="42"/>
@@ -7159,7 +8741,7 @@
     </w:p>
     <w:p>
       <w:pPr>
-        <w:pStyle w:val="ListParagraph"/>
+        <w:pStyle w:val="Listenabsatz"/>
         <w:numPr>
           <w:ilvl w:val="0"/>
           <w:numId w:val="42"/>
@@ -7212,10 +8794,11 @@
     <w:p/>
     <w:p>
       <w:pPr>
-        <w:pStyle w:val="Heading1"/>
+        <w:pStyle w:val="berschrift1"/>
       </w:pPr>
       <w:bookmarkStart w:id="18" w:name="_Toc200308720"/>
       <w:r>
+        <w:lastRenderedPageBreak/>
         <w:t>Struktura rešitve</w:t>
       </w:r>
       <w:bookmarkEnd w:id="18"/>
@@ -7260,7 +8843,15 @@
         <w:t>──</w:t>
       </w:r>
       <w:r>
-        <w:t xml:space="preserve"> app/                 # Next.js aplikacija</w:t>
+        <w:t xml:space="preserve"> app/                 # </w:t>
+      </w:r>
+      <w:proofErr w:type="spellStart"/>
+      <w:r>
+        <w:t>Next.js</w:t>
+      </w:r>
+      <w:proofErr w:type="spellEnd"/>
+      <w:r>
+        <w:t xml:space="preserve"> aplikacija</w:t>
       </w:r>
     </w:p>
     <w:p>
@@ -7323,7 +8914,15 @@
         <w:t>──</w:t>
       </w:r>
       <w:r>
-        <w:t xml:space="preserve"> components/          # React komponente</w:t>
+        <w:t xml:space="preserve"> components/          # </w:t>
+      </w:r>
+      <w:proofErr w:type="spellStart"/>
+      <w:r>
+        <w:t>React</w:t>
+      </w:r>
+      <w:proofErr w:type="spellEnd"/>
+      <w:r>
+        <w:t xml:space="preserve"> komponente</w:t>
       </w:r>
     </w:p>
     <w:p>
@@ -7426,7 +9025,15 @@
         <w:t>──</w:t>
       </w:r>
       <w:r>
-        <w:t xml:space="preserve"> types/               # TypeScript tipi</w:t>
+        <w:t xml:space="preserve"> types/               # </w:t>
+      </w:r>
+      <w:proofErr w:type="spellStart"/>
+      <w:r>
+        <w:t>TypeScript</w:t>
+      </w:r>
+      <w:proofErr w:type="spellEnd"/>
+      <w:r>
+        <w:t xml:space="preserve"> tipi</w:t>
       </w:r>
     </w:p>
     <w:p>
@@ -7479,7 +9086,15 @@
     </w:p>
     <w:p>
       <w:r>
-        <w:t>│   └── firebase_client.js  # Firebase konfiguracija</w:t>
+        <w:t xml:space="preserve">│   └── firebase_client.js  # </w:t>
+      </w:r>
+      <w:proofErr w:type="spellStart"/>
+      <w:r>
+        <w:t>Firebase</w:t>
+      </w:r>
+      <w:proofErr w:type="spellEnd"/>
+      <w:r>
+        <w:t xml:space="preserve"> konfiguracija</w:t>
       </w:r>
     </w:p>
     <w:p>
@@ -7508,9 +9123,19 @@
       <w:r>
         <w:t xml:space="preserve"> </w:t>
       </w:r>
-      <w:r>
-        <w:t>cobiss_scraper.ipynb</w:t>
-      </w:r>
+      <w:proofErr w:type="spellStart"/>
+      <w:r>
+        <w:t>cobiss</w:t>
+      </w:r>
+      <w:proofErr w:type="spellEnd"/>
+      <w:r>
+        <w:t>_</w:t>
+      </w:r>
+      <w:proofErr w:type="spellStart"/>
+      <w:r>
+        <w:t>scraper.ipynb</w:t>
+      </w:r>
+      <w:proofErr w:type="spellEnd"/>
       <w:r>
         <w:tab/>
       </w:r>
@@ -7518,21 +9143,45 @@
         <w:tab/>
         <w:t xml:space="preserve"># </w:t>
       </w:r>
-      <w:r>
-        <w:t xml:space="preserve">python </w:t>
+      <w:proofErr w:type="spellStart"/>
+      <w:r>
+        <w:t>python</w:t>
+      </w:r>
+      <w:proofErr w:type="spellEnd"/>
+      <w:r>
+        <w:t xml:space="preserve"> </w:t>
       </w:r>
       <w:r>
         <w:t>datoteka za pridobivanje podatkov o knjigah</w:t>
       </w:r>
     </w:p>
     <w:p>
-      <w:pPr>
-        <w:rPr>
-          <w:lang w:val="en-GB"/>
-        </w:rPr>
-      </w:pPr>
-      <w:r>
-        <w:t xml:space="preserve">|____ essential_book_data.json </w:t>
+      <w:r>
+        <w:t xml:space="preserve">|____ </w:t>
+      </w:r>
+      <w:proofErr w:type="spellStart"/>
+      <w:r>
+        <w:t>essential</w:t>
+      </w:r>
+      <w:proofErr w:type="spellEnd"/>
+      <w:r>
+        <w:t>_</w:t>
+      </w:r>
+      <w:proofErr w:type="spellStart"/>
+      <w:r>
+        <w:t>book</w:t>
+      </w:r>
+      <w:proofErr w:type="spellEnd"/>
+      <w:r>
+        <w:t>_</w:t>
+      </w:r>
+      <w:proofErr w:type="spellStart"/>
+      <w:r>
+        <w:t>data.json</w:t>
+      </w:r>
+      <w:proofErr w:type="spellEnd"/>
+      <w:r>
+        <w:t xml:space="preserve"> </w:t>
       </w:r>
       <w:r>
         <w:tab/>
@@ -7542,21 +9191,12 @@
         <w:t>JSON zbirka vseh izvo</w:t>
       </w:r>
       <w:r>
-        <w:rPr>
-          <w:lang w:val="en-GB"/>
-        </w:rPr>
         <w:t xml:space="preserve">ženih </w:t>
       </w:r>
       <w:r>
-        <w:rPr>
-          <w:lang w:val="en-GB"/>
-        </w:rPr>
         <w:t xml:space="preserve">pridobljenih </w:t>
       </w:r>
       <w:r>
-        <w:rPr>
-          <w:lang w:val="en-GB"/>
-        </w:rPr>
         <w:t>knjig</w:t>
       </w:r>
     </w:p>
@@ -7564,12 +9204,14 @@
       <w:r>
         <w:t xml:space="preserve">|____ </w:t>
       </w:r>
+      <w:proofErr w:type="spellStart"/>
       <w:r>
         <w:t>import</w:t>
       </w:r>
       <w:r>
         <w:t>Book.js</w:t>
       </w:r>
+      <w:proofErr w:type="spellEnd"/>
       <w:r>
         <w:tab/>
       </w:r>
@@ -7589,78 +9231,58 @@
       <w:r>
         <w:t xml:space="preserve">program, ki napolni </w:t>
       </w:r>
-      <w:r>
-        <w:t>Firebase kolekcijo</w:t>
+      <w:proofErr w:type="spellStart"/>
+      <w:r>
+        <w:t>Firebase</w:t>
+      </w:r>
+      <w:proofErr w:type="spellEnd"/>
+      <w:r>
+        <w:t xml:space="preserve"> kolekcijo</w:t>
       </w:r>
       <w:r>
         <w:t xml:space="preserve"> s knjigami</w:t>
       </w:r>
     </w:p>
     <w:p>
-      <w:pPr>
-        <w:rPr>
-          <w:lang w:val="en-US"/>
-        </w:rPr>
-      </w:pPr>
       <w:r>
         <w:t xml:space="preserve">|____ </w:t>
       </w:r>
+      <w:proofErr w:type="spellStart"/>
       <w:r>
         <w:t>private</w:t>
       </w:r>
-      <w:r>
-        <w:rPr>
-          <w:lang w:val="en-US"/>
-        </w:rPr>
-        <w:t>_key.json</w:t>
-      </w:r>
-      <w:r>
-        <w:rPr>
-          <w:lang w:val="en-US"/>
-        </w:rPr>
+      <w:proofErr w:type="spellEnd"/>
+      <w:r>
+        <w:t>_</w:t>
+      </w:r>
+      <w:proofErr w:type="spellStart"/>
+      <w:r>
+        <w:t>key.json</w:t>
+      </w:r>
+      <w:proofErr w:type="spellEnd"/>
+      <w:r>
         <w:tab/>
       </w:r>
       <w:r>
-        <w:rPr>
-          <w:lang w:val="en-US"/>
-        </w:rPr>
         <w:tab/>
       </w:r>
       <w:r>
-        <w:rPr>
-          <w:lang w:val="en-US"/>
-        </w:rPr>
         <w:tab/>
         <w:t xml:space="preserve"># </w:t>
       </w:r>
       <w:r>
-        <w:rPr>
-          <w:lang w:val="en-US"/>
-        </w:rPr>
         <w:t xml:space="preserve">privatni podatki za </w:t>
       </w:r>
       <w:r>
-        <w:rPr>
-          <w:lang w:val="en-US"/>
-        </w:rPr>
         <w:t>d</w:t>
       </w:r>
       <w:r>
-        <w:rPr>
-          <w:lang w:val="en-US"/>
-        </w:rPr>
         <w:t xml:space="preserve">ostop do </w:t>
       </w:r>
       <w:r>
-        <w:rPr>
-          <w:lang w:val="en-US"/>
-        </w:rPr>
         <w:t>podatkovne baze</w:t>
       </w:r>
       <w:r>
-        <w:rPr>
-          <w:lang w:val="en-US"/>
-        </w:rPr>
         <w:t>, ni na GIT</w:t>
       </w:r>
     </w:p>
@@ -7684,9 +9306,10 @@
     </w:p>
     <w:p>
       <w:pPr>
-        <w:pStyle w:val="Heading1"/>
-      </w:pPr>
-      <w:r>
+        <w:pStyle w:val="berschrift1"/>
+      </w:pPr>
+      <w:r>
+        <w:lastRenderedPageBreak/>
         <w:t>Zunanje odvisnosti aplikacije</w:t>
       </w:r>
       <w:bookmarkEnd w:id="19"/>
@@ -7704,7 +9327,23 @@
           <w:sz w:val="24"/>
           <w:szCs w:val="24"/>
         </w:rPr>
-        <w:t>Aplikacija temelji na sodobnem JavaScript/TypeScript skladu ter vključuje več zunanjih knjižnic in orodij za učinkovito gradnjo, testiranje in vzdrževanje rešitve.</w:t>
+        <w:t>Aplikacija temelji na sodobnem JavaScript/</w:t>
+      </w:r>
+      <w:proofErr w:type="spellStart"/>
+      <w:r>
+        <w:rPr>
+          <w:sz w:val="24"/>
+          <w:szCs w:val="24"/>
+        </w:rPr>
+        <w:t>TypeScript</w:t>
+      </w:r>
+      <w:proofErr w:type="spellEnd"/>
+      <w:r>
+        <w:rPr>
+          <w:sz w:val="24"/>
+          <w:szCs w:val="24"/>
+        </w:rPr>
+        <w:t xml:space="preserve"> skladu ter vključuje več zunanjih knjižnic in orodij za učinkovito gradnjo, testiranje in vzdrževanje rešitve.</w:t>
       </w:r>
     </w:p>
     <w:p>
@@ -7752,21 +9391,48 @@
           <w:szCs w:val="24"/>
         </w:rPr>
       </w:pPr>
-      <w:r>
-        <w:rPr>
-          <w:b/>
-          <w:bCs/>
-          <w:sz w:val="24"/>
-          <w:szCs w:val="24"/>
-        </w:rPr>
-        <w:t>next@^14.0.0</w:t>
-      </w:r>
-      <w:r>
-        <w:rPr>
-          <w:sz w:val="24"/>
-          <w:szCs w:val="24"/>
-        </w:rPr>
-        <w:t xml:space="preserve"> – ogrodje za strežniško pogojeno upodabljanje in generiranje statičnih strani (Next.js).</w:t>
+      <w:proofErr w:type="spellStart"/>
+      <w:r>
+        <w:rPr>
+          <w:b/>
+          <w:bCs/>
+          <w:sz w:val="24"/>
+          <w:szCs w:val="24"/>
+        </w:rPr>
+        <w:t>next</w:t>
+      </w:r>
+      <w:proofErr w:type="spellEnd"/>
+      <w:r>
+        <w:rPr>
+          <w:b/>
+          <w:bCs/>
+          <w:sz w:val="24"/>
+          <w:szCs w:val="24"/>
+        </w:rPr>
+        <w:t>@^14.0.0</w:t>
+      </w:r>
+      <w:r>
+        <w:rPr>
+          <w:sz w:val="24"/>
+          <w:szCs w:val="24"/>
+        </w:rPr>
+        <w:t xml:space="preserve"> – ogrodje za strežniško pogojeno upodabljanje in generiranje statičnih strani (</w:t>
+      </w:r>
+      <w:proofErr w:type="spellStart"/>
+      <w:r>
+        <w:rPr>
+          <w:sz w:val="24"/>
+          <w:szCs w:val="24"/>
+        </w:rPr>
+        <w:t>Next.js</w:t>
+      </w:r>
+      <w:proofErr w:type="spellEnd"/>
+      <w:r>
+        <w:rPr>
+          <w:sz w:val="24"/>
+          <w:szCs w:val="24"/>
+        </w:rPr>
+        <w:t>).</w:t>
       </w:r>
     </w:p>
     <w:p>
@@ -7780,14 +9446,25 @@
           <w:szCs w:val="24"/>
         </w:rPr>
       </w:pPr>
-      <w:r>
-        <w:rPr>
-          <w:b/>
-          <w:bCs/>
-          <w:sz w:val="24"/>
-          <w:szCs w:val="24"/>
-        </w:rPr>
-        <w:t>react@^18.2.0</w:t>
+      <w:proofErr w:type="spellStart"/>
+      <w:r>
+        <w:rPr>
+          <w:b/>
+          <w:bCs/>
+          <w:sz w:val="24"/>
+          <w:szCs w:val="24"/>
+        </w:rPr>
+        <w:t>react</w:t>
+      </w:r>
+      <w:proofErr w:type="spellEnd"/>
+      <w:r>
+        <w:rPr>
+          <w:b/>
+          <w:bCs/>
+          <w:sz w:val="24"/>
+          <w:szCs w:val="24"/>
+        </w:rPr>
+        <w:t>@^18.2.0</w:t>
       </w:r>
       <w:r>
         <w:rPr>
@@ -7808,21 +9485,48 @@
           <w:szCs w:val="24"/>
         </w:rPr>
       </w:pPr>
-      <w:r>
-        <w:rPr>
-          <w:b/>
-          <w:bCs/>
-          <w:sz w:val="24"/>
-          <w:szCs w:val="24"/>
-        </w:rPr>
-        <w:t>firebase@^10.0.0</w:t>
-      </w:r>
-      <w:r>
-        <w:rPr>
-          <w:sz w:val="24"/>
-          <w:szCs w:val="24"/>
-        </w:rPr>
-        <w:t xml:space="preserve"> – omogoča integracijo s storitvami Firebase, kot so avtentikacija, podatki v realnem času in gostovanje.</w:t>
+      <w:proofErr w:type="spellStart"/>
+      <w:r>
+        <w:rPr>
+          <w:b/>
+          <w:bCs/>
+          <w:sz w:val="24"/>
+          <w:szCs w:val="24"/>
+        </w:rPr>
+        <w:t>firebase</w:t>
+      </w:r>
+      <w:proofErr w:type="spellEnd"/>
+      <w:r>
+        <w:rPr>
+          <w:b/>
+          <w:bCs/>
+          <w:sz w:val="24"/>
+          <w:szCs w:val="24"/>
+        </w:rPr>
+        <w:t>@^10.0.0</w:t>
+      </w:r>
+      <w:r>
+        <w:rPr>
+          <w:sz w:val="24"/>
+          <w:szCs w:val="24"/>
+        </w:rPr>
+        <w:t xml:space="preserve"> – omogoča integracijo s storitvami </w:t>
+      </w:r>
+      <w:proofErr w:type="spellStart"/>
+      <w:r>
+        <w:rPr>
+          <w:sz w:val="24"/>
+          <w:szCs w:val="24"/>
+        </w:rPr>
+        <w:t>Firebase</w:t>
+      </w:r>
+      <w:proofErr w:type="spellEnd"/>
+      <w:r>
+        <w:rPr>
+          <w:sz w:val="24"/>
+          <w:szCs w:val="24"/>
+        </w:rPr>
+        <w:t>, kot so avtentikacija, podatki v realnem času in gostovanje.</w:t>
       </w:r>
     </w:p>
     <w:p>
@@ -7836,21 +9540,64 @@
           <w:szCs w:val="24"/>
         </w:rPr>
       </w:pPr>
-      <w:r>
-        <w:rPr>
-          <w:b/>
-          <w:bCs/>
-          <w:sz w:val="24"/>
-          <w:szCs w:val="24"/>
-        </w:rPr>
-        <w:t>tailwindcss@^3.0.0</w:t>
-      </w:r>
-      <w:r>
-        <w:rPr>
-          <w:sz w:val="24"/>
-          <w:szCs w:val="24"/>
-        </w:rPr>
-        <w:t xml:space="preserve"> – utility-first CSS ogrodje za hitro in odzivno oblikovanje uporabniškega vmesnika.</w:t>
+      <w:proofErr w:type="spellStart"/>
+      <w:r>
+        <w:rPr>
+          <w:b/>
+          <w:bCs/>
+          <w:sz w:val="24"/>
+          <w:szCs w:val="24"/>
+        </w:rPr>
+        <w:t>tailwindcss</w:t>
+      </w:r>
+      <w:proofErr w:type="spellEnd"/>
+      <w:r>
+        <w:rPr>
+          <w:b/>
+          <w:bCs/>
+          <w:sz w:val="24"/>
+          <w:szCs w:val="24"/>
+        </w:rPr>
+        <w:t>@^3.0.0</w:t>
+      </w:r>
+      <w:r>
+        <w:rPr>
+          <w:sz w:val="24"/>
+          <w:szCs w:val="24"/>
+        </w:rPr>
+        <w:t xml:space="preserve"> – </w:t>
+      </w:r>
+      <w:proofErr w:type="spellStart"/>
+      <w:r>
+        <w:rPr>
+          <w:sz w:val="24"/>
+          <w:szCs w:val="24"/>
+        </w:rPr>
+        <w:t>utility</w:t>
+      </w:r>
+      <w:proofErr w:type="spellEnd"/>
+      <w:r>
+        <w:rPr>
+          <w:sz w:val="24"/>
+          <w:szCs w:val="24"/>
+        </w:rPr>
+        <w:t>-</w:t>
+      </w:r>
+      <w:proofErr w:type="spellStart"/>
+      <w:r>
+        <w:rPr>
+          <w:sz w:val="24"/>
+          <w:szCs w:val="24"/>
+        </w:rPr>
+        <w:t>first</w:t>
+      </w:r>
+      <w:proofErr w:type="spellEnd"/>
+      <w:r>
+        <w:rPr>
+          <w:sz w:val="24"/>
+          <w:szCs w:val="24"/>
+        </w:rPr>
+        <w:t xml:space="preserve"> CSS ogrodje za hitro in odzivno oblikovanje uporabniškega vmesnika.</w:t>
       </w:r>
     </w:p>
     <w:p>
@@ -7864,14 +9611,25 @@
           <w:szCs w:val="24"/>
         </w:rPr>
       </w:pPr>
-      <w:r>
-        <w:rPr>
-          <w:b/>
-          <w:bCs/>
-          <w:sz w:val="24"/>
-          <w:szCs w:val="24"/>
-        </w:rPr>
-        <w:t>typescript@^5.0.0</w:t>
+      <w:proofErr w:type="spellStart"/>
+      <w:r>
+        <w:rPr>
+          <w:b/>
+          <w:bCs/>
+          <w:sz w:val="24"/>
+          <w:szCs w:val="24"/>
+        </w:rPr>
+        <w:t>typescript</w:t>
+      </w:r>
+      <w:proofErr w:type="spellEnd"/>
+      <w:r>
+        <w:rPr>
+          <w:b/>
+          <w:bCs/>
+          <w:sz w:val="24"/>
+          <w:szCs w:val="24"/>
+        </w:rPr>
+        <w:t>@^5.0.0</w:t>
       </w:r>
       <w:r>
         <w:rPr>
@@ -7933,14 +9691,86 @@
           <w:sz w:val="24"/>
           <w:szCs w:val="24"/>
         </w:rPr>
-        <w:t>@types/node@^20.0.0</w:t>
-      </w:r>
-      <w:r>
-        <w:rPr>
-          <w:sz w:val="24"/>
-          <w:szCs w:val="24"/>
-        </w:rPr>
-        <w:t xml:space="preserve"> – tipovne definicije za delo v okolju Node.js.</w:t>
+        <w:t>@</w:t>
+      </w:r>
+      <w:proofErr w:type="spellStart"/>
+      <w:r>
+        <w:rPr>
+          <w:b/>
+          <w:bCs/>
+          <w:sz w:val="24"/>
+          <w:szCs w:val="24"/>
+        </w:rPr>
+        <w:t>types</w:t>
+      </w:r>
+      <w:proofErr w:type="spellEnd"/>
+      <w:r>
+        <w:rPr>
+          <w:b/>
+          <w:bCs/>
+          <w:sz w:val="24"/>
+          <w:szCs w:val="24"/>
+        </w:rPr>
+        <w:t>/</w:t>
+      </w:r>
+      <w:proofErr w:type="spellStart"/>
+      <w:r>
+        <w:rPr>
+          <w:b/>
+          <w:bCs/>
+          <w:sz w:val="24"/>
+          <w:szCs w:val="24"/>
+        </w:rPr>
+        <w:t>node</w:t>
+      </w:r>
+      <w:proofErr w:type="spellEnd"/>
+      <w:r>
+        <w:rPr>
+          <w:b/>
+          <w:bCs/>
+          <w:sz w:val="24"/>
+          <w:szCs w:val="24"/>
+        </w:rPr>
+        <w:t>@^20.0.0</w:t>
+      </w:r>
+      <w:r>
+        <w:rPr>
+          <w:sz w:val="24"/>
+          <w:szCs w:val="24"/>
+        </w:rPr>
+        <w:t xml:space="preserve"> – </w:t>
+      </w:r>
+      <w:proofErr w:type="spellStart"/>
+      <w:r>
+        <w:rPr>
+          <w:sz w:val="24"/>
+          <w:szCs w:val="24"/>
+        </w:rPr>
+        <w:t>tipovne</w:t>
+      </w:r>
+      <w:proofErr w:type="spellEnd"/>
+      <w:r>
+        <w:rPr>
+          <w:sz w:val="24"/>
+          <w:szCs w:val="24"/>
+        </w:rPr>
+        <w:t xml:space="preserve"> definicije za delo v okolju </w:t>
+      </w:r>
+      <w:proofErr w:type="spellStart"/>
+      <w:r>
+        <w:rPr>
+          <w:sz w:val="24"/>
+          <w:szCs w:val="24"/>
+        </w:rPr>
+        <w:t>Node</w:t>
+      </w:r>
+      <w:proofErr w:type="spellEnd"/>
+      <w:r>
+        <w:rPr>
+          <w:sz w:val="24"/>
+          <w:szCs w:val="24"/>
+        </w:rPr>
+        <w:t>.js.</w:t>
       </w:r>
     </w:p>
     <w:p>
@@ -7961,14 +9791,102 @@
           <w:sz w:val="24"/>
           <w:szCs w:val="24"/>
         </w:rPr>
-        <w:t>@types/react@^18.0.0</w:t>
-      </w:r>
-      <w:r>
-        <w:rPr>
-          <w:sz w:val="24"/>
-          <w:szCs w:val="24"/>
-        </w:rPr>
-        <w:t xml:space="preserve"> – tipovne definicije za uporabo React v TypeScript okolju.</w:t>
+        <w:t>@</w:t>
+      </w:r>
+      <w:proofErr w:type="spellStart"/>
+      <w:r>
+        <w:rPr>
+          <w:b/>
+          <w:bCs/>
+          <w:sz w:val="24"/>
+          <w:szCs w:val="24"/>
+        </w:rPr>
+        <w:t>types</w:t>
+      </w:r>
+      <w:proofErr w:type="spellEnd"/>
+      <w:r>
+        <w:rPr>
+          <w:b/>
+          <w:bCs/>
+          <w:sz w:val="24"/>
+          <w:szCs w:val="24"/>
+        </w:rPr>
+        <w:t>/</w:t>
+      </w:r>
+      <w:proofErr w:type="spellStart"/>
+      <w:r>
+        <w:rPr>
+          <w:b/>
+          <w:bCs/>
+          <w:sz w:val="24"/>
+          <w:szCs w:val="24"/>
+        </w:rPr>
+        <w:t>react</w:t>
+      </w:r>
+      <w:proofErr w:type="spellEnd"/>
+      <w:r>
+        <w:rPr>
+          <w:b/>
+          <w:bCs/>
+          <w:sz w:val="24"/>
+          <w:szCs w:val="24"/>
+        </w:rPr>
+        <w:t>@^18.0.0</w:t>
+      </w:r>
+      <w:r>
+        <w:rPr>
+          <w:sz w:val="24"/>
+          <w:szCs w:val="24"/>
+        </w:rPr>
+        <w:t xml:space="preserve"> – </w:t>
+      </w:r>
+      <w:proofErr w:type="spellStart"/>
+      <w:r>
+        <w:rPr>
+          <w:sz w:val="24"/>
+          <w:szCs w:val="24"/>
+        </w:rPr>
+        <w:t>tipovne</w:t>
+      </w:r>
+      <w:proofErr w:type="spellEnd"/>
+      <w:r>
+        <w:rPr>
+          <w:sz w:val="24"/>
+          <w:szCs w:val="24"/>
+        </w:rPr>
+        <w:t xml:space="preserve"> definicije za uporabo </w:t>
+      </w:r>
+      <w:proofErr w:type="spellStart"/>
+      <w:r>
+        <w:rPr>
+          <w:sz w:val="24"/>
+          <w:szCs w:val="24"/>
+        </w:rPr>
+        <w:t>React</w:t>
+      </w:r>
+      <w:proofErr w:type="spellEnd"/>
+      <w:r>
+        <w:rPr>
+          <w:sz w:val="24"/>
+          <w:szCs w:val="24"/>
+        </w:rPr>
+        <w:t xml:space="preserve"> v </w:t>
+      </w:r>
+      <w:proofErr w:type="spellStart"/>
+      <w:r>
+        <w:rPr>
+          <w:sz w:val="24"/>
+          <w:szCs w:val="24"/>
+        </w:rPr>
+        <w:t>TypeScript</w:t>
+      </w:r>
+      <w:proofErr w:type="spellEnd"/>
+      <w:r>
+        <w:rPr>
+          <w:sz w:val="24"/>
+          <w:szCs w:val="24"/>
+        </w:rPr>
+        <w:t xml:space="preserve"> okolju.</w:t>
       </w:r>
     </w:p>
     <w:p>
@@ -7982,21 +9900,48 @@
           <w:szCs w:val="24"/>
         </w:rPr>
       </w:pPr>
-      <w:r>
-        <w:rPr>
-          <w:b/>
-          <w:bCs/>
-          <w:sz w:val="24"/>
-          <w:szCs w:val="24"/>
-        </w:rPr>
-        <w:t>eslint@^8.0.0</w:t>
-      </w:r>
-      <w:r>
-        <w:rPr>
-          <w:sz w:val="24"/>
-          <w:szCs w:val="24"/>
-        </w:rPr>
-        <w:t xml:space="preserve"> – orodje za analizo in zagotavljanje skladnosti JavaScript/TypeScript kode z definiranimi pravili.</w:t>
+      <w:proofErr w:type="spellStart"/>
+      <w:r>
+        <w:rPr>
+          <w:b/>
+          <w:bCs/>
+          <w:sz w:val="24"/>
+          <w:szCs w:val="24"/>
+        </w:rPr>
+        <w:t>eslint</w:t>
+      </w:r>
+      <w:proofErr w:type="spellEnd"/>
+      <w:r>
+        <w:rPr>
+          <w:b/>
+          <w:bCs/>
+          <w:sz w:val="24"/>
+          <w:szCs w:val="24"/>
+        </w:rPr>
+        <w:t>@^8.0.0</w:t>
+      </w:r>
+      <w:r>
+        <w:rPr>
+          <w:sz w:val="24"/>
+          <w:szCs w:val="24"/>
+        </w:rPr>
+        <w:t xml:space="preserve"> – orodje za analizo in zagotavljanje skladnosti JavaScript/</w:t>
+      </w:r>
+      <w:proofErr w:type="spellStart"/>
+      <w:r>
+        <w:rPr>
+          <w:sz w:val="24"/>
+          <w:szCs w:val="24"/>
+        </w:rPr>
+        <w:t>TypeScript</w:t>
+      </w:r>
+      <w:proofErr w:type="spellEnd"/>
+      <w:r>
+        <w:rPr>
+          <w:sz w:val="24"/>
+          <w:szCs w:val="24"/>
+        </w:rPr>
+        <w:t xml:space="preserve"> kode z definiranimi pravili.</w:t>
       </w:r>
     </w:p>
     <w:p>
@@ -8038,14 +9983,25 @@
           <w:szCs w:val="24"/>
         </w:rPr>
       </w:pPr>
-      <w:r>
-        <w:rPr>
-          <w:b/>
-          <w:bCs/>
-          <w:sz w:val="24"/>
-          <w:szCs w:val="24"/>
-        </w:rPr>
-        <w:t>prettier@^3.0.0</w:t>
+      <w:proofErr w:type="spellStart"/>
+      <w:r>
+        <w:rPr>
+          <w:b/>
+          <w:bCs/>
+          <w:sz w:val="24"/>
+          <w:szCs w:val="24"/>
+        </w:rPr>
+        <w:t>prettier</w:t>
+      </w:r>
+      <w:proofErr w:type="spellEnd"/>
+      <w:r>
+        <w:rPr>
+          <w:b/>
+          <w:bCs/>
+          <w:sz w:val="24"/>
+          <w:szCs w:val="24"/>
+        </w:rPr>
+        <w:t>@^3.0.0</w:t>
       </w:r>
       <w:r>
         <w:rPr>
@@ -8077,17 +10033,87 @@
           <w:sz w:val="24"/>
           <w:szCs w:val="24"/>
         </w:rPr>
-        <w:t xml:space="preserve">Popoln seznam vseh odvisnosti (vključno s posrednimi) je dostopen v datoteki package.json. V repozitoriju GitHub je avtomatsko generiran </w:t>
-      </w:r>
-      <w:r>
-        <w:rPr>
-          <w:b/>
-          <w:bCs/>
-          <w:sz w:val="24"/>
-          <w:szCs w:val="24"/>
-        </w:rPr>
-        <w:t>dependency graph</w:t>
-      </w:r>
+        <w:t xml:space="preserve">Popoln seznam vseh odvisnosti (vključno s posrednimi) je dostopen v datoteki </w:t>
+      </w:r>
+      <w:proofErr w:type="spellStart"/>
+      <w:r>
+        <w:rPr>
+          <w:sz w:val="24"/>
+          <w:szCs w:val="24"/>
+        </w:rPr>
+        <w:t>package</w:t>
+      </w:r>
+      <w:proofErr w:type="spellEnd"/>
+      <w:r>
+        <w:rPr>
+          <w:sz w:val="24"/>
+          <w:szCs w:val="24"/>
+        </w:rPr>
+        <w:t>.</w:t>
+      </w:r>
+      <w:proofErr w:type="spellStart"/>
+      <w:r>
+        <w:rPr>
+          <w:sz w:val="24"/>
+          <w:szCs w:val="24"/>
+        </w:rPr>
+        <w:t>json</w:t>
+      </w:r>
+      <w:proofErr w:type="spellEnd"/>
+      <w:r>
+        <w:rPr>
+          <w:sz w:val="24"/>
+          <w:szCs w:val="24"/>
+        </w:rPr>
+        <w:t xml:space="preserve">. V repozitoriju </w:t>
+      </w:r>
+      <w:proofErr w:type="spellStart"/>
+      <w:r>
+        <w:rPr>
+          <w:sz w:val="24"/>
+          <w:szCs w:val="24"/>
+        </w:rPr>
+        <w:t>GitHub</w:t>
+      </w:r>
+      <w:proofErr w:type="spellEnd"/>
+      <w:r>
+        <w:rPr>
+          <w:sz w:val="24"/>
+          <w:szCs w:val="24"/>
+        </w:rPr>
+        <w:t xml:space="preserve"> je avtomatsko generiran </w:t>
+      </w:r>
+      <w:proofErr w:type="spellStart"/>
+      <w:r>
+        <w:rPr>
+          <w:b/>
+          <w:bCs/>
+          <w:sz w:val="24"/>
+          <w:szCs w:val="24"/>
+        </w:rPr>
+        <w:t>dependency</w:t>
+      </w:r>
+      <w:proofErr w:type="spellEnd"/>
+      <w:r>
+        <w:rPr>
+          <w:b/>
+          <w:bCs/>
+          <w:sz w:val="24"/>
+          <w:szCs w:val="24"/>
+        </w:rPr>
+        <w:t xml:space="preserve"> </w:t>
+      </w:r>
+      <w:proofErr w:type="spellStart"/>
+      <w:r>
+        <w:rPr>
+          <w:b/>
+          <w:bCs/>
+          <w:sz w:val="24"/>
+          <w:szCs w:val="24"/>
+        </w:rPr>
+        <w:t>graph</w:t>
+      </w:r>
+      <w:proofErr w:type="spellEnd"/>
       <w:r>
         <w:rPr>
           <w:sz w:val="24"/>
@@ -8115,10 +10141,11 @@
     <w:p/>
     <w:p>
       <w:pPr>
-        <w:pStyle w:val="Heading1"/>
+        <w:pStyle w:val="berschrift1"/>
       </w:pPr>
       <w:bookmarkStart w:id="20" w:name="_Toc200308722"/>
       <w:r>
+        <w:lastRenderedPageBreak/>
         <w:t>Navodila za zagon</w:t>
       </w:r>
       <w:bookmarkEnd w:id="20"/>
@@ -8155,8 +10182,17 @@
           <w:sz w:val="24"/>
           <w:szCs w:val="24"/>
         </w:rPr>
-        <w:t>Za začetek klonirajte GitHub</w:t>
-      </w:r>
+        <w:t xml:space="preserve">Za začetek klonirajte </w:t>
+      </w:r>
+      <w:proofErr w:type="spellStart"/>
+      <w:r>
+        <w:rPr>
+          <w:sz w:val="24"/>
+          <w:szCs w:val="24"/>
+        </w:rPr>
+        <w:t>GitHub</w:t>
+      </w:r>
+      <w:proofErr w:type="spellEnd"/>
       <w:r>
         <w:rPr>
           <w:sz w:val="24"/>
@@ -8193,12 +10229,37 @@
           <w:szCs w:val="24"/>
         </w:rPr>
       </w:pPr>
-      <w:r>
-        <w:rPr>
-          <w:sz w:val="24"/>
-          <w:szCs w:val="24"/>
-        </w:rPr>
-        <w:t>git clone https://github.com/Praktikum-II-IZUM/izum-gamification.git</w:t>
+      <w:proofErr w:type="spellStart"/>
+      <w:r>
+        <w:rPr>
+          <w:sz w:val="24"/>
+          <w:szCs w:val="24"/>
+        </w:rPr>
+        <w:t>git</w:t>
+      </w:r>
+      <w:proofErr w:type="spellEnd"/>
+      <w:r>
+        <w:rPr>
+          <w:sz w:val="24"/>
+          <w:szCs w:val="24"/>
+        </w:rPr>
+        <w:t xml:space="preserve"> </w:t>
+      </w:r>
+      <w:proofErr w:type="spellStart"/>
+      <w:r>
+        <w:rPr>
+          <w:sz w:val="24"/>
+          <w:szCs w:val="24"/>
+        </w:rPr>
+        <w:t>clone</w:t>
+      </w:r>
+      <w:proofErr w:type="spellEnd"/>
+      <w:r>
+        <w:rPr>
+          <w:sz w:val="24"/>
+          <w:szCs w:val="24"/>
+        </w:rPr>
+        <w:t xml:space="preserve"> https://github.com/Praktikum-II-IZUM/izum-gamification.git</w:t>
       </w:r>
     </w:p>
     <w:p>
@@ -8269,7 +10330,23 @@
           <w:sz w:val="24"/>
           <w:szCs w:val="24"/>
         </w:rPr>
-        <w:t>cd izum-gamification/puzzle-game</w:t>
+        <w:t>cd izum-</w:t>
+      </w:r>
+      <w:proofErr w:type="spellStart"/>
+      <w:r>
+        <w:rPr>
+          <w:sz w:val="24"/>
+          <w:szCs w:val="24"/>
+        </w:rPr>
+        <w:t>gamification</w:t>
+      </w:r>
+      <w:proofErr w:type="spellEnd"/>
+      <w:r>
+        <w:rPr>
+          <w:sz w:val="24"/>
+          <w:szCs w:val="24"/>
+        </w:rPr>
+        <w:t>/puzzle-game</w:t>
       </w:r>
     </w:p>
     <w:p>
@@ -8332,23 +10409,61 @@
           <w:sz w:val="24"/>
           <w:szCs w:val="24"/>
         </w:rPr>
-        <w:t>Uporaba npm:</w:t>
-      </w:r>
-    </w:p>
-    <w:p>
-      <w:pPr>
-        <w:rPr>
-          <w:sz w:val="24"/>
-          <w:szCs w:val="24"/>
-        </w:rPr>
-      </w:pPr>
-      <w:r>
-        <w:rPr>
-          <w:sz w:val="24"/>
-          <w:szCs w:val="24"/>
-        </w:rPr>
-        <w:t>npm install</w:t>
-      </w:r>
+        <w:t xml:space="preserve">Uporaba </w:t>
+      </w:r>
+      <w:proofErr w:type="spellStart"/>
+      <w:r>
+        <w:rPr>
+          <w:b/>
+          <w:bCs/>
+          <w:sz w:val="24"/>
+          <w:szCs w:val="24"/>
+        </w:rPr>
+        <w:t>npm</w:t>
+      </w:r>
+      <w:proofErr w:type="spellEnd"/>
+      <w:r>
+        <w:rPr>
+          <w:b/>
+          <w:bCs/>
+          <w:sz w:val="24"/>
+          <w:szCs w:val="24"/>
+        </w:rPr>
+        <w:t>:</w:t>
+      </w:r>
+    </w:p>
+    <w:p>
+      <w:pPr>
+        <w:rPr>
+          <w:sz w:val="24"/>
+          <w:szCs w:val="24"/>
+        </w:rPr>
+      </w:pPr>
+      <w:proofErr w:type="spellStart"/>
+      <w:r>
+        <w:rPr>
+          <w:sz w:val="24"/>
+          <w:szCs w:val="24"/>
+        </w:rPr>
+        <w:t>npm</w:t>
+      </w:r>
+      <w:proofErr w:type="spellEnd"/>
+      <w:r>
+        <w:rPr>
+          <w:sz w:val="24"/>
+          <w:szCs w:val="24"/>
+        </w:rPr>
+        <w:t xml:space="preserve"> </w:t>
+      </w:r>
+      <w:proofErr w:type="spellStart"/>
+      <w:r>
+        <w:rPr>
+          <w:sz w:val="24"/>
+          <w:szCs w:val="24"/>
+        </w:rPr>
+        <w:t>install</w:t>
+      </w:r>
+      <w:proofErr w:type="spellEnd"/>
     </w:p>
     <w:p>
       <w:pPr>
@@ -8368,23 +10483,61 @@
           <w:sz w:val="24"/>
           <w:szCs w:val="24"/>
         </w:rPr>
-        <w:t>Uporaba yarn:</w:t>
-      </w:r>
-    </w:p>
-    <w:p>
-      <w:pPr>
-        <w:rPr>
-          <w:sz w:val="24"/>
-          <w:szCs w:val="24"/>
-        </w:rPr>
-      </w:pPr>
-      <w:r>
-        <w:rPr>
-          <w:sz w:val="24"/>
-          <w:szCs w:val="24"/>
-        </w:rPr>
-        <w:t>yarn install</w:t>
-      </w:r>
+        <w:t xml:space="preserve">Uporaba </w:t>
+      </w:r>
+      <w:proofErr w:type="spellStart"/>
+      <w:r>
+        <w:rPr>
+          <w:b/>
+          <w:bCs/>
+          <w:sz w:val="24"/>
+          <w:szCs w:val="24"/>
+        </w:rPr>
+        <w:t>yarn</w:t>
+      </w:r>
+      <w:proofErr w:type="spellEnd"/>
+      <w:r>
+        <w:rPr>
+          <w:b/>
+          <w:bCs/>
+          <w:sz w:val="24"/>
+          <w:szCs w:val="24"/>
+        </w:rPr>
+        <w:t>:</w:t>
+      </w:r>
+    </w:p>
+    <w:p>
+      <w:pPr>
+        <w:rPr>
+          <w:sz w:val="24"/>
+          <w:szCs w:val="24"/>
+        </w:rPr>
+      </w:pPr>
+      <w:proofErr w:type="spellStart"/>
+      <w:r>
+        <w:rPr>
+          <w:sz w:val="24"/>
+          <w:szCs w:val="24"/>
+        </w:rPr>
+        <w:t>yarn</w:t>
+      </w:r>
+      <w:proofErr w:type="spellEnd"/>
+      <w:r>
+        <w:rPr>
+          <w:sz w:val="24"/>
+          <w:szCs w:val="24"/>
+        </w:rPr>
+        <w:t xml:space="preserve"> </w:t>
+      </w:r>
+      <w:proofErr w:type="spellStart"/>
+      <w:r>
+        <w:rPr>
+          <w:sz w:val="24"/>
+          <w:szCs w:val="24"/>
+        </w:rPr>
+        <w:t>install</w:t>
+      </w:r>
+      <w:proofErr w:type="spellEnd"/>
     </w:p>
     <w:p>
       <w:pPr>
@@ -8438,17 +10591,39 @@
           <w:sz w:val="24"/>
           <w:szCs w:val="24"/>
         </w:rPr>
-        <w:t>.env</w:t>
-      </w:r>
-      <w:r>
-        <w:rPr>
-          <w:b/>
-          <w:bCs/>
-          <w:sz w:val="24"/>
-          <w:szCs w:val="24"/>
-        </w:rPr>
-        <w:t>.local</w:t>
-      </w:r>
+        <w:t>.</w:t>
+      </w:r>
+      <w:proofErr w:type="spellStart"/>
+      <w:r>
+        <w:rPr>
+          <w:b/>
+          <w:bCs/>
+          <w:sz w:val="24"/>
+          <w:szCs w:val="24"/>
+        </w:rPr>
+        <w:t>env</w:t>
+      </w:r>
+      <w:proofErr w:type="spellEnd"/>
+      <w:r>
+        <w:rPr>
+          <w:b/>
+          <w:bCs/>
+          <w:sz w:val="24"/>
+          <w:szCs w:val="24"/>
+        </w:rPr>
+        <w:t>.</w:t>
+      </w:r>
+      <w:proofErr w:type="spellStart"/>
+      <w:r>
+        <w:rPr>
+          <w:b/>
+          <w:bCs/>
+          <w:sz w:val="24"/>
+          <w:szCs w:val="24"/>
+        </w:rPr>
+        <w:t>local</w:t>
+      </w:r>
+      <w:proofErr w:type="spellEnd"/>
       <w:r>
         <w:rPr>
           <w:sz w:val="24"/>
@@ -8582,13 +10757,47 @@
           <w:szCs w:val="24"/>
         </w:rPr>
       </w:pPr>
-      <w:r>
-        <w:rPr>
-          <w:sz w:val="24"/>
-          <w:szCs w:val="24"/>
-        </w:rPr>
-        <w:t>docker compose up --build</w:t>
-      </w:r>
+      <w:proofErr w:type="spellStart"/>
+      <w:r>
+        <w:rPr>
+          <w:sz w:val="24"/>
+          <w:szCs w:val="24"/>
+        </w:rPr>
+        <w:t>docker</w:t>
+      </w:r>
+      <w:proofErr w:type="spellEnd"/>
+      <w:r>
+        <w:rPr>
+          <w:sz w:val="24"/>
+          <w:szCs w:val="24"/>
+        </w:rPr>
+        <w:t xml:space="preserve"> </w:t>
+      </w:r>
+      <w:proofErr w:type="spellStart"/>
+      <w:r>
+        <w:rPr>
+          <w:sz w:val="24"/>
+          <w:szCs w:val="24"/>
+        </w:rPr>
+        <w:t>compose</w:t>
+      </w:r>
+      <w:proofErr w:type="spellEnd"/>
+      <w:r>
+        <w:rPr>
+          <w:sz w:val="24"/>
+          <w:szCs w:val="24"/>
+        </w:rPr>
+        <w:t xml:space="preserve"> up --</w:t>
+      </w:r>
+      <w:proofErr w:type="spellStart"/>
+      <w:r>
+        <w:rPr>
+          <w:sz w:val="24"/>
+          <w:szCs w:val="24"/>
+        </w:rPr>
+        <w:t>build</w:t>
+      </w:r>
+      <w:proofErr w:type="spellEnd"/>
     </w:p>
     <w:p>
       <w:pPr>
@@ -8622,6 +10831,7 @@
           <w:sz w:val="28"/>
           <w:szCs w:val="28"/>
         </w:rPr>
+        <w:lastRenderedPageBreak/>
         <w:t>6. Zagon razvojnega strežnika</w:t>
       </w:r>
     </w:p>
@@ -8651,29 +10861,49 @@
           <w:szCs w:val="24"/>
         </w:rPr>
       </w:pPr>
-      <w:r>
-        <w:rPr>
-          <w:b/>
-          <w:bCs/>
-          <w:sz w:val="24"/>
-          <w:szCs w:val="24"/>
-        </w:rPr>
-        <w:t>npm:</w:t>
-      </w:r>
-    </w:p>
-    <w:p>
-      <w:pPr>
-        <w:rPr>
-          <w:sz w:val="24"/>
-          <w:szCs w:val="24"/>
-        </w:rPr>
-      </w:pPr>
-      <w:r>
-        <w:rPr>
-          <w:sz w:val="24"/>
-          <w:szCs w:val="24"/>
-        </w:rPr>
-        <w:t>npm run dev</w:t>
+      <w:proofErr w:type="spellStart"/>
+      <w:r>
+        <w:rPr>
+          <w:b/>
+          <w:bCs/>
+          <w:sz w:val="24"/>
+          <w:szCs w:val="24"/>
+        </w:rPr>
+        <w:t>npm</w:t>
+      </w:r>
+      <w:proofErr w:type="spellEnd"/>
+      <w:r>
+        <w:rPr>
+          <w:b/>
+          <w:bCs/>
+          <w:sz w:val="24"/>
+          <w:szCs w:val="24"/>
+        </w:rPr>
+        <w:t>:</w:t>
+      </w:r>
+    </w:p>
+    <w:p>
+      <w:pPr>
+        <w:rPr>
+          <w:sz w:val="24"/>
+          <w:szCs w:val="24"/>
+        </w:rPr>
+      </w:pPr>
+      <w:proofErr w:type="spellStart"/>
+      <w:r>
+        <w:rPr>
+          <w:sz w:val="24"/>
+          <w:szCs w:val="24"/>
+        </w:rPr>
+        <w:t>npm</w:t>
+      </w:r>
+      <w:proofErr w:type="spellEnd"/>
+      <w:r>
+        <w:rPr>
+          <w:sz w:val="24"/>
+          <w:szCs w:val="24"/>
+        </w:rPr>
+        <w:t xml:space="preserve"> run dev</w:t>
       </w:r>
     </w:p>
     <w:p>
@@ -8687,29 +10917,49 @@
           <w:szCs w:val="24"/>
         </w:rPr>
       </w:pPr>
-      <w:r>
-        <w:rPr>
-          <w:b/>
-          <w:bCs/>
-          <w:sz w:val="24"/>
-          <w:szCs w:val="24"/>
-        </w:rPr>
-        <w:t>yarn:</w:t>
-      </w:r>
-    </w:p>
-    <w:p>
-      <w:pPr>
-        <w:rPr>
-          <w:sz w:val="24"/>
-          <w:szCs w:val="24"/>
-        </w:rPr>
-      </w:pPr>
-      <w:r>
-        <w:rPr>
-          <w:sz w:val="24"/>
-          <w:szCs w:val="24"/>
-        </w:rPr>
-        <w:t>yarn dev</w:t>
+      <w:proofErr w:type="spellStart"/>
+      <w:r>
+        <w:rPr>
+          <w:b/>
+          <w:bCs/>
+          <w:sz w:val="24"/>
+          <w:szCs w:val="24"/>
+        </w:rPr>
+        <w:t>yarn</w:t>
+      </w:r>
+      <w:proofErr w:type="spellEnd"/>
+      <w:r>
+        <w:rPr>
+          <w:b/>
+          <w:bCs/>
+          <w:sz w:val="24"/>
+          <w:szCs w:val="24"/>
+        </w:rPr>
+        <w:t>:</w:t>
+      </w:r>
+    </w:p>
+    <w:p>
+      <w:pPr>
+        <w:rPr>
+          <w:sz w:val="24"/>
+          <w:szCs w:val="24"/>
+        </w:rPr>
+      </w:pPr>
+      <w:proofErr w:type="spellStart"/>
+      <w:r>
+        <w:rPr>
+          <w:sz w:val="24"/>
+          <w:szCs w:val="24"/>
+        </w:rPr>
+        <w:t>yarn</w:t>
+      </w:r>
+      <w:proofErr w:type="spellEnd"/>
+      <w:r>
+        <w:rPr>
+          <w:sz w:val="24"/>
+          <w:szCs w:val="24"/>
+        </w:rPr>
+        <w:t xml:space="preserve"> dev</w:t>
       </w:r>
     </w:p>
     <w:p>
@@ -8761,7 +11011,7 @@
           <w:szCs w:val="24"/>
         </w:rPr>
       </w:pPr>
-      <w:hyperlink r:id="rId11" w:tgtFrame="_new" w:history="1">
+      <w:hyperlink r:id="rId15" w:tgtFrame="_new" w:history="1">
         <w:r>
           <w:rPr>
             <w:rStyle w:val="Hyperlink"/>
@@ -8792,10 +11042,11 @@
     <w:p/>
     <w:p>
       <w:pPr>
-        <w:pStyle w:val="Heading1"/>
+        <w:pStyle w:val="berschrift1"/>
       </w:pPr>
       <w:bookmarkStart w:id="21" w:name="_Toc200308723"/>
       <w:r>
+        <w:lastRenderedPageBreak/>
         <w:t>Navodila za nadaljnji razvoj</w:t>
       </w:r>
       <w:bookmarkEnd w:id="21"/>
@@ -8903,7 +11154,23 @@
           <w:sz w:val="24"/>
           <w:szCs w:val="24"/>
         </w:rPr>
-        <w:t>Delajte v svoji funkcionalni veji (feature/ime-funkcionalnosti).</w:t>
+        <w:t>Delajte v svoji funkcionalni veji (</w:t>
+      </w:r>
+      <w:proofErr w:type="spellStart"/>
+      <w:r>
+        <w:rPr>
+          <w:sz w:val="24"/>
+          <w:szCs w:val="24"/>
+        </w:rPr>
+        <w:t>feature</w:t>
+      </w:r>
+      <w:proofErr w:type="spellEnd"/>
+      <w:r>
+        <w:rPr>
+          <w:sz w:val="24"/>
+          <w:szCs w:val="24"/>
+        </w:rPr>
+        <w:t>/ime-funkcionalnosti).</w:t>
       </w:r>
     </w:p>
     <w:p>
@@ -8922,7 +11189,23 @@
           <w:sz w:val="24"/>
           <w:szCs w:val="24"/>
         </w:rPr>
-        <w:t>Redno izvajajte commit sprememb in opisujte jih smiselno.</w:t>
+        <w:t xml:space="preserve">Redno izvajajte </w:t>
+      </w:r>
+      <w:proofErr w:type="spellStart"/>
+      <w:r>
+        <w:rPr>
+          <w:sz w:val="24"/>
+          <w:szCs w:val="24"/>
+        </w:rPr>
+        <w:t>commit</w:t>
+      </w:r>
+      <w:proofErr w:type="spellEnd"/>
+      <w:r>
+        <w:rPr>
+          <w:sz w:val="24"/>
+          <w:szCs w:val="24"/>
+        </w:rPr>
+        <w:t xml:space="preserve"> sprememb in opisujte jih smiselno.</w:t>
       </w:r>
     </w:p>
     <w:p>
@@ -8984,7 +11267,23 @@
           <w:sz w:val="24"/>
           <w:szCs w:val="24"/>
         </w:rPr>
-        <w:t>Preverite delovanje v lokalnem okolju (localhost:3000).</w:t>
+        <w:t>Preverite delovanje v lokalnem okolju (</w:t>
+      </w:r>
+      <w:proofErr w:type="spellStart"/>
+      <w:r>
+        <w:rPr>
+          <w:sz w:val="24"/>
+          <w:szCs w:val="24"/>
+        </w:rPr>
+        <w:t>localhost</w:t>
+      </w:r>
+      <w:proofErr w:type="spellEnd"/>
+      <w:r>
+        <w:rPr>
+          <w:sz w:val="24"/>
+          <w:szCs w:val="24"/>
+        </w:rPr>
+        <w:t>:3000).</w:t>
       </w:r>
     </w:p>
     <w:p>
@@ -9003,7 +11302,39 @@
           <w:sz w:val="24"/>
           <w:szCs w:val="24"/>
         </w:rPr>
-        <w:t>Preverite tudi odzivnost (mobile vs desktop).</w:t>
+        <w:t>Preverite tudi odzivnost (</w:t>
+      </w:r>
+      <w:proofErr w:type="spellStart"/>
+      <w:r>
+        <w:rPr>
+          <w:sz w:val="24"/>
+          <w:szCs w:val="24"/>
+        </w:rPr>
+        <w:t>mobile</w:t>
+      </w:r>
+      <w:proofErr w:type="spellEnd"/>
+      <w:r>
+        <w:rPr>
+          <w:sz w:val="24"/>
+          <w:szCs w:val="24"/>
+        </w:rPr>
+        <w:t xml:space="preserve"> </w:t>
+      </w:r>
+      <w:proofErr w:type="spellStart"/>
+      <w:r>
+        <w:rPr>
+          <w:sz w:val="24"/>
+          <w:szCs w:val="24"/>
+        </w:rPr>
+        <w:t>vs</w:t>
+      </w:r>
+      <w:proofErr w:type="spellEnd"/>
+      <w:r>
+        <w:rPr>
+          <w:sz w:val="24"/>
+          <w:szCs w:val="24"/>
+        </w:rPr>
+        <w:t xml:space="preserve"> desktop).</w:t>
       </w:r>
     </w:p>
     <w:p>
@@ -9013,6 +11344,7 @@
           <w:szCs w:val="28"/>
         </w:rPr>
       </w:pPr>
+      <w:proofErr w:type="spellStart"/>
       <w:r>
         <w:rPr>
           <w:b/>
@@ -9020,8 +11352,29 @@
           <w:sz w:val="28"/>
           <w:szCs w:val="28"/>
         </w:rPr>
-        <w:t>Pull Request</w:t>
-      </w:r>
+        <w:t>Pull</w:t>
+      </w:r>
+      <w:proofErr w:type="spellEnd"/>
+      <w:r>
+        <w:rPr>
+          <w:b/>
+          <w:bCs/>
+          <w:sz w:val="28"/>
+          <w:szCs w:val="28"/>
+        </w:rPr>
+        <w:t xml:space="preserve"> </w:t>
+      </w:r>
+      <w:proofErr w:type="spellStart"/>
+      <w:r>
+        <w:rPr>
+          <w:b/>
+          <w:bCs/>
+          <w:sz w:val="28"/>
+          <w:szCs w:val="28"/>
+        </w:rPr>
+        <w:t>Request</w:t>
+      </w:r>
+      <w:proofErr w:type="spellEnd"/>
       <w:r>
         <w:rPr>
           <w:sz w:val="28"/>
@@ -9048,21 +11401,75 @@
         </w:rPr>
         <w:t xml:space="preserve">Ustvarite </w:t>
       </w:r>
-      <w:r>
-        <w:rPr>
-          <w:b/>
-          <w:bCs/>
-          <w:sz w:val="24"/>
-          <w:szCs w:val="24"/>
-        </w:rPr>
-        <w:t>pull request</w:t>
-      </w:r>
-      <w:r>
-        <w:rPr>
-          <w:sz w:val="24"/>
-          <w:szCs w:val="24"/>
-        </w:rPr>
-        <w:t xml:space="preserve"> na main ali develop vejo (odvisno od dogovora v ekipi).</w:t>
+      <w:proofErr w:type="spellStart"/>
+      <w:r>
+        <w:rPr>
+          <w:b/>
+          <w:bCs/>
+          <w:sz w:val="24"/>
+          <w:szCs w:val="24"/>
+        </w:rPr>
+        <w:t>pull</w:t>
+      </w:r>
+      <w:proofErr w:type="spellEnd"/>
+      <w:r>
+        <w:rPr>
+          <w:b/>
+          <w:bCs/>
+          <w:sz w:val="24"/>
+          <w:szCs w:val="24"/>
+        </w:rPr>
+        <w:t xml:space="preserve"> </w:t>
+      </w:r>
+      <w:proofErr w:type="spellStart"/>
+      <w:r>
+        <w:rPr>
+          <w:b/>
+          <w:bCs/>
+          <w:sz w:val="24"/>
+          <w:szCs w:val="24"/>
+        </w:rPr>
+        <w:t>request</w:t>
+      </w:r>
+      <w:proofErr w:type="spellEnd"/>
+      <w:r>
+        <w:rPr>
+          <w:sz w:val="24"/>
+          <w:szCs w:val="24"/>
+        </w:rPr>
+        <w:t xml:space="preserve"> na </w:t>
+      </w:r>
+      <w:proofErr w:type="spellStart"/>
+      <w:r>
+        <w:rPr>
+          <w:sz w:val="24"/>
+          <w:szCs w:val="24"/>
+        </w:rPr>
+        <w:t>main</w:t>
+      </w:r>
+      <w:proofErr w:type="spellEnd"/>
+      <w:r>
+        <w:rPr>
+          <w:sz w:val="24"/>
+          <w:szCs w:val="24"/>
+        </w:rPr>
+        <w:t xml:space="preserve"> ali </w:t>
+      </w:r>
+      <w:proofErr w:type="spellStart"/>
+      <w:r>
+        <w:rPr>
+          <w:sz w:val="24"/>
+          <w:szCs w:val="24"/>
+        </w:rPr>
+        <w:t>develop</w:t>
+      </w:r>
+      <w:proofErr w:type="spellEnd"/>
+      <w:r>
+        <w:rPr>
+          <w:sz w:val="24"/>
+          <w:szCs w:val="24"/>
+        </w:rPr>
+        <w:t xml:space="preserve"> vejo (odvisno od dogovora v ekipi).</w:t>
       </w:r>
     </w:p>
     <w:p>
@@ -9116,10 +11523,11 @@
     <w:p/>
     <w:p>
       <w:pPr>
-        <w:pStyle w:val="Heading1"/>
+        <w:pStyle w:val="berschrift1"/>
       </w:pPr>
       <w:bookmarkStart w:id="22" w:name="_Toc200308724"/>
       <w:r>
+        <w:lastRenderedPageBreak/>
         <w:t>Odprte pomanjkljivosti in napake</w:t>
       </w:r>
       <w:bookmarkEnd w:id="22"/>
@@ -9146,7 +11554,7 @@
     </w:p>
     <w:p>
       <w:pPr>
-        <w:pStyle w:val="ListParagraph"/>
+        <w:pStyle w:val="Listenabsatz"/>
         <w:numPr>
           <w:ilvl w:val="0"/>
           <w:numId w:val="13"/>
@@ -9194,7 +11602,7 @@
     </w:p>
     <w:p>
       <w:pPr>
-        <w:pStyle w:val="ListParagraph"/>
+        <w:pStyle w:val="Listenabsatz"/>
         <w:numPr>
           <w:ilvl w:val="0"/>
           <w:numId w:val="13"/>
@@ -9214,7 +11622,7 @@
     </w:p>
     <w:p>
       <w:pPr>
-        <w:pStyle w:val="ListParagraph"/>
+        <w:pStyle w:val="Listenabsatz"/>
         <w:numPr>
           <w:ilvl w:val="0"/>
           <w:numId w:val="13"/>
@@ -9229,199 +11637,216 @@
           <w:sz w:val="24"/>
           <w:szCs w:val="24"/>
         </w:rPr>
-        <w:t xml:space="preserve">Dodeljevanje točk glede na kombinacijo večih dejavnikov: težavnost + čas + namig (prikaz rešitve)   </w:t>
-      </w:r>
-    </w:p>
-    <w:p>
-      <w:pPr>
-        <w:rPr>
-          <w:sz w:val="24"/>
-          <w:szCs w:val="24"/>
-        </w:rPr>
-      </w:pPr>
-    </w:p>
-    <w:p>
-      <w:pPr>
-        <w:rPr>
-          <w:sz w:val="24"/>
-          <w:szCs w:val="24"/>
-        </w:rPr>
-      </w:pPr>
-    </w:p>
-    <w:p>
-      <w:pPr>
-        <w:rPr>
-          <w:sz w:val="24"/>
-          <w:szCs w:val="24"/>
-        </w:rPr>
-      </w:pPr>
-    </w:p>
-    <w:p>
-      <w:pPr>
-        <w:rPr>
-          <w:sz w:val="24"/>
-          <w:szCs w:val="24"/>
-        </w:rPr>
-      </w:pPr>
-    </w:p>
-    <w:p>
-      <w:pPr>
-        <w:rPr>
-          <w:sz w:val="24"/>
-          <w:szCs w:val="24"/>
-        </w:rPr>
-      </w:pPr>
-    </w:p>
-    <w:p>
-      <w:pPr>
-        <w:rPr>
-          <w:sz w:val="24"/>
-          <w:szCs w:val="24"/>
-        </w:rPr>
-      </w:pPr>
-    </w:p>
-    <w:p>
-      <w:pPr>
-        <w:rPr>
-          <w:sz w:val="24"/>
-          <w:szCs w:val="24"/>
-        </w:rPr>
-      </w:pPr>
-    </w:p>
-    <w:p>
-      <w:pPr>
-        <w:rPr>
-          <w:sz w:val="24"/>
-          <w:szCs w:val="24"/>
-        </w:rPr>
-      </w:pPr>
-    </w:p>
-    <w:p>
-      <w:pPr>
-        <w:rPr>
-          <w:sz w:val="24"/>
-          <w:szCs w:val="24"/>
-        </w:rPr>
-      </w:pPr>
-    </w:p>
-    <w:p>
-      <w:pPr>
-        <w:rPr>
-          <w:sz w:val="24"/>
-          <w:szCs w:val="24"/>
-        </w:rPr>
-      </w:pPr>
-    </w:p>
-    <w:p>
-      <w:pPr>
-        <w:rPr>
-          <w:sz w:val="24"/>
-          <w:szCs w:val="24"/>
-        </w:rPr>
-      </w:pPr>
-    </w:p>
-    <w:p>
-      <w:pPr>
-        <w:rPr>
-          <w:sz w:val="24"/>
-          <w:szCs w:val="24"/>
-        </w:rPr>
-      </w:pPr>
-    </w:p>
-    <w:p>
-      <w:pPr>
-        <w:rPr>
-          <w:sz w:val="24"/>
-          <w:szCs w:val="24"/>
-        </w:rPr>
-      </w:pPr>
-    </w:p>
-    <w:p>
-      <w:pPr>
-        <w:rPr>
-          <w:sz w:val="24"/>
-          <w:szCs w:val="24"/>
-        </w:rPr>
-      </w:pPr>
-    </w:p>
-    <w:p>
-      <w:pPr>
-        <w:rPr>
-          <w:sz w:val="24"/>
-          <w:szCs w:val="24"/>
-        </w:rPr>
-      </w:pPr>
-    </w:p>
-    <w:p>
-      <w:pPr>
-        <w:rPr>
-          <w:sz w:val="24"/>
-          <w:szCs w:val="24"/>
-        </w:rPr>
-      </w:pPr>
-    </w:p>
-    <w:p>
-      <w:pPr>
-        <w:rPr>
-          <w:sz w:val="24"/>
-          <w:szCs w:val="24"/>
-        </w:rPr>
-      </w:pPr>
-    </w:p>
-    <w:p>
-      <w:pPr>
-        <w:rPr>
-          <w:sz w:val="24"/>
-          <w:szCs w:val="24"/>
-        </w:rPr>
-      </w:pPr>
-    </w:p>
-    <w:p>
-      <w:pPr>
-        <w:rPr>
-          <w:sz w:val="24"/>
-          <w:szCs w:val="24"/>
-        </w:rPr>
-      </w:pPr>
-    </w:p>
-    <w:p>
-      <w:pPr>
-        <w:rPr>
-          <w:sz w:val="24"/>
-          <w:szCs w:val="24"/>
-        </w:rPr>
-      </w:pPr>
-    </w:p>
-    <w:p>
-      <w:pPr>
-        <w:rPr>
-          <w:sz w:val="24"/>
-          <w:szCs w:val="24"/>
-        </w:rPr>
-      </w:pPr>
-    </w:p>
-    <w:p>
-      <w:pPr>
-        <w:rPr>
-          <w:sz w:val="24"/>
-          <w:szCs w:val="24"/>
-        </w:rPr>
-      </w:pPr>
-    </w:p>
-    <w:p>
-      <w:pPr>
-        <w:rPr>
-          <w:sz w:val="24"/>
-          <w:szCs w:val="24"/>
-        </w:rPr>
-      </w:pPr>
-    </w:p>
-    <w:p>
-      <w:pPr>
-        <w:pStyle w:val="Heading1"/>
+        <w:t xml:space="preserve">Dodeljevanje točk glede na kombinacijo </w:t>
+      </w:r>
+      <w:proofErr w:type="spellStart"/>
+      <w:r>
+        <w:rPr>
+          <w:sz w:val="24"/>
+          <w:szCs w:val="24"/>
+        </w:rPr>
+        <w:t>večih</w:t>
+      </w:r>
+      <w:proofErr w:type="spellEnd"/>
+      <w:r>
+        <w:rPr>
+          <w:sz w:val="24"/>
+          <w:szCs w:val="24"/>
+        </w:rPr>
+        <w:t xml:space="preserve"> dejavnikov: težavnost + čas + namig (prikaz rešitve)   </w:t>
+      </w:r>
+    </w:p>
+    <w:p>
+      <w:pPr>
+        <w:rPr>
+          <w:sz w:val="24"/>
+          <w:szCs w:val="24"/>
+        </w:rPr>
+      </w:pPr>
+    </w:p>
+    <w:p>
+      <w:pPr>
+        <w:rPr>
+          <w:sz w:val="24"/>
+          <w:szCs w:val="24"/>
+        </w:rPr>
+      </w:pPr>
+    </w:p>
+    <w:p>
+      <w:pPr>
+        <w:rPr>
+          <w:sz w:val="24"/>
+          <w:szCs w:val="24"/>
+        </w:rPr>
+      </w:pPr>
+    </w:p>
+    <w:p>
+      <w:pPr>
+        <w:rPr>
+          <w:sz w:val="24"/>
+          <w:szCs w:val="24"/>
+        </w:rPr>
+      </w:pPr>
+    </w:p>
+    <w:p>
+      <w:pPr>
+        <w:rPr>
+          <w:sz w:val="24"/>
+          <w:szCs w:val="24"/>
+        </w:rPr>
+      </w:pPr>
+    </w:p>
+    <w:p>
+      <w:pPr>
+        <w:rPr>
+          <w:sz w:val="24"/>
+          <w:szCs w:val="24"/>
+        </w:rPr>
+      </w:pPr>
+    </w:p>
+    <w:p>
+      <w:pPr>
+        <w:rPr>
+          <w:sz w:val="24"/>
+          <w:szCs w:val="24"/>
+        </w:rPr>
+      </w:pPr>
+    </w:p>
+    <w:p>
+      <w:pPr>
+        <w:rPr>
+          <w:sz w:val="24"/>
+          <w:szCs w:val="24"/>
+        </w:rPr>
+      </w:pPr>
+    </w:p>
+    <w:p>
+      <w:pPr>
+        <w:rPr>
+          <w:sz w:val="24"/>
+          <w:szCs w:val="24"/>
+        </w:rPr>
+      </w:pPr>
+    </w:p>
+    <w:p>
+      <w:pPr>
+        <w:rPr>
+          <w:sz w:val="24"/>
+          <w:szCs w:val="24"/>
+        </w:rPr>
+      </w:pPr>
+    </w:p>
+    <w:p>
+      <w:pPr>
+        <w:rPr>
+          <w:sz w:val="24"/>
+          <w:szCs w:val="24"/>
+        </w:rPr>
+      </w:pPr>
+    </w:p>
+    <w:p>
+      <w:pPr>
+        <w:rPr>
+          <w:sz w:val="24"/>
+          <w:szCs w:val="24"/>
+        </w:rPr>
+      </w:pPr>
+    </w:p>
+    <w:p>
+      <w:pPr>
+        <w:rPr>
+          <w:sz w:val="24"/>
+          <w:szCs w:val="24"/>
+        </w:rPr>
+      </w:pPr>
+    </w:p>
+    <w:p>
+      <w:pPr>
+        <w:rPr>
+          <w:sz w:val="24"/>
+          <w:szCs w:val="24"/>
+        </w:rPr>
+      </w:pPr>
+    </w:p>
+    <w:p>
+      <w:pPr>
+        <w:rPr>
+          <w:sz w:val="24"/>
+          <w:szCs w:val="24"/>
+        </w:rPr>
+      </w:pPr>
+    </w:p>
+    <w:p>
+      <w:pPr>
+        <w:rPr>
+          <w:sz w:val="24"/>
+          <w:szCs w:val="24"/>
+        </w:rPr>
+      </w:pPr>
+    </w:p>
+    <w:p>
+      <w:pPr>
+        <w:rPr>
+          <w:sz w:val="24"/>
+          <w:szCs w:val="24"/>
+        </w:rPr>
+      </w:pPr>
+    </w:p>
+    <w:p>
+      <w:pPr>
+        <w:rPr>
+          <w:sz w:val="24"/>
+          <w:szCs w:val="24"/>
+        </w:rPr>
+      </w:pPr>
+    </w:p>
+    <w:p>
+      <w:pPr>
+        <w:rPr>
+          <w:sz w:val="24"/>
+          <w:szCs w:val="24"/>
+        </w:rPr>
+      </w:pPr>
+    </w:p>
+    <w:p>
+      <w:pPr>
+        <w:rPr>
+          <w:sz w:val="24"/>
+          <w:szCs w:val="24"/>
+        </w:rPr>
+      </w:pPr>
+    </w:p>
+    <w:p>
+      <w:pPr>
+        <w:rPr>
+          <w:sz w:val="24"/>
+          <w:szCs w:val="24"/>
+        </w:rPr>
+      </w:pPr>
+    </w:p>
+    <w:p>
+      <w:pPr>
+        <w:rPr>
+          <w:sz w:val="24"/>
+          <w:szCs w:val="24"/>
+        </w:rPr>
+      </w:pPr>
+    </w:p>
+    <w:p>
+      <w:pPr>
+        <w:rPr>
+          <w:sz w:val="24"/>
+          <w:szCs w:val="24"/>
+        </w:rPr>
+      </w:pPr>
+    </w:p>
+    <w:p>
+      <w:pPr>
+        <w:pStyle w:val="berschrift1"/>
       </w:pPr>
       <w:bookmarkStart w:id="23" w:name="_Toc200308725"/>
       <w:r>
+        <w:lastRenderedPageBreak/>
         <w:t>Prevzem rešitve</w:t>
       </w:r>
       <w:bookmarkEnd w:id="23"/>
@@ -9533,7 +11958,17 @@
           <w:sz w:val="24"/>
           <w:szCs w:val="24"/>
         </w:rPr>
-        <w:t>Datoteka .env.</w:t>
+        <w:t>Datoteka .</w:t>
+      </w:r>
+      <w:proofErr w:type="spellStart"/>
+      <w:r>
+        <w:rPr>
+          <w:b/>
+          <w:bCs/>
+          <w:sz w:val="24"/>
+          <w:szCs w:val="24"/>
+        </w:rPr>
+        <w:t>env.</w:t>
       </w:r>
       <w:r>
         <w:rPr>
@@ -9544,6 +11979,7 @@
         </w:rPr>
         <w:t>local</w:t>
       </w:r>
+      <w:proofErr w:type="spellEnd"/>
       <w:r>
         <w:rPr>
           <w:sz w:val="24"/>
@@ -9658,14 +12094,45 @@
           <w:szCs w:val="24"/>
         </w:rPr>
       </w:pPr>
-      <w:r>
-        <w:rPr>
-          <w:b/>
-          <w:bCs/>
-          <w:sz w:val="24"/>
-          <w:szCs w:val="24"/>
-        </w:rPr>
-        <w:t>React (Next.js)</w:t>
+      <w:proofErr w:type="spellStart"/>
+      <w:r>
+        <w:rPr>
+          <w:b/>
+          <w:bCs/>
+          <w:sz w:val="24"/>
+          <w:szCs w:val="24"/>
+        </w:rPr>
+        <w:t>React</w:t>
+      </w:r>
+      <w:proofErr w:type="spellEnd"/>
+      <w:r>
+        <w:rPr>
+          <w:b/>
+          <w:bCs/>
+          <w:sz w:val="24"/>
+          <w:szCs w:val="24"/>
+        </w:rPr>
+        <w:t xml:space="preserve"> (</w:t>
+      </w:r>
+      <w:proofErr w:type="spellStart"/>
+      <w:r>
+        <w:rPr>
+          <w:b/>
+          <w:bCs/>
+          <w:sz w:val="24"/>
+          <w:szCs w:val="24"/>
+        </w:rPr>
+        <w:t>Next.js</w:t>
+      </w:r>
+      <w:proofErr w:type="spellEnd"/>
+      <w:r>
+        <w:rPr>
+          <w:b/>
+          <w:bCs/>
+          <w:sz w:val="24"/>
+          <w:szCs w:val="24"/>
+        </w:rPr>
+        <w:t>)</w:t>
       </w:r>
       <w:r>
         <w:rPr>
@@ -9686,6 +12153,7 @@
           <w:szCs w:val="24"/>
         </w:rPr>
       </w:pPr>
+      <w:proofErr w:type="spellStart"/>
       <w:r>
         <w:rPr>
           <w:b/>
@@ -9695,12 +12163,45 @@
         </w:rPr>
         <w:t>Node.js</w:t>
       </w:r>
-      <w:r>
-        <w:rPr>
-          <w:sz w:val="24"/>
-          <w:szCs w:val="24"/>
-        </w:rPr>
-        <w:t xml:space="preserve"> in upravljanja z odvisnostmi prek npm ali yarn,</w:t>
+      <w:proofErr w:type="spellEnd"/>
+      <w:r>
+        <w:rPr>
+          <w:sz w:val="24"/>
+          <w:szCs w:val="24"/>
+        </w:rPr>
+        <w:t xml:space="preserve"> in upravljanja z odvisnostmi prek </w:t>
+      </w:r>
+      <w:proofErr w:type="spellStart"/>
+      <w:r>
+        <w:rPr>
+          <w:sz w:val="24"/>
+          <w:szCs w:val="24"/>
+        </w:rPr>
+        <w:t>npm</w:t>
+      </w:r>
+      <w:proofErr w:type="spellEnd"/>
+      <w:r>
+        <w:rPr>
+          <w:sz w:val="24"/>
+          <w:szCs w:val="24"/>
+        </w:rPr>
+        <w:t xml:space="preserve"> ali </w:t>
+      </w:r>
+      <w:proofErr w:type="spellStart"/>
+      <w:r>
+        <w:rPr>
+          <w:sz w:val="24"/>
+          <w:szCs w:val="24"/>
+        </w:rPr>
+        <w:t>yarn</w:t>
+      </w:r>
+      <w:proofErr w:type="spellEnd"/>
+      <w:r>
+        <w:rPr>
+          <w:sz w:val="24"/>
+          <w:szCs w:val="24"/>
+        </w:rPr>
+        <w:t>,</w:t>
       </w:r>
     </w:p>
     <w:p>
@@ -9735,7 +12236,39 @@
           <w:sz w:val="24"/>
           <w:szCs w:val="24"/>
         </w:rPr>
-        <w:t xml:space="preserve"> in uporabe docker compose,</w:t>
+        <w:t xml:space="preserve"> in uporabe </w:t>
+      </w:r>
+      <w:proofErr w:type="spellStart"/>
+      <w:r>
+        <w:rPr>
+          <w:sz w:val="24"/>
+          <w:szCs w:val="24"/>
+        </w:rPr>
+        <w:t>docker</w:t>
+      </w:r>
+      <w:proofErr w:type="spellEnd"/>
+      <w:r>
+        <w:rPr>
+          <w:sz w:val="24"/>
+          <w:szCs w:val="24"/>
+        </w:rPr>
+        <w:t xml:space="preserve"> </w:t>
+      </w:r>
+      <w:proofErr w:type="spellStart"/>
+      <w:r>
+        <w:rPr>
+          <w:sz w:val="24"/>
+          <w:szCs w:val="24"/>
+        </w:rPr>
+        <w:t>compose</w:t>
+      </w:r>
+      <w:proofErr w:type="spellEnd"/>
+      <w:r>
+        <w:rPr>
+          <w:sz w:val="24"/>
+          <w:szCs w:val="24"/>
+        </w:rPr>
+        <w:t>,</w:t>
       </w:r>
     </w:p>
     <w:p>
@@ -9797,7 +12330,27 @@
           <w:sz w:val="24"/>
           <w:szCs w:val="24"/>
         </w:rPr>
-        <w:t>3. GitHub administracija</w:t>
+        <w:t xml:space="preserve">3. </w:t>
+      </w:r>
+      <w:proofErr w:type="spellStart"/>
+      <w:r>
+        <w:rPr>
+          <w:b/>
+          <w:bCs/>
+          <w:sz w:val="24"/>
+          <w:szCs w:val="24"/>
+        </w:rPr>
+        <w:t>GitHub</w:t>
+      </w:r>
+      <w:proofErr w:type="spellEnd"/>
+      <w:r>
+        <w:rPr>
+          <w:b/>
+          <w:bCs/>
+          <w:sz w:val="24"/>
+          <w:szCs w:val="24"/>
+        </w:rPr>
+        <w:t xml:space="preserve"> administracija</w:t>
       </w:r>
     </w:p>
     <w:p>
@@ -9828,7 +12381,23 @@
           <w:sz w:val="24"/>
           <w:szCs w:val="24"/>
         </w:rPr>
-        <w:t xml:space="preserve"> v GitHub repozitoriju:</w:t>
+        <w:t xml:space="preserve"> v </w:t>
+      </w:r>
+      <w:proofErr w:type="spellStart"/>
+      <w:r>
+        <w:rPr>
+          <w:sz w:val="24"/>
+          <w:szCs w:val="24"/>
+        </w:rPr>
+        <w:t>GitHub</w:t>
+      </w:r>
+      <w:proofErr w:type="spellEnd"/>
+      <w:r>
+        <w:rPr>
+          <w:sz w:val="24"/>
+          <w:szCs w:val="24"/>
+        </w:rPr>
+        <w:t xml:space="preserve"> repozitoriju:</w:t>
       </w:r>
     </w:p>
     <w:p>
@@ -9847,7 +12416,23 @@
           <w:sz w:val="24"/>
           <w:szCs w:val="24"/>
         </w:rPr>
-        <w:t>Uporabniku se dodeli pravica za upravljanje repozitorija (admin access), vključno z možnostjo urejanja nastavitev, dodajanja sodelavcev in upravljanja z vejami.</w:t>
+        <w:t xml:space="preserve">Uporabniku se dodeli pravica za upravljanje repozitorija (admin </w:t>
+      </w:r>
+      <w:proofErr w:type="spellStart"/>
+      <w:r>
+        <w:rPr>
+          <w:sz w:val="24"/>
+          <w:szCs w:val="24"/>
+        </w:rPr>
+        <w:t>access</w:t>
+      </w:r>
+      <w:proofErr w:type="spellEnd"/>
+      <w:r>
+        <w:rPr>
+          <w:sz w:val="24"/>
+          <w:szCs w:val="24"/>
+        </w:rPr>
+        <w:t>), vključno z možnostjo urejanja nastavitev, dodajanja sodelavcev in upravljanja z vejami.</w:t>
       </w:r>
     </w:p>
     <w:p>
@@ -9868,21 +12453,59 @@
         </w:rPr>
         <w:t xml:space="preserve">Priporoča se nastavitev </w:t>
       </w:r>
-      <w:r>
-        <w:rPr>
-          <w:b/>
-          <w:bCs/>
-          <w:sz w:val="24"/>
-          <w:szCs w:val="24"/>
-        </w:rPr>
-        <w:t>branch protection</w:t>
-      </w:r>
-      <w:r>
-        <w:rPr>
-          <w:sz w:val="24"/>
-          <w:szCs w:val="24"/>
-        </w:rPr>
-        <w:t xml:space="preserve"> na glavni veji (main ali master).</w:t>
+      <w:proofErr w:type="spellStart"/>
+      <w:r>
+        <w:rPr>
+          <w:b/>
+          <w:bCs/>
+          <w:sz w:val="24"/>
+          <w:szCs w:val="24"/>
+        </w:rPr>
+        <w:t>branch</w:t>
+      </w:r>
+      <w:proofErr w:type="spellEnd"/>
+      <w:r>
+        <w:rPr>
+          <w:b/>
+          <w:bCs/>
+          <w:sz w:val="24"/>
+          <w:szCs w:val="24"/>
+        </w:rPr>
+        <w:t xml:space="preserve"> </w:t>
+      </w:r>
+      <w:proofErr w:type="spellStart"/>
+      <w:r>
+        <w:rPr>
+          <w:b/>
+          <w:bCs/>
+          <w:sz w:val="24"/>
+          <w:szCs w:val="24"/>
+        </w:rPr>
+        <w:t>protection</w:t>
+      </w:r>
+      <w:proofErr w:type="spellEnd"/>
+      <w:r>
+        <w:rPr>
+          <w:sz w:val="24"/>
+          <w:szCs w:val="24"/>
+        </w:rPr>
+        <w:t xml:space="preserve"> na glavni veji (</w:t>
+      </w:r>
+      <w:proofErr w:type="spellStart"/>
+      <w:r>
+        <w:rPr>
+          <w:sz w:val="24"/>
+          <w:szCs w:val="24"/>
+        </w:rPr>
+        <w:t>main</w:t>
+      </w:r>
+      <w:proofErr w:type="spellEnd"/>
+      <w:r>
+        <w:rPr>
+          <w:sz w:val="24"/>
+          <w:szCs w:val="24"/>
+        </w:rPr>
+        <w:t xml:space="preserve"> ali master).</w:t>
       </w:r>
     </w:p>
     <w:p>
@@ -9932,6 +12555,7 @@
           <w:sz w:val="24"/>
           <w:szCs w:val="24"/>
         </w:rPr>
+        <w:lastRenderedPageBreak/>
         <w:t>4. Nadaljnje vzdrževanje in nadgradnje</w:t>
       </w:r>
     </w:p>
@@ -10004,7 +12628,23 @@
           <w:sz w:val="24"/>
           <w:szCs w:val="24"/>
         </w:rPr>
-        <w:t>dokumentiranje vseh sprememb znotraj kode in commitov,</w:t>
+        <w:t xml:space="preserve">dokumentiranje vseh sprememb znotraj kode in </w:t>
+      </w:r>
+      <w:proofErr w:type="spellStart"/>
+      <w:r>
+        <w:rPr>
+          <w:sz w:val="24"/>
+          <w:szCs w:val="24"/>
+        </w:rPr>
+        <w:t>commitov</w:t>
+      </w:r>
+      <w:proofErr w:type="spellEnd"/>
+      <w:r>
+        <w:rPr>
+          <w:sz w:val="24"/>
+          <w:szCs w:val="24"/>
+        </w:rPr>
+        <w:t>,</w:t>
       </w:r>
     </w:p>
     <w:p>
@@ -11334,6 +13974,155 @@
     </w:lvl>
   </w:abstractNum>
   <w:abstractNum w:abstractNumId="10" w15:restartNumberingAfterBreak="0">
+    <w:nsid w:val="290D0FFE"/>
+    <w:multiLevelType w:val="multilevel"/>
+    <w:tmpl w:val="595ED2DE"/>
+    <w:lvl w:ilvl="0">
+      <w:start w:val="1"/>
+      <w:numFmt w:val="bullet"/>
+      <w:lvlText w:val=""/>
+      <w:lvlJc w:val="left"/>
+      <w:pPr>
+        <w:tabs>
+          <w:tab w:val="num" w:pos="720"/>
+        </w:tabs>
+        <w:ind w:left="720" w:hanging="360"/>
+      </w:pPr>
+      <w:rPr>
+        <w:rFonts w:ascii="Symbol" w:hAnsi="Symbol" w:hint="default"/>
+        <w:sz w:val="20"/>
+      </w:rPr>
+    </w:lvl>
+    <w:lvl w:ilvl="1" w:tentative="1">
+      <w:start w:val="1"/>
+      <w:numFmt w:val="bullet"/>
+      <w:lvlText w:val="o"/>
+      <w:lvlJc w:val="left"/>
+      <w:pPr>
+        <w:tabs>
+          <w:tab w:val="num" w:pos="1440"/>
+        </w:tabs>
+        <w:ind w:left="1440" w:hanging="360"/>
+      </w:pPr>
+      <w:rPr>
+        <w:rFonts w:ascii="Courier New" w:hAnsi="Courier New" w:hint="default"/>
+        <w:sz w:val="20"/>
+      </w:rPr>
+    </w:lvl>
+    <w:lvl w:ilvl="2" w:tentative="1">
+      <w:start w:val="1"/>
+      <w:numFmt w:val="bullet"/>
+      <w:lvlText w:val=""/>
+      <w:lvlJc w:val="left"/>
+      <w:pPr>
+        <w:tabs>
+          <w:tab w:val="num" w:pos="2160"/>
+        </w:tabs>
+        <w:ind w:left="2160" w:hanging="360"/>
+      </w:pPr>
+      <w:rPr>
+        <w:rFonts w:ascii="Wingdings" w:hAnsi="Wingdings" w:hint="default"/>
+        <w:sz w:val="20"/>
+      </w:rPr>
+    </w:lvl>
+    <w:lvl w:ilvl="3" w:tentative="1">
+      <w:start w:val="1"/>
+      <w:numFmt w:val="bullet"/>
+      <w:lvlText w:val=""/>
+      <w:lvlJc w:val="left"/>
+      <w:pPr>
+        <w:tabs>
+          <w:tab w:val="num" w:pos="2880"/>
+        </w:tabs>
+        <w:ind w:left="2880" w:hanging="360"/>
+      </w:pPr>
+      <w:rPr>
+        <w:rFonts w:ascii="Wingdings" w:hAnsi="Wingdings" w:hint="default"/>
+        <w:sz w:val="20"/>
+      </w:rPr>
+    </w:lvl>
+    <w:lvl w:ilvl="4" w:tentative="1">
+      <w:start w:val="1"/>
+      <w:numFmt w:val="bullet"/>
+      <w:lvlText w:val=""/>
+      <w:lvlJc w:val="left"/>
+      <w:pPr>
+        <w:tabs>
+          <w:tab w:val="num" w:pos="3600"/>
+        </w:tabs>
+        <w:ind w:left="3600" w:hanging="360"/>
+      </w:pPr>
+      <w:rPr>
+        <w:rFonts w:ascii="Wingdings" w:hAnsi="Wingdings" w:hint="default"/>
+        <w:sz w:val="20"/>
+      </w:rPr>
+    </w:lvl>
+    <w:lvl w:ilvl="5" w:tentative="1">
+      <w:start w:val="1"/>
+      <w:numFmt w:val="bullet"/>
+      <w:lvlText w:val=""/>
+      <w:lvlJc w:val="left"/>
+      <w:pPr>
+        <w:tabs>
+          <w:tab w:val="num" w:pos="4320"/>
+        </w:tabs>
+        <w:ind w:left="4320" w:hanging="360"/>
+      </w:pPr>
+      <w:rPr>
+        <w:rFonts w:ascii="Wingdings" w:hAnsi="Wingdings" w:hint="default"/>
+        <w:sz w:val="20"/>
+      </w:rPr>
+    </w:lvl>
+    <w:lvl w:ilvl="6" w:tentative="1">
+      <w:start w:val="1"/>
+      <w:numFmt w:val="bullet"/>
+      <w:lvlText w:val=""/>
+      <w:lvlJc w:val="left"/>
+      <w:pPr>
+        <w:tabs>
+          <w:tab w:val="num" w:pos="5040"/>
+        </w:tabs>
+        <w:ind w:left="5040" w:hanging="360"/>
+      </w:pPr>
+      <w:rPr>
+        <w:rFonts w:ascii="Wingdings" w:hAnsi="Wingdings" w:hint="default"/>
+        <w:sz w:val="20"/>
+      </w:rPr>
+    </w:lvl>
+    <w:lvl w:ilvl="7" w:tentative="1">
+      <w:start w:val="1"/>
+      <w:numFmt w:val="bullet"/>
+      <w:lvlText w:val=""/>
+      <w:lvlJc w:val="left"/>
+      <w:pPr>
+        <w:tabs>
+          <w:tab w:val="num" w:pos="5760"/>
+        </w:tabs>
+        <w:ind w:left="5760" w:hanging="360"/>
+      </w:pPr>
+      <w:rPr>
+        <w:rFonts w:ascii="Wingdings" w:hAnsi="Wingdings" w:hint="default"/>
+        <w:sz w:val="20"/>
+      </w:rPr>
+    </w:lvl>
+    <w:lvl w:ilvl="8" w:tentative="1">
+      <w:start w:val="1"/>
+      <w:numFmt w:val="bullet"/>
+      <w:lvlText w:val=""/>
+      <w:lvlJc w:val="left"/>
+      <w:pPr>
+        <w:tabs>
+          <w:tab w:val="num" w:pos="6480"/>
+        </w:tabs>
+        <w:ind w:left="6480" w:hanging="360"/>
+      </w:pPr>
+      <w:rPr>
+        <w:rFonts w:ascii="Wingdings" w:hAnsi="Wingdings" w:hint="default"/>
+        <w:sz w:val="20"/>
+      </w:rPr>
+    </w:lvl>
+  </w:abstractNum>
+  <w:abstractNum w:abstractNumId="11" w15:restartNumberingAfterBreak="0">
     <w:nsid w:val="29E562D7"/>
     <w:multiLevelType w:val="hybridMultilevel"/>
     <w:tmpl w:val="32B46DDC"/>
@@ -11446,7 +14235,7 @@
       </w:rPr>
     </w:lvl>
   </w:abstractNum>
-  <w:abstractNum w:abstractNumId="11" w15:restartNumberingAfterBreak="0">
+  <w:abstractNum w:abstractNumId="12" w15:restartNumberingAfterBreak="0">
     <w:nsid w:val="2BE40858"/>
     <w:multiLevelType w:val="multilevel"/>
     <w:tmpl w:val="A2D2FFFC"/>
@@ -11595,7 +14384,7 @@
       </w:rPr>
     </w:lvl>
   </w:abstractNum>
-  <w:abstractNum w:abstractNumId="12" w15:restartNumberingAfterBreak="0">
+  <w:abstractNum w:abstractNumId="13" w15:restartNumberingAfterBreak="0">
     <w:nsid w:val="2BF87ED9"/>
     <w:multiLevelType w:val="hybridMultilevel"/>
     <w:tmpl w:val="415CDAEE"/>
@@ -11708,7 +14497,7 @@
       </w:rPr>
     </w:lvl>
   </w:abstractNum>
-  <w:abstractNum w:abstractNumId="13" w15:restartNumberingAfterBreak="0">
+  <w:abstractNum w:abstractNumId="14" w15:restartNumberingAfterBreak="0">
     <w:nsid w:val="34DD30F0"/>
     <w:multiLevelType w:val="multilevel"/>
     <w:tmpl w:val="2A1CF4D0"/>
@@ -11857,7 +14646,7 @@
       </w:rPr>
     </w:lvl>
   </w:abstractNum>
-  <w:abstractNum w:abstractNumId="14" w15:restartNumberingAfterBreak="0">
+  <w:abstractNum w:abstractNumId="15" w15:restartNumberingAfterBreak="0">
     <w:nsid w:val="34F7262F"/>
     <w:multiLevelType w:val="multilevel"/>
     <w:tmpl w:val="48C88660"/>
@@ -12006,7 +14795,7 @@
       </w:rPr>
     </w:lvl>
   </w:abstractNum>
-  <w:abstractNum w:abstractNumId="15" w15:restartNumberingAfterBreak="0">
+  <w:abstractNum w:abstractNumId="16" w15:restartNumberingAfterBreak="0">
     <w:nsid w:val="34F97A78"/>
     <w:multiLevelType w:val="hybridMultilevel"/>
     <w:tmpl w:val="35E4E362"/>
@@ -12119,7 +14908,7 @@
       </w:rPr>
     </w:lvl>
   </w:abstractNum>
-  <w:abstractNum w:abstractNumId="16" w15:restartNumberingAfterBreak="0">
+  <w:abstractNum w:abstractNumId="17" w15:restartNumberingAfterBreak="0">
     <w:nsid w:val="35D02361"/>
     <w:multiLevelType w:val="multilevel"/>
     <w:tmpl w:val="E61EAFD4"/>
@@ -12268,7 +15057,7 @@
       </w:rPr>
     </w:lvl>
   </w:abstractNum>
-  <w:abstractNum w:abstractNumId="17" w15:restartNumberingAfterBreak="0">
+  <w:abstractNum w:abstractNumId="18" w15:restartNumberingAfterBreak="0">
     <w:nsid w:val="364C4351"/>
     <w:multiLevelType w:val="multilevel"/>
     <w:tmpl w:val="28B2A70A"/>
@@ -12412,7 +15201,156 @@
       </w:rPr>
     </w:lvl>
   </w:abstractNum>
-  <w:abstractNum w:abstractNumId="18" w15:restartNumberingAfterBreak="0">
+  <w:abstractNum w:abstractNumId="19" w15:restartNumberingAfterBreak="0">
+    <w:nsid w:val="3671593E"/>
+    <w:multiLevelType w:val="multilevel"/>
+    <w:tmpl w:val="C1BA7558"/>
+    <w:lvl w:ilvl="0">
+      <w:start w:val="1"/>
+      <w:numFmt w:val="bullet"/>
+      <w:lvlText w:val=""/>
+      <w:lvlJc w:val="left"/>
+      <w:pPr>
+        <w:tabs>
+          <w:tab w:val="num" w:pos="720"/>
+        </w:tabs>
+        <w:ind w:left="720" w:hanging="360"/>
+      </w:pPr>
+      <w:rPr>
+        <w:rFonts w:ascii="Symbol" w:hAnsi="Symbol" w:hint="default"/>
+        <w:sz w:val="20"/>
+      </w:rPr>
+    </w:lvl>
+    <w:lvl w:ilvl="1" w:tentative="1">
+      <w:start w:val="1"/>
+      <w:numFmt w:val="bullet"/>
+      <w:lvlText w:val="o"/>
+      <w:lvlJc w:val="left"/>
+      <w:pPr>
+        <w:tabs>
+          <w:tab w:val="num" w:pos="1440"/>
+        </w:tabs>
+        <w:ind w:left="1440" w:hanging="360"/>
+      </w:pPr>
+      <w:rPr>
+        <w:rFonts w:ascii="Courier New" w:hAnsi="Courier New" w:hint="default"/>
+        <w:sz w:val="20"/>
+      </w:rPr>
+    </w:lvl>
+    <w:lvl w:ilvl="2" w:tentative="1">
+      <w:start w:val="1"/>
+      <w:numFmt w:val="bullet"/>
+      <w:lvlText w:val=""/>
+      <w:lvlJc w:val="left"/>
+      <w:pPr>
+        <w:tabs>
+          <w:tab w:val="num" w:pos="2160"/>
+        </w:tabs>
+        <w:ind w:left="2160" w:hanging="360"/>
+      </w:pPr>
+      <w:rPr>
+        <w:rFonts w:ascii="Wingdings" w:hAnsi="Wingdings" w:hint="default"/>
+        <w:sz w:val="20"/>
+      </w:rPr>
+    </w:lvl>
+    <w:lvl w:ilvl="3" w:tentative="1">
+      <w:start w:val="1"/>
+      <w:numFmt w:val="bullet"/>
+      <w:lvlText w:val=""/>
+      <w:lvlJc w:val="left"/>
+      <w:pPr>
+        <w:tabs>
+          <w:tab w:val="num" w:pos="2880"/>
+        </w:tabs>
+        <w:ind w:left="2880" w:hanging="360"/>
+      </w:pPr>
+      <w:rPr>
+        <w:rFonts w:ascii="Wingdings" w:hAnsi="Wingdings" w:hint="default"/>
+        <w:sz w:val="20"/>
+      </w:rPr>
+    </w:lvl>
+    <w:lvl w:ilvl="4" w:tentative="1">
+      <w:start w:val="1"/>
+      <w:numFmt w:val="bullet"/>
+      <w:lvlText w:val=""/>
+      <w:lvlJc w:val="left"/>
+      <w:pPr>
+        <w:tabs>
+          <w:tab w:val="num" w:pos="3600"/>
+        </w:tabs>
+        <w:ind w:left="3600" w:hanging="360"/>
+      </w:pPr>
+      <w:rPr>
+        <w:rFonts w:ascii="Wingdings" w:hAnsi="Wingdings" w:hint="default"/>
+        <w:sz w:val="20"/>
+      </w:rPr>
+    </w:lvl>
+    <w:lvl w:ilvl="5" w:tentative="1">
+      <w:start w:val="1"/>
+      <w:numFmt w:val="bullet"/>
+      <w:lvlText w:val=""/>
+      <w:lvlJc w:val="left"/>
+      <w:pPr>
+        <w:tabs>
+          <w:tab w:val="num" w:pos="4320"/>
+        </w:tabs>
+        <w:ind w:left="4320" w:hanging="360"/>
+      </w:pPr>
+      <w:rPr>
+        <w:rFonts w:ascii="Wingdings" w:hAnsi="Wingdings" w:hint="default"/>
+        <w:sz w:val="20"/>
+      </w:rPr>
+    </w:lvl>
+    <w:lvl w:ilvl="6" w:tentative="1">
+      <w:start w:val="1"/>
+      <w:numFmt w:val="bullet"/>
+      <w:lvlText w:val=""/>
+      <w:lvlJc w:val="left"/>
+      <w:pPr>
+        <w:tabs>
+          <w:tab w:val="num" w:pos="5040"/>
+        </w:tabs>
+        <w:ind w:left="5040" w:hanging="360"/>
+      </w:pPr>
+      <w:rPr>
+        <w:rFonts w:ascii="Wingdings" w:hAnsi="Wingdings" w:hint="default"/>
+        <w:sz w:val="20"/>
+      </w:rPr>
+    </w:lvl>
+    <w:lvl w:ilvl="7" w:tentative="1">
+      <w:start w:val="1"/>
+      <w:numFmt w:val="bullet"/>
+      <w:lvlText w:val=""/>
+      <w:lvlJc w:val="left"/>
+      <w:pPr>
+        <w:tabs>
+          <w:tab w:val="num" w:pos="5760"/>
+        </w:tabs>
+        <w:ind w:left="5760" w:hanging="360"/>
+      </w:pPr>
+      <w:rPr>
+        <w:rFonts w:ascii="Wingdings" w:hAnsi="Wingdings" w:hint="default"/>
+        <w:sz w:val="20"/>
+      </w:rPr>
+    </w:lvl>
+    <w:lvl w:ilvl="8" w:tentative="1">
+      <w:start w:val="1"/>
+      <w:numFmt w:val="bullet"/>
+      <w:lvlText w:val=""/>
+      <w:lvlJc w:val="left"/>
+      <w:pPr>
+        <w:tabs>
+          <w:tab w:val="num" w:pos="6480"/>
+        </w:tabs>
+        <w:ind w:left="6480" w:hanging="360"/>
+      </w:pPr>
+      <w:rPr>
+        <w:rFonts w:ascii="Wingdings" w:hAnsi="Wingdings" w:hint="default"/>
+        <w:sz w:val="20"/>
+      </w:rPr>
+    </w:lvl>
+  </w:abstractNum>
+  <w:abstractNum w:abstractNumId="20" w15:restartNumberingAfterBreak="0">
     <w:nsid w:val="4400669E"/>
     <w:multiLevelType w:val="hybridMultilevel"/>
     <w:tmpl w:val="B19058AA"/>
@@ -12524,7 +15462,7 @@
       </w:rPr>
     </w:lvl>
   </w:abstractNum>
-  <w:abstractNum w:abstractNumId="19" w15:restartNumberingAfterBreak="0">
+  <w:abstractNum w:abstractNumId="21" w15:restartNumberingAfterBreak="0">
     <w:nsid w:val="47BA7244"/>
     <w:multiLevelType w:val="multilevel"/>
     <w:tmpl w:val="F07EC930"/>
@@ -12673,7 +15611,7 @@
       </w:rPr>
     </w:lvl>
   </w:abstractNum>
-  <w:abstractNum w:abstractNumId="20" w15:restartNumberingAfterBreak="0">
+  <w:abstractNum w:abstractNumId="22" w15:restartNumberingAfterBreak="0">
     <w:nsid w:val="494C2076"/>
     <w:multiLevelType w:val="hybridMultilevel"/>
     <w:tmpl w:val="5E9AA876"/>
@@ -12786,7 +15724,7 @@
       </w:rPr>
     </w:lvl>
   </w:abstractNum>
-  <w:abstractNum w:abstractNumId="21" w15:restartNumberingAfterBreak="0">
+  <w:abstractNum w:abstractNumId="23" w15:restartNumberingAfterBreak="0">
     <w:nsid w:val="49574728"/>
     <w:multiLevelType w:val="hybridMultilevel"/>
     <w:tmpl w:val="FCF00E2C"/>
@@ -12899,7 +15837,7 @@
       </w:rPr>
     </w:lvl>
   </w:abstractNum>
-  <w:abstractNum w:abstractNumId="22" w15:restartNumberingAfterBreak="0">
+  <w:abstractNum w:abstractNumId="24" w15:restartNumberingAfterBreak="0">
     <w:nsid w:val="4BD61BDC"/>
     <w:multiLevelType w:val="hybridMultilevel"/>
     <w:tmpl w:val="1916B00A"/>
@@ -13012,7 +15950,7 @@
       </w:rPr>
     </w:lvl>
   </w:abstractNum>
-  <w:abstractNum w:abstractNumId="23" w15:restartNumberingAfterBreak="0">
+  <w:abstractNum w:abstractNumId="25" w15:restartNumberingAfterBreak="0">
     <w:nsid w:val="4DAF694D"/>
     <w:multiLevelType w:val="hybridMultilevel"/>
     <w:tmpl w:val="45A66690"/>
@@ -13125,7 +16063,7 @@
       </w:rPr>
     </w:lvl>
   </w:abstractNum>
-  <w:abstractNum w:abstractNumId="24" w15:restartNumberingAfterBreak="0">
+  <w:abstractNum w:abstractNumId="26" w15:restartNumberingAfterBreak="0">
     <w:nsid w:val="4EC77DD1"/>
     <w:multiLevelType w:val="hybridMultilevel"/>
     <w:tmpl w:val="37E01BF4"/>
@@ -13238,7 +16176,7 @@
       </w:rPr>
     </w:lvl>
   </w:abstractNum>
-  <w:abstractNum w:abstractNumId="25" w15:restartNumberingAfterBreak="0">
+  <w:abstractNum w:abstractNumId="27" w15:restartNumberingAfterBreak="0">
     <w:nsid w:val="4F831EC6"/>
     <w:multiLevelType w:val="multilevel"/>
     <w:tmpl w:val="A016D5F0"/>
@@ -13387,7 +16325,7 @@
       </w:rPr>
     </w:lvl>
   </w:abstractNum>
-  <w:abstractNum w:abstractNumId="26" w15:restartNumberingAfterBreak="0">
+  <w:abstractNum w:abstractNumId="28" w15:restartNumberingAfterBreak="0">
     <w:nsid w:val="4FAD5EB5"/>
     <w:multiLevelType w:val="multilevel"/>
     <w:tmpl w:val="2A6AABA0"/>
@@ -13536,7 +16474,7 @@
       </w:rPr>
     </w:lvl>
   </w:abstractNum>
-  <w:abstractNum w:abstractNumId="27" w15:restartNumberingAfterBreak="0">
+  <w:abstractNum w:abstractNumId="29" w15:restartNumberingAfterBreak="0">
     <w:nsid w:val="52781E74"/>
     <w:multiLevelType w:val="hybridMultilevel"/>
     <w:tmpl w:val="08F89062"/>
@@ -13649,7 +16587,7 @@
       </w:rPr>
     </w:lvl>
   </w:abstractNum>
-  <w:abstractNum w:abstractNumId="28" w15:restartNumberingAfterBreak="0">
+  <w:abstractNum w:abstractNumId="30" w15:restartNumberingAfterBreak="0">
     <w:nsid w:val="54A800EF"/>
     <w:multiLevelType w:val="hybridMultilevel"/>
     <w:tmpl w:val="2DBCE5A6"/>
@@ -13762,7 +16700,7 @@
       </w:rPr>
     </w:lvl>
   </w:abstractNum>
-  <w:abstractNum w:abstractNumId="29" w15:restartNumberingAfterBreak="0">
+  <w:abstractNum w:abstractNumId="31" w15:restartNumberingAfterBreak="0">
     <w:nsid w:val="5BCD02F8"/>
     <w:multiLevelType w:val="hybridMultilevel"/>
     <w:tmpl w:val="043E06CA"/>
@@ -13875,7 +16813,156 @@
       </w:rPr>
     </w:lvl>
   </w:abstractNum>
-  <w:abstractNum w:abstractNumId="30" w15:restartNumberingAfterBreak="0">
+  <w:abstractNum w:abstractNumId="32" w15:restartNumberingAfterBreak="0">
+    <w:nsid w:val="5D2360FD"/>
+    <w:multiLevelType w:val="multilevel"/>
+    <w:tmpl w:val="0414B6CE"/>
+    <w:lvl w:ilvl="0">
+      <w:start w:val="1"/>
+      <w:numFmt w:val="bullet"/>
+      <w:lvlText w:val=""/>
+      <w:lvlJc w:val="left"/>
+      <w:pPr>
+        <w:tabs>
+          <w:tab w:val="num" w:pos="720"/>
+        </w:tabs>
+        <w:ind w:left="720" w:hanging="360"/>
+      </w:pPr>
+      <w:rPr>
+        <w:rFonts w:ascii="Symbol" w:hAnsi="Symbol" w:hint="default"/>
+        <w:sz w:val="20"/>
+      </w:rPr>
+    </w:lvl>
+    <w:lvl w:ilvl="1" w:tentative="1">
+      <w:start w:val="1"/>
+      <w:numFmt w:val="bullet"/>
+      <w:lvlText w:val="o"/>
+      <w:lvlJc w:val="left"/>
+      <w:pPr>
+        <w:tabs>
+          <w:tab w:val="num" w:pos="1440"/>
+        </w:tabs>
+        <w:ind w:left="1440" w:hanging="360"/>
+      </w:pPr>
+      <w:rPr>
+        <w:rFonts w:ascii="Courier New" w:hAnsi="Courier New" w:hint="default"/>
+        <w:sz w:val="20"/>
+      </w:rPr>
+    </w:lvl>
+    <w:lvl w:ilvl="2" w:tentative="1">
+      <w:start w:val="1"/>
+      <w:numFmt w:val="bullet"/>
+      <w:lvlText w:val=""/>
+      <w:lvlJc w:val="left"/>
+      <w:pPr>
+        <w:tabs>
+          <w:tab w:val="num" w:pos="2160"/>
+        </w:tabs>
+        <w:ind w:left="2160" w:hanging="360"/>
+      </w:pPr>
+      <w:rPr>
+        <w:rFonts w:ascii="Wingdings" w:hAnsi="Wingdings" w:hint="default"/>
+        <w:sz w:val="20"/>
+      </w:rPr>
+    </w:lvl>
+    <w:lvl w:ilvl="3" w:tentative="1">
+      <w:start w:val="1"/>
+      <w:numFmt w:val="bullet"/>
+      <w:lvlText w:val=""/>
+      <w:lvlJc w:val="left"/>
+      <w:pPr>
+        <w:tabs>
+          <w:tab w:val="num" w:pos="2880"/>
+        </w:tabs>
+        <w:ind w:left="2880" w:hanging="360"/>
+      </w:pPr>
+      <w:rPr>
+        <w:rFonts w:ascii="Wingdings" w:hAnsi="Wingdings" w:hint="default"/>
+        <w:sz w:val="20"/>
+      </w:rPr>
+    </w:lvl>
+    <w:lvl w:ilvl="4" w:tentative="1">
+      <w:start w:val="1"/>
+      <w:numFmt w:val="bullet"/>
+      <w:lvlText w:val=""/>
+      <w:lvlJc w:val="left"/>
+      <w:pPr>
+        <w:tabs>
+          <w:tab w:val="num" w:pos="3600"/>
+        </w:tabs>
+        <w:ind w:left="3600" w:hanging="360"/>
+      </w:pPr>
+      <w:rPr>
+        <w:rFonts w:ascii="Wingdings" w:hAnsi="Wingdings" w:hint="default"/>
+        <w:sz w:val="20"/>
+      </w:rPr>
+    </w:lvl>
+    <w:lvl w:ilvl="5" w:tentative="1">
+      <w:start w:val="1"/>
+      <w:numFmt w:val="bullet"/>
+      <w:lvlText w:val=""/>
+      <w:lvlJc w:val="left"/>
+      <w:pPr>
+        <w:tabs>
+          <w:tab w:val="num" w:pos="4320"/>
+        </w:tabs>
+        <w:ind w:left="4320" w:hanging="360"/>
+      </w:pPr>
+      <w:rPr>
+        <w:rFonts w:ascii="Wingdings" w:hAnsi="Wingdings" w:hint="default"/>
+        <w:sz w:val="20"/>
+      </w:rPr>
+    </w:lvl>
+    <w:lvl w:ilvl="6" w:tentative="1">
+      <w:start w:val="1"/>
+      <w:numFmt w:val="bullet"/>
+      <w:lvlText w:val=""/>
+      <w:lvlJc w:val="left"/>
+      <w:pPr>
+        <w:tabs>
+          <w:tab w:val="num" w:pos="5040"/>
+        </w:tabs>
+        <w:ind w:left="5040" w:hanging="360"/>
+      </w:pPr>
+      <w:rPr>
+        <w:rFonts w:ascii="Wingdings" w:hAnsi="Wingdings" w:hint="default"/>
+        <w:sz w:val="20"/>
+      </w:rPr>
+    </w:lvl>
+    <w:lvl w:ilvl="7" w:tentative="1">
+      <w:start w:val="1"/>
+      <w:numFmt w:val="bullet"/>
+      <w:lvlText w:val=""/>
+      <w:lvlJc w:val="left"/>
+      <w:pPr>
+        <w:tabs>
+          <w:tab w:val="num" w:pos="5760"/>
+        </w:tabs>
+        <w:ind w:left="5760" w:hanging="360"/>
+      </w:pPr>
+      <w:rPr>
+        <w:rFonts w:ascii="Wingdings" w:hAnsi="Wingdings" w:hint="default"/>
+        <w:sz w:val="20"/>
+      </w:rPr>
+    </w:lvl>
+    <w:lvl w:ilvl="8" w:tentative="1">
+      <w:start w:val="1"/>
+      <w:numFmt w:val="bullet"/>
+      <w:lvlText w:val=""/>
+      <w:lvlJc w:val="left"/>
+      <w:pPr>
+        <w:tabs>
+          <w:tab w:val="num" w:pos="6480"/>
+        </w:tabs>
+        <w:ind w:left="6480" w:hanging="360"/>
+      </w:pPr>
+      <w:rPr>
+        <w:rFonts w:ascii="Wingdings" w:hAnsi="Wingdings" w:hint="default"/>
+        <w:sz w:val="20"/>
+      </w:rPr>
+    </w:lvl>
+  </w:abstractNum>
+  <w:abstractNum w:abstractNumId="33" w15:restartNumberingAfterBreak="0">
     <w:nsid w:val="5E6A4B23"/>
     <w:multiLevelType w:val="multilevel"/>
     <w:tmpl w:val="38B8528C"/>
@@ -14024,7 +17111,7 @@
       </w:rPr>
     </w:lvl>
   </w:abstractNum>
-  <w:abstractNum w:abstractNumId="31" w15:restartNumberingAfterBreak="0">
+  <w:abstractNum w:abstractNumId="34" w15:restartNumberingAfterBreak="0">
     <w:nsid w:val="6160640E"/>
     <w:multiLevelType w:val="hybridMultilevel"/>
     <w:tmpl w:val="4DA89802"/>
@@ -14137,7 +17224,7 @@
       </w:rPr>
     </w:lvl>
   </w:abstractNum>
-  <w:abstractNum w:abstractNumId="32" w15:restartNumberingAfterBreak="0">
+  <w:abstractNum w:abstractNumId="35" w15:restartNumberingAfterBreak="0">
     <w:nsid w:val="659372AE"/>
     <w:multiLevelType w:val="multilevel"/>
     <w:tmpl w:val="853016A6"/>
@@ -14286,7 +17373,7 @@
       </w:rPr>
     </w:lvl>
   </w:abstractNum>
-  <w:abstractNum w:abstractNumId="33" w15:restartNumberingAfterBreak="0">
+  <w:abstractNum w:abstractNumId="36" w15:restartNumberingAfterBreak="0">
     <w:nsid w:val="66A34630"/>
     <w:multiLevelType w:val="multilevel"/>
     <w:tmpl w:val="BA943236"/>
@@ -14435,7 +17522,7 @@
       </w:rPr>
     </w:lvl>
   </w:abstractNum>
-  <w:abstractNum w:abstractNumId="34" w15:restartNumberingAfterBreak="0">
+  <w:abstractNum w:abstractNumId="37" w15:restartNumberingAfterBreak="0">
     <w:nsid w:val="6CD03959"/>
     <w:multiLevelType w:val="hybridMultilevel"/>
     <w:tmpl w:val="73109AF4"/>
@@ -14548,7 +17635,7 @@
       </w:rPr>
     </w:lvl>
   </w:abstractNum>
-  <w:abstractNum w:abstractNumId="35" w15:restartNumberingAfterBreak="0">
+  <w:abstractNum w:abstractNumId="38" w15:restartNumberingAfterBreak="0">
     <w:nsid w:val="6D7915AF"/>
     <w:multiLevelType w:val="multilevel"/>
     <w:tmpl w:val="B614CDAA"/>
@@ -14697,7 +17784,7 @@
       </w:rPr>
     </w:lvl>
   </w:abstractNum>
-  <w:abstractNum w:abstractNumId="36" w15:restartNumberingAfterBreak="0">
+  <w:abstractNum w:abstractNumId="39" w15:restartNumberingAfterBreak="0">
     <w:nsid w:val="7395796B"/>
     <w:multiLevelType w:val="multilevel"/>
     <w:tmpl w:val="81948E82"/>
@@ -14846,7 +17933,7 @@
       </w:rPr>
     </w:lvl>
   </w:abstractNum>
-  <w:abstractNum w:abstractNumId="37" w15:restartNumberingAfterBreak="0">
+  <w:abstractNum w:abstractNumId="40" w15:restartNumberingAfterBreak="0">
     <w:nsid w:val="744E278E"/>
     <w:multiLevelType w:val="hybridMultilevel"/>
     <w:tmpl w:val="31D8ABA6"/>
@@ -14959,7 +18046,7 @@
       </w:rPr>
     </w:lvl>
   </w:abstractNum>
-  <w:abstractNum w:abstractNumId="38" w15:restartNumberingAfterBreak="0">
+  <w:abstractNum w:abstractNumId="41" w15:restartNumberingAfterBreak="0">
     <w:nsid w:val="778B714E"/>
     <w:multiLevelType w:val="multilevel"/>
     <w:tmpl w:val="0F4AF456"/>
@@ -15108,7 +18195,7 @@
       </w:rPr>
     </w:lvl>
   </w:abstractNum>
-  <w:abstractNum w:abstractNumId="39" w15:restartNumberingAfterBreak="0">
+  <w:abstractNum w:abstractNumId="42" w15:restartNumberingAfterBreak="0">
     <w:nsid w:val="7BA67053"/>
     <w:multiLevelType w:val="hybridMultilevel"/>
     <w:tmpl w:val="744C0624"/>
@@ -15221,7 +18308,7 @@
       </w:rPr>
     </w:lvl>
   </w:abstractNum>
-  <w:abstractNum w:abstractNumId="40" w15:restartNumberingAfterBreak="0">
+  <w:abstractNum w:abstractNumId="43" w15:restartNumberingAfterBreak="0">
     <w:nsid w:val="7D394089"/>
     <w:multiLevelType w:val="hybridMultilevel"/>
     <w:tmpl w:val="2B105F38"/>
@@ -15334,7 +18421,7 @@
       </w:rPr>
     </w:lvl>
   </w:abstractNum>
-  <w:abstractNum w:abstractNumId="41" w15:restartNumberingAfterBreak="0">
+  <w:abstractNum w:abstractNumId="44" w15:restartNumberingAfterBreak="0">
     <w:nsid w:val="7D520EE5"/>
     <w:multiLevelType w:val="hybridMultilevel"/>
     <w:tmpl w:val="D278E6D0"/>
@@ -15447,7 +18534,7 @@
       </w:rPr>
     </w:lvl>
   </w:abstractNum>
-  <w:abstractNum w:abstractNumId="42" w15:restartNumberingAfterBreak="0">
+  <w:abstractNum w:abstractNumId="45" w15:restartNumberingAfterBreak="0">
     <w:nsid w:val="7D6E2F5E"/>
     <w:multiLevelType w:val="multilevel"/>
     <w:tmpl w:val="B614CDAA"/>
@@ -15596,7 +18683,7 @@
       </w:rPr>
     </w:lvl>
   </w:abstractNum>
-  <w:abstractNum w:abstractNumId="43" w15:restartNumberingAfterBreak="0">
+  <w:abstractNum w:abstractNumId="46" w15:restartNumberingAfterBreak="0">
     <w:nsid w:val="7DD81764"/>
     <w:multiLevelType w:val="hybridMultilevel"/>
     <w:tmpl w:val="C6D470BA"/>
@@ -15710,22 +18797,22 @@
     </w:lvl>
   </w:abstractNum>
   <w:num w:numId="1" w16cid:durableId="1447698834">
-    <w:abstractNumId w:val="42"/>
+    <w:abstractNumId w:val="45"/>
   </w:num>
   <w:num w:numId="2" w16cid:durableId="2066173569">
-    <w:abstractNumId w:val="16"/>
+    <w:abstractNumId w:val="17"/>
   </w:num>
   <w:num w:numId="3" w16cid:durableId="477646253">
-    <w:abstractNumId w:val="17"/>
+    <w:abstractNumId w:val="18"/>
   </w:num>
   <w:num w:numId="4" w16cid:durableId="880558421">
     <w:abstractNumId w:val="9"/>
   </w:num>
   <w:num w:numId="5" w16cid:durableId="1513569719">
-    <w:abstractNumId w:val="19"/>
+    <w:abstractNumId w:val="21"/>
   </w:num>
   <w:num w:numId="6" w16cid:durableId="305821847">
-    <w:abstractNumId w:val="38"/>
+    <w:abstractNumId w:val="41"/>
   </w:num>
   <w:num w:numId="7" w16cid:durableId="1246308606">
     <w:abstractNumId w:val="1"/>
@@ -15737,58 +18824,58 @@
     <w:abstractNumId w:val="6"/>
   </w:num>
   <w:num w:numId="10" w16cid:durableId="1331255073">
+    <w:abstractNumId w:val="15"/>
+  </w:num>
+  <w:num w:numId="11" w16cid:durableId="257953600">
+    <w:abstractNumId w:val="35"/>
+  </w:num>
+  <w:num w:numId="12" w16cid:durableId="1136067540">
     <w:abstractNumId w:val="14"/>
   </w:num>
-  <w:num w:numId="11" w16cid:durableId="257953600">
-    <w:abstractNumId w:val="32"/>
-  </w:num>
-  <w:num w:numId="12" w16cid:durableId="1136067540">
-    <w:abstractNumId w:val="13"/>
-  </w:num>
   <w:num w:numId="13" w16cid:durableId="727606533">
-    <w:abstractNumId w:val="23"/>
+    <w:abstractNumId w:val="25"/>
   </w:num>
   <w:num w:numId="14" w16cid:durableId="86125109">
+    <w:abstractNumId w:val="12"/>
+  </w:num>
+  <w:num w:numId="15" w16cid:durableId="989796429">
+    <w:abstractNumId w:val="39"/>
+  </w:num>
+  <w:num w:numId="16" w16cid:durableId="1157527264">
+    <w:abstractNumId w:val="36"/>
+  </w:num>
+  <w:num w:numId="17" w16cid:durableId="1861313292">
+    <w:abstractNumId w:val="27"/>
+  </w:num>
+  <w:num w:numId="18" w16cid:durableId="964581234">
+    <w:abstractNumId w:val="33"/>
+  </w:num>
+  <w:num w:numId="19" w16cid:durableId="730614651">
+    <w:abstractNumId w:val="44"/>
+  </w:num>
+  <w:num w:numId="20" w16cid:durableId="210730633">
+    <w:abstractNumId w:val="22"/>
+  </w:num>
+  <w:num w:numId="21" w16cid:durableId="469788988">
+    <w:abstractNumId w:val="38"/>
+  </w:num>
+  <w:num w:numId="22" w16cid:durableId="1597009658">
     <w:abstractNumId w:val="11"/>
   </w:num>
-  <w:num w:numId="15" w16cid:durableId="989796429">
-    <w:abstractNumId w:val="36"/>
-  </w:num>
-  <w:num w:numId="16" w16cid:durableId="1157527264">
-    <w:abstractNumId w:val="33"/>
-  </w:num>
-  <w:num w:numId="17" w16cid:durableId="1861313292">
-    <w:abstractNumId w:val="25"/>
-  </w:num>
-  <w:num w:numId="18" w16cid:durableId="964581234">
-    <w:abstractNumId w:val="30"/>
-  </w:num>
-  <w:num w:numId="19" w16cid:durableId="730614651">
-    <w:abstractNumId w:val="41"/>
-  </w:num>
-  <w:num w:numId="20" w16cid:durableId="210730633">
-    <w:abstractNumId w:val="20"/>
-  </w:num>
-  <w:num w:numId="21" w16cid:durableId="469788988">
-    <w:abstractNumId w:val="35"/>
-  </w:num>
-  <w:num w:numId="22" w16cid:durableId="1597009658">
-    <w:abstractNumId w:val="10"/>
-  </w:num>
   <w:num w:numId="23" w16cid:durableId="1774084344">
-    <w:abstractNumId w:val="24"/>
+    <w:abstractNumId w:val="26"/>
   </w:num>
   <w:num w:numId="24" w16cid:durableId="126433098">
-    <w:abstractNumId w:val="27"/>
+    <w:abstractNumId w:val="29"/>
   </w:num>
   <w:num w:numId="25" w16cid:durableId="1717705285">
     <w:abstractNumId w:val="2"/>
   </w:num>
   <w:num w:numId="26" w16cid:durableId="369885195">
-    <w:abstractNumId w:val="31"/>
+    <w:abstractNumId w:val="34"/>
   </w:num>
   <w:num w:numId="27" w16cid:durableId="1129205253">
-    <w:abstractNumId w:val="21"/>
+    <w:abstractNumId w:val="23"/>
   </w:num>
   <w:num w:numId="28" w16cid:durableId="1112092941">
     <w:abstractNumId w:val="5"/>
@@ -15797,49 +18884,58 @@
     <w:abstractNumId w:val="3"/>
   </w:num>
   <w:num w:numId="30" w16cid:durableId="199123837">
-    <w:abstractNumId w:val="34"/>
+    <w:abstractNumId w:val="37"/>
   </w:num>
   <w:num w:numId="31" w16cid:durableId="214245510">
-    <w:abstractNumId w:val="29"/>
+    <w:abstractNumId w:val="31"/>
   </w:num>
   <w:num w:numId="32" w16cid:durableId="1079669772">
-    <w:abstractNumId w:val="22"/>
+    <w:abstractNumId w:val="24"/>
   </w:num>
   <w:num w:numId="33" w16cid:durableId="1429228008">
-    <w:abstractNumId w:val="26"/>
+    <w:abstractNumId w:val="28"/>
   </w:num>
   <w:num w:numId="34" w16cid:durableId="1723938936">
     <w:abstractNumId w:val="7"/>
   </w:num>
   <w:num w:numId="35" w16cid:durableId="724835170">
-    <w:abstractNumId w:val="18"/>
+    <w:abstractNumId w:val="20"/>
   </w:num>
   <w:num w:numId="36" w16cid:durableId="1880628805">
-    <w:abstractNumId w:val="37"/>
+    <w:abstractNumId w:val="40"/>
   </w:num>
   <w:num w:numId="37" w16cid:durableId="1529758442">
-    <w:abstractNumId w:val="28"/>
+    <w:abstractNumId w:val="30"/>
   </w:num>
   <w:num w:numId="38" w16cid:durableId="1091388106">
-    <w:abstractNumId w:val="39"/>
+    <w:abstractNumId w:val="42"/>
   </w:num>
   <w:num w:numId="39" w16cid:durableId="398552505">
-    <w:abstractNumId w:val="12"/>
+    <w:abstractNumId w:val="13"/>
   </w:num>
   <w:num w:numId="40" w16cid:durableId="699889985">
-    <w:abstractNumId w:val="43"/>
+    <w:abstractNumId w:val="46"/>
   </w:num>
   <w:num w:numId="41" w16cid:durableId="1168204960">
     <w:abstractNumId w:val="8"/>
   </w:num>
   <w:num w:numId="42" w16cid:durableId="1205672855">
-    <w:abstractNumId w:val="15"/>
+    <w:abstractNumId w:val="16"/>
   </w:num>
   <w:num w:numId="43" w16cid:durableId="893810982">
-    <w:abstractNumId w:val="40"/>
+    <w:abstractNumId w:val="43"/>
   </w:num>
   <w:num w:numId="44" w16cid:durableId="1236208376">
     <w:abstractNumId w:val="4"/>
+  </w:num>
+  <w:num w:numId="45" w16cid:durableId="133184501">
+    <w:abstractNumId w:val="19"/>
+  </w:num>
+  <w:num w:numId="46" w16cid:durableId="991257840">
+    <w:abstractNumId w:val="32"/>
+  </w:num>
+  <w:num w:numId="47" w16cid:durableId="138697115">
+    <w:abstractNumId w:val="10"/>
   </w:num>
   <w:numIdMacAtCleanup w:val="44"/>
 </w:numbering>
@@ -16242,16 +19338,16 @@
     <w:lsdException w:name="Unresolved Mention" w:semiHidden="1" w:unhideWhenUsed="1"/>
     <w:lsdException w:name="Smart Link" w:semiHidden="1" w:unhideWhenUsed="1"/>
   </w:latentStyles>
-  <w:style w:type="paragraph" w:default="1" w:styleId="Normal">
+  <w:style w:type="paragraph" w:default="1" w:styleId="Standard">
     <w:name w:val="Normal"/>
     <w:qFormat/>
     <w:rsid w:val="00383C04"/>
   </w:style>
-  <w:style w:type="paragraph" w:styleId="Heading1">
+  <w:style w:type="paragraph" w:styleId="berschrift1">
     <w:name w:val="heading 1"/>
-    <w:basedOn w:val="Normal"/>
-    <w:next w:val="Normal"/>
-    <w:link w:val="Heading1Char"/>
+    <w:basedOn w:val="Standard"/>
+    <w:next w:val="Standard"/>
+    <w:link w:val="berschrift1Zchn"/>
     <w:uiPriority w:val="9"/>
     <w:qFormat/>
     <w:rsid w:val="00657E60"/>
@@ -16268,11 +19364,11 @@
       <w:szCs w:val="40"/>
     </w:rPr>
   </w:style>
-  <w:style w:type="paragraph" w:styleId="Heading2">
+  <w:style w:type="paragraph" w:styleId="berschrift2">
     <w:name w:val="heading 2"/>
-    <w:basedOn w:val="Normal"/>
-    <w:next w:val="Normal"/>
-    <w:link w:val="Heading2Char"/>
+    <w:basedOn w:val="Standard"/>
+    <w:next w:val="Standard"/>
+    <w:link w:val="berschrift2Zchn"/>
     <w:uiPriority w:val="9"/>
     <w:unhideWhenUsed/>
     <w:qFormat/>
@@ -16290,11 +19386,11 @@
       <w:szCs w:val="32"/>
     </w:rPr>
   </w:style>
-  <w:style w:type="paragraph" w:styleId="Heading3">
+  <w:style w:type="paragraph" w:styleId="berschrift3">
     <w:name w:val="heading 3"/>
-    <w:basedOn w:val="Normal"/>
-    <w:next w:val="Normal"/>
-    <w:link w:val="Heading3Char"/>
+    <w:basedOn w:val="Standard"/>
+    <w:next w:val="Standard"/>
+    <w:link w:val="berschrift3Zchn"/>
     <w:uiPriority w:val="9"/>
     <w:unhideWhenUsed/>
     <w:qFormat/>
@@ -16312,11 +19408,11 @@
       <w:szCs w:val="28"/>
     </w:rPr>
   </w:style>
-  <w:style w:type="paragraph" w:styleId="Heading4">
+  <w:style w:type="paragraph" w:styleId="berschrift4">
     <w:name w:val="heading 4"/>
-    <w:basedOn w:val="Normal"/>
-    <w:next w:val="Normal"/>
-    <w:link w:val="Heading4Char"/>
+    <w:basedOn w:val="Standard"/>
+    <w:next w:val="Standard"/>
+    <w:link w:val="berschrift4Zchn"/>
     <w:uiPriority w:val="9"/>
     <w:semiHidden/>
     <w:unhideWhenUsed/>
@@ -16335,11 +19431,11 @@
       <w:color w:val="0F4761" w:themeColor="accent1" w:themeShade="BF"/>
     </w:rPr>
   </w:style>
-  <w:style w:type="paragraph" w:styleId="Heading5">
+  <w:style w:type="paragraph" w:styleId="berschrift5">
     <w:name w:val="heading 5"/>
-    <w:basedOn w:val="Normal"/>
-    <w:next w:val="Normal"/>
-    <w:link w:val="Heading5Char"/>
+    <w:basedOn w:val="Standard"/>
+    <w:next w:val="Standard"/>
+    <w:link w:val="berschrift5Zchn"/>
     <w:uiPriority w:val="9"/>
     <w:semiHidden/>
     <w:unhideWhenUsed/>
@@ -16356,11 +19452,11 @@
       <w:color w:val="0F4761" w:themeColor="accent1" w:themeShade="BF"/>
     </w:rPr>
   </w:style>
-  <w:style w:type="paragraph" w:styleId="Heading6">
+  <w:style w:type="paragraph" w:styleId="berschrift6">
     <w:name w:val="heading 6"/>
-    <w:basedOn w:val="Normal"/>
-    <w:next w:val="Normal"/>
-    <w:link w:val="Heading6Char"/>
+    <w:basedOn w:val="Standard"/>
+    <w:next w:val="Standard"/>
+    <w:link w:val="berschrift6Zchn"/>
     <w:uiPriority w:val="9"/>
     <w:semiHidden/>
     <w:unhideWhenUsed/>
@@ -16379,11 +19475,11 @@
       <w:color w:val="595959" w:themeColor="text1" w:themeTint="A6"/>
     </w:rPr>
   </w:style>
-  <w:style w:type="paragraph" w:styleId="Heading7">
+  <w:style w:type="paragraph" w:styleId="berschrift7">
     <w:name w:val="heading 7"/>
-    <w:basedOn w:val="Normal"/>
-    <w:next w:val="Normal"/>
-    <w:link w:val="Heading7Char"/>
+    <w:basedOn w:val="Standard"/>
+    <w:next w:val="Standard"/>
+    <w:link w:val="berschrift7Zchn"/>
     <w:uiPriority w:val="9"/>
     <w:semiHidden/>
     <w:unhideWhenUsed/>
@@ -16400,11 +19496,11 @@
       <w:color w:val="595959" w:themeColor="text1" w:themeTint="A6"/>
     </w:rPr>
   </w:style>
-  <w:style w:type="paragraph" w:styleId="Heading8">
+  <w:style w:type="paragraph" w:styleId="berschrift8">
     <w:name w:val="heading 8"/>
-    <w:basedOn w:val="Normal"/>
-    <w:next w:val="Normal"/>
-    <w:link w:val="Heading8Char"/>
+    <w:basedOn w:val="Standard"/>
+    <w:next w:val="Standard"/>
+    <w:link w:val="berschrift8Zchn"/>
     <w:uiPriority w:val="9"/>
     <w:semiHidden/>
     <w:unhideWhenUsed/>
@@ -16423,11 +19519,11 @@
       <w:color w:val="272727" w:themeColor="text1" w:themeTint="D8"/>
     </w:rPr>
   </w:style>
-  <w:style w:type="paragraph" w:styleId="Heading9">
+  <w:style w:type="paragraph" w:styleId="berschrift9">
     <w:name w:val="heading 9"/>
-    <w:basedOn w:val="Normal"/>
-    <w:next w:val="Normal"/>
-    <w:link w:val="Heading9Char"/>
+    <w:basedOn w:val="Standard"/>
+    <w:next w:val="Standard"/>
+    <w:link w:val="berschrift9Zchn"/>
     <w:uiPriority w:val="9"/>
     <w:semiHidden/>
     <w:unhideWhenUsed/>
@@ -16444,13 +19540,12 @@
       <w:color w:val="272727" w:themeColor="text1" w:themeTint="D8"/>
     </w:rPr>
   </w:style>
-  <w:style w:type="character" w:default="1" w:styleId="DefaultParagraphFont">
+  <w:style w:type="character" w:default="1" w:styleId="Absatz-Standardschriftart">
     <w:name w:val="Default Paragraph Font"/>
     <w:uiPriority w:val="1"/>
-    <w:semiHidden/>
     <w:unhideWhenUsed/>
   </w:style>
-  <w:style w:type="table" w:default="1" w:styleId="TableNormal">
+  <w:style w:type="table" w:default="1" w:styleId="NormaleTabelle">
     <w:name w:val="Normal Table"/>
     <w:uiPriority w:val="99"/>
     <w:semiHidden/>
@@ -16465,16 +19560,16 @@
       </w:tblCellMar>
     </w:tblPr>
   </w:style>
-  <w:style w:type="numbering" w:default="1" w:styleId="NoList">
+  <w:style w:type="numbering" w:default="1" w:styleId="KeineListe">
     <w:name w:val="No List"/>
     <w:uiPriority w:val="99"/>
     <w:semiHidden/>
     <w:unhideWhenUsed/>
   </w:style>
-  <w:style w:type="character" w:customStyle="1" w:styleId="Heading1Char">
-    <w:name w:val="Heading 1 Char"/>
-    <w:basedOn w:val="DefaultParagraphFont"/>
-    <w:link w:val="Heading1"/>
+  <w:style w:type="character" w:customStyle="1" w:styleId="berschrift1Zchn">
+    <w:name w:val="Überschrift 1 Zchn"/>
+    <w:basedOn w:val="Absatz-Standardschriftart"/>
+    <w:link w:val="berschrift1"/>
     <w:uiPriority w:val="9"/>
     <w:rsid w:val="00657E60"/>
     <w:rPr>
@@ -16484,10 +19579,10 @@
       <w:szCs w:val="40"/>
     </w:rPr>
   </w:style>
-  <w:style w:type="character" w:customStyle="1" w:styleId="Heading2Char">
-    <w:name w:val="Heading 2 Char"/>
-    <w:basedOn w:val="DefaultParagraphFont"/>
-    <w:link w:val="Heading2"/>
+  <w:style w:type="character" w:customStyle="1" w:styleId="berschrift2Zchn">
+    <w:name w:val="Überschrift 2 Zchn"/>
+    <w:basedOn w:val="Absatz-Standardschriftart"/>
+    <w:link w:val="berschrift2"/>
     <w:uiPriority w:val="9"/>
     <w:rsid w:val="00657E60"/>
     <w:rPr>
@@ -16497,10 +19592,10 @@
       <w:szCs w:val="32"/>
     </w:rPr>
   </w:style>
-  <w:style w:type="character" w:customStyle="1" w:styleId="Heading3Char">
-    <w:name w:val="Heading 3 Char"/>
-    <w:basedOn w:val="DefaultParagraphFont"/>
-    <w:link w:val="Heading3"/>
+  <w:style w:type="character" w:customStyle="1" w:styleId="berschrift3Zchn">
+    <w:name w:val="Überschrift 3 Zchn"/>
+    <w:basedOn w:val="Absatz-Standardschriftart"/>
+    <w:link w:val="berschrift3"/>
     <w:uiPriority w:val="9"/>
     <w:rsid w:val="00657E60"/>
     <w:rPr>
@@ -16510,10 +19605,10 @@
       <w:szCs w:val="28"/>
     </w:rPr>
   </w:style>
-  <w:style w:type="character" w:customStyle="1" w:styleId="Heading4Char">
-    <w:name w:val="Heading 4 Char"/>
-    <w:basedOn w:val="DefaultParagraphFont"/>
-    <w:link w:val="Heading4"/>
+  <w:style w:type="character" w:customStyle="1" w:styleId="berschrift4Zchn">
+    <w:name w:val="Überschrift 4 Zchn"/>
+    <w:basedOn w:val="Absatz-Standardschriftart"/>
+    <w:link w:val="berschrift4"/>
     <w:uiPriority w:val="9"/>
     <w:semiHidden/>
     <w:rsid w:val="00657E60"/>
@@ -16524,10 +19619,10 @@
       <w:color w:val="0F4761" w:themeColor="accent1" w:themeShade="BF"/>
     </w:rPr>
   </w:style>
-  <w:style w:type="character" w:customStyle="1" w:styleId="Heading5Char">
-    <w:name w:val="Heading 5 Char"/>
-    <w:basedOn w:val="DefaultParagraphFont"/>
-    <w:link w:val="Heading5"/>
+  <w:style w:type="character" w:customStyle="1" w:styleId="berschrift5Zchn">
+    <w:name w:val="Überschrift 5 Zchn"/>
+    <w:basedOn w:val="Absatz-Standardschriftart"/>
+    <w:link w:val="berschrift5"/>
     <w:uiPriority w:val="9"/>
     <w:semiHidden/>
     <w:rsid w:val="00657E60"/>
@@ -16536,10 +19631,10 @@
       <w:color w:val="0F4761" w:themeColor="accent1" w:themeShade="BF"/>
     </w:rPr>
   </w:style>
-  <w:style w:type="character" w:customStyle="1" w:styleId="Heading6Char">
-    <w:name w:val="Heading 6 Char"/>
-    <w:basedOn w:val="DefaultParagraphFont"/>
-    <w:link w:val="Heading6"/>
+  <w:style w:type="character" w:customStyle="1" w:styleId="berschrift6Zchn">
+    <w:name w:val="Überschrift 6 Zchn"/>
+    <w:basedOn w:val="Absatz-Standardschriftart"/>
+    <w:link w:val="berschrift6"/>
     <w:uiPriority w:val="9"/>
     <w:semiHidden/>
     <w:rsid w:val="00657E60"/>
@@ -16550,10 +19645,10 @@
       <w:color w:val="595959" w:themeColor="text1" w:themeTint="A6"/>
     </w:rPr>
   </w:style>
-  <w:style w:type="character" w:customStyle="1" w:styleId="Heading7Char">
-    <w:name w:val="Heading 7 Char"/>
-    <w:basedOn w:val="DefaultParagraphFont"/>
-    <w:link w:val="Heading7"/>
+  <w:style w:type="character" w:customStyle="1" w:styleId="berschrift7Zchn">
+    <w:name w:val="Überschrift 7 Zchn"/>
+    <w:basedOn w:val="Absatz-Standardschriftart"/>
+    <w:link w:val="berschrift7"/>
     <w:uiPriority w:val="9"/>
     <w:semiHidden/>
     <w:rsid w:val="00657E60"/>
@@ -16562,10 +19657,10 @@
       <w:color w:val="595959" w:themeColor="text1" w:themeTint="A6"/>
     </w:rPr>
   </w:style>
-  <w:style w:type="character" w:customStyle="1" w:styleId="Heading8Char">
-    <w:name w:val="Heading 8 Char"/>
-    <w:basedOn w:val="DefaultParagraphFont"/>
-    <w:link w:val="Heading8"/>
+  <w:style w:type="character" w:customStyle="1" w:styleId="berschrift8Zchn">
+    <w:name w:val="Überschrift 8 Zchn"/>
+    <w:basedOn w:val="Absatz-Standardschriftart"/>
+    <w:link w:val="berschrift8"/>
     <w:uiPriority w:val="9"/>
     <w:semiHidden/>
     <w:rsid w:val="00657E60"/>
@@ -16576,10 +19671,10 @@
       <w:color w:val="272727" w:themeColor="text1" w:themeTint="D8"/>
     </w:rPr>
   </w:style>
-  <w:style w:type="character" w:customStyle="1" w:styleId="Heading9Char">
-    <w:name w:val="Heading 9 Char"/>
-    <w:basedOn w:val="DefaultParagraphFont"/>
-    <w:link w:val="Heading9"/>
+  <w:style w:type="character" w:customStyle="1" w:styleId="berschrift9Zchn">
+    <w:name w:val="Überschrift 9 Zchn"/>
+    <w:basedOn w:val="Absatz-Standardschriftart"/>
+    <w:link w:val="berschrift9"/>
     <w:uiPriority w:val="9"/>
     <w:semiHidden/>
     <w:rsid w:val="00657E60"/>
@@ -16588,11 +19683,11 @@
       <w:color w:val="272727" w:themeColor="text1" w:themeTint="D8"/>
     </w:rPr>
   </w:style>
-  <w:style w:type="paragraph" w:styleId="Title">
+  <w:style w:type="paragraph" w:styleId="Titel">
     <w:name w:val="Title"/>
-    <w:basedOn w:val="Normal"/>
-    <w:next w:val="Normal"/>
-    <w:link w:val="TitleChar"/>
+    <w:basedOn w:val="Standard"/>
+    <w:next w:val="Standard"/>
+    <w:link w:val="TitelZchn"/>
     <w:uiPriority w:val="10"/>
     <w:qFormat/>
     <w:rsid w:val="00657E60"/>
@@ -16608,10 +19703,10 @@
       <w:szCs w:val="56"/>
     </w:rPr>
   </w:style>
-  <w:style w:type="character" w:customStyle="1" w:styleId="TitleChar">
-    <w:name w:val="Title Char"/>
-    <w:basedOn w:val="DefaultParagraphFont"/>
-    <w:link w:val="Title"/>
+  <w:style w:type="character" w:customStyle="1" w:styleId="TitelZchn">
+    <w:name w:val="Titel Zchn"/>
+    <w:basedOn w:val="Absatz-Standardschriftart"/>
+    <w:link w:val="Titel"/>
     <w:uiPriority w:val="10"/>
     <w:rsid w:val="00657E60"/>
     <w:rPr>
@@ -16622,11 +19717,11 @@
       <w:szCs w:val="56"/>
     </w:rPr>
   </w:style>
-  <w:style w:type="paragraph" w:styleId="Subtitle">
+  <w:style w:type="paragraph" w:styleId="Untertitel">
     <w:name w:val="Subtitle"/>
-    <w:basedOn w:val="Normal"/>
-    <w:next w:val="Normal"/>
-    <w:link w:val="SubtitleChar"/>
+    <w:basedOn w:val="Standard"/>
+    <w:next w:val="Standard"/>
+    <w:link w:val="UntertitelZchn"/>
     <w:uiPriority w:val="11"/>
     <w:qFormat/>
     <w:rsid w:val="00657E60"/>
@@ -16643,10 +19738,10 @@
       <w:szCs w:val="28"/>
     </w:rPr>
   </w:style>
-  <w:style w:type="character" w:customStyle="1" w:styleId="SubtitleChar">
-    <w:name w:val="Subtitle Char"/>
-    <w:basedOn w:val="DefaultParagraphFont"/>
-    <w:link w:val="Subtitle"/>
+  <w:style w:type="character" w:customStyle="1" w:styleId="UntertitelZchn">
+    <w:name w:val="Untertitel Zchn"/>
+    <w:basedOn w:val="Absatz-Standardschriftart"/>
+    <w:link w:val="Untertitel"/>
     <w:uiPriority w:val="11"/>
     <w:rsid w:val="00657E60"/>
     <w:rPr>
@@ -16657,11 +19752,11 @@
       <w:szCs w:val="28"/>
     </w:rPr>
   </w:style>
-  <w:style w:type="paragraph" w:styleId="Quote">
+  <w:style w:type="paragraph" w:styleId="Zitat">
     <w:name w:val="Quote"/>
-    <w:basedOn w:val="Normal"/>
-    <w:next w:val="Normal"/>
-    <w:link w:val="QuoteChar"/>
+    <w:basedOn w:val="Standard"/>
+    <w:next w:val="Standard"/>
+    <w:link w:val="ZitatZchn"/>
     <w:uiPriority w:val="29"/>
     <w:qFormat/>
     <w:rsid w:val="00657E60"/>
@@ -16675,10 +19770,10 @@
       <w:color w:val="404040" w:themeColor="text1" w:themeTint="BF"/>
     </w:rPr>
   </w:style>
-  <w:style w:type="character" w:customStyle="1" w:styleId="QuoteChar">
-    <w:name w:val="Quote Char"/>
-    <w:basedOn w:val="DefaultParagraphFont"/>
-    <w:link w:val="Quote"/>
+  <w:style w:type="character" w:customStyle="1" w:styleId="ZitatZchn">
+    <w:name w:val="Zitat Zchn"/>
+    <w:basedOn w:val="Absatz-Standardschriftart"/>
+    <w:link w:val="Zitat"/>
     <w:uiPriority w:val="29"/>
     <w:rsid w:val="00657E60"/>
     <w:rPr>
@@ -16687,9 +19782,9 @@
       <w:color w:val="404040" w:themeColor="text1" w:themeTint="BF"/>
     </w:rPr>
   </w:style>
-  <w:style w:type="paragraph" w:styleId="ListParagraph">
+  <w:style w:type="paragraph" w:styleId="Listenabsatz">
     <w:name w:val="List Paragraph"/>
-    <w:basedOn w:val="Normal"/>
+    <w:basedOn w:val="Standard"/>
     <w:uiPriority w:val="34"/>
     <w:qFormat/>
     <w:rsid w:val="00657E60"/>
@@ -16698,9 +19793,9 @@
       <w:contextualSpacing/>
     </w:pPr>
   </w:style>
-  <w:style w:type="character" w:styleId="IntenseEmphasis">
+  <w:style w:type="character" w:styleId="IntensiveHervorhebung">
     <w:name w:val="Intense Emphasis"/>
-    <w:basedOn w:val="DefaultParagraphFont"/>
+    <w:basedOn w:val="Absatz-Standardschriftart"/>
     <w:uiPriority w:val="21"/>
     <w:qFormat/>
     <w:rsid w:val="00657E60"/>
@@ -16710,11 +19805,11 @@
       <w:color w:val="0F4761" w:themeColor="accent1" w:themeShade="BF"/>
     </w:rPr>
   </w:style>
-  <w:style w:type="paragraph" w:styleId="IntenseQuote">
+  <w:style w:type="paragraph" w:styleId="IntensivesZitat">
     <w:name w:val="Intense Quote"/>
-    <w:basedOn w:val="Normal"/>
-    <w:next w:val="Normal"/>
-    <w:link w:val="IntenseQuoteChar"/>
+    <w:basedOn w:val="Standard"/>
+    <w:next w:val="Standard"/>
+    <w:link w:val="IntensivesZitatZchn"/>
     <w:uiPriority w:val="30"/>
     <w:qFormat/>
     <w:rsid w:val="00657E60"/>
@@ -16733,10 +19828,10 @@
       <w:color w:val="0F4761" w:themeColor="accent1" w:themeShade="BF"/>
     </w:rPr>
   </w:style>
-  <w:style w:type="character" w:customStyle="1" w:styleId="IntenseQuoteChar">
-    <w:name w:val="Intense Quote Char"/>
-    <w:basedOn w:val="DefaultParagraphFont"/>
-    <w:link w:val="IntenseQuote"/>
+  <w:style w:type="character" w:customStyle="1" w:styleId="IntensivesZitatZchn">
+    <w:name w:val="Intensives Zitat Zchn"/>
+    <w:basedOn w:val="Absatz-Standardschriftart"/>
+    <w:link w:val="IntensivesZitat"/>
     <w:uiPriority w:val="30"/>
     <w:rsid w:val="00657E60"/>
     <w:rPr>
@@ -16745,9 +19840,9 @@
       <w:color w:val="0F4761" w:themeColor="accent1" w:themeShade="BF"/>
     </w:rPr>
   </w:style>
-  <w:style w:type="character" w:styleId="IntenseReference">
+  <w:style w:type="character" w:styleId="IntensiverVerweis">
     <w:name w:val="Intense Reference"/>
-    <w:basedOn w:val="DefaultParagraphFont"/>
+    <w:basedOn w:val="Absatz-Standardschriftart"/>
     <w:uiPriority w:val="32"/>
     <w:qFormat/>
     <w:rsid w:val="00657E60"/>
@@ -16759,10 +19854,10 @@
       <w:spacing w:val="5"/>
     </w:rPr>
   </w:style>
-  <w:style w:type="paragraph" w:styleId="TOCHeading">
+  <w:style w:type="paragraph" w:styleId="Inhaltsverzeichnisberschrift">
     <w:name w:val="TOC Heading"/>
-    <w:basedOn w:val="Heading1"/>
-    <w:next w:val="Normal"/>
+    <w:basedOn w:val="berschrift1"/>
+    <w:next w:val="Standard"/>
     <w:uiPriority w:val="39"/>
     <w:unhideWhenUsed/>
     <w:qFormat/>
@@ -16779,10 +19874,10 @@
       <w14:ligatures w14:val="none"/>
     </w:rPr>
   </w:style>
-  <w:style w:type="paragraph" w:styleId="TOC1">
+  <w:style w:type="paragraph" w:styleId="Verzeichnis1">
     <w:name w:val="toc 1"/>
-    <w:basedOn w:val="Normal"/>
-    <w:next w:val="Normal"/>
+    <w:basedOn w:val="Standard"/>
+    <w:next w:val="Standard"/>
     <w:autoRedefine/>
     <w:uiPriority w:val="39"/>
     <w:unhideWhenUsed/>
@@ -16793,7 +19888,7 @@
   </w:style>
   <w:style w:type="character" w:styleId="Hyperlink">
     <w:name w:val="Hyperlink"/>
-    <w:basedOn w:val="DefaultParagraphFont"/>
+    <w:basedOn w:val="Absatz-Standardschriftart"/>
     <w:uiPriority w:val="99"/>
     <w:unhideWhenUsed/>
     <w:rsid w:val="00B16574"/>
@@ -16802,9 +19897,9 @@
       <w:u w:val="single"/>
     </w:rPr>
   </w:style>
-  <w:style w:type="character" w:styleId="UnresolvedMention">
+  <w:style w:type="character" w:styleId="NichtaufgelsteErwhnung">
     <w:name w:val="Unresolved Mention"/>
-    <w:basedOn w:val="DefaultParagraphFont"/>
+    <w:basedOn w:val="Absatz-Standardschriftart"/>
     <w:uiPriority w:val="99"/>
     <w:semiHidden/>
     <w:unhideWhenUsed/>
@@ -16814,10 +19909,10 @@
       <w:shd w:val="clear" w:color="auto" w:fill="E1DFDD"/>
     </w:rPr>
   </w:style>
-  <w:style w:type="paragraph" w:styleId="TOC2">
+  <w:style w:type="paragraph" w:styleId="Verzeichnis2">
     <w:name w:val="toc 2"/>
-    <w:basedOn w:val="Normal"/>
-    <w:next w:val="Normal"/>
+    <w:basedOn w:val="Standard"/>
+    <w:next w:val="Standard"/>
     <w:autoRedefine/>
     <w:uiPriority w:val="39"/>
     <w:unhideWhenUsed/>
